--- a/README.docx
+++ b/README.docx
@@ -60,9 +60,370 @@
       <w:r>
         <w:t>Sau đó xây dựng các node</w:t>
       </w:r>
-    </w:p>
-    <w:p/>
-    <w:p/>
+      <w:r>
+        <w:t xml:space="preserve"> thì thấy các node khác nhau chứa các tài khoản khác nhau lại trùng nhau giữa các bank ID bằng chứng trong tập kiểm tra check_duplicate.ipynb nên phải dung tuple để xây dựng node</w:t>
+      </w:r>
+    </w:p>
+    <w:p>
+      <w:r>
+        <w:t xml:space="preserve">Dữ liệu sẽ được chia theo 60/20/20 để đảm bảo hiệu quả theo như tác giả giới thiệu, trong tập train sẽ được áp dụng các giải pháp để đảm bảo mô hình không bị overfiting vì tỉ lệ fraud/ binh thường là rất lớn. Các giải thuật sử dụng để chống overfiting cho bài toán </w:t>
+      </w:r>
+      <w:r>
+        <w:t>là L1, L2 giảm độ quan trọng của giao dịch binh thường còn đối với giao dịch gian lận sẽ tăng độ nhận diện lên bằng trọng số w và bình phương lên</w:t>
+      </w:r>
+      <w:r>
+        <w:t xml:space="preserve"> trên tập train, trên tập val sẽ dùng early stopping để bỏ noise và các trường hợp cá biệt </w:t>
+      </w:r>
+    </w:p>
+    <w:p>
+      <w:r>
+        <w:rPr>
+          <w:noProof/>
+        </w:rPr>
+        <w:lastRenderedPageBreak/>
+        <w:drawing>
+          <wp:inline distT="0" distB="0" distL="0" distR="0" wp14:anchorId="0B9CA9B8" wp14:editId="36EFF393">
+            <wp:extent cx="5943600" cy="2719070"/>
+            <wp:effectExtent l="0" t="0" r="0" b="5080"/>
+            <wp:docPr id="1" name="Picture 1"/>
+            <wp:cNvGraphicFramePr>
+              <a:graphicFrameLocks xmlns:a="http://schemas.openxmlformats.org/drawingml/2006/main" noChangeAspect="1"/>
+            </wp:cNvGraphicFramePr>
+            <a:graphic xmlns:a="http://schemas.openxmlformats.org/drawingml/2006/main">
+              <a:graphicData uri="http://schemas.openxmlformats.org/drawingml/2006/picture">
+                <pic:pic xmlns:pic="http://schemas.openxmlformats.org/drawingml/2006/picture">
+                  <pic:nvPicPr>
+                    <pic:cNvPr id="1" name=""/>
+                    <pic:cNvPicPr/>
+                  </pic:nvPicPr>
+                  <pic:blipFill>
+                    <a:blip r:embed="rId6"/>
+                    <a:stretch>
+                      <a:fillRect/>
+                    </a:stretch>
+                  </pic:blipFill>
+                  <pic:spPr>
+                    <a:xfrm>
+                      <a:off x="0" y="0"/>
+                      <a:ext cx="5943600" cy="2719070"/>
+                    </a:xfrm>
+                    <a:prstGeom prst="rect">
+                      <a:avLst/>
+                    </a:prstGeom>
+                  </pic:spPr>
+                </pic:pic>
+              </a:graphicData>
+            </a:graphic>
+          </wp:inline>
+        </w:drawing>
+      </w:r>
+    </w:p>
+    <w:p>
+      <w:r>
+        <w:rPr>
+          <w:noProof/>
+        </w:rPr>
+        <w:drawing>
+          <wp:inline distT="0" distB="0" distL="0" distR="0" wp14:anchorId="3D02AA7C" wp14:editId="365D3B01">
+            <wp:extent cx="5943600" cy="1294765"/>
+            <wp:effectExtent l="0" t="0" r="0" b="635"/>
+            <wp:docPr id="2" name="Picture 2"/>
+            <wp:cNvGraphicFramePr>
+              <a:graphicFrameLocks xmlns:a="http://schemas.openxmlformats.org/drawingml/2006/main" noChangeAspect="1"/>
+            </wp:cNvGraphicFramePr>
+            <a:graphic xmlns:a="http://schemas.openxmlformats.org/drawingml/2006/main">
+              <a:graphicData uri="http://schemas.openxmlformats.org/drawingml/2006/picture">
+                <pic:pic xmlns:pic="http://schemas.openxmlformats.org/drawingml/2006/picture">
+                  <pic:nvPicPr>
+                    <pic:cNvPr id="1" name=""/>
+                    <pic:cNvPicPr/>
+                  </pic:nvPicPr>
+                  <pic:blipFill>
+                    <a:blip r:embed="rId7"/>
+                    <a:stretch>
+                      <a:fillRect/>
+                    </a:stretch>
+                  </pic:blipFill>
+                  <pic:spPr>
+                    <a:xfrm>
+                      <a:off x="0" y="0"/>
+                      <a:ext cx="5943600" cy="1294765"/>
+                    </a:xfrm>
+                    <a:prstGeom prst="rect">
+                      <a:avLst/>
+                    </a:prstGeom>
+                  </pic:spPr>
+                </pic:pic>
+              </a:graphicData>
+            </a:graphic>
+          </wp:inline>
+        </w:drawing>
+      </w:r>
+    </w:p>
+    <w:p>
+      <w:r>
+        <w:t>Chia tập thời gian:</w:t>
+      </w:r>
+    </w:p>
+    <w:p>
+      <w:r>
+        <w:t>Định nghĩa NodeLabelFraud: có 3 cột (Account, Bank ID, IsLaundering)</w:t>
+      </w:r>
+    </w:p>
+    <w:p>
+      <w:r>
+        <w:rPr>
+          <w:noProof/>
+        </w:rPr>
+        <w:lastRenderedPageBreak/>
+        <w:drawing>
+          <wp:inline distT="0" distB="0" distL="0" distR="0" wp14:anchorId="2F54AA21" wp14:editId="159130DB">
+            <wp:extent cx="5943600" cy="4060190"/>
+            <wp:effectExtent l="0" t="0" r="0" b="0"/>
+            <wp:docPr id="3" name="Picture 3"/>
+            <wp:cNvGraphicFramePr>
+              <a:graphicFrameLocks xmlns:a="http://schemas.openxmlformats.org/drawingml/2006/main" noChangeAspect="1"/>
+            </wp:cNvGraphicFramePr>
+            <a:graphic xmlns:a="http://schemas.openxmlformats.org/drawingml/2006/main">
+              <a:graphicData uri="http://schemas.openxmlformats.org/drawingml/2006/picture">
+                <pic:pic xmlns:pic="http://schemas.openxmlformats.org/drawingml/2006/picture">
+                  <pic:nvPicPr>
+                    <pic:cNvPr id="1" name=""/>
+                    <pic:cNvPicPr/>
+                  </pic:nvPicPr>
+                  <pic:blipFill>
+                    <a:blip r:embed="rId8"/>
+                    <a:stretch>
+                      <a:fillRect/>
+                    </a:stretch>
+                  </pic:blipFill>
+                  <pic:spPr>
+                    <a:xfrm>
+                      <a:off x="0" y="0"/>
+                      <a:ext cx="5943600" cy="4060190"/>
+                    </a:xfrm>
+                    <a:prstGeom prst="rect">
+                      <a:avLst/>
+                    </a:prstGeom>
+                  </pic:spPr>
+                </pic:pic>
+              </a:graphicData>
+            </a:graphic>
+          </wp:inline>
+        </w:drawing>
+      </w:r>
+    </w:p>
+    <w:p>
+      <w:r>
+        <w:t>Kết quả</w:t>
+      </w:r>
+    </w:p>
+    <w:p>
+      <w:r>
+        <w:rPr>
+          <w:noProof/>
+        </w:rPr>
+        <w:drawing>
+          <wp:inline distT="0" distB="0" distL="0" distR="0" wp14:anchorId="2D8F1856" wp14:editId="65A56A97">
+            <wp:extent cx="5477639" cy="2962688"/>
+            <wp:effectExtent l="0" t="0" r="8890" b="9525"/>
+            <wp:docPr id="4" name="Picture 4"/>
+            <wp:cNvGraphicFramePr>
+              <a:graphicFrameLocks xmlns:a="http://schemas.openxmlformats.org/drawingml/2006/main" noChangeAspect="1"/>
+            </wp:cNvGraphicFramePr>
+            <a:graphic xmlns:a="http://schemas.openxmlformats.org/drawingml/2006/main">
+              <a:graphicData uri="http://schemas.openxmlformats.org/drawingml/2006/picture">
+                <pic:pic xmlns:pic="http://schemas.openxmlformats.org/drawingml/2006/picture">
+                  <pic:nvPicPr>
+                    <pic:cNvPr id="1" name=""/>
+                    <pic:cNvPicPr/>
+                  </pic:nvPicPr>
+                  <pic:blipFill>
+                    <a:blip r:embed="rId9"/>
+                    <a:stretch>
+                      <a:fillRect/>
+                    </a:stretch>
+                  </pic:blipFill>
+                  <pic:spPr>
+                    <a:xfrm>
+                      <a:off x="0" y="0"/>
+                      <a:ext cx="5477639" cy="2962688"/>
+                    </a:xfrm>
+                    <a:prstGeom prst="rect">
+                      <a:avLst/>
+                    </a:prstGeom>
+                  </pic:spPr>
+                </pic:pic>
+              </a:graphicData>
+            </a:graphic>
+          </wp:inline>
+        </w:drawing>
+      </w:r>
+    </w:p>
+    <w:p>
+      <w:r>
+        <w:lastRenderedPageBreak/>
+        <w:t xml:space="preserve">Tiếp theo sẽ split train/test/value các giao dịch trong Hi-Small_trans bằng cách gán nhãn, tỷ lệ là 60/20/20, các giao dịch ở các tập khác nhau sẽ bắt đầu từ 0h của 1 ngày để đảm bảo cập nhật lại các vecto đặc trưng không bị sai đánh giá vì hệ thống có cơ chế cập nhật từng batch, làm mới node embedding mỗi ngày nên việc xé đôi thời gian trong 1 ngày việc tính toán embedding </w:t>
+      </w:r>
+      <w:r>
+        <w:t>cho các tập sẽ bị lỗi logic và gây rò rỉ thông tin từ tương lai</w:t>
+      </w:r>
+    </w:p>
+    <w:p>
+      <w:r>
+        <w:t>Sau khi chia các tập dữ liệu có các phân bố như trong hình dưới đây:</w:t>
+      </w:r>
+      <w:r>
+        <w:rPr>
+          <w:noProof/>
+        </w:rPr>
+        <w:drawing>
+          <wp:inline distT="0" distB="0" distL="0" distR="0" wp14:anchorId="6297ADA3" wp14:editId="57B7B3A7">
+            <wp:extent cx="5943600" cy="1464310"/>
+            <wp:effectExtent l="0" t="0" r="0" b="2540"/>
+            <wp:docPr id="5" name="Picture 5"/>
+            <wp:cNvGraphicFramePr>
+              <a:graphicFrameLocks xmlns:a="http://schemas.openxmlformats.org/drawingml/2006/main" noChangeAspect="1"/>
+            </wp:cNvGraphicFramePr>
+            <a:graphic xmlns:a="http://schemas.openxmlformats.org/drawingml/2006/main">
+              <a:graphicData uri="http://schemas.openxmlformats.org/drawingml/2006/picture">
+                <pic:pic xmlns:pic="http://schemas.openxmlformats.org/drawingml/2006/picture">
+                  <pic:nvPicPr>
+                    <pic:cNvPr id="1" name=""/>
+                    <pic:cNvPicPr/>
+                  </pic:nvPicPr>
+                  <pic:blipFill>
+                    <a:blip r:embed="rId10"/>
+                    <a:stretch>
+                      <a:fillRect/>
+                    </a:stretch>
+                  </pic:blipFill>
+                  <pic:spPr>
+                    <a:xfrm>
+                      <a:off x="0" y="0"/>
+                      <a:ext cx="5943600" cy="1464310"/>
+                    </a:xfrm>
+                    <a:prstGeom prst="rect">
+                      <a:avLst/>
+                    </a:prstGeom>
+                  </pic:spPr>
+                </pic:pic>
+              </a:graphicData>
+            </a:graphic>
+          </wp:inline>
+        </w:drawing>
+      </w:r>
+    </w:p>
+    <w:p>
+      <w:r>
+        <w:t>Vì phải cắt số giao dịch vào đầu ngày nên không thể split một nửa tập này một nửa tập kia trong 1 ngày được nên tỷ lệ chia các tập: 54.5/19/26.5</w:t>
+      </w:r>
+    </w:p>
+    <w:p>
+      <w:r>
+        <w:t>Tỷ lệ fraud giữa train và test là gấp đôi nhưng đây là “sự dịch chuyển phân phối” (distribution shift) không thể tránh khỏi</w:t>
+      </w:r>
+    </w:p>
+    <w:p>
+      <w:r>
+        <w:t>Bài báo liên quan</w:t>
+      </w:r>
+      <w:r>
+        <w:t xml:space="preserve">, chứng minh được bộ dữ liệu </w:t>
+      </w:r>
+      <w:r>
+        <w:t>IBM laundering dataset vì sao nên chọn: mới hơn, tỷ lệ fraud thấp giống thực tế, IBM mô phỏng thông qua một bộ dữ liệu thật có thật rất đáng tin cậy vì giống dữ liệu thật chỉ khác cái tên được đặt khác</w:t>
+      </w:r>
+      <w:r>
+        <w:t>, được cộng đồng nghiên cứu đón nhận</w:t>
+      </w:r>
+      <w:r>
+        <w:t xml:space="preserve">. Chọn </w:t>
+      </w:r>
+      <w:r>
+        <w:t>H</w:t>
+      </w:r>
+      <w:r>
+        <w:t>I-Small vì máy chỉ đủ dùng cho bản Small, chọn HI vì dễ cho việc huấn luyện luyện và đánh giá mạng GNN, đây là lựa chọn phù hợp các bài báo, luận văn tập trung vào kiến trúc và phương pháp luận nên bản HI dễ đánh giá hơn nếu có lỗi cũng biết do mỗi hình dở chứ không phái thiếu dữ liệu</w:t>
+      </w:r>
+      <w:r>
+        <w:t>. Nhiều bài báo trện thế giới cũng dùng HI nên dễ so sánh benchmark hơn trực tiếp hơn</w:t>
+      </w:r>
+    </w:p>
+    <w:p>
+      <w:r>
+        <w:t xml:space="preserve">1/ </w:t>
+      </w:r>
+      <w:hyperlink r:id="rId11" w:history="1">
+        <w:r>
+          <w:rPr>
+            <w:rStyle w:val="Hyperlink"/>
+          </w:rPr>
+          <w:t>https://arxiv.org/pdf/2502.19952</w:t>
+        </w:r>
+      </w:hyperlink>
+      <w:r>
+        <w:t>: IBM Laundering là bộ dữ liệu sinh từ SIMAML từ giao dịch AliPay của bài báo</w:t>
+      </w:r>
+    </w:p>
+    <w:p>
+      <w:r>
+        <w:t xml:space="preserve">2/ </w:t>
+      </w:r>
+      <w:hyperlink r:id="rId12" w:history="1">
+        <w:r>
+          <w:rPr>
+            <w:rStyle w:val="Hyperlink"/>
+          </w:rPr>
+          <w:t>https://arxiv.org/pdf/2503.24259</w:t>
+        </w:r>
+      </w:hyperlink>
+      <w:r>
+        <w:t>: bài báo sử dụng dữ liệu IBM bản HI-Small để khám phá ra cách rửa tiền</w:t>
+      </w:r>
+      <w:r>
+        <w:t xml:space="preserve"> bằng GNN, bài báo được xuất bản vào tháng 3 năm 2025 và được công nhận vì dataset mang tính thực tế</w:t>
+      </w:r>
+    </w:p>
+    <w:p>
+      <w:r>
+        <w:lastRenderedPageBreak/>
+        <w:t>Bối cảnh và thách thức</w:t>
+      </w:r>
+    </w:p>
+    <w:p>
+      <w:r>
+        <w:t xml:space="preserve">Một </w:t>
+      </w:r>
+      <w:r>
+        <w:t>khó khăn trong việc phát hiện rửa tiền là tội phạm luôn thay đổi hành vi gây khó khăn trong việc điều tra. Các mô hình học máy truyền truyền thống làm không tốt trong việc phát hiện các hành vi gian lận ở các hành vi khác nhau, nên phương pháp đồ thị sẽ được áp dụng vào bài này vì nó giải quyết được tính học liên tục, ít bị quên và không bị kém hiệu quả như các mô hình học máy truyền thống. Mô hình này hiệu quả vì khi tích hợp thông tin mới vẫn giữ được các kiến thức trước đó mà nó đã học, bài toán học đồ thị cho AML là còn khá mới</w:t>
+      </w:r>
+      <w:r>
+        <w:t xml:space="preserve">, nên đóng góp của luận văn là để đóng góp bài toán học đồ thị cho AML xem hiệu quả so với các phương pháp </w:t>
+      </w:r>
+      <w:r>
+        <w:t xml:space="preserve">truyền thống </w:t>
+      </w:r>
+      <w:r>
+        <w:t>khác và các phương pháp đồ thị với các bài báo</w:t>
+      </w:r>
+      <w:r>
+        <w:t xml:space="preserve"> để tìm ra phương pháp thực nghiệm tốt nhất. Học đồ thị có hiệu quả đối với dữ liệu mất cân bằng, và các mô hình có nhiều biến thể dữ liệu như các mô hình gian lận đang phát triển</w:t>
+      </w:r>
+      <w:r>
+        <w:t>. học liên tục cũng giúp giảm tình trạng catasgophic forgetting</w:t>
+      </w:r>
+    </w:p>
+    <w:p>
+      <w:r>
+        <w:t>Học liên tục còn được gọi là học tăng cường hoặc học suốt  đời</w:t>
+      </w:r>
+    </w:p>
+    <w:p>
+      <w:r>
+        <w:t xml:space="preserve">Nghiên cứu sẽ so sánh hiệu quả trên các tham số relative to hiệu suất, hiện tượng quên, tác động của chiều sâu và chiều rộng của mạng GNN </w:t>
+      </w:r>
+    </w:p>
     <w:sectPr>
       <w:pgSz w:w="12240" w:h="15840"/>
       <w:pgMar w:top="1440" w:right="1440" w:bottom="1440" w:left="1440" w:header="720" w:footer="720" w:gutter="0"/>
@@ -697,6 +1058,29 @@
       <w:contextualSpacing/>
     </w:pPr>
   </w:style>
+  <w:style w:type="character" w:styleId="Hyperlink">
+    <w:name w:val="Hyperlink"/>
+    <w:basedOn w:val="DefaultParagraphFont"/>
+    <w:uiPriority w:val="99"/>
+    <w:unhideWhenUsed/>
+    <w:rsid w:val="00E11059"/>
+    <w:rPr>
+      <w:color w:val="0563C1" w:themeColor="hyperlink"/>
+      <w:u w:val="single"/>
+    </w:rPr>
+  </w:style>
+  <w:style w:type="character" w:styleId="UnresolvedMention">
+    <w:name w:val="Unresolved Mention"/>
+    <w:basedOn w:val="DefaultParagraphFont"/>
+    <w:uiPriority w:val="99"/>
+    <w:semiHidden/>
+    <w:unhideWhenUsed/>
+    <w:rsid w:val="00E11059"/>
+    <w:rPr>
+      <w:color w:val="605E5C"/>
+      <w:shd w:val="clear" w:color="auto" w:fill="E1DFDD"/>
+    </w:rPr>
+  </w:style>
 </w:styles>
 </file>
 

--- a/README.docx
+++ b/README.docx
@@ -19,20 +19,560 @@
           <w:numId w:val="1"/>
         </w:numPr>
       </w:pPr>
-      <w:r>
-        <w:t>Chọn dataset</w:t>
+      <w:proofErr w:type="spellStart"/>
+      <w:r>
+        <w:t>Chọn</w:t>
+      </w:r>
+      <w:proofErr w:type="spellEnd"/>
+      <w:r>
+        <w:t xml:space="preserve"> dataset</w:t>
       </w:r>
     </w:p>
     <w:p>
-      <w:r>
-        <w:t xml:space="preserve">Chọn </w:t>
-      </w:r>
-      <w:r>
-        <w:t xml:space="preserve">HI vì dữ liệu có nhiều pattern hơn, dễ train, nhiều mẫu dương hơn để học và đo PR-AUC, Precision và Recall ổn định </w:t>
-      </w:r>
-      <w:r>
-        <w:t>hơn, ít bị nhiễu. Thay vì train bằng LI thì test LI sẽ giúp đánh giá mô hình có hiệu quả không, vì trên thực tế người ta phát hiện gian lận bằng các giải thuật đã được kiểm nghiệm trước đó chứ không ai phát hiện gian lận bằng cách thử mô hình cả</w:t>
-      </w:r>
+      <w:proofErr w:type="spellStart"/>
+      <w:r>
+        <w:t>Chọn</w:t>
+      </w:r>
+      <w:proofErr w:type="spellEnd"/>
+      <w:r>
+        <w:t xml:space="preserve"> </w:t>
+      </w:r>
+      <w:r>
+        <w:t xml:space="preserve">HI </w:t>
+      </w:r>
+      <w:proofErr w:type="spellStart"/>
+      <w:r>
+        <w:t>vì</w:t>
+      </w:r>
+      <w:proofErr w:type="spellEnd"/>
+      <w:r>
+        <w:t xml:space="preserve"> </w:t>
+      </w:r>
+      <w:proofErr w:type="spellStart"/>
+      <w:r>
+        <w:t>dữ</w:t>
+      </w:r>
+      <w:proofErr w:type="spellEnd"/>
+      <w:r>
+        <w:t xml:space="preserve"> </w:t>
+      </w:r>
+      <w:proofErr w:type="spellStart"/>
+      <w:r>
+        <w:t>liệu</w:t>
+      </w:r>
+      <w:proofErr w:type="spellEnd"/>
+      <w:r>
+        <w:t xml:space="preserve"> </w:t>
+      </w:r>
+      <w:proofErr w:type="spellStart"/>
+      <w:r>
+        <w:t>có</w:t>
+      </w:r>
+      <w:proofErr w:type="spellEnd"/>
+      <w:r>
+        <w:t xml:space="preserve"> </w:t>
+      </w:r>
+      <w:proofErr w:type="spellStart"/>
+      <w:r>
+        <w:t>nhiều</w:t>
+      </w:r>
+      <w:proofErr w:type="spellEnd"/>
+      <w:r>
+        <w:t xml:space="preserve"> pattern </w:t>
+      </w:r>
+      <w:proofErr w:type="spellStart"/>
+      <w:r>
+        <w:t>hơn</w:t>
+      </w:r>
+      <w:proofErr w:type="spellEnd"/>
+      <w:r>
+        <w:t xml:space="preserve">, </w:t>
+      </w:r>
+      <w:proofErr w:type="spellStart"/>
+      <w:r>
+        <w:t>dễ</w:t>
+      </w:r>
+      <w:proofErr w:type="spellEnd"/>
+      <w:r>
+        <w:t xml:space="preserve"> train, </w:t>
+      </w:r>
+      <w:proofErr w:type="spellStart"/>
+      <w:r>
+        <w:t>nhiều</w:t>
+      </w:r>
+      <w:proofErr w:type="spellEnd"/>
+      <w:r>
+        <w:t xml:space="preserve"> </w:t>
+      </w:r>
+      <w:proofErr w:type="spellStart"/>
+      <w:r>
+        <w:t>mẫu</w:t>
+      </w:r>
+      <w:proofErr w:type="spellEnd"/>
+      <w:r>
+        <w:t xml:space="preserve"> </w:t>
+      </w:r>
+      <w:proofErr w:type="spellStart"/>
+      <w:r>
+        <w:t>dương</w:t>
+      </w:r>
+      <w:proofErr w:type="spellEnd"/>
+      <w:r>
+        <w:t xml:space="preserve"> </w:t>
+      </w:r>
+      <w:proofErr w:type="spellStart"/>
+      <w:r>
+        <w:t>hơn</w:t>
+      </w:r>
+      <w:proofErr w:type="spellEnd"/>
+      <w:r>
+        <w:t xml:space="preserve"> </w:t>
+      </w:r>
+      <w:proofErr w:type="spellStart"/>
+      <w:r>
+        <w:t>để</w:t>
+      </w:r>
+      <w:proofErr w:type="spellEnd"/>
+      <w:r>
+        <w:t xml:space="preserve"> </w:t>
+      </w:r>
+      <w:proofErr w:type="spellStart"/>
+      <w:r>
+        <w:t>học</w:t>
+      </w:r>
+      <w:proofErr w:type="spellEnd"/>
+      <w:r>
+        <w:t xml:space="preserve"> </w:t>
+      </w:r>
+      <w:proofErr w:type="spellStart"/>
+      <w:r>
+        <w:t>và</w:t>
+      </w:r>
+      <w:proofErr w:type="spellEnd"/>
+      <w:r>
+        <w:t xml:space="preserve"> </w:t>
+      </w:r>
+      <w:proofErr w:type="spellStart"/>
+      <w:r>
+        <w:t>đo</w:t>
+      </w:r>
+      <w:proofErr w:type="spellEnd"/>
+      <w:r>
+        <w:t xml:space="preserve"> PR-AUC, Precision </w:t>
+      </w:r>
+      <w:proofErr w:type="spellStart"/>
+      <w:r>
+        <w:t>và</w:t>
+      </w:r>
+      <w:proofErr w:type="spellEnd"/>
+      <w:r>
+        <w:t xml:space="preserve"> Recall </w:t>
+      </w:r>
+      <w:proofErr w:type="spellStart"/>
+      <w:r>
+        <w:t>ổn</w:t>
+      </w:r>
+      <w:proofErr w:type="spellEnd"/>
+      <w:r>
+        <w:t xml:space="preserve"> </w:t>
+      </w:r>
+      <w:proofErr w:type="spellStart"/>
+      <w:r>
+        <w:t>định</w:t>
+      </w:r>
+      <w:proofErr w:type="spellEnd"/>
+      <w:r>
+        <w:t xml:space="preserve"> </w:t>
+      </w:r>
+      <w:proofErr w:type="spellStart"/>
+      <w:r>
+        <w:t>hơn</w:t>
+      </w:r>
+      <w:proofErr w:type="spellEnd"/>
+      <w:r>
+        <w:t xml:space="preserve">, </w:t>
+      </w:r>
+      <w:proofErr w:type="spellStart"/>
+      <w:r>
+        <w:t>ít</w:t>
+      </w:r>
+      <w:proofErr w:type="spellEnd"/>
+      <w:r>
+        <w:t xml:space="preserve"> </w:t>
+      </w:r>
+      <w:proofErr w:type="spellStart"/>
+      <w:r>
+        <w:t>bị</w:t>
+      </w:r>
+      <w:proofErr w:type="spellEnd"/>
+      <w:r>
+        <w:t xml:space="preserve"> </w:t>
+      </w:r>
+      <w:proofErr w:type="spellStart"/>
+      <w:r>
+        <w:t>nhiễu</w:t>
+      </w:r>
+      <w:proofErr w:type="spellEnd"/>
+      <w:r>
+        <w:t xml:space="preserve">. </w:t>
+      </w:r>
+      <w:proofErr w:type="spellStart"/>
+      <w:r>
+        <w:t>Thay</w:t>
+      </w:r>
+      <w:proofErr w:type="spellEnd"/>
+      <w:r>
+        <w:t xml:space="preserve"> </w:t>
+      </w:r>
+      <w:proofErr w:type="spellStart"/>
+      <w:r>
+        <w:t>vì</w:t>
+      </w:r>
+      <w:proofErr w:type="spellEnd"/>
+      <w:r>
+        <w:t xml:space="preserve"> train </w:t>
+      </w:r>
+      <w:proofErr w:type="spellStart"/>
+      <w:r>
+        <w:t>bằng</w:t>
+      </w:r>
+      <w:proofErr w:type="spellEnd"/>
+      <w:r>
+        <w:t xml:space="preserve"> LI </w:t>
+      </w:r>
+      <w:proofErr w:type="spellStart"/>
+      <w:r>
+        <w:t>thì</w:t>
+      </w:r>
+      <w:proofErr w:type="spellEnd"/>
+      <w:r>
+        <w:t xml:space="preserve"> test LI </w:t>
+      </w:r>
+      <w:proofErr w:type="spellStart"/>
+      <w:r>
+        <w:t>sẽ</w:t>
+      </w:r>
+      <w:proofErr w:type="spellEnd"/>
+      <w:r>
+        <w:t xml:space="preserve"> </w:t>
+      </w:r>
+      <w:proofErr w:type="spellStart"/>
+      <w:r>
+        <w:t>giúp</w:t>
+      </w:r>
+      <w:proofErr w:type="spellEnd"/>
+      <w:r>
+        <w:t xml:space="preserve"> </w:t>
+      </w:r>
+      <w:proofErr w:type="spellStart"/>
+      <w:r>
+        <w:t>đánh</w:t>
+      </w:r>
+      <w:proofErr w:type="spellEnd"/>
+      <w:r>
+        <w:t xml:space="preserve"> </w:t>
+      </w:r>
+      <w:proofErr w:type="spellStart"/>
+      <w:r>
+        <w:t>giá</w:t>
+      </w:r>
+      <w:proofErr w:type="spellEnd"/>
+      <w:r>
+        <w:t xml:space="preserve"> </w:t>
+      </w:r>
+      <w:proofErr w:type="spellStart"/>
+      <w:r>
+        <w:t>mô</w:t>
+      </w:r>
+      <w:proofErr w:type="spellEnd"/>
+      <w:r>
+        <w:t xml:space="preserve"> </w:t>
+      </w:r>
+      <w:proofErr w:type="spellStart"/>
+      <w:r>
+        <w:t>hình</w:t>
+      </w:r>
+      <w:proofErr w:type="spellEnd"/>
+      <w:r>
+        <w:t xml:space="preserve"> </w:t>
+      </w:r>
+      <w:proofErr w:type="spellStart"/>
+      <w:r>
+        <w:t>có</w:t>
+      </w:r>
+      <w:proofErr w:type="spellEnd"/>
+      <w:r>
+        <w:t xml:space="preserve"> </w:t>
+      </w:r>
+      <w:proofErr w:type="spellStart"/>
+      <w:r>
+        <w:t>hiệu</w:t>
+      </w:r>
+      <w:proofErr w:type="spellEnd"/>
+      <w:r>
+        <w:t xml:space="preserve"> </w:t>
+      </w:r>
+      <w:proofErr w:type="spellStart"/>
+      <w:r>
+        <w:t>quả</w:t>
+      </w:r>
+      <w:proofErr w:type="spellEnd"/>
+      <w:r>
+        <w:t xml:space="preserve"> </w:t>
+      </w:r>
+      <w:proofErr w:type="spellStart"/>
+      <w:r>
+        <w:t>không</w:t>
+      </w:r>
+      <w:proofErr w:type="spellEnd"/>
+      <w:r>
+        <w:t xml:space="preserve">, </w:t>
+      </w:r>
+      <w:proofErr w:type="spellStart"/>
+      <w:r>
+        <w:t>vì</w:t>
+      </w:r>
+      <w:proofErr w:type="spellEnd"/>
+      <w:r>
+        <w:t xml:space="preserve"> </w:t>
+      </w:r>
+      <w:proofErr w:type="spellStart"/>
+      <w:r>
+        <w:t>trên</w:t>
+      </w:r>
+      <w:proofErr w:type="spellEnd"/>
+      <w:r>
+        <w:t xml:space="preserve"> </w:t>
+      </w:r>
+      <w:proofErr w:type="spellStart"/>
+      <w:r>
+        <w:t>thực</w:t>
+      </w:r>
+      <w:proofErr w:type="spellEnd"/>
+      <w:r>
+        <w:t xml:space="preserve"> </w:t>
+      </w:r>
+      <w:proofErr w:type="spellStart"/>
+      <w:r>
+        <w:t>tế</w:t>
+      </w:r>
+      <w:proofErr w:type="spellEnd"/>
+      <w:r>
+        <w:t xml:space="preserve"> </w:t>
+      </w:r>
+      <w:proofErr w:type="spellStart"/>
+      <w:r>
+        <w:t>người</w:t>
+      </w:r>
+      <w:proofErr w:type="spellEnd"/>
+      <w:r>
+        <w:t xml:space="preserve"> ta </w:t>
+      </w:r>
+      <w:proofErr w:type="spellStart"/>
+      <w:r>
+        <w:t>phát</w:t>
+      </w:r>
+      <w:proofErr w:type="spellEnd"/>
+      <w:r>
+        <w:t xml:space="preserve"> </w:t>
+      </w:r>
+      <w:proofErr w:type="spellStart"/>
+      <w:r>
+        <w:t>hiện</w:t>
+      </w:r>
+      <w:proofErr w:type="spellEnd"/>
+      <w:r>
+        <w:t xml:space="preserve"> </w:t>
+      </w:r>
+      <w:proofErr w:type="spellStart"/>
+      <w:r>
+        <w:t>gian</w:t>
+      </w:r>
+      <w:proofErr w:type="spellEnd"/>
+      <w:r>
+        <w:t xml:space="preserve"> </w:t>
+      </w:r>
+      <w:proofErr w:type="spellStart"/>
+      <w:r>
+        <w:t>lận</w:t>
+      </w:r>
+      <w:proofErr w:type="spellEnd"/>
+      <w:r>
+        <w:t xml:space="preserve"> </w:t>
+      </w:r>
+      <w:proofErr w:type="spellStart"/>
+      <w:r>
+        <w:t>bằng</w:t>
+      </w:r>
+      <w:proofErr w:type="spellEnd"/>
+      <w:r>
+        <w:t xml:space="preserve"> </w:t>
+      </w:r>
+      <w:proofErr w:type="spellStart"/>
+      <w:r>
+        <w:t>các</w:t>
+      </w:r>
+      <w:proofErr w:type="spellEnd"/>
+      <w:r>
+        <w:t xml:space="preserve"> </w:t>
+      </w:r>
+      <w:proofErr w:type="spellStart"/>
+      <w:r>
+        <w:t>giải</w:t>
+      </w:r>
+      <w:proofErr w:type="spellEnd"/>
+      <w:r>
+        <w:t xml:space="preserve"> </w:t>
+      </w:r>
+      <w:proofErr w:type="spellStart"/>
+      <w:r>
+        <w:t>thuật</w:t>
+      </w:r>
+      <w:proofErr w:type="spellEnd"/>
+      <w:r>
+        <w:t xml:space="preserve"> </w:t>
+      </w:r>
+      <w:proofErr w:type="spellStart"/>
+      <w:r>
+        <w:t>đã</w:t>
+      </w:r>
+      <w:proofErr w:type="spellEnd"/>
+      <w:r>
+        <w:t xml:space="preserve"> </w:t>
+      </w:r>
+      <w:proofErr w:type="spellStart"/>
+      <w:r>
+        <w:t>được</w:t>
+      </w:r>
+      <w:proofErr w:type="spellEnd"/>
+      <w:r>
+        <w:t xml:space="preserve"> </w:t>
+      </w:r>
+      <w:proofErr w:type="spellStart"/>
+      <w:r>
+        <w:t>kiểm</w:t>
+      </w:r>
+      <w:proofErr w:type="spellEnd"/>
+      <w:r>
+        <w:t xml:space="preserve"> </w:t>
+      </w:r>
+      <w:proofErr w:type="spellStart"/>
+      <w:r>
+        <w:t>nghiệm</w:t>
+      </w:r>
+      <w:proofErr w:type="spellEnd"/>
+      <w:r>
+        <w:t xml:space="preserve"> </w:t>
+      </w:r>
+      <w:proofErr w:type="spellStart"/>
+      <w:r>
+        <w:t>trước</w:t>
+      </w:r>
+      <w:proofErr w:type="spellEnd"/>
+      <w:r>
+        <w:t xml:space="preserve"> </w:t>
+      </w:r>
+      <w:proofErr w:type="spellStart"/>
+      <w:r>
+        <w:t>đó</w:t>
+      </w:r>
+      <w:proofErr w:type="spellEnd"/>
+      <w:r>
+        <w:t xml:space="preserve"> </w:t>
+      </w:r>
+      <w:proofErr w:type="spellStart"/>
+      <w:r>
+        <w:t>chứ</w:t>
+      </w:r>
+      <w:proofErr w:type="spellEnd"/>
+      <w:r>
+        <w:t xml:space="preserve"> </w:t>
+      </w:r>
+      <w:proofErr w:type="spellStart"/>
+      <w:r>
+        <w:t>không</w:t>
+      </w:r>
+      <w:proofErr w:type="spellEnd"/>
+      <w:r>
+        <w:t xml:space="preserve"> ai </w:t>
+      </w:r>
+      <w:proofErr w:type="spellStart"/>
+      <w:r>
+        <w:t>phát</w:t>
+      </w:r>
+      <w:proofErr w:type="spellEnd"/>
+      <w:r>
+        <w:t xml:space="preserve"> </w:t>
+      </w:r>
+      <w:proofErr w:type="spellStart"/>
+      <w:r>
+        <w:t>hiện</w:t>
+      </w:r>
+      <w:proofErr w:type="spellEnd"/>
+      <w:r>
+        <w:t xml:space="preserve"> </w:t>
+      </w:r>
+      <w:proofErr w:type="spellStart"/>
+      <w:r>
+        <w:t>gian</w:t>
+      </w:r>
+      <w:proofErr w:type="spellEnd"/>
+      <w:r>
+        <w:t xml:space="preserve"> </w:t>
+      </w:r>
+      <w:proofErr w:type="spellStart"/>
+      <w:r>
+        <w:t>lận</w:t>
+      </w:r>
+      <w:proofErr w:type="spellEnd"/>
+      <w:r>
+        <w:t xml:space="preserve"> </w:t>
+      </w:r>
+      <w:proofErr w:type="spellStart"/>
+      <w:r>
+        <w:t>bằng</w:t>
+      </w:r>
+      <w:proofErr w:type="spellEnd"/>
+      <w:r>
+        <w:t xml:space="preserve"> </w:t>
+      </w:r>
+      <w:proofErr w:type="spellStart"/>
+      <w:r>
+        <w:t>cách</w:t>
+      </w:r>
+      <w:proofErr w:type="spellEnd"/>
+      <w:r>
+        <w:t xml:space="preserve"> </w:t>
+      </w:r>
+      <w:proofErr w:type="spellStart"/>
+      <w:r>
+        <w:t>thử</w:t>
+      </w:r>
+      <w:proofErr w:type="spellEnd"/>
+      <w:r>
+        <w:t xml:space="preserve"> </w:t>
+      </w:r>
+      <w:proofErr w:type="spellStart"/>
+      <w:r>
+        <w:t>mô</w:t>
+      </w:r>
+      <w:proofErr w:type="spellEnd"/>
+      <w:r>
+        <w:t xml:space="preserve"> </w:t>
+      </w:r>
+      <w:proofErr w:type="spellStart"/>
+      <w:r>
+        <w:t>hình</w:t>
+      </w:r>
+      <w:proofErr w:type="spellEnd"/>
+      <w:r>
+        <w:t xml:space="preserve"> </w:t>
+      </w:r>
+      <w:proofErr w:type="spellStart"/>
+      <w:r>
+        <w:t>cả</w:t>
+      </w:r>
+      <w:proofErr w:type="spellEnd"/>
     </w:p>
     <w:p>
       <w:pPr>
@@ -42,37 +582,1824 @@
           <w:numId w:val="1"/>
         </w:numPr>
       </w:pPr>
-      <w:r>
-        <w:t>Tiền xử lý dữ liệu và hướng tiếp cận</w:t>
-      </w:r>
+      <w:proofErr w:type="spellStart"/>
+      <w:r>
+        <w:t>Tiền</w:t>
+      </w:r>
+      <w:proofErr w:type="spellEnd"/>
+      <w:r>
+        <w:t xml:space="preserve"> </w:t>
+      </w:r>
+      <w:proofErr w:type="spellStart"/>
+      <w:r>
+        <w:t>xử</w:t>
+      </w:r>
+      <w:proofErr w:type="spellEnd"/>
+      <w:r>
+        <w:t xml:space="preserve"> </w:t>
+      </w:r>
+      <w:proofErr w:type="spellStart"/>
+      <w:r>
+        <w:t>lý</w:t>
+      </w:r>
+      <w:proofErr w:type="spellEnd"/>
+      <w:r>
+        <w:t xml:space="preserve"> </w:t>
+      </w:r>
+      <w:proofErr w:type="spellStart"/>
+      <w:r>
+        <w:t>dữ</w:t>
+      </w:r>
+      <w:proofErr w:type="spellEnd"/>
+      <w:r>
+        <w:t xml:space="preserve"> </w:t>
+      </w:r>
+      <w:proofErr w:type="spellStart"/>
+      <w:r>
+        <w:t>liệu</w:t>
+      </w:r>
+      <w:proofErr w:type="spellEnd"/>
+      <w:r>
+        <w:t xml:space="preserve"> </w:t>
+      </w:r>
+      <w:proofErr w:type="spellStart"/>
+      <w:r>
+        <w:t>và</w:t>
+      </w:r>
+      <w:proofErr w:type="spellEnd"/>
+      <w:r>
+        <w:t xml:space="preserve"> </w:t>
+      </w:r>
+      <w:proofErr w:type="spellStart"/>
+      <w:r>
+        <w:t>hướng</w:t>
+      </w:r>
+      <w:proofErr w:type="spellEnd"/>
+      <w:r>
+        <w:t xml:space="preserve"> </w:t>
+      </w:r>
+      <w:proofErr w:type="spellStart"/>
+      <w:r>
+        <w:t>tiếp</w:t>
+      </w:r>
+      <w:proofErr w:type="spellEnd"/>
+      <w:r>
+        <w:t xml:space="preserve"> </w:t>
+      </w:r>
+      <w:proofErr w:type="spellStart"/>
+      <w:r>
+        <w:t>cận</w:t>
+      </w:r>
+      <w:proofErr w:type="spellEnd"/>
     </w:p>
     <w:p>
       <w:r>
-        <w:t>Do cấu hình máy 16GB, VRAM 4GB nên việc quản lý 5 triệu node giao dịch sẽ ảnh hưởng lớn đến việc xây dựng đồ thị và quản lý bộ nhớ nên việc dựng graph không khả thi thay vào đó em xây dựng node tài khoản fraud thay vì giao dịch fraud, mỗi tài khoản là 1 node, giao dịch là cạnh, tài khoản nào có cạnh giao dịch fraud thì tài khoản đó sẽ được đánh dấu, cách này khả thi hơn vì chỉ cần xây dựng khoảng 500 nghìn node thay vì 5 triệu node</w:t>
+        <w:t xml:space="preserve">Do </w:t>
+      </w:r>
+      <w:proofErr w:type="spellStart"/>
+      <w:r>
+        <w:t>cấu</w:t>
+      </w:r>
+      <w:proofErr w:type="spellEnd"/>
+      <w:r>
+        <w:t xml:space="preserve"> </w:t>
+      </w:r>
+      <w:proofErr w:type="spellStart"/>
+      <w:r>
+        <w:t>hình</w:t>
+      </w:r>
+      <w:proofErr w:type="spellEnd"/>
+      <w:r>
+        <w:t xml:space="preserve"> </w:t>
+      </w:r>
+      <w:proofErr w:type="spellStart"/>
+      <w:r>
+        <w:t>máy</w:t>
+      </w:r>
+      <w:proofErr w:type="spellEnd"/>
+      <w:r>
+        <w:t xml:space="preserve"> 16GB, VRAM 4GB </w:t>
+      </w:r>
+      <w:proofErr w:type="spellStart"/>
+      <w:r>
+        <w:t>nên</w:t>
+      </w:r>
+      <w:proofErr w:type="spellEnd"/>
+      <w:r>
+        <w:t xml:space="preserve"> </w:t>
+      </w:r>
+      <w:proofErr w:type="spellStart"/>
+      <w:r>
+        <w:t>việc</w:t>
+      </w:r>
+      <w:proofErr w:type="spellEnd"/>
+      <w:r>
+        <w:t xml:space="preserve"> </w:t>
+      </w:r>
+      <w:proofErr w:type="spellStart"/>
+      <w:r>
+        <w:t>quản</w:t>
+      </w:r>
+      <w:proofErr w:type="spellEnd"/>
+      <w:r>
+        <w:t xml:space="preserve"> </w:t>
+      </w:r>
+      <w:proofErr w:type="spellStart"/>
+      <w:r>
+        <w:t>lý</w:t>
+      </w:r>
+      <w:proofErr w:type="spellEnd"/>
+      <w:r>
+        <w:t xml:space="preserve"> 5 </w:t>
+      </w:r>
+      <w:proofErr w:type="spellStart"/>
+      <w:r>
+        <w:t>triệu</w:t>
+      </w:r>
+      <w:proofErr w:type="spellEnd"/>
+      <w:r>
+        <w:t xml:space="preserve"> node </w:t>
+      </w:r>
+      <w:proofErr w:type="spellStart"/>
+      <w:r>
+        <w:t>giao</w:t>
+      </w:r>
+      <w:proofErr w:type="spellEnd"/>
+      <w:r>
+        <w:t xml:space="preserve"> </w:t>
+      </w:r>
+      <w:proofErr w:type="spellStart"/>
+      <w:r>
+        <w:t>dịch</w:t>
+      </w:r>
+      <w:proofErr w:type="spellEnd"/>
+      <w:r>
+        <w:t xml:space="preserve"> </w:t>
+      </w:r>
+      <w:proofErr w:type="spellStart"/>
+      <w:r>
+        <w:t>sẽ</w:t>
+      </w:r>
+      <w:proofErr w:type="spellEnd"/>
+      <w:r>
+        <w:t xml:space="preserve"> </w:t>
+      </w:r>
+      <w:proofErr w:type="spellStart"/>
+      <w:r>
+        <w:t>ảnh</w:t>
+      </w:r>
+      <w:proofErr w:type="spellEnd"/>
+      <w:r>
+        <w:t xml:space="preserve"> </w:t>
+      </w:r>
+      <w:proofErr w:type="spellStart"/>
+      <w:r>
+        <w:t>hưởng</w:t>
+      </w:r>
+      <w:proofErr w:type="spellEnd"/>
+      <w:r>
+        <w:t xml:space="preserve"> </w:t>
+      </w:r>
+      <w:proofErr w:type="spellStart"/>
+      <w:r>
+        <w:t>lớn</w:t>
+      </w:r>
+      <w:proofErr w:type="spellEnd"/>
+      <w:r>
+        <w:t xml:space="preserve"> </w:t>
+      </w:r>
+      <w:proofErr w:type="spellStart"/>
+      <w:r>
+        <w:t>đến</w:t>
+      </w:r>
+      <w:proofErr w:type="spellEnd"/>
+      <w:r>
+        <w:t xml:space="preserve"> </w:t>
+      </w:r>
+      <w:proofErr w:type="spellStart"/>
+      <w:r>
+        <w:t>việc</w:t>
+      </w:r>
+      <w:proofErr w:type="spellEnd"/>
+      <w:r>
+        <w:t xml:space="preserve"> </w:t>
+      </w:r>
+      <w:proofErr w:type="spellStart"/>
+      <w:r>
+        <w:t>xây</w:t>
+      </w:r>
+      <w:proofErr w:type="spellEnd"/>
+      <w:r>
+        <w:t xml:space="preserve"> </w:t>
+      </w:r>
+      <w:proofErr w:type="spellStart"/>
+      <w:r>
+        <w:t>dựng</w:t>
+      </w:r>
+      <w:proofErr w:type="spellEnd"/>
+      <w:r>
+        <w:t xml:space="preserve"> </w:t>
+      </w:r>
+      <w:proofErr w:type="spellStart"/>
+      <w:r>
+        <w:t>đồ</w:t>
+      </w:r>
+      <w:proofErr w:type="spellEnd"/>
+      <w:r>
+        <w:t xml:space="preserve"> </w:t>
+      </w:r>
+      <w:proofErr w:type="spellStart"/>
+      <w:r>
+        <w:t>thị</w:t>
+      </w:r>
+      <w:proofErr w:type="spellEnd"/>
+      <w:r>
+        <w:t xml:space="preserve"> </w:t>
+      </w:r>
+      <w:proofErr w:type="spellStart"/>
+      <w:r>
+        <w:t>và</w:t>
+      </w:r>
+      <w:proofErr w:type="spellEnd"/>
+      <w:r>
+        <w:t xml:space="preserve"> </w:t>
+      </w:r>
+      <w:proofErr w:type="spellStart"/>
+      <w:r>
+        <w:t>quản</w:t>
+      </w:r>
+      <w:proofErr w:type="spellEnd"/>
+      <w:r>
+        <w:t xml:space="preserve"> </w:t>
+      </w:r>
+      <w:proofErr w:type="spellStart"/>
+      <w:r>
+        <w:t>lý</w:t>
+      </w:r>
+      <w:proofErr w:type="spellEnd"/>
+      <w:r>
+        <w:t xml:space="preserve"> </w:t>
+      </w:r>
+      <w:proofErr w:type="spellStart"/>
+      <w:r>
+        <w:t>bộ</w:t>
+      </w:r>
+      <w:proofErr w:type="spellEnd"/>
+      <w:r>
+        <w:t xml:space="preserve"> </w:t>
+      </w:r>
+      <w:proofErr w:type="spellStart"/>
+      <w:r>
+        <w:t>nhớ</w:t>
+      </w:r>
+      <w:proofErr w:type="spellEnd"/>
+      <w:r>
+        <w:t xml:space="preserve"> </w:t>
+      </w:r>
+      <w:proofErr w:type="spellStart"/>
+      <w:r>
+        <w:t>nên</w:t>
+      </w:r>
+      <w:proofErr w:type="spellEnd"/>
+      <w:r>
+        <w:t xml:space="preserve"> </w:t>
+      </w:r>
+      <w:proofErr w:type="spellStart"/>
+      <w:r>
+        <w:t>việc</w:t>
+      </w:r>
+      <w:proofErr w:type="spellEnd"/>
+      <w:r>
+        <w:t xml:space="preserve"> </w:t>
+      </w:r>
+      <w:proofErr w:type="spellStart"/>
+      <w:r>
+        <w:t>dựng</w:t>
+      </w:r>
+      <w:proofErr w:type="spellEnd"/>
+      <w:r>
+        <w:t xml:space="preserve"> graph </w:t>
+      </w:r>
+      <w:proofErr w:type="spellStart"/>
+      <w:r>
+        <w:t>không</w:t>
+      </w:r>
+      <w:proofErr w:type="spellEnd"/>
+      <w:r>
+        <w:t xml:space="preserve"> </w:t>
+      </w:r>
+      <w:proofErr w:type="spellStart"/>
+      <w:r>
+        <w:t>khả</w:t>
+      </w:r>
+      <w:proofErr w:type="spellEnd"/>
+      <w:r>
+        <w:t xml:space="preserve"> </w:t>
+      </w:r>
+      <w:proofErr w:type="spellStart"/>
+      <w:r>
+        <w:t>thi</w:t>
+      </w:r>
+      <w:proofErr w:type="spellEnd"/>
+      <w:r>
+        <w:t xml:space="preserve"> </w:t>
+      </w:r>
+      <w:proofErr w:type="spellStart"/>
+      <w:r>
+        <w:t>thay</w:t>
+      </w:r>
+      <w:proofErr w:type="spellEnd"/>
+      <w:r>
+        <w:t xml:space="preserve"> </w:t>
+      </w:r>
+      <w:proofErr w:type="spellStart"/>
+      <w:r>
+        <w:t>vào</w:t>
+      </w:r>
+      <w:proofErr w:type="spellEnd"/>
+      <w:r>
+        <w:t xml:space="preserve"> </w:t>
+      </w:r>
+      <w:proofErr w:type="spellStart"/>
+      <w:r>
+        <w:t>đó</w:t>
+      </w:r>
+      <w:proofErr w:type="spellEnd"/>
+      <w:r>
+        <w:t xml:space="preserve"> </w:t>
+      </w:r>
+      <w:proofErr w:type="spellStart"/>
+      <w:r>
+        <w:t>em</w:t>
+      </w:r>
+      <w:proofErr w:type="spellEnd"/>
+      <w:r>
+        <w:t xml:space="preserve"> </w:t>
+      </w:r>
+      <w:proofErr w:type="spellStart"/>
+      <w:r>
+        <w:t>xây</w:t>
+      </w:r>
+      <w:proofErr w:type="spellEnd"/>
+      <w:r>
+        <w:t xml:space="preserve"> </w:t>
+      </w:r>
+      <w:proofErr w:type="spellStart"/>
+      <w:r>
+        <w:t>dựng</w:t>
+      </w:r>
+      <w:proofErr w:type="spellEnd"/>
+      <w:r>
+        <w:t xml:space="preserve"> node tài </w:t>
+      </w:r>
+      <w:proofErr w:type="spellStart"/>
+      <w:r>
+        <w:t>khoản</w:t>
+      </w:r>
+      <w:proofErr w:type="spellEnd"/>
+      <w:r>
+        <w:t xml:space="preserve"> fraud </w:t>
+      </w:r>
+      <w:proofErr w:type="spellStart"/>
+      <w:r>
+        <w:t>thay</w:t>
+      </w:r>
+      <w:proofErr w:type="spellEnd"/>
+      <w:r>
+        <w:t xml:space="preserve"> </w:t>
+      </w:r>
+      <w:proofErr w:type="spellStart"/>
+      <w:r>
+        <w:t>vì</w:t>
+      </w:r>
+      <w:proofErr w:type="spellEnd"/>
+      <w:r>
+        <w:t xml:space="preserve"> </w:t>
+      </w:r>
+      <w:proofErr w:type="spellStart"/>
+      <w:r>
+        <w:t>giao</w:t>
+      </w:r>
+      <w:proofErr w:type="spellEnd"/>
+      <w:r>
+        <w:t xml:space="preserve"> </w:t>
+      </w:r>
+      <w:proofErr w:type="spellStart"/>
+      <w:r>
+        <w:t>dịch</w:t>
+      </w:r>
+      <w:proofErr w:type="spellEnd"/>
+      <w:r>
+        <w:t xml:space="preserve"> fraud, </w:t>
+      </w:r>
+      <w:proofErr w:type="spellStart"/>
+      <w:r>
+        <w:t>mỗi</w:t>
+      </w:r>
+      <w:proofErr w:type="spellEnd"/>
+      <w:r>
+        <w:t xml:space="preserve"> tài </w:t>
+      </w:r>
+      <w:proofErr w:type="spellStart"/>
+      <w:r>
+        <w:t>khoản</w:t>
+      </w:r>
+      <w:proofErr w:type="spellEnd"/>
+      <w:r>
+        <w:t xml:space="preserve"> </w:t>
+      </w:r>
+      <w:proofErr w:type="spellStart"/>
+      <w:r>
+        <w:t>là</w:t>
+      </w:r>
+      <w:proofErr w:type="spellEnd"/>
+      <w:r>
+        <w:t xml:space="preserve"> 1 node, </w:t>
+      </w:r>
+      <w:proofErr w:type="spellStart"/>
+      <w:r>
+        <w:t>giao</w:t>
+      </w:r>
+      <w:proofErr w:type="spellEnd"/>
+      <w:r>
+        <w:t xml:space="preserve"> </w:t>
+      </w:r>
+      <w:proofErr w:type="spellStart"/>
+      <w:r>
+        <w:t>dịch</w:t>
+      </w:r>
+      <w:proofErr w:type="spellEnd"/>
+      <w:r>
+        <w:t xml:space="preserve"> </w:t>
+      </w:r>
+      <w:proofErr w:type="spellStart"/>
+      <w:r>
+        <w:t>là</w:t>
+      </w:r>
+      <w:proofErr w:type="spellEnd"/>
+      <w:r>
+        <w:t xml:space="preserve"> </w:t>
+      </w:r>
+      <w:proofErr w:type="spellStart"/>
+      <w:r>
+        <w:t>cạnh</w:t>
+      </w:r>
+      <w:proofErr w:type="spellEnd"/>
+      <w:r>
+        <w:t xml:space="preserve">, tài </w:t>
+      </w:r>
+      <w:proofErr w:type="spellStart"/>
+      <w:r>
+        <w:t>khoản</w:t>
+      </w:r>
+      <w:proofErr w:type="spellEnd"/>
+      <w:r>
+        <w:t xml:space="preserve"> </w:t>
+      </w:r>
+      <w:proofErr w:type="spellStart"/>
+      <w:r>
+        <w:t>nào</w:t>
+      </w:r>
+      <w:proofErr w:type="spellEnd"/>
+      <w:r>
+        <w:t xml:space="preserve"> </w:t>
+      </w:r>
+      <w:proofErr w:type="spellStart"/>
+      <w:r>
+        <w:t>có</w:t>
+      </w:r>
+      <w:proofErr w:type="spellEnd"/>
+      <w:r>
+        <w:t xml:space="preserve"> </w:t>
+      </w:r>
+      <w:proofErr w:type="spellStart"/>
+      <w:r>
+        <w:t>cạnh</w:t>
+      </w:r>
+      <w:proofErr w:type="spellEnd"/>
+      <w:r>
+        <w:t xml:space="preserve"> </w:t>
+      </w:r>
+      <w:proofErr w:type="spellStart"/>
+      <w:r>
+        <w:t>giao</w:t>
+      </w:r>
+      <w:proofErr w:type="spellEnd"/>
+      <w:r>
+        <w:t xml:space="preserve"> </w:t>
+      </w:r>
+      <w:proofErr w:type="spellStart"/>
+      <w:r>
+        <w:t>dịch</w:t>
+      </w:r>
+      <w:proofErr w:type="spellEnd"/>
+      <w:r>
+        <w:t xml:space="preserve"> fraud </w:t>
+      </w:r>
+      <w:proofErr w:type="spellStart"/>
+      <w:r>
+        <w:t>thì</w:t>
+      </w:r>
+      <w:proofErr w:type="spellEnd"/>
+      <w:r>
+        <w:t xml:space="preserve"> tài </w:t>
+      </w:r>
+      <w:proofErr w:type="spellStart"/>
+      <w:r>
+        <w:t>khoản</w:t>
+      </w:r>
+      <w:proofErr w:type="spellEnd"/>
+      <w:r>
+        <w:t xml:space="preserve"> </w:t>
+      </w:r>
+      <w:proofErr w:type="spellStart"/>
+      <w:r>
+        <w:t>đó</w:t>
+      </w:r>
+      <w:proofErr w:type="spellEnd"/>
+      <w:r>
+        <w:t xml:space="preserve"> </w:t>
+      </w:r>
+      <w:proofErr w:type="spellStart"/>
+      <w:r>
+        <w:t>sẽ</w:t>
+      </w:r>
+      <w:proofErr w:type="spellEnd"/>
+      <w:r>
+        <w:t xml:space="preserve"> </w:t>
+      </w:r>
+      <w:proofErr w:type="spellStart"/>
+      <w:r>
+        <w:t>được</w:t>
+      </w:r>
+      <w:proofErr w:type="spellEnd"/>
+      <w:r>
+        <w:t xml:space="preserve"> </w:t>
+      </w:r>
+      <w:proofErr w:type="spellStart"/>
+      <w:r>
+        <w:t>đánh</w:t>
+      </w:r>
+      <w:proofErr w:type="spellEnd"/>
+      <w:r>
+        <w:t xml:space="preserve"> </w:t>
+      </w:r>
+      <w:proofErr w:type="spellStart"/>
+      <w:r>
+        <w:t>dấu</w:t>
+      </w:r>
+      <w:proofErr w:type="spellEnd"/>
+      <w:r>
+        <w:t xml:space="preserve">, </w:t>
+      </w:r>
+      <w:proofErr w:type="spellStart"/>
+      <w:r>
+        <w:t>cách</w:t>
+      </w:r>
+      <w:proofErr w:type="spellEnd"/>
+      <w:r>
+        <w:t xml:space="preserve"> </w:t>
+      </w:r>
+      <w:proofErr w:type="spellStart"/>
+      <w:r>
+        <w:t>này</w:t>
+      </w:r>
+      <w:proofErr w:type="spellEnd"/>
+      <w:r>
+        <w:t xml:space="preserve"> </w:t>
+      </w:r>
+      <w:proofErr w:type="spellStart"/>
+      <w:r>
+        <w:t>khả</w:t>
+      </w:r>
+      <w:proofErr w:type="spellEnd"/>
+      <w:r>
+        <w:t xml:space="preserve"> </w:t>
+      </w:r>
+      <w:proofErr w:type="spellStart"/>
+      <w:r>
+        <w:t>thi</w:t>
+      </w:r>
+      <w:proofErr w:type="spellEnd"/>
+      <w:r>
+        <w:t xml:space="preserve"> </w:t>
+      </w:r>
+      <w:proofErr w:type="spellStart"/>
+      <w:r>
+        <w:t>hơn</w:t>
+      </w:r>
+      <w:proofErr w:type="spellEnd"/>
+      <w:r>
+        <w:t xml:space="preserve"> </w:t>
+      </w:r>
+      <w:proofErr w:type="spellStart"/>
+      <w:r>
+        <w:t>vì</w:t>
+      </w:r>
+      <w:proofErr w:type="spellEnd"/>
+      <w:r>
+        <w:t xml:space="preserve"> </w:t>
+      </w:r>
+      <w:proofErr w:type="spellStart"/>
+      <w:r>
+        <w:t>chỉ</w:t>
+      </w:r>
+      <w:proofErr w:type="spellEnd"/>
+      <w:r>
+        <w:t xml:space="preserve"> </w:t>
+      </w:r>
+      <w:proofErr w:type="spellStart"/>
+      <w:r>
+        <w:t>cần</w:t>
+      </w:r>
+      <w:proofErr w:type="spellEnd"/>
+      <w:r>
+        <w:t xml:space="preserve"> </w:t>
+      </w:r>
+      <w:proofErr w:type="spellStart"/>
+      <w:r>
+        <w:t>xây</w:t>
+      </w:r>
+      <w:proofErr w:type="spellEnd"/>
+      <w:r>
+        <w:t xml:space="preserve"> </w:t>
+      </w:r>
+      <w:proofErr w:type="spellStart"/>
+      <w:r>
+        <w:t>dựng</w:t>
+      </w:r>
+      <w:proofErr w:type="spellEnd"/>
+      <w:r>
+        <w:t xml:space="preserve"> </w:t>
+      </w:r>
+      <w:proofErr w:type="spellStart"/>
+      <w:r>
+        <w:t>khoảng</w:t>
+      </w:r>
+      <w:proofErr w:type="spellEnd"/>
+      <w:r>
+        <w:t xml:space="preserve"> 500 </w:t>
+      </w:r>
+      <w:proofErr w:type="spellStart"/>
+      <w:r>
+        <w:t>nghìn</w:t>
+      </w:r>
+      <w:proofErr w:type="spellEnd"/>
+      <w:r>
+        <w:t xml:space="preserve"> node </w:t>
+      </w:r>
+      <w:proofErr w:type="spellStart"/>
+      <w:r>
+        <w:t>thay</w:t>
+      </w:r>
+      <w:proofErr w:type="spellEnd"/>
+      <w:r>
+        <w:t xml:space="preserve"> </w:t>
+      </w:r>
+      <w:proofErr w:type="spellStart"/>
+      <w:r>
+        <w:t>vì</w:t>
+      </w:r>
+      <w:proofErr w:type="spellEnd"/>
+      <w:r>
+        <w:t xml:space="preserve"> 5 </w:t>
+      </w:r>
+      <w:proofErr w:type="spellStart"/>
+      <w:r>
+        <w:t>triệu</w:t>
+      </w:r>
+      <w:proofErr w:type="spellEnd"/>
+      <w:r>
+        <w:t xml:space="preserve"> node</w:t>
       </w:r>
     </w:p>
     <w:p>
-      <w:r>
-        <w:t>Tiền xử lý dữ liệu sẽ tách 2 cột: Account và IsLaundering vào 1 file csv: AccountFraudLabel.csv</w:t>
+      <w:proofErr w:type="spellStart"/>
+      <w:r>
+        <w:t>Tiền</w:t>
+      </w:r>
+      <w:proofErr w:type="spellEnd"/>
+      <w:r>
+        <w:t xml:space="preserve"> </w:t>
+      </w:r>
+      <w:proofErr w:type="spellStart"/>
+      <w:r>
+        <w:t>xử</w:t>
+      </w:r>
+      <w:proofErr w:type="spellEnd"/>
+      <w:r>
+        <w:t xml:space="preserve"> </w:t>
+      </w:r>
+      <w:proofErr w:type="spellStart"/>
+      <w:r>
+        <w:t>lý</w:t>
+      </w:r>
+      <w:proofErr w:type="spellEnd"/>
+      <w:r>
+        <w:t xml:space="preserve"> </w:t>
+      </w:r>
+      <w:proofErr w:type="spellStart"/>
+      <w:r>
+        <w:t>dữ</w:t>
+      </w:r>
+      <w:proofErr w:type="spellEnd"/>
+      <w:r>
+        <w:t xml:space="preserve"> </w:t>
+      </w:r>
+      <w:proofErr w:type="spellStart"/>
+      <w:r>
+        <w:t>liệu</w:t>
+      </w:r>
+      <w:proofErr w:type="spellEnd"/>
+      <w:r>
+        <w:t xml:space="preserve"> </w:t>
+      </w:r>
+      <w:proofErr w:type="spellStart"/>
+      <w:r>
+        <w:t>sẽ</w:t>
+      </w:r>
+      <w:proofErr w:type="spellEnd"/>
+      <w:r>
+        <w:t xml:space="preserve"> </w:t>
+      </w:r>
+      <w:proofErr w:type="spellStart"/>
+      <w:r>
+        <w:t>tách</w:t>
+      </w:r>
+      <w:proofErr w:type="spellEnd"/>
+      <w:r>
+        <w:t xml:space="preserve"> 2 </w:t>
+      </w:r>
+      <w:proofErr w:type="spellStart"/>
+      <w:r>
+        <w:t>cột</w:t>
+      </w:r>
+      <w:proofErr w:type="spellEnd"/>
+      <w:r>
+        <w:t xml:space="preserve">: Account </w:t>
+      </w:r>
+      <w:proofErr w:type="spellStart"/>
+      <w:r>
+        <w:t>và</w:t>
+      </w:r>
+      <w:proofErr w:type="spellEnd"/>
+      <w:r>
+        <w:t xml:space="preserve"> </w:t>
+      </w:r>
+      <w:proofErr w:type="spellStart"/>
+      <w:r>
+        <w:t>IsLaundering</w:t>
+      </w:r>
+      <w:proofErr w:type="spellEnd"/>
+      <w:r>
+        <w:t xml:space="preserve"> </w:t>
+      </w:r>
+      <w:proofErr w:type="spellStart"/>
+      <w:r>
+        <w:t>vào</w:t>
+      </w:r>
+      <w:proofErr w:type="spellEnd"/>
+      <w:r>
+        <w:t xml:space="preserve"> 1 file csv: AccountFraudLabel.csv</w:t>
       </w:r>
     </w:p>
     <w:p>
       <w:r>
-        <w:t>Sau đó xây dựng các node</w:t>
-      </w:r>
-      <w:r>
-        <w:t xml:space="preserve"> thì thấy các node khác nhau chứa các tài khoản khác nhau lại trùng nhau giữa các bank ID bằng chứng trong tập kiểm tra check_duplicate.ipynb nên phải dung tuple để xây dựng node</w:t>
+        <w:t xml:space="preserve">Sau </w:t>
+      </w:r>
+      <w:proofErr w:type="spellStart"/>
+      <w:r>
+        <w:t>đó</w:t>
+      </w:r>
+      <w:proofErr w:type="spellEnd"/>
+      <w:r>
+        <w:t xml:space="preserve"> </w:t>
+      </w:r>
+      <w:proofErr w:type="spellStart"/>
+      <w:r>
+        <w:t>xây</w:t>
+      </w:r>
+      <w:proofErr w:type="spellEnd"/>
+      <w:r>
+        <w:t xml:space="preserve"> </w:t>
+      </w:r>
+      <w:proofErr w:type="spellStart"/>
+      <w:r>
+        <w:t>dựng</w:t>
+      </w:r>
+      <w:proofErr w:type="spellEnd"/>
+      <w:r>
+        <w:t xml:space="preserve"> </w:t>
+      </w:r>
+      <w:proofErr w:type="spellStart"/>
+      <w:r>
+        <w:t>các</w:t>
+      </w:r>
+      <w:proofErr w:type="spellEnd"/>
+      <w:r>
+        <w:t xml:space="preserve"> node</w:t>
+      </w:r>
+      <w:r>
+        <w:t xml:space="preserve"> </w:t>
+      </w:r>
+      <w:proofErr w:type="spellStart"/>
+      <w:r>
+        <w:t>thì</w:t>
+      </w:r>
+      <w:proofErr w:type="spellEnd"/>
+      <w:r>
+        <w:t xml:space="preserve"> </w:t>
+      </w:r>
+      <w:proofErr w:type="spellStart"/>
+      <w:r>
+        <w:t>thấy</w:t>
+      </w:r>
+      <w:proofErr w:type="spellEnd"/>
+      <w:r>
+        <w:t xml:space="preserve"> </w:t>
+      </w:r>
+      <w:proofErr w:type="spellStart"/>
+      <w:r>
+        <w:t>các</w:t>
+      </w:r>
+      <w:proofErr w:type="spellEnd"/>
+      <w:r>
+        <w:t xml:space="preserve"> node </w:t>
+      </w:r>
+      <w:proofErr w:type="spellStart"/>
+      <w:r>
+        <w:t>khác</w:t>
+      </w:r>
+      <w:proofErr w:type="spellEnd"/>
+      <w:r>
+        <w:t xml:space="preserve"> </w:t>
+      </w:r>
+      <w:proofErr w:type="spellStart"/>
+      <w:r>
+        <w:t>nhau</w:t>
+      </w:r>
+      <w:proofErr w:type="spellEnd"/>
+      <w:r>
+        <w:t xml:space="preserve"> </w:t>
+      </w:r>
+      <w:proofErr w:type="spellStart"/>
+      <w:r>
+        <w:t>chứa</w:t>
+      </w:r>
+      <w:proofErr w:type="spellEnd"/>
+      <w:r>
+        <w:t xml:space="preserve"> </w:t>
+      </w:r>
+      <w:proofErr w:type="spellStart"/>
+      <w:r>
+        <w:t>các</w:t>
+      </w:r>
+      <w:proofErr w:type="spellEnd"/>
+      <w:r>
+        <w:t xml:space="preserve"> tài </w:t>
+      </w:r>
+      <w:proofErr w:type="spellStart"/>
+      <w:r>
+        <w:t>khoản</w:t>
+      </w:r>
+      <w:proofErr w:type="spellEnd"/>
+      <w:r>
+        <w:t xml:space="preserve"> </w:t>
+      </w:r>
+      <w:proofErr w:type="spellStart"/>
+      <w:r>
+        <w:t>khác</w:t>
+      </w:r>
+      <w:proofErr w:type="spellEnd"/>
+      <w:r>
+        <w:t xml:space="preserve"> </w:t>
+      </w:r>
+      <w:proofErr w:type="spellStart"/>
+      <w:r>
+        <w:t>nhau</w:t>
+      </w:r>
+      <w:proofErr w:type="spellEnd"/>
+      <w:r>
+        <w:t xml:space="preserve"> </w:t>
+      </w:r>
+      <w:proofErr w:type="spellStart"/>
+      <w:r>
+        <w:t>lại</w:t>
+      </w:r>
+      <w:proofErr w:type="spellEnd"/>
+      <w:r>
+        <w:t xml:space="preserve"> </w:t>
+      </w:r>
+      <w:proofErr w:type="spellStart"/>
+      <w:r>
+        <w:t>trùng</w:t>
+      </w:r>
+      <w:proofErr w:type="spellEnd"/>
+      <w:r>
+        <w:t xml:space="preserve"> </w:t>
+      </w:r>
+      <w:proofErr w:type="spellStart"/>
+      <w:r>
+        <w:t>nhau</w:t>
+      </w:r>
+      <w:proofErr w:type="spellEnd"/>
+      <w:r>
+        <w:t xml:space="preserve"> </w:t>
+      </w:r>
+      <w:proofErr w:type="spellStart"/>
+      <w:r>
+        <w:t>giữa</w:t>
+      </w:r>
+      <w:proofErr w:type="spellEnd"/>
+      <w:r>
+        <w:t xml:space="preserve"> </w:t>
+      </w:r>
+      <w:proofErr w:type="spellStart"/>
+      <w:r>
+        <w:t>các</w:t>
+      </w:r>
+      <w:proofErr w:type="spellEnd"/>
+      <w:r>
+        <w:t xml:space="preserve"> bank ID </w:t>
+      </w:r>
+      <w:proofErr w:type="spellStart"/>
+      <w:r>
+        <w:t>bằng</w:t>
+      </w:r>
+      <w:proofErr w:type="spellEnd"/>
+      <w:r>
+        <w:t xml:space="preserve"> </w:t>
+      </w:r>
+      <w:proofErr w:type="spellStart"/>
+      <w:r>
+        <w:t>chứng</w:t>
+      </w:r>
+      <w:proofErr w:type="spellEnd"/>
+      <w:r>
+        <w:t xml:space="preserve"> </w:t>
+      </w:r>
+      <w:proofErr w:type="spellStart"/>
+      <w:r>
+        <w:t>trong</w:t>
+      </w:r>
+      <w:proofErr w:type="spellEnd"/>
+      <w:r>
+        <w:t xml:space="preserve"> </w:t>
+      </w:r>
+      <w:proofErr w:type="spellStart"/>
+      <w:r>
+        <w:t>tập</w:t>
+      </w:r>
+      <w:proofErr w:type="spellEnd"/>
+      <w:r>
+        <w:t xml:space="preserve"> </w:t>
+      </w:r>
+      <w:proofErr w:type="spellStart"/>
+      <w:r>
+        <w:t>kiểm</w:t>
+      </w:r>
+      <w:proofErr w:type="spellEnd"/>
+      <w:r>
+        <w:t xml:space="preserve"> </w:t>
+      </w:r>
+      <w:proofErr w:type="spellStart"/>
+      <w:r>
+        <w:t>tra</w:t>
+      </w:r>
+      <w:proofErr w:type="spellEnd"/>
+      <w:r>
+        <w:t xml:space="preserve"> </w:t>
+      </w:r>
+      <w:proofErr w:type="spellStart"/>
+      <w:r>
+        <w:t>check_</w:t>
+      </w:r>
+      <w:proofErr w:type="gramStart"/>
+      <w:r>
+        <w:t>duplicate.ipynb</w:t>
+      </w:r>
+      <w:proofErr w:type="spellEnd"/>
+      <w:proofErr w:type="gramEnd"/>
+      <w:r>
+        <w:t xml:space="preserve"> </w:t>
+      </w:r>
+      <w:proofErr w:type="spellStart"/>
+      <w:r>
+        <w:t>nên</w:t>
+      </w:r>
+      <w:proofErr w:type="spellEnd"/>
+      <w:r>
+        <w:t xml:space="preserve"> </w:t>
+      </w:r>
+      <w:proofErr w:type="spellStart"/>
+      <w:r>
+        <w:t>phải</w:t>
+      </w:r>
+      <w:proofErr w:type="spellEnd"/>
+      <w:r>
+        <w:t xml:space="preserve"> dung tuple </w:t>
+      </w:r>
+      <w:proofErr w:type="spellStart"/>
+      <w:r>
+        <w:t>để</w:t>
+      </w:r>
+      <w:proofErr w:type="spellEnd"/>
+      <w:r>
+        <w:t xml:space="preserve"> </w:t>
+      </w:r>
+      <w:proofErr w:type="spellStart"/>
+      <w:r>
+        <w:t>xây</w:t>
+      </w:r>
+      <w:proofErr w:type="spellEnd"/>
+      <w:r>
+        <w:t xml:space="preserve"> </w:t>
+      </w:r>
+      <w:proofErr w:type="spellStart"/>
+      <w:r>
+        <w:t>dựng</w:t>
+      </w:r>
+      <w:proofErr w:type="spellEnd"/>
+      <w:r>
+        <w:t xml:space="preserve"> node</w:t>
       </w:r>
     </w:p>
     <w:p>
-      <w:r>
-        <w:t xml:space="preserve">Dữ liệu sẽ được chia theo 60/20/20 để đảm bảo hiệu quả theo như tác giả giới thiệu, trong tập train sẽ được áp dụng các giải pháp để đảm bảo mô hình không bị overfiting vì tỉ lệ fraud/ binh thường là rất lớn. Các giải thuật sử dụng để chống overfiting cho bài toán </w:t>
-      </w:r>
-      <w:r>
-        <w:t>là L1, L2 giảm độ quan trọng của giao dịch binh thường còn đối với giao dịch gian lận sẽ tăng độ nhận diện lên bằng trọng số w và bình phương lên</w:t>
-      </w:r>
-      <w:r>
-        <w:t xml:space="preserve"> trên tập train, trên tập val sẽ dùng early stopping để bỏ noise và các trường hợp cá biệt </w:t>
+      <w:proofErr w:type="spellStart"/>
+      <w:r>
+        <w:t>Dữ</w:t>
+      </w:r>
+      <w:proofErr w:type="spellEnd"/>
+      <w:r>
+        <w:t xml:space="preserve"> </w:t>
+      </w:r>
+      <w:proofErr w:type="spellStart"/>
+      <w:r>
+        <w:t>liệu</w:t>
+      </w:r>
+      <w:proofErr w:type="spellEnd"/>
+      <w:r>
+        <w:t xml:space="preserve"> </w:t>
+      </w:r>
+      <w:proofErr w:type="spellStart"/>
+      <w:r>
+        <w:t>sẽ</w:t>
+      </w:r>
+      <w:proofErr w:type="spellEnd"/>
+      <w:r>
+        <w:t xml:space="preserve"> </w:t>
+      </w:r>
+      <w:proofErr w:type="spellStart"/>
+      <w:r>
+        <w:t>được</w:t>
+      </w:r>
+      <w:proofErr w:type="spellEnd"/>
+      <w:r>
+        <w:t xml:space="preserve"> chia </w:t>
+      </w:r>
+      <w:proofErr w:type="spellStart"/>
+      <w:r>
+        <w:t>theo</w:t>
+      </w:r>
+      <w:proofErr w:type="spellEnd"/>
+      <w:r>
+        <w:t xml:space="preserve"> 60/20/20 </w:t>
+      </w:r>
+      <w:proofErr w:type="spellStart"/>
+      <w:r>
+        <w:t>để</w:t>
+      </w:r>
+      <w:proofErr w:type="spellEnd"/>
+      <w:r>
+        <w:t xml:space="preserve"> </w:t>
+      </w:r>
+      <w:proofErr w:type="spellStart"/>
+      <w:r>
+        <w:t>đảm</w:t>
+      </w:r>
+      <w:proofErr w:type="spellEnd"/>
+      <w:r>
+        <w:t xml:space="preserve"> </w:t>
+      </w:r>
+      <w:proofErr w:type="spellStart"/>
+      <w:r>
+        <w:t>bảo</w:t>
+      </w:r>
+      <w:proofErr w:type="spellEnd"/>
+      <w:r>
+        <w:t xml:space="preserve"> </w:t>
+      </w:r>
+      <w:proofErr w:type="spellStart"/>
+      <w:r>
+        <w:t>hiệu</w:t>
+      </w:r>
+      <w:proofErr w:type="spellEnd"/>
+      <w:r>
+        <w:t xml:space="preserve"> </w:t>
+      </w:r>
+      <w:proofErr w:type="spellStart"/>
+      <w:r>
+        <w:t>quả</w:t>
+      </w:r>
+      <w:proofErr w:type="spellEnd"/>
+      <w:r>
+        <w:t xml:space="preserve"> </w:t>
+      </w:r>
+      <w:proofErr w:type="spellStart"/>
+      <w:r>
+        <w:t>theo</w:t>
+      </w:r>
+      <w:proofErr w:type="spellEnd"/>
+      <w:r>
+        <w:t xml:space="preserve"> </w:t>
+      </w:r>
+      <w:proofErr w:type="spellStart"/>
+      <w:r>
+        <w:t>như</w:t>
+      </w:r>
+      <w:proofErr w:type="spellEnd"/>
+      <w:r>
+        <w:t xml:space="preserve"> </w:t>
+      </w:r>
+      <w:proofErr w:type="spellStart"/>
+      <w:r>
+        <w:t>tác</w:t>
+      </w:r>
+      <w:proofErr w:type="spellEnd"/>
+      <w:r>
+        <w:t xml:space="preserve"> </w:t>
+      </w:r>
+      <w:proofErr w:type="spellStart"/>
+      <w:r>
+        <w:t>giả</w:t>
+      </w:r>
+      <w:proofErr w:type="spellEnd"/>
+      <w:r>
+        <w:t xml:space="preserve"> </w:t>
+      </w:r>
+      <w:proofErr w:type="spellStart"/>
+      <w:r>
+        <w:t>giới</w:t>
+      </w:r>
+      <w:proofErr w:type="spellEnd"/>
+      <w:r>
+        <w:t xml:space="preserve"> </w:t>
+      </w:r>
+      <w:proofErr w:type="spellStart"/>
+      <w:r>
+        <w:t>thiệu</w:t>
+      </w:r>
+      <w:proofErr w:type="spellEnd"/>
+      <w:r>
+        <w:t xml:space="preserve">, </w:t>
+      </w:r>
+      <w:proofErr w:type="spellStart"/>
+      <w:r>
+        <w:t>trong</w:t>
+      </w:r>
+      <w:proofErr w:type="spellEnd"/>
+      <w:r>
+        <w:t xml:space="preserve"> </w:t>
+      </w:r>
+      <w:proofErr w:type="spellStart"/>
+      <w:r>
+        <w:t>tập</w:t>
+      </w:r>
+      <w:proofErr w:type="spellEnd"/>
+      <w:r>
+        <w:t xml:space="preserve"> train </w:t>
+      </w:r>
+      <w:proofErr w:type="spellStart"/>
+      <w:r>
+        <w:t>sẽ</w:t>
+      </w:r>
+      <w:proofErr w:type="spellEnd"/>
+      <w:r>
+        <w:t xml:space="preserve"> </w:t>
+      </w:r>
+      <w:proofErr w:type="spellStart"/>
+      <w:r>
+        <w:t>được</w:t>
+      </w:r>
+      <w:proofErr w:type="spellEnd"/>
+      <w:r>
+        <w:t xml:space="preserve"> </w:t>
+      </w:r>
+      <w:proofErr w:type="spellStart"/>
+      <w:r>
+        <w:t>áp</w:t>
+      </w:r>
+      <w:proofErr w:type="spellEnd"/>
+      <w:r>
+        <w:t xml:space="preserve"> </w:t>
+      </w:r>
+      <w:proofErr w:type="spellStart"/>
+      <w:r>
+        <w:t>dụng</w:t>
+      </w:r>
+      <w:proofErr w:type="spellEnd"/>
+      <w:r>
+        <w:t xml:space="preserve"> </w:t>
+      </w:r>
+      <w:proofErr w:type="spellStart"/>
+      <w:r>
+        <w:t>các</w:t>
+      </w:r>
+      <w:proofErr w:type="spellEnd"/>
+      <w:r>
+        <w:t xml:space="preserve"> </w:t>
+      </w:r>
+      <w:proofErr w:type="spellStart"/>
+      <w:r>
+        <w:t>giải</w:t>
+      </w:r>
+      <w:proofErr w:type="spellEnd"/>
+      <w:r>
+        <w:t xml:space="preserve"> </w:t>
+      </w:r>
+      <w:proofErr w:type="spellStart"/>
+      <w:r>
+        <w:t>pháp</w:t>
+      </w:r>
+      <w:proofErr w:type="spellEnd"/>
+      <w:r>
+        <w:t xml:space="preserve"> </w:t>
+      </w:r>
+      <w:proofErr w:type="spellStart"/>
+      <w:r>
+        <w:t>để</w:t>
+      </w:r>
+      <w:proofErr w:type="spellEnd"/>
+      <w:r>
+        <w:t xml:space="preserve"> </w:t>
+      </w:r>
+      <w:proofErr w:type="spellStart"/>
+      <w:r>
+        <w:t>đảm</w:t>
+      </w:r>
+      <w:proofErr w:type="spellEnd"/>
+      <w:r>
+        <w:t xml:space="preserve"> </w:t>
+      </w:r>
+      <w:proofErr w:type="spellStart"/>
+      <w:r>
+        <w:t>bảo</w:t>
+      </w:r>
+      <w:proofErr w:type="spellEnd"/>
+      <w:r>
+        <w:t xml:space="preserve"> </w:t>
+      </w:r>
+      <w:proofErr w:type="spellStart"/>
+      <w:r>
+        <w:t>mô</w:t>
+      </w:r>
+      <w:proofErr w:type="spellEnd"/>
+      <w:r>
+        <w:t xml:space="preserve"> </w:t>
+      </w:r>
+      <w:proofErr w:type="spellStart"/>
+      <w:r>
+        <w:t>hình</w:t>
+      </w:r>
+      <w:proofErr w:type="spellEnd"/>
+      <w:r>
+        <w:t xml:space="preserve"> </w:t>
+      </w:r>
+      <w:proofErr w:type="spellStart"/>
+      <w:r>
+        <w:t>không</w:t>
+      </w:r>
+      <w:proofErr w:type="spellEnd"/>
+      <w:r>
+        <w:t xml:space="preserve"> </w:t>
+      </w:r>
+      <w:proofErr w:type="spellStart"/>
+      <w:r>
+        <w:t>bị</w:t>
+      </w:r>
+      <w:proofErr w:type="spellEnd"/>
+      <w:r>
+        <w:t xml:space="preserve"> </w:t>
+      </w:r>
+      <w:proofErr w:type="spellStart"/>
+      <w:r>
+        <w:t>overfiting</w:t>
+      </w:r>
+      <w:proofErr w:type="spellEnd"/>
+      <w:r>
+        <w:t xml:space="preserve"> </w:t>
+      </w:r>
+      <w:proofErr w:type="spellStart"/>
+      <w:r>
+        <w:t>vì</w:t>
+      </w:r>
+      <w:proofErr w:type="spellEnd"/>
+      <w:r>
+        <w:t xml:space="preserve"> </w:t>
+      </w:r>
+      <w:proofErr w:type="spellStart"/>
+      <w:r>
+        <w:t>tỉ</w:t>
+      </w:r>
+      <w:proofErr w:type="spellEnd"/>
+      <w:r>
+        <w:t xml:space="preserve"> </w:t>
+      </w:r>
+      <w:proofErr w:type="spellStart"/>
+      <w:r>
+        <w:t>lệ</w:t>
+      </w:r>
+      <w:proofErr w:type="spellEnd"/>
+      <w:r>
+        <w:t xml:space="preserve"> fraud/ </w:t>
+      </w:r>
+      <w:proofErr w:type="spellStart"/>
+      <w:r>
+        <w:t>binh</w:t>
+      </w:r>
+      <w:proofErr w:type="spellEnd"/>
+      <w:r>
+        <w:t xml:space="preserve"> </w:t>
+      </w:r>
+      <w:proofErr w:type="spellStart"/>
+      <w:r>
+        <w:t>thường</w:t>
+      </w:r>
+      <w:proofErr w:type="spellEnd"/>
+      <w:r>
+        <w:t xml:space="preserve"> </w:t>
+      </w:r>
+      <w:proofErr w:type="spellStart"/>
+      <w:r>
+        <w:t>là</w:t>
+      </w:r>
+      <w:proofErr w:type="spellEnd"/>
+      <w:r>
+        <w:t xml:space="preserve"> </w:t>
+      </w:r>
+      <w:proofErr w:type="spellStart"/>
+      <w:r>
+        <w:t>rất</w:t>
+      </w:r>
+      <w:proofErr w:type="spellEnd"/>
+      <w:r>
+        <w:t xml:space="preserve"> </w:t>
+      </w:r>
+      <w:proofErr w:type="spellStart"/>
+      <w:r>
+        <w:t>lớn</w:t>
+      </w:r>
+      <w:proofErr w:type="spellEnd"/>
+      <w:r>
+        <w:t xml:space="preserve">. </w:t>
+      </w:r>
+      <w:proofErr w:type="spellStart"/>
+      <w:r>
+        <w:t>Các</w:t>
+      </w:r>
+      <w:proofErr w:type="spellEnd"/>
+      <w:r>
+        <w:t xml:space="preserve"> </w:t>
+      </w:r>
+      <w:proofErr w:type="spellStart"/>
+      <w:r>
+        <w:t>giải</w:t>
+      </w:r>
+      <w:proofErr w:type="spellEnd"/>
+      <w:r>
+        <w:t xml:space="preserve"> </w:t>
+      </w:r>
+      <w:proofErr w:type="spellStart"/>
+      <w:r>
+        <w:t>thuật</w:t>
+      </w:r>
+      <w:proofErr w:type="spellEnd"/>
+      <w:r>
+        <w:t xml:space="preserve"> </w:t>
+      </w:r>
+      <w:proofErr w:type="spellStart"/>
+      <w:r>
+        <w:t>sử</w:t>
+      </w:r>
+      <w:proofErr w:type="spellEnd"/>
+      <w:r>
+        <w:t xml:space="preserve"> </w:t>
+      </w:r>
+      <w:proofErr w:type="spellStart"/>
+      <w:r>
+        <w:t>dụng</w:t>
+      </w:r>
+      <w:proofErr w:type="spellEnd"/>
+      <w:r>
+        <w:t xml:space="preserve"> </w:t>
+      </w:r>
+      <w:proofErr w:type="spellStart"/>
+      <w:r>
+        <w:t>để</w:t>
+      </w:r>
+      <w:proofErr w:type="spellEnd"/>
+      <w:r>
+        <w:t xml:space="preserve"> </w:t>
+      </w:r>
+      <w:proofErr w:type="spellStart"/>
+      <w:r>
+        <w:t>chống</w:t>
+      </w:r>
+      <w:proofErr w:type="spellEnd"/>
+      <w:r>
+        <w:t xml:space="preserve"> </w:t>
+      </w:r>
+      <w:proofErr w:type="spellStart"/>
+      <w:r>
+        <w:t>overfiting</w:t>
+      </w:r>
+      <w:proofErr w:type="spellEnd"/>
+      <w:r>
+        <w:t xml:space="preserve"> </w:t>
+      </w:r>
+      <w:proofErr w:type="spellStart"/>
+      <w:r>
+        <w:t>cho</w:t>
+      </w:r>
+      <w:proofErr w:type="spellEnd"/>
+      <w:r>
+        <w:t xml:space="preserve"> </w:t>
+      </w:r>
+      <w:proofErr w:type="spellStart"/>
+      <w:r>
+        <w:t>bài</w:t>
+      </w:r>
+      <w:proofErr w:type="spellEnd"/>
+      <w:r>
+        <w:t xml:space="preserve"> </w:t>
+      </w:r>
+      <w:proofErr w:type="spellStart"/>
+      <w:r>
+        <w:t>toán</w:t>
+      </w:r>
+      <w:proofErr w:type="spellEnd"/>
+      <w:r>
+        <w:t xml:space="preserve"> </w:t>
+      </w:r>
+      <w:proofErr w:type="spellStart"/>
+      <w:r>
+        <w:t>là</w:t>
+      </w:r>
+      <w:proofErr w:type="spellEnd"/>
+      <w:r>
+        <w:t xml:space="preserve"> L1, L2 </w:t>
+      </w:r>
+      <w:proofErr w:type="spellStart"/>
+      <w:r>
+        <w:t>giảm</w:t>
+      </w:r>
+      <w:proofErr w:type="spellEnd"/>
+      <w:r>
+        <w:t xml:space="preserve"> </w:t>
+      </w:r>
+      <w:proofErr w:type="spellStart"/>
+      <w:r>
+        <w:t>độ</w:t>
+      </w:r>
+      <w:proofErr w:type="spellEnd"/>
+      <w:r>
+        <w:t xml:space="preserve"> </w:t>
+      </w:r>
+      <w:proofErr w:type="spellStart"/>
+      <w:r>
+        <w:t>quan</w:t>
+      </w:r>
+      <w:proofErr w:type="spellEnd"/>
+      <w:r>
+        <w:t xml:space="preserve"> </w:t>
+      </w:r>
+      <w:proofErr w:type="spellStart"/>
+      <w:r>
+        <w:t>trọng</w:t>
+      </w:r>
+      <w:proofErr w:type="spellEnd"/>
+      <w:r>
+        <w:t xml:space="preserve"> </w:t>
+      </w:r>
+      <w:proofErr w:type="spellStart"/>
+      <w:r>
+        <w:t>của</w:t>
+      </w:r>
+      <w:proofErr w:type="spellEnd"/>
+      <w:r>
+        <w:t xml:space="preserve"> </w:t>
+      </w:r>
+      <w:proofErr w:type="spellStart"/>
+      <w:r>
+        <w:t>giao</w:t>
+      </w:r>
+      <w:proofErr w:type="spellEnd"/>
+      <w:r>
+        <w:t xml:space="preserve"> </w:t>
+      </w:r>
+      <w:proofErr w:type="spellStart"/>
+      <w:r>
+        <w:t>dịch</w:t>
+      </w:r>
+      <w:proofErr w:type="spellEnd"/>
+      <w:r>
+        <w:t xml:space="preserve"> </w:t>
+      </w:r>
+      <w:proofErr w:type="spellStart"/>
+      <w:r>
+        <w:t>binh</w:t>
+      </w:r>
+      <w:proofErr w:type="spellEnd"/>
+      <w:r>
+        <w:t xml:space="preserve"> </w:t>
+      </w:r>
+      <w:proofErr w:type="spellStart"/>
+      <w:r>
+        <w:t>thường</w:t>
+      </w:r>
+      <w:proofErr w:type="spellEnd"/>
+      <w:r>
+        <w:t xml:space="preserve"> </w:t>
+      </w:r>
+      <w:proofErr w:type="spellStart"/>
+      <w:r>
+        <w:t>còn</w:t>
+      </w:r>
+      <w:proofErr w:type="spellEnd"/>
+      <w:r>
+        <w:t xml:space="preserve"> </w:t>
+      </w:r>
+      <w:proofErr w:type="spellStart"/>
+      <w:r>
+        <w:t>đối</w:t>
+      </w:r>
+      <w:proofErr w:type="spellEnd"/>
+      <w:r>
+        <w:t xml:space="preserve"> </w:t>
+      </w:r>
+      <w:proofErr w:type="spellStart"/>
+      <w:r>
+        <w:t>với</w:t>
+      </w:r>
+      <w:proofErr w:type="spellEnd"/>
+      <w:r>
+        <w:t xml:space="preserve"> </w:t>
+      </w:r>
+      <w:proofErr w:type="spellStart"/>
+      <w:r>
+        <w:t>giao</w:t>
+      </w:r>
+      <w:proofErr w:type="spellEnd"/>
+      <w:r>
+        <w:t xml:space="preserve"> </w:t>
+      </w:r>
+      <w:proofErr w:type="spellStart"/>
+      <w:r>
+        <w:t>dịch</w:t>
+      </w:r>
+      <w:proofErr w:type="spellEnd"/>
+      <w:r>
+        <w:t xml:space="preserve"> </w:t>
+      </w:r>
+      <w:proofErr w:type="spellStart"/>
+      <w:r>
+        <w:t>gian</w:t>
+      </w:r>
+      <w:proofErr w:type="spellEnd"/>
+      <w:r>
+        <w:t xml:space="preserve"> </w:t>
+      </w:r>
+      <w:proofErr w:type="spellStart"/>
+      <w:r>
+        <w:t>lận</w:t>
+      </w:r>
+      <w:proofErr w:type="spellEnd"/>
+      <w:r>
+        <w:t xml:space="preserve"> </w:t>
+      </w:r>
+      <w:proofErr w:type="spellStart"/>
+      <w:r>
+        <w:t>sẽ</w:t>
+      </w:r>
+      <w:proofErr w:type="spellEnd"/>
+      <w:r>
+        <w:t xml:space="preserve"> </w:t>
+      </w:r>
+      <w:proofErr w:type="spellStart"/>
+      <w:r>
+        <w:t>tăng</w:t>
+      </w:r>
+      <w:proofErr w:type="spellEnd"/>
+      <w:r>
+        <w:t xml:space="preserve"> </w:t>
+      </w:r>
+      <w:proofErr w:type="spellStart"/>
+      <w:r>
+        <w:t>độ</w:t>
+      </w:r>
+      <w:proofErr w:type="spellEnd"/>
+      <w:r>
+        <w:t xml:space="preserve"> </w:t>
+      </w:r>
+      <w:proofErr w:type="spellStart"/>
+      <w:r>
+        <w:t>nhận</w:t>
+      </w:r>
+      <w:proofErr w:type="spellEnd"/>
+      <w:r>
+        <w:t xml:space="preserve"> </w:t>
+      </w:r>
+      <w:proofErr w:type="spellStart"/>
+      <w:r>
+        <w:t>diện</w:t>
+      </w:r>
+      <w:proofErr w:type="spellEnd"/>
+      <w:r>
+        <w:t xml:space="preserve"> </w:t>
+      </w:r>
+      <w:proofErr w:type="spellStart"/>
+      <w:r>
+        <w:t>lên</w:t>
+      </w:r>
+      <w:proofErr w:type="spellEnd"/>
+      <w:r>
+        <w:t xml:space="preserve"> </w:t>
+      </w:r>
+      <w:proofErr w:type="spellStart"/>
+      <w:r>
+        <w:t>bằng</w:t>
+      </w:r>
+      <w:proofErr w:type="spellEnd"/>
+      <w:r>
+        <w:t xml:space="preserve"> </w:t>
+      </w:r>
+      <w:proofErr w:type="spellStart"/>
+      <w:r>
+        <w:t>trọng</w:t>
+      </w:r>
+      <w:proofErr w:type="spellEnd"/>
+      <w:r>
+        <w:t xml:space="preserve"> </w:t>
+      </w:r>
+      <w:proofErr w:type="spellStart"/>
+      <w:r>
+        <w:t>số</w:t>
+      </w:r>
+      <w:proofErr w:type="spellEnd"/>
+      <w:r>
+        <w:t xml:space="preserve"> w </w:t>
+      </w:r>
+      <w:proofErr w:type="spellStart"/>
+      <w:r>
+        <w:t>và</w:t>
+      </w:r>
+      <w:proofErr w:type="spellEnd"/>
+      <w:r>
+        <w:t xml:space="preserve"> </w:t>
+      </w:r>
+      <w:proofErr w:type="spellStart"/>
+      <w:r>
+        <w:t>bình</w:t>
+      </w:r>
+      <w:proofErr w:type="spellEnd"/>
+      <w:r>
+        <w:t xml:space="preserve"> </w:t>
+      </w:r>
+      <w:proofErr w:type="spellStart"/>
+      <w:r>
+        <w:t>phương</w:t>
+      </w:r>
+      <w:proofErr w:type="spellEnd"/>
+      <w:r>
+        <w:t xml:space="preserve"> </w:t>
+      </w:r>
+      <w:proofErr w:type="spellStart"/>
+      <w:r>
+        <w:t>lên</w:t>
+      </w:r>
+      <w:proofErr w:type="spellEnd"/>
+      <w:r>
+        <w:t xml:space="preserve"> </w:t>
+      </w:r>
+      <w:proofErr w:type="spellStart"/>
+      <w:r>
+        <w:t>trên</w:t>
+      </w:r>
+      <w:proofErr w:type="spellEnd"/>
+      <w:r>
+        <w:t xml:space="preserve"> </w:t>
+      </w:r>
+      <w:proofErr w:type="spellStart"/>
+      <w:r>
+        <w:t>tập</w:t>
+      </w:r>
+      <w:proofErr w:type="spellEnd"/>
+      <w:r>
+        <w:t xml:space="preserve"> train, </w:t>
+      </w:r>
+      <w:proofErr w:type="spellStart"/>
+      <w:r>
+        <w:t>trên</w:t>
+      </w:r>
+      <w:proofErr w:type="spellEnd"/>
+      <w:r>
+        <w:t xml:space="preserve"> </w:t>
+      </w:r>
+      <w:proofErr w:type="spellStart"/>
+      <w:r>
+        <w:t>tập</w:t>
+      </w:r>
+      <w:proofErr w:type="spellEnd"/>
+      <w:r>
+        <w:t xml:space="preserve"> </w:t>
+      </w:r>
+      <w:proofErr w:type="spellStart"/>
+      <w:r>
+        <w:t>val</w:t>
+      </w:r>
+      <w:proofErr w:type="spellEnd"/>
+      <w:r>
+        <w:t xml:space="preserve"> </w:t>
+      </w:r>
+      <w:proofErr w:type="spellStart"/>
+      <w:r>
+        <w:t>sẽ</w:t>
+      </w:r>
+      <w:proofErr w:type="spellEnd"/>
+      <w:r>
+        <w:t xml:space="preserve"> </w:t>
+      </w:r>
+      <w:proofErr w:type="spellStart"/>
+      <w:r>
+        <w:t>dùng</w:t>
+      </w:r>
+      <w:proofErr w:type="spellEnd"/>
+      <w:r>
+        <w:t xml:space="preserve"> early stopping </w:t>
+      </w:r>
+      <w:proofErr w:type="spellStart"/>
+      <w:r>
+        <w:t>để</w:t>
+      </w:r>
+      <w:proofErr w:type="spellEnd"/>
+      <w:r>
+        <w:t xml:space="preserve"> </w:t>
+      </w:r>
+      <w:proofErr w:type="spellStart"/>
+      <w:r>
+        <w:t>bỏ</w:t>
+      </w:r>
+      <w:proofErr w:type="spellEnd"/>
+      <w:r>
+        <w:t xml:space="preserve"> noise </w:t>
+      </w:r>
+      <w:proofErr w:type="spellStart"/>
+      <w:r>
+        <w:t>và</w:t>
+      </w:r>
+      <w:proofErr w:type="spellEnd"/>
+      <w:r>
+        <w:t xml:space="preserve"> </w:t>
+      </w:r>
+      <w:proofErr w:type="spellStart"/>
+      <w:r>
+        <w:t>các</w:t>
+      </w:r>
+      <w:proofErr w:type="spellEnd"/>
+      <w:r>
+        <w:t xml:space="preserve"> </w:t>
+      </w:r>
+      <w:proofErr w:type="spellStart"/>
+      <w:r>
+        <w:t>trường</w:t>
+      </w:r>
+      <w:proofErr w:type="spellEnd"/>
+      <w:r>
+        <w:t xml:space="preserve"> </w:t>
+      </w:r>
+      <w:proofErr w:type="spellStart"/>
+      <w:r>
+        <w:t>hợp</w:t>
+      </w:r>
+      <w:proofErr w:type="spellEnd"/>
+      <w:r>
+        <w:t xml:space="preserve"> </w:t>
+      </w:r>
+      <w:proofErr w:type="spellStart"/>
+      <w:r>
+        <w:t>cá</w:t>
+      </w:r>
+      <w:proofErr w:type="spellEnd"/>
+      <w:r>
+        <w:t xml:space="preserve"> </w:t>
+      </w:r>
+      <w:proofErr w:type="spellStart"/>
+      <w:r>
+        <w:t>biệt</w:t>
+      </w:r>
+      <w:proofErr w:type="spellEnd"/>
+      <w:r>
+        <w:t xml:space="preserve"> </w:t>
       </w:r>
     </w:p>
     <w:p>
@@ -162,12 +2489,81 @@
     </w:p>
     <w:p>
       <w:r>
-        <w:t>Chia tập thời gian:</w:t>
+        <w:t xml:space="preserve">Chia </w:t>
+      </w:r>
+      <w:proofErr w:type="spellStart"/>
+      <w:r>
+        <w:t>tập</w:t>
+      </w:r>
+      <w:proofErr w:type="spellEnd"/>
+      <w:r>
+        <w:t xml:space="preserve"> </w:t>
+      </w:r>
+      <w:proofErr w:type="spellStart"/>
+      <w:r>
+        <w:t>thời</w:t>
+      </w:r>
+      <w:proofErr w:type="spellEnd"/>
+      <w:r>
+        <w:t xml:space="preserve"> </w:t>
+      </w:r>
+      <w:proofErr w:type="spellStart"/>
+      <w:r>
+        <w:t>gian</w:t>
+      </w:r>
+      <w:proofErr w:type="spellEnd"/>
+      <w:r>
+        <w:t>:</w:t>
       </w:r>
     </w:p>
     <w:p>
-      <w:r>
-        <w:t>Định nghĩa NodeLabelFraud: có 3 cột (Account, Bank ID, IsLaundering)</w:t>
+      <w:proofErr w:type="spellStart"/>
+      <w:r>
+        <w:t>Định</w:t>
+      </w:r>
+      <w:proofErr w:type="spellEnd"/>
+      <w:r>
+        <w:t xml:space="preserve"> </w:t>
+      </w:r>
+      <w:proofErr w:type="spellStart"/>
+      <w:r>
+        <w:t>nghĩa</w:t>
+      </w:r>
+      <w:proofErr w:type="spellEnd"/>
+      <w:r>
+        <w:t xml:space="preserve"> </w:t>
+      </w:r>
+      <w:proofErr w:type="spellStart"/>
+      <w:r>
+        <w:t>NodeLabelFraud</w:t>
+      </w:r>
+      <w:proofErr w:type="spellEnd"/>
+      <w:r>
+        <w:t xml:space="preserve">: </w:t>
+      </w:r>
+      <w:proofErr w:type="spellStart"/>
+      <w:r>
+        <w:t>có</w:t>
+      </w:r>
+      <w:proofErr w:type="spellEnd"/>
+      <w:r>
+        <w:t xml:space="preserve"> 3 </w:t>
+      </w:r>
+      <w:proofErr w:type="spellStart"/>
+      <w:r>
+        <w:t>cột</w:t>
+      </w:r>
+      <w:proofErr w:type="spellEnd"/>
+      <w:r>
+        <w:t xml:space="preserve"> (Account, Bank ID, </w:t>
+      </w:r>
+      <w:proofErr w:type="spellStart"/>
+      <w:r>
+        <w:t>IsLaundering</w:t>
+      </w:r>
+      <w:proofErr w:type="spellEnd"/>
+      <w:r>
+        <w:t>)</w:t>
       </w:r>
     </w:p>
     <w:p>
@@ -214,9 +2610,19 @@
       </w:r>
     </w:p>
     <w:p>
-      <w:r>
-        <w:t>Kết quả</w:t>
-      </w:r>
+      <w:proofErr w:type="spellStart"/>
+      <w:r>
+        <w:t>Kết</w:t>
+      </w:r>
+      <w:proofErr w:type="spellEnd"/>
+      <w:r>
+        <w:t xml:space="preserve"> </w:t>
+      </w:r>
+      <w:proofErr w:type="spellStart"/>
+      <w:r>
+        <w:t>quả</w:t>
+      </w:r>
+      <w:proofErr w:type="spellEnd"/>
     </w:p>
     <w:p>
       <w:r>
@@ -261,17 +2667,768 @@
       </w:r>
     </w:p>
     <w:p>
+      <w:proofErr w:type="spellStart"/>
       <w:r>
         <w:lastRenderedPageBreak/>
-        <w:t xml:space="preserve">Tiếp theo sẽ split train/test/value các giao dịch trong Hi-Small_trans bằng cách gán nhãn, tỷ lệ là 60/20/20, các giao dịch ở các tập khác nhau sẽ bắt đầu từ 0h của 1 ngày để đảm bảo cập nhật lại các vecto đặc trưng không bị sai đánh giá vì hệ thống có cơ chế cập nhật từng batch, làm mới node embedding mỗi ngày nên việc xé đôi thời gian trong 1 ngày việc tính toán embedding </w:t>
-      </w:r>
-      <w:r>
-        <w:t>cho các tập sẽ bị lỗi logic và gây rò rỉ thông tin từ tương lai</w:t>
-      </w:r>
+        <w:t>Tiếp</w:t>
+      </w:r>
+      <w:proofErr w:type="spellEnd"/>
+      <w:r>
+        <w:t xml:space="preserve"> </w:t>
+      </w:r>
+      <w:proofErr w:type="spellStart"/>
+      <w:r>
+        <w:t>theo</w:t>
+      </w:r>
+      <w:proofErr w:type="spellEnd"/>
+      <w:r>
+        <w:t xml:space="preserve"> </w:t>
+      </w:r>
+      <w:proofErr w:type="spellStart"/>
+      <w:r>
+        <w:t>sẽ</w:t>
+      </w:r>
+      <w:proofErr w:type="spellEnd"/>
+      <w:r>
+        <w:t xml:space="preserve"> split train/test/value </w:t>
+      </w:r>
+      <w:proofErr w:type="spellStart"/>
+      <w:r>
+        <w:t>các</w:t>
+      </w:r>
+      <w:proofErr w:type="spellEnd"/>
+      <w:r>
+        <w:t xml:space="preserve"> </w:t>
+      </w:r>
+      <w:proofErr w:type="spellStart"/>
+      <w:r>
+        <w:t>giao</w:t>
+      </w:r>
+      <w:proofErr w:type="spellEnd"/>
+      <w:r>
+        <w:t xml:space="preserve"> </w:t>
+      </w:r>
+      <w:proofErr w:type="spellStart"/>
+      <w:r>
+        <w:t>dịch</w:t>
+      </w:r>
+      <w:proofErr w:type="spellEnd"/>
+      <w:r>
+        <w:t xml:space="preserve"> </w:t>
+      </w:r>
+      <w:proofErr w:type="spellStart"/>
+      <w:r>
+        <w:t>trong</w:t>
+      </w:r>
+      <w:proofErr w:type="spellEnd"/>
+      <w:r>
+        <w:t xml:space="preserve"> Hi-</w:t>
+      </w:r>
+      <w:proofErr w:type="spellStart"/>
+      <w:r>
+        <w:t>Small_trans</w:t>
+      </w:r>
+      <w:proofErr w:type="spellEnd"/>
+      <w:r>
+        <w:t xml:space="preserve"> </w:t>
+      </w:r>
+      <w:proofErr w:type="spellStart"/>
+      <w:r>
+        <w:t>bằng</w:t>
+      </w:r>
+      <w:proofErr w:type="spellEnd"/>
+      <w:r>
+        <w:t xml:space="preserve"> </w:t>
+      </w:r>
+      <w:proofErr w:type="spellStart"/>
+      <w:r>
+        <w:t>cách</w:t>
+      </w:r>
+      <w:proofErr w:type="spellEnd"/>
+      <w:r>
+        <w:t xml:space="preserve"> </w:t>
+      </w:r>
+      <w:proofErr w:type="spellStart"/>
+      <w:r>
+        <w:t>gán</w:t>
+      </w:r>
+      <w:proofErr w:type="spellEnd"/>
+      <w:r>
+        <w:t xml:space="preserve"> </w:t>
+      </w:r>
+      <w:proofErr w:type="spellStart"/>
+      <w:r>
+        <w:t>nhãn</w:t>
+      </w:r>
+      <w:proofErr w:type="spellEnd"/>
+      <w:r>
+        <w:t xml:space="preserve">, </w:t>
+      </w:r>
+      <w:proofErr w:type="spellStart"/>
+      <w:r>
+        <w:t>tỷ</w:t>
+      </w:r>
+      <w:proofErr w:type="spellEnd"/>
+      <w:r>
+        <w:t xml:space="preserve"> </w:t>
+      </w:r>
+      <w:proofErr w:type="spellStart"/>
+      <w:r>
+        <w:t>lệ</w:t>
+      </w:r>
+      <w:proofErr w:type="spellEnd"/>
+      <w:r>
+        <w:t xml:space="preserve"> </w:t>
+      </w:r>
+      <w:proofErr w:type="spellStart"/>
+      <w:r>
+        <w:t>là</w:t>
+      </w:r>
+      <w:proofErr w:type="spellEnd"/>
+      <w:r>
+        <w:t xml:space="preserve"> 60/20/20, </w:t>
+      </w:r>
+      <w:proofErr w:type="spellStart"/>
+      <w:r>
+        <w:t>các</w:t>
+      </w:r>
+      <w:proofErr w:type="spellEnd"/>
+      <w:r>
+        <w:t xml:space="preserve"> </w:t>
+      </w:r>
+      <w:proofErr w:type="spellStart"/>
+      <w:r>
+        <w:t>giao</w:t>
+      </w:r>
+      <w:proofErr w:type="spellEnd"/>
+      <w:r>
+        <w:t xml:space="preserve"> </w:t>
+      </w:r>
+      <w:proofErr w:type="spellStart"/>
+      <w:r>
+        <w:t>dịch</w:t>
+      </w:r>
+      <w:proofErr w:type="spellEnd"/>
+      <w:r>
+        <w:t xml:space="preserve"> ở </w:t>
+      </w:r>
+      <w:proofErr w:type="spellStart"/>
+      <w:r>
+        <w:t>các</w:t>
+      </w:r>
+      <w:proofErr w:type="spellEnd"/>
+      <w:r>
+        <w:t xml:space="preserve"> </w:t>
+      </w:r>
+      <w:proofErr w:type="spellStart"/>
+      <w:r>
+        <w:t>tập</w:t>
+      </w:r>
+      <w:proofErr w:type="spellEnd"/>
+      <w:r>
+        <w:t xml:space="preserve"> </w:t>
+      </w:r>
+      <w:proofErr w:type="spellStart"/>
+      <w:r>
+        <w:t>khác</w:t>
+      </w:r>
+      <w:proofErr w:type="spellEnd"/>
+      <w:r>
+        <w:t xml:space="preserve"> </w:t>
+      </w:r>
+      <w:proofErr w:type="spellStart"/>
+      <w:r>
+        <w:t>nhau</w:t>
+      </w:r>
+      <w:proofErr w:type="spellEnd"/>
+      <w:r>
+        <w:t xml:space="preserve"> </w:t>
+      </w:r>
+      <w:proofErr w:type="spellStart"/>
+      <w:r>
+        <w:t>sẽ</w:t>
+      </w:r>
+      <w:proofErr w:type="spellEnd"/>
+      <w:r>
+        <w:t xml:space="preserve"> </w:t>
+      </w:r>
+      <w:proofErr w:type="spellStart"/>
+      <w:r>
+        <w:t>bắt</w:t>
+      </w:r>
+      <w:proofErr w:type="spellEnd"/>
+      <w:r>
+        <w:t xml:space="preserve"> </w:t>
+      </w:r>
+      <w:proofErr w:type="spellStart"/>
+      <w:r>
+        <w:t>đầu</w:t>
+      </w:r>
+      <w:proofErr w:type="spellEnd"/>
+      <w:r>
+        <w:t xml:space="preserve"> </w:t>
+      </w:r>
+      <w:proofErr w:type="spellStart"/>
+      <w:r>
+        <w:t>từ</w:t>
+      </w:r>
+      <w:proofErr w:type="spellEnd"/>
+      <w:r>
+        <w:t xml:space="preserve"> 0h </w:t>
+      </w:r>
+      <w:proofErr w:type="spellStart"/>
+      <w:r>
+        <w:t>của</w:t>
+      </w:r>
+      <w:proofErr w:type="spellEnd"/>
+      <w:r>
+        <w:t xml:space="preserve"> 1 </w:t>
+      </w:r>
+      <w:proofErr w:type="spellStart"/>
+      <w:r>
+        <w:t>ngày</w:t>
+      </w:r>
+      <w:proofErr w:type="spellEnd"/>
+      <w:r>
+        <w:t xml:space="preserve"> </w:t>
+      </w:r>
+      <w:proofErr w:type="spellStart"/>
+      <w:r>
+        <w:t>để</w:t>
+      </w:r>
+      <w:proofErr w:type="spellEnd"/>
+      <w:r>
+        <w:t xml:space="preserve"> </w:t>
+      </w:r>
+      <w:proofErr w:type="spellStart"/>
+      <w:r>
+        <w:t>đảm</w:t>
+      </w:r>
+      <w:proofErr w:type="spellEnd"/>
+      <w:r>
+        <w:t xml:space="preserve"> </w:t>
+      </w:r>
+      <w:proofErr w:type="spellStart"/>
+      <w:r>
+        <w:t>bảo</w:t>
+      </w:r>
+      <w:proofErr w:type="spellEnd"/>
+      <w:r>
+        <w:t xml:space="preserve"> </w:t>
+      </w:r>
+      <w:proofErr w:type="spellStart"/>
+      <w:r>
+        <w:t>cập</w:t>
+      </w:r>
+      <w:proofErr w:type="spellEnd"/>
+      <w:r>
+        <w:t xml:space="preserve"> </w:t>
+      </w:r>
+      <w:proofErr w:type="spellStart"/>
+      <w:r>
+        <w:t>nhật</w:t>
+      </w:r>
+      <w:proofErr w:type="spellEnd"/>
+      <w:r>
+        <w:t xml:space="preserve"> </w:t>
+      </w:r>
+      <w:proofErr w:type="spellStart"/>
+      <w:r>
+        <w:t>lại</w:t>
+      </w:r>
+      <w:proofErr w:type="spellEnd"/>
+      <w:r>
+        <w:t xml:space="preserve"> </w:t>
+      </w:r>
+      <w:proofErr w:type="spellStart"/>
+      <w:r>
+        <w:t>các</w:t>
+      </w:r>
+      <w:proofErr w:type="spellEnd"/>
+      <w:r>
+        <w:t xml:space="preserve"> </w:t>
+      </w:r>
+      <w:proofErr w:type="spellStart"/>
+      <w:r>
+        <w:t>vecto</w:t>
+      </w:r>
+      <w:proofErr w:type="spellEnd"/>
+      <w:r>
+        <w:t xml:space="preserve"> </w:t>
+      </w:r>
+      <w:proofErr w:type="spellStart"/>
+      <w:r>
+        <w:t>đặc</w:t>
+      </w:r>
+      <w:proofErr w:type="spellEnd"/>
+      <w:r>
+        <w:t xml:space="preserve"> </w:t>
+      </w:r>
+      <w:proofErr w:type="spellStart"/>
+      <w:r>
+        <w:t>trưng</w:t>
+      </w:r>
+      <w:proofErr w:type="spellEnd"/>
+      <w:r>
+        <w:t xml:space="preserve"> </w:t>
+      </w:r>
+      <w:proofErr w:type="spellStart"/>
+      <w:r>
+        <w:t>không</w:t>
+      </w:r>
+      <w:proofErr w:type="spellEnd"/>
+      <w:r>
+        <w:t xml:space="preserve"> </w:t>
+      </w:r>
+      <w:proofErr w:type="spellStart"/>
+      <w:r>
+        <w:t>bị</w:t>
+      </w:r>
+      <w:proofErr w:type="spellEnd"/>
+      <w:r>
+        <w:t xml:space="preserve"> </w:t>
+      </w:r>
+      <w:proofErr w:type="spellStart"/>
+      <w:r>
+        <w:t>sai</w:t>
+      </w:r>
+      <w:proofErr w:type="spellEnd"/>
+      <w:r>
+        <w:t xml:space="preserve"> </w:t>
+      </w:r>
+      <w:proofErr w:type="spellStart"/>
+      <w:r>
+        <w:t>đánh</w:t>
+      </w:r>
+      <w:proofErr w:type="spellEnd"/>
+      <w:r>
+        <w:t xml:space="preserve"> </w:t>
+      </w:r>
+      <w:proofErr w:type="spellStart"/>
+      <w:r>
+        <w:t>giá</w:t>
+      </w:r>
+      <w:proofErr w:type="spellEnd"/>
+      <w:r>
+        <w:t xml:space="preserve"> </w:t>
+      </w:r>
+      <w:proofErr w:type="spellStart"/>
+      <w:r>
+        <w:t>vì</w:t>
+      </w:r>
+      <w:proofErr w:type="spellEnd"/>
+      <w:r>
+        <w:t xml:space="preserve"> </w:t>
+      </w:r>
+      <w:proofErr w:type="spellStart"/>
+      <w:r>
+        <w:t>hệ</w:t>
+      </w:r>
+      <w:proofErr w:type="spellEnd"/>
+      <w:r>
+        <w:t xml:space="preserve"> </w:t>
+      </w:r>
+      <w:proofErr w:type="spellStart"/>
+      <w:r>
+        <w:t>thống</w:t>
+      </w:r>
+      <w:proofErr w:type="spellEnd"/>
+      <w:r>
+        <w:t xml:space="preserve"> </w:t>
+      </w:r>
+      <w:proofErr w:type="spellStart"/>
+      <w:r>
+        <w:t>có</w:t>
+      </w:r>
+      <w:proofErr w:type="spellEnd"/>
+      <w:r>
+        <w:t xml:space="preserve"> </w:t>
+      </w:r>
+      <w:proofErr w:type="spellStart"/>
+      <w:r>
+        <w:t>cơ</w:t>
+      </w:r>
+      <w:proofErr w:type="spellEnd"/>
+      <w:r>
+        <w:t xml:space="preserve"> </w:t>
+      </w:r>
+      <w:proofErr w:type="spellStart"/>
+      <w:r>
+        <w:t>chế</w:t>
+      </w:r>
+      <w:proofErr w:type="spellEnd"/>
+      <w:r>
+        <w:t xml:space="preserve"> </w:t>
+      </w:r>
+      <w:proofErr w:type="spellStart"/>
+      <w:r>
+        <w:t>cập</w:t>
+      </w:r>
+      <w:proofErr w:type="spellEnd"/>
+      <w:r>
+        <w:t xml:space="preserve"> </w:t>
+      </w:r>
+      <w:proofErr w:type="spellStart"/>
+      <w:r>
+        <w:t>nhật</w:t>
+      </w:r>
+      <w:proofErr w:type="spellEnd"/>
+      <w:r>
+        <w:t xml:space="preserve"> </w:t>
+      </w:r>
+      <w:proofErr w:type="spellStart"/>
+      <w:r>
+        <w:t>từng</w:t>
+      </w:r>
+      <w:proofErr w:type="spellEnd"/>
+      <w:r>
+        <w:t xml:space="preserve"> batch, </w:t>
+      </w:r>
+      <w:proofErr w:type="spellStart"/>
+      <w:r>
+        <w:t>làm</w:t>
+      </w:r>
+      <w:proofErr w:type="spellEnd"/>
+      <w:r>
+        <w:t xml:space="preserve"> </w:t>
+      </w:r>
+      <w:proofErr w:type="spellStart"/>
+      <w:r>
+        <w:t>mới</w:t>
+      </w:r>
+      <w:proofErr w:type="spellEnd"/>
+      <w:r>
+        <w:t xml:space="preserve"> node embedding </w:t>
+      </w:r>
+      <w:proofErr w:type="spellStart"/>
+      <w:r>
+        <w:t>mỗi</w:t>
+      </w:r>
+      <w:proofErr w:type="spellEnd"/>
+      <w:r>
+        <w:t xml:space="preserve"> </w:t>
+      </w:r>
+      <w:proofErr w:type="spellStart"/>
+      <w:r>
+        <w:t>ngày</w:t>
+      </w:r>
+      <w:proofErr w:type="spellEnd"/>
+      <w:r>
+        <w:t xml:space="preserve"> </w:t>
+      </w:r>
+      <w:proofErr w:type="spellStart"/>
+      <w:r>
+        <w:t>nên</w:t>
+      </w:r>
+      <w:proofErr w:type="spellEnd"/>
+      <w:r>
+        <w:t xml:space="preserve"> </w:t>
+      </w:r>
+      <w:proofErr w:type="spellStart"/>
+      <w:r>
+        <w:t>việc</w:t>
+      </w:r>
+      <w:proofErr w:type="spellEnd"/>
+      <w:r>
+        <w:t xml:space="preserve"> </w:t>
+      </w:r>
+      <w:proofErr w:type="spellStart"/>
+      <w:r>
+        <w:t>xé</w:t>
+      </w:r>
+      <w:proofErr w:type="spellEnd"/>
+      <w:r>
+        <w:t xml:space="preserve"> </w:t>
+      </w:r>
+      <w:proofErr w:type="spellStart"/>
+      <w:r>
+        <w:t>đôi</w:t>
+      </w:r>
+      <w:proofErr w:type="spellEnd"/>
+      <w:r>
+        <w:t xml:space="preserve"> </w:t>
+      </w:r>
+      <w:proofErr w:type="spellStart"/>
+      <w:r>
+        <w:t>thời</w:t>
+      </w:r>
+      <w:proofErr w:type="spellEnd"/>
+      <w:r>
+        <w:t xml:space="preserve"> </w:t>
+      </w:r>
+      <w:proofErr w:type="spellStart"/>
+      <w:r>
+        <w:t>gian</w:t>
+      </w:r>
+      <w:proofErr w:type="spellEnd"/>
+      <w:r>
+        <w:t xml:space="preserve"> </w:t>
+      </w:r>
+      <w:proofErr w:type="spellStart"/>
+      <w:r>
+        <w:t>trong</w:t>
+      </w:r>
+      <w:proofErr w:type="spellEnd"/>
+      <w:r>
+        <w:t xml:space="preserve"> 1 </w:t>
+      </w:r>
+      <w:proofErr w:type="spellStart"/>
+      <w:r>
+        <w:t>ngày</w:t>
+      </w:r>
+      <w:proofErr w:type="spellEnd"/>
+      <w:r>
+        <w:t xml:space="preserve"> </w:t>
+      </w:r>
+      <w:proofErr w:type="spellStart"/>
+      <w:r>
+        <w:t>việc</w:t>
+      </w:r>
+      <w:proofErr w:type="spellEnd"/>
+      <w:r>
+        <w:t xml:space="preserve"> </w:t>
+      </w:r>
+      <w:proofErr w:type="spellStart"/>
+      <w:r>
+        <w:t>tính</w:t>
+      </w:r>
+      <w:proofErr w:type="spellEnd"/>
+      <w:r>
+        <w:t xml:space="preserve"> </w:t>
+      </w:r>
+      <w:proofErr w:type="spellStart"/>
+      <w:r>
+        <w:t>toán</w:t>
+      </w:r>
+      <w:proofErr w:type="spellEnd"/>
+      <w:r>
+        <w:t xml:space="preserve"> embedding </w:t>
+      </w:r>
+      <w:proofErr w:type="spellStart"/>
+      <w:r>
+        <w:t>cho</w:t>
+      </w:r>
+      <w:proofErr w:type="spellEnd"/>
+      <w:r>
+        <w:t xml:space="preserve"> </w:t>
+      </w:r>
+      <w:proofErr w:type="spellStart"/>
+      <w:r>
+        <w:t>các</w:t>
+      </w:r>
+      <w:proofErr w:type="spellEnd"/>
+      <w:r>
+        <w:t xml:space="preserve"> </w:t>
+      </w:r>
+      <w:proofErr w:type="spellStart"/>
+      <w:r>
+        <w:t>tập</w:t>
+      </w:r>
+      <w:proofErr w:type="spellEnd"/>
+      <w:r>
+        <w:t xml:space="preserve"> </w:t>
+      </w:r>
+      <w:proofErr w:type="spellStart"/>
+      <w:r>
+        <w:t>sẽ</w:t>
+      </w:r>
+      <w:proofErr w:type="spellEnd"/>
+      <w:r>
+        <w:t xml:space="preserve"> </w:t>
+      </w:r>
+      <w:proofErr w:type="spellStart"/>
+      <w:r>
+        <w:t>bị</w:t>
+      </w:r>
+      <w:proofErr w:type="spellEnd"/>
+      <w:r>
+        <w:t xml:space="preserve"> </w:t>
+      </w:r>
+      <w:proofErr w:type="spellStart"/>
+      <w:r>
+        <w:t>lỗi</w:t>
+      </w:r>
+      <w:proofErr w:type="spellEnd"/>
+      <w:r>
+        <w:t xml:space="preserve"> logic </w:t>
+      </w:r>
+      <w:proofErr w:type="spellStart"/>
+      <w:r>
+        <w:t>và</w:t>
+      </w:r>
+      <w:proofErr w:type="spellEnd"/>
+      <w:r>
+        <w:t xml:space="preserve"> </w:t>
+      </w:r>
+      <w:proofErr w:type="spellStart"/>
+      <w:r>
+        <w:t>gây</w:t>
+      </w:r>
+      <w:proofErr w:type="spellEnd"/>
+      <w:r>
+        <w:t xml:space="preserve"> </w:t>
+      </w:r>
+      <w:proofErr w:type="spellStart"/>
+      <w:r>
+        <w:t>rò</w:t>
+      </w:r>
+      <w:proofErr w:type="spellEnd"/>
+      <w:r>
+        <w:t xml:space="preserve"> </w:t>
+      </w:r>
+      <w:proofErr w:type="spellStart"/>
+      <w:r>
+        <w:t>rỉ</w:t>
+      </w:r>
+      <w:proofErr w:type="spellEnd"/>
+      <w:r>
+        <w:t xml:space="preserve"> </w:t>
+      </w:r>
+      <w:proofErr w:type="spellStart"/>
+      <w:r>
+        <w:t>thông</w:t>
+      </w:r>
+      <w:proofErr w:type="spellEnd"/>
+      <w:r>
+        <w:t xml:space="preserve"> tin </w:t>
+      </w:r>
+      <w:proofErr w:type="spellStart"/>
+      <w:r>
+        <w:t>từ</w:t>
+      </w:r>
+      <w:proofErr w:type="spellEnd"/>
+      <w:r>
+        <w:t xml:space="preserve"> </w:t>
+      </w:r>
+      <w:proofErr w:type="spellStart"/>
+      <w:r>
+        <w:t>tương</w:t>
+      </w:r>
+      <w:proofErr w:type="spellEnd"/>
+      <w:r>
+        <w:t xml:space="preserve"> </w:t>
+      </w:r>
+      <w:proofErr w:type="spellStart"/>
+      <w:r>
+        <w:t>lai</w:t>
+      </w:r>
+      <w:proofErr w:type="spellEnd"/>
     </w:p>
     <w:p>
       <w:r>
-        <w:t>Sau khi chia các tập dữ liệu có các phân bố như trong hình dưới đây:</w:t>
+        <w:t xml:space="preserve">Sau </w:t>
+      </w:r>
+      <w:proofErr w:type="spellStart"/>
+      <w:r>
+        <w:t>khi</w:t>
+      </w:r>
+      <w:proofErr w:type="spellEnd"/>
+      <w:r>
+        <w:t xml:space="preserve"> chia </w:t>
+      </w:r>
+      <w:proofErr w:type="spellStart"/>
+      <w:r>
+        <w:t>các</w:t>
+      </w:r>
+      <w:proofErr w:type="spellEnd"/>
+      <w:r>
+        <w:t xml:space="preserve"> </w:t>
+      </w:r>
+      <w:proofErr w:type="spellStart"/>
+      <w:r>
+        <w:t>tập</w:t>
+      </w:r>
+      <w:proofErr w:type="spellEnd"/>
+      <w:r>
+        <w:t xml:space="preserve"> </w:t>
+      </w:r>
+      <w:proofErr w:type="spellStart"/>
+      <w:r>
+        <w:t>dữ</w:t>
+      </w:r>
+      <w:proofErr w:type="spellEnd"/>
+      <w:r>
+        <w:t xml:space="preserve"> </w:t>
+      </w:r>
+      <w:proofErr w:type="spellStart"/>
+      <w:r>
+        <w:t>liệu</w:t>
+      </w:r>
+      <w:proofErr w:type="spellEnd"/>
+      <w:r>
+        <w:t xml:space="preserve"> </w:t>
+      </w:r>
+      <w:proofErr w:type="spellStart"/>
+      <w:r>
+        <w:t>có</w:t>
+      </w:r>
+      <w:proofErr w:type="spellEnd"/>
+      <w:r>
+        <w:t xml:space="preserve"> </w:t>
+      </w:r>
+      <w:proofErr w:type="spellStart"/>
+      <w:r>
+        <w:t>các</w:t>
+      </w:r>
+      <w:proofErr w:type="spellEnd"/>
+      <w:r>
+        <w:t xml:space="preserve"> </w:t>
+      </w:r>
+      <w:proofErr w:type="spellStart"/>
+      <w:r>
+        <w:t>phân</w:t>
+      </w:r>
+      <w:proofErr w:type="spellEnd"/>
+      <w:r>
+        <w:t xml:space="preserve"> </w:t>
+      </w:r>
+      <w:proofErr w:type="spellStart"/>
+      <w:r>
+        <w:t>bố</w:t>
+      </w:r>
+      <w:proofErr w:type="spellEnd"/>
+      <w:r>
+        <w:t xml:space="preserve"> </w:t>
+      </w:r>
+      <w:proofErr w:type="spellStart"/>
+      <w:r>
+        <w:t>như</w:t>
+      </w:r>
+      <w:proofErr w:type="spellEnd"/>
+      <w:r>
+        <w:t xml:space="preserve"> </w:t>
+      </w:r>
+      <w:proofErr w:type="spellStart"/>
+      <w:r>
+        <w:t>trong</w:t>
+      </w:r>
+      <w:proofErr w:type="spellEnd"/>
+      <w:r>
+        <w:t xml:space="preserve"> </w:t>
+      </w:r>
+      <w:proofErr w:type="spellStart"/>
+      <w:r>
+        <w:t>hình</w:t>
+      </w:r>
+      <w:proofErr w:type="spellEnd"/>
+      <w:r>
+        <w:t xml:space="preserve"> </w:t>
+      </w:r>
+      <w:proofErr w:type="spellStart"/>
+      <w:r>
+        <w:t>dưới</w:t>
+      </w:r>
+      <w:proofErr w:type="spellEnd"/>
+      <w:r>
+        <w:t xml:space="preserve"> </w:t>
+      </w:r>
+      <w:proofErr w:type="spellStart"/>
+      <w:r>
+        <w:t>đây</w:t>
+      </w:r>
+      <w:proofErr w:type="spellEnd"/>
+      <w:r>
+        <w:t>:</w:t>
       </w:r>
       <w:r>
         <w:rPr>
@@ -315,40 +3472,1413 @@
       </w:r>
     </w:p>
     <w:p>
-      <w:r>
-        <w:t>Vì phải cắt số giao dịch vào đầu ngày nên không thể split một nửa tập này một nửa tập kia trong 1 ngày được nên tỷ lệ chia các tập: 54.5/19/26.5</w:t>
+      <w:proofErr w:type="spellStart"/>
+      <w:r>
+        <w:t>Vì</w:t>
+      </w:r>
+      <w:proofErr w:type="spellEnd"/>
+      <w:r>
+        <w:t xml:space="preserve"> </w:t>
+      </w:r>
+      <w:proofErr w:type="spellStart"/>
+      <w:r>
+        <w:t>phải</w:t>
+      </w:r>
+      <w:proofErr w:type="spellEnd"/>
+      <w:r>
+        <w:t xml:space="preserve"> </w:t>
+      </w:r>
+      <w:proofErr w:type="spellStart"/>
+      <w:r>
+        <w:t>cắt</w:t>
+      </w:r>
+      <w:proofErr w:type="spellEnd"/>
+      <w:r>
+        <w:t xml:space="preserve"> </w:t>
+      </w:r>
+      <w:proofErr w:type="spellStart"/>
+      <w:r>
+        <w:t>số</w:t>
+      </w:r>
+      <w:proofErr w:type="spellEnd"/>
+      <w:r>
+        <w:t xml:space="preserve"> </w:t>
+      </w:r>
+      <w:proofErr w:type="spellStart"/>
+      <w:r>
+        <w:t>giao</w:t>
+      </w:r>
+      <w:proofErr w:type="spellEnd"/>
+      <w:r>
+        <w:t xml:space="preserve"> </w:t>
+      </w:r>
+      <w:proofErr w:type="spellStart"/>
+      <w:r>
+        <w:t>dịch</w:t>
+      </w:r>
+      <w:proofErr w:type="spellEnd"/>
+      <w:r>
+        <w:t xml:space="preserve"> </w:t>
+      </w:r>
+      <w:proofErr w:type="spellStart"/>
+      <w:r>
+        <w:t>vào</w:t>
+      </w:r>
+      <w:proofErr w:type="spellEnd"/>
+      <w:r>
+        <w:t xml:space="preserve"> </w:t>
+      </w:r>
+      <w:proofErr w:type="spellStart"/>
+      <w:r>
+        <w:t>đầu</w:t>
+      </w:r>
+      <w:proofErr w:type="spellEnd"/>
+      <w:r>
+        <w:t xml:space="preserve"> </w:t>
+      </w:r>
+      <w:proofErr w:type="spellStart"/>
+      <w:r>
+        <w:t>ngày</w:t>
+      </w:r>
+      <w:proofErr w:type="spellEnd"/>
+      <w:r>
+        <w:t xml:space="preserve"> </w:t>
+      </w:r>
+      <w:proofErr w:type="spellStart"/>
+      <w:r>
+        <w:t>nên</w:t>
+      </w:r>
+      <w:proofErr w:type="spellEnd"/>
+      <w:r>
+        <w:t xml:space="preserve"> </w:t>
+      </w:r>
+      <w:proofErr w:type="spellStart"/>
+      <w:r>
+        <w:t>không</w:t>
+      </w:r>
+      <w:proofErr w:type="spellEnd"/>
+      <w:r>
+        <w:t xml:space="preserve"> </w:t>
+      </w:r>
+      <w:proofErr w:type="spellStart"/>
+      <w:r>
+        <w:t>thể</w:t>
+      </w:r>
+      <w:proofErr w:type="spellEnd"/>
+      <w:r>
+        <w:t xml:space="preserve"> split </w:t>
+      </w:r>
+      <w:proofErr w:type="spellStart"/>
+      <w:r>
+        <w:t>một</w:t>
+      </w:r>
+      <w:proofErr w:type="spellEnd"/>
+      <w:r>
+        <w:t xml:space="preserve"> </w:t>
+      </w:r>
+      <w:proofErr w:type="spellStart"/>
+      <w:r>
+        <w:t>nửa</w:t>
+      </w:r>
+      <w:proofErr w:type="spellEnd"/>
+      <w:r>
+        <w:t xml:space="preserve"> </w:t>
+      </w:r>
+      <w:proofErr w:type="spellStart"/>
+      <w:r>
+        <w:t>tập</w:t>
+      </w:r>
+      <w:proofErr w:type="spellEnd"/>
+      <w:r>
+        <w:t xml:space="preserve"> </w:t>
+      </w:r>
+      <w:proofErr w:type="spellStart"/>
+      <w:r>
+        <w:t>này</w:t>
+      </w:r>
+      <w:proofErr w:type="spellEnd"/>
+      <w:r>
+        <w:t xml:space="preserve"> </w:t>
+      </w:r>
+      <w:proofErr w:type="spellStart"/>
+      <w:r>
+        <w:t>một</w:t>
+      </w:r>
+      <w:proofErr w:type="spellEnd"/>
+      <w:r>
+        <w:t xml:space="preserve"> </w:t>
+      </w:r>
+      <w:proofErr w:type="spellStart"/>
+      <w:r>
+        <w:t>nửa</w:t>
+      </w:r>
+      <w:proofErr w:type="spellEnd"/>
+      <w:r>
+        <w:t xml:space="preserve"> </w:t>
+      </w:r>
+      <w:proofErr w:type="spellStart"/>
+      <w:r>
+        <w:t>tập</w:t>
+      </w:r>
+      <w:proofErr w:type="spellEnd"/>
+      <w:r>
+        <w:t xml:space="preserve"> kia </w:t>
+      </w:r>
+      <w:proofErr w:type="spellStart"/>
+      <w:r>
+        <w:t>trong</w:t>
+      </w:r>
+      <w:proofErr w:type="spellEnd"/>
+      <w:r>
+        <w:t xml:space="preserve"> 1 </w:t>
+      </w:r>
+      <w:proofErr w:type="spellStart"/>
+      <w:r>
+        <w:t>ngày</w:t>
+      </w:r>
+      <w:proofErr w:type="spellEnd"/>
+      <w:r>
+        <w:t xml:space="preserve"> </w:t>
+      </w:r>
+      <w:proofErr w:type="spellStart"/>
+      <w:r>
+        <w:t>được</w:t>
+      </w:r>
+      <w:proofErr w:type="spellEnd"/>
+      <w:r>
+        <w:t xml:space="preserve"> </w:t>
+      </w:r>
+      <w:proofErr w:type="spellStart"/>
+      <w:r>
+        <w:t>nên</w:t>
+      </w:r>
+      <w:proofErr w:type="spellEnd"/>
+      <w:r>
+        <w:t xml:space="preserve"> </w:t>
+      </w:r>
+      <w:proofErr w:type="spellStart"/>
+      <w:r>
+        <w:t>tỷ</w:t>
+      </w:r>
+      <w:proofErr w:type="spellEnd"/>
+      <w:r>
+        <w:t xml:space="preserve"> </w:t>
+      </w:r>
+      <w:proofErr w:type="spellStart"/>
+      <w:r>
+        <w:t>lệ</w:t>
+      </w:r>
+      <w:proofErr w:type="spellEnd"/>
+      <w:r>
+        <w:t xml:space="preserve"> chia </w:t>
+      </w:r>
+      <w:proofErr w:type="spellStart"/>
+      <w:r>
+        <w:t>các</w:t>
+      </w:r>
+      <w:proofErr w:type="spellEnd"/>
+      <w:r>
+        <w:t xml:space="preserve"> </w:t>
+      </w:r>
+      <w:proofErr w:type="spellStart"/>
+      <w:r>
+        <w:t>tập</w:t>
+      </w:r>
+      <w:proofErr w:type="spellEnd"/>
+      <w:r>
+        <w:t>: 54.5/19/26.5</w:t>
       </w:r>
     </w:p>
     <w:p>
-      <w:r>
-        <w:t>Tỷ lệ fraud giữa train và test là gấp đôi nhưng đây là “sự dịch chuyển phân phối” (distribution shift) không thể tránh khỏi</w:t>
-      </w:r>
+      <w:proofErr w:type="spellStart"/>
+      <w:r>
+        <w:t>Tỷ</w:t>
+      </w:r>
+      <w:proofErr w:type="spellEnd"/>
+      <w:r>
+        <w:t xml:space="preserve"> </w:t>
+      </w:r>
+      <w:proofErr w:type="spellStart"/>
+      <w:r>
+        <w:t>lệ</w:t>
+      </w:r>
+      <w:proofErr w:type="spellEnd"/>
+      <w:r>
+        <w:t xml:space="preserve"> fraud </w:t>
+      </w:r>
+      <w:proofErr w:type="spellStart"/>
+      <w:r>
+        <w:t>giữa</w:t>
+      </w:r>
+      <w:proofErr w:type="spellEnd"/>
+      <w:r>
+        <w:t xml:space="preserve"> train </w:t>
+      </w:r>
+      <w:proofErr w:type="spellStart"/>
+      <w:r>
+        <w:t>và</w:t>
+      </w:r>
+      <w:proofErr w:type="spellEnd"/>
+      <w:r>
+        <w:t xml:space="preserve"> test </w:t>
+      </w:r>
+      <w:proofErr w:type="spellStart"/>
+      <w:r>
+        <w:t>là</w:t>
+      </w:r>
+      <w:proofErr w:type="spellEnd"/>
+      <w:r>
+        <w:t xml:space="preserve"> </w:t>
+      </w:r>
+      <w:proofErr w:type="spellStart"/>
+      <w:r>
+        <w:t>gấp</w:t>
+      </w:r>
+      <w:proofErr w:type="spellEnd"/>
+      <w:r>
+        <w:t xml:space="preserve"> </w:t>
+      </w:r>
+      <w:proofErr w:type="spellStart"/>
+      <w:r>
+        <w:t>đôi</w:t>
+      </w:r>
+      <w:proofErr w:type="spellEnd"/>
+      <w:r>
+        <w:t xml:space="preserve"> </w:t>
+      </w:r>
+      <w:proofErr w:type="spellStart"/>
+      <w:r>
+        <w:t>nhưng</w:t>
+      </w:r>
+      <w:proofErr w:type="spellEnd"/>
+      <w:r>
+        <w:t xml:space="preserve"> </w:t>
+      </w:r>
+      <w:proofErr w:type="spellStart"/>
+      <w:r>
+        <w:t>đây</w:t>
+      </w:r>
+      <w:proofErr w:type="spellEnd"/>
+      <w:r>
+        <w:t xml:space="preserve"> </w:t>
+      </w:r>
+      <w:proofErr w:type="spellStart"/>
+      <w:r>
+        <w:t>là</w:t>
+      </w:r>
+      <w:proofErr w:type="spellEnd"/>
+      <w:r>
+        <w:t xml:space="preserve"> “</w:t>
+      </w:r>
+      <w:proofErr w:type="spellStart"/>
+      <w:r>
+        <w:t>sự</w:t>
+      </w:r>
+      <w:proofErr w:type="spellEnd"/>
+      <w:r>
+        <w:t xml:space="preserve"> </w:t>
+      </w:r>
+      <w:proofErr w:type="spellStart"/>
+      <w:r>
+        <w:t>dịch</w:t>
+      </w:r>
+      <w:proofErr w:type="spellEnd"/>
+      <w:r>
+        <w:t xml:space="preserve"> </w:t>
+      </w:r>
+      <w:proofErr w:type="spellStart"/>
+      <w:r>
+        <w:t>chuyển</w:t>
+      </w:r>
+      <w:proofErr w:type="spellEnd"/>
+      <w:r>
+        <w:t xml:space="preserve"> </w:t>
+      </w:r>
+      <w:proofErr w:type="spellStart"/>
+      <w:r>
+        <w:t>phân</w:t>
+      </w:r>
+      <w:proofErr w:type="spellEnd"/>
+      <w:r>
+        <w:t xml:space="preserve"> </w:t>
+      </w:r>
+      <w:proofErr w:type="spellStart"/>
+      <w:r>
+        <w:t>phối</w:t>
+      </w:r>
+      <w:proofErr w:type="spellEnd"/>
+      <w:r>
+        <w:t xml:space="preserve">” (distribution shift) </w:t>
+      </w:r>
+      <w:proofErr w:type="spellStart"/>
+      <w:r>
+        <w:t>không</w:t>
+      </w:r>
+      <w:proofErr w:type="spellEnd"/>
+      <w:r>
+        <w:t xml:space="preserve"> </w:t>
+      </w:r>
+      <w:proofErr w:type="spellStart"/>
+      <w:r>
+        <w:t>thể</w:t>
+      </w:r>
+      <w:proofErr w:type="spellEnd"/>
+      <w:r>
+        <w:t xml:space="preserve"> </w:t>
+      </w:r>
+      <w:proofErr w:type="spellStart"/>
+      <w:r>
+        <w:t>tránh</w:t>
+      </w:r>
+      <w:proofErr w:type="spellEnd"/>
+      <w:r>
+        <w:t xml:space="preserve"> </w:t>
+      </w:r>
+      <w:proofErr w:type="spellStart"/>
+      <w:r>
+        <w:t>khỏi</w:t>
+      </w:r>
+      <w:proofErr w:type="spellEnd"/>
     </w:p>
     <w:p>
-      <w:r>
-        <w:t>Bài báo liên quan</w:t>
-      </w:r>
-      <w:r>
-        <w:t xml:space="preserve">, chứng minh được bộ dữ liệu </w:t>
-      </w:r>
-      <w:r>
-        <w:t>IBM laundering dataset vì sao nên chọn: mới hơn, tỷ lệ fraud thấp giống thực tế, IBM mô phỏng thông qua một bộ dữ liệu thật có thật rất đáng tin cậy vì giống dữ liệu thật chỉ khác cái tên được đặt khác</w:t>
-      </w:r>
-      <w:r>
-        <w:t>, được cộng đồng nghiên cứu đón nhận</w:t>
-      </w:r>
-      <w:r>
-        <w:t xml:space="preserve">. Chọn </w:t>
+      <w:proofErr w:type="spellStart"/>
+      <w:r>
+        <w:t>Bài</w:t>
+      </w:r>
+      <w:proofErr w:type="spellEnd"/>
+      <w:r>
+        <w:t xml:space="preserve"> </w:t>
+      </w:r>
+      <w:proofErr w:type="spellStart"/>
+      <w:r>
+        <w:t>báo</w:t>
+      </w:r>
+      <w:proofErr w:type="spellEnd"/>
+      <w:r>
+        <w:t xml:space="preserve"> </w:t>
+      </w:r>
+      <w:proofErr w:type="spellStart"/>
+      <w:r>
+        <w:t>liên</w:t>
+      </w:r>
+      <w:proofErr w:type="spellEnd"/>
+      <w:r>
+        <w:t xml:space="preserve"> </w:t>
+      </w:r>
+      <w:proofErr w:type="spellStart"/>
+      <w:r>
+        <w:t>quan</w:t>
+      </w:r>
+      <w:proofErr w:type="spellEnd"/>
+      <w:r>
+        <w:t xml:space="preserve">, </w:t>
+      </w:r>
+      <w:proofErr w:type="spellStart"/>
+      <w:r>
+        <w:t>chứng</w:t>
+      </w:r>
+      <w:proofErr w:type="spellEnd"/>
+      <w:r>
+        <w:t xml:space="preserve"> </w:t>
+      </w:r>
+      <w:proofErr w:type="spellStart"/>
+      <w:r>
+        <w:t>minh</w:t>
+      </w:r>
+      <w:proofErr w:type="spellEnd"/>
+      <w:r>
+        <w:t xml:space="preserve"> </w:t>
+      </w:r>
+      <w:proofErr w:type="spellStart"/>
+      <w:r>
+        <w:t>được</w:t>
+      </w:r>
+      <w:proofErr w:type="spellEnd"/>
+      <w:r>
+        <w:t xml:space="preserve"> </w:t>
+      </w:r>
+      <w:proofErr w:type="spellStart"/>
+      <w:r>
+        <w:t>bộ</w:t>
+      </w:r>
+      <w:proofErr w:type="spellEnd"/>
+      <w:r>
+        <w:t xml:space="preserve"> </w:t>
+      </w:r>
+      <w:proofErr w:type="spellStart"/>
+      <w:r>
+        <w:t>dữ</w:t>
+      </w:r>
+      <w:proofErr w:type="spellEnd"/>
+      <w:r>
+        <w:t xml:space="preserve"> </w:t>
+      </w:r>
+      <w:proofErr w:type="spellStart"/>
+      <w:r>
+        <w:t>liệu</w:t>
+      </w:r>
+      <w:proofErr w:type="spellEnd"/>
+      <w:r>
+        <w:t xml:space="preserve"> </w:t>
+      </w:r>
+      <w:r>
+        <w:t xml:space="preserve">IBM laundering dataset </w:t>
+      </w:r>
+      <w:proofErr w:type="spellStart"/>
+      <w:r>
+        <w:t>vì</w:t>
+      </w:r>
+      <w:proofErr w:type="spellEnd"/>
+      <w:r>
+        <w:t xml:space="preserve"> </w:t>
+      </w:r>
+      <w:proofErr w:type="spellStart"/>
+      <w:r>
+        <w:t>sao</w:t>
+      </w:r>
+      <w:proofErr w:type="spellEnd"/>
+      <w:r>
+        <w:t xml:space="preserve"> </w:t>
+      </w:r>
+      <w:proofErr w:type="spellStart"/>
+      <w:r>
+        <w:t>nên</w:t>
+      </w:r>
+      <w:proofErr w:type="spellEnd"/>
+      <w:r>
+        <w:t xml:space="preserve"> </w:t>
+      </w:r>
+      <w:proofErr w:type="spellStart"/>
+      <w:r>
+        <w:t>chọn</w:t>
+      </w:r>
+      <w:proofErr w:type="spellEnd"/>
+      <w:r>
+        <w:t xml:space="preserve">: </w:t>
+      </w:r>
+      <w:proofErr w:type="spellStart"/>
+      <w:r>
+        <w:t>mới</w:t>
+      </w:r>
+      <w:proofErr w:type="spellEnd"/>
+      <w:r>
+        <w:t xml:space="preserve"> </w:t>
+      </w:r>
+      <w:proofErr w:type="spellStart"/>
+      <w:r>
+        <w:t>hơn</w:t>
+      </w:r>
+      <w:proofErr w:type="spellEnd"/>
+      <w:r>
+        <w:t xml:space="preserve">, </w:t>
+      </w:r>
+      <w:proofErr w:type="spellStart"/>
+      <w:r>
+        <w:t>tỷ</w:t>
+      </w:r>
+      <w:proofErr w:type="spellEnd"/>
+      <w:r>
+        <w:t xml:space="preserve"> </w:t>
+      </w:r>
+      <w:proofErr w:type="spellStart"/>
+      <w:r>
+        <w:t>lệ</w:t>
+      </w:r>
+      <w:proofErr w:type="spellEnd"/>
+      <w:r>
+        <w:t xml:space="preserve"> fraud </w:t>
+      </w:r>
+      <w:proofErr w:type="spellStart"/>
+      <w:r>
+        <w:t>thấp</w:t>
+      </w:r>
+      <w:proofErr w:type="spellEnd"/>
+      <w:r>
+        <w:t xml:space="preserve"> </w:t>
+      </w:r>
+      <w:proofErr w:type="spellStart"/>
+      <w:r>
+        <w:t>giống</w:t>
+      </w:r>
+      <w:proofErr w:type="spellEnd"/>
+      <w:r>
+        <w:t xml:space="preserve"> </w:t>
+      </w:r>
+      <w:proofErr w:type="spellStart"/>
+      <w:r>
+        <w:t>thực</w:t>
+      </w:r>
+      <w:proofErr w:type="spellEnd"/>
+      <w:r>
+        <w:t xml:space="preserve"> </w:t>
+      </w:r>
+      <w:proofErr w:type="spellStart"/>
+      <w:r>
+        <w:t>tế</w:t>
+      </w:r>
+      <w:proofErr w:type="spellEnd"/>
+      <w:r>
+        <w:t xml:space="preserve">, IBM </w:t>
+      </w:r>
+      <w:proofErr w:type="spellStart"/>
+      <w:r>
+        <w:t>mô</w:t>
+      </w:r>
+      <w:proofErr w:type="spellEnd"/>
+      <w:r>
+        <w:t xml:space="preserve"> </w:t>
+      </w:r>
+      <w:proofErr w:type="spellStart"/>
+      <w:r>
+        <w:t>phỏng</w:t>
+      </w:r>
+      <w:proofErr w:type="spellEnd"/>
+      <w:r>
+        <w:t xml:space="preserve"> </w:t>
+      </w:r>
+      <w:proofErr w:type="spellStart"/>
+      <w:r>
+        <w:t>thông</w:t>
+      </w:r>
+      <w:proofErr w:type="spellEnd"/>
+      <w:r>
+        <w:t xml:space="preserve"> qua </w:t>
+      </w:r>
+      <w:proofErr w:type="spellStart"/>
+      <w:r>
+        <w:t>một</w:t>
+      </w:r>
+      <w:proofErr w:type="spellEnd"/>
+      <w:r>
+        <w:t xml:space="preserve"> </w:t>
+      </w:r>
+      <w:proofErr w:type="spellStart"/>
+      <w:r>
+        <w:t>bộ</w:t>
+      </w:r>
+      <w:proofErr w:type="spellEnd"/>
+      <w:r>
+        <w:t xml:space="preserve"> </w:t>
+      </w:r>
+      <w:proofErr w:type="spellStart"/>
+      <w:r>
+        <w:t>dữ</w:t>
+      </w:r>
+      <w:proofErr w:type="spellEnd"/>
+      <w:r>
+        <w:t xml:space="preserve"> </w:t>
+      </w:r>
+      <w:proofErr w:type="spellStart"/>
+      <w:r>
+        <w:t>liệu</w:t>
+      </w:r>
+      <w:proofErr w:type="spellEnd"/>
+      <w:r>
+        <w:t xml:space="preserve"> </w:t>
+      </w:r>
+      <w:proofErr w:type="spellStart"/>
+      <w:r>
+        <w:t>thật</w:t>
+      </w:r>
+      <w:proofErr w:type="spellEnd"/>
+      <w:r>
+        <w:t xml:space="preserve"> </w:t>
+      </w:r>
+      <w:proofErr w:type="spellStart"/>
+      <w:r>
+        <w:t>có</w:t>
+      </w:r>
+      <w:proofErr w:type="spellEnd"/>
+      <w:r>
+        <w:t xml:space="preserve"> </w:t>
+      </w:r>
+      <w:proofErr w:type="spellStart"/>
+      <w:r>
+        <w:t>thật</w:t>
+      </w:r>
+      <w:proofErr w:type="spellEnd"/>
+      <w:r>
+        <w:t xml:space="preserve"> </w:t>
+      </w:r>
+      <w:proofErr w:type="spellStart"/>
+      <w:r>
+        <w:t>rất</w:t>
+      </w:r>
+      <w:proofErr w:type="spellEnd"/>
+      <w:r>
+        <w:t xml:space="preserve"> </w:t>
+      </w:r>
+      <w:proofErr w:type="spellStart"/>
+      <w:r>
+        <w:t>đáng</w:t>
+      </w:r>
+      <w:proofErr w:type="spellEnd"/>
+      <w:r>
+        <w:t xml:space="preserve"> tin </w:t>
+      </w:r>
+      <w:proofErr w:type="spellStart"/>
+      <w:r>
+        <w:t>cậy</w:t>
+      </w:r>
+      <w:proofErr w:type="spellEnd"/>
+      <w:r>
+        <w:t xml:space="preserve"> </w:t>
+      </w:r>
+      <w:proofErr w:type="spellStart"/>
+      <w:r>
+        <w:t>vì</w:t>
+      </w:r>
+      <w:proofErr w:type="spellEnd"/>
+      <w:r>
+        <w:t xml:space="preserve"> </w:t>
+      </w:r>
+      <w:proofErr w:type="spellStart"/>
+      <w:r>
+        <w:t>giống</w:t>
+      </w:r>
+      <w:proofErr w:type="spellEnd"/>
+      <w:r>
+        <w:t xml:space="preserve"> </w:t>
+      </w:r>
+      <w:proofErr w:type="spellStart"/>
+      <w:r>
+        <w:t>dữ</w:t>
+      </w:r>
+      <w:proofErr w:type="spellEnd"/>
+      <w:r>
+        <w:t xml:space="preserve"> </w:t>
+      </w:r>
+      <w:proofErr w:type="spellStart"/>
+      <w:r>
+        <w:t>liệu</w:t>
+      </w:r>
+      <w:proofErr w:type="spellEnd"/>
+      <w:r>
+        <w:t xml:space="preserve"> </w:t>
+      </w:r>
+      <w:proofErr w:type="spellStart"/>
+      <w:r>
+        <w:t>thật</w:t>
+      </w:r>
+      <w:proofErr w:type="spellEnd"/>
+      <w:r>
+        <w:t xml:space="preserve"> </w:t>
+      </w:r>
+      <w:proofErr w:type="spellStart"/>
+      <w:r>
+        <w:t>chỉ</w:t>
+      </w:r>
+      <w:proofErr w:type="spellEnd"/>
+      <w:r>
+        <w:t xml:space="preserve"> </w:t>
+      </w:r>
+      <w:proofErr w:type="spellStart"/>
+      <w:r>
+        <w:t>khác</w:t>
+      </w:r>
+      <w:proofErr w:type="spellEnd"/>
+      <w:r>
+        <w:t xml:space="preserve"> </w:t>
+      </w:r>
+      <w:proofErr w:type="spellStart"/>
+      <w:r>
+        <w:t>cái</w:t>
+      </w:r>
+      <w:proofErr w:type="spellEnd"/>
+      <w:r>
+        <w:t xml:space="preserve"> </w:t>
+      </w:r>
+      <w:proofErr w:type="spellStart"/>
+      <w:r>
+        <w:t>tên</w:t>
+      </w:r>
+      <w:proofErr w:type="spellEnd"/>
+      <w:r>
+        <w:t xml:space="preserve"> </w:t>
+      </w:r>
+      <w:proofErr w:type="spellStart"/>
+      <w:r>
+        <w:t>được</w:t>
+      </w:r>
+      <w:proofErr w:type="spellEnd"/>
+      <w:r>
+        <w:t xml:space="preserve"> </w:t>
+      </w:r>
+      <w:proofErr w:type="spellStart"/>
+      <w:r>
+        <w:t>đặt</w:t>
+      </w:r>
+      <w:proofErr w:type="spellEnd"/>
+      <w:r>
+        <w:t xml:space="preserve"> </w:t>
+      </w:r>
+      <w:proofErr w:type="spellStart"/>
+      <w:r>
+        <w:t>khác</w:t>
+      </w:r>
+      <w:proofErr w:type="spellEnd"/>
+      <w:r>
+        <w:t xml:space="preserve">, </w:t>
+      </w:r>
+      <w:proofErr w:type="spellStart"/>
+      <w:r>
+        <w:t>được</w:t>
+      </w:r>
+      <w:proofErr w:type="spellEnd"/>
+      <w:r>
+        <w:t xml:space="preserve"> </w:t>
+      </w:r>
+      <w:proofErr w:type="spellStart"/>
+      <w:r>
+        <w:t>cộng</w:t>
+      </w:r>
+      <w:proofErr w:type="spellEnd"/>
+      <w:r>
+        <w:t xml:space="preserve"> </w:t>
+      </w:r>
+      <w:proofErr w:type="spellStart"/>
+      <w:r>
+        <w:t>đồng</w:t>
+      </w:r>
+      <w:proofErr w:type="spellEnd"/>
+      <w:r>
+        <w:t xml:space="preserve"> </w:t>
+      </w:r>
+      <w:proofErr w:type="spellStart"/>
+      <w:r>
+        <w:t>nghiên</w:t>
+      </w:r>
+      <w:proofErr w:type="spellEnd"/>
+      <w:r>
+        <w:t xml:space="preserve"> </w:t>
+      </w:r>
+      <w:proofErr w:type="spellStart"/>
+      <w:r>
+        <w:t>cứu</w:t>
+      </w:r>
+      <w:proofErr w:type="spellEnd"/>
+      <w:r>
+        <w:t xml:space="preserve"> </w:t>
+      </w:r>
+      <w:proofErr w:type="spellStart"/>
+      <w:r>
+        <w:t>đón</w:t>
+      </w:r>
+      <w:proofErr w:type="spellEnd"/>
+      <w:r>
+        <w:t xml:space="preserve"> </w:t>
+      </w:r>
+      <w:proofErr w:type="spellStart"/>
+      <w:r>
+        <w:t>nhận</w:t>
+      </w:r>
+      <w:proofErr w:type="spellEnd"/>
+      <w:r>
+        <w:t xml:space="preserve">. </w:t>
+      </w:r>
+      <w:proofErr w:type="spellStart"/>
+      <w:r>
+        <w:t>Chọn</w:t>
+      </w:r>
+      <w:proofErr w:type="spellEnd"/>
+      <w:r>
+        <w:t xml:space="preserve"> </w:t>
       </w:r>
       <w:r>
         <w:t>H</w:t>
       </w:r>
       <w:r>
-        <w:t>I-Small vì máy chỉ đủ dùng cho bản Small, chọn HI vì dễ cho việc huấn luyện luyện và đánh giá mạng GNN, đây là lựa chọn phù hợp các bài báo, luận văn tập trung vào kiến trúc và phương pháp luận nên bản HI dễ đánh giá hơn nếu có lỗi cũng biết do mỗi hình dở chứ không phái thiếu dữ liệu</w:t>
-      </w:r>
-      <w:r>
-        <w:t>. Nhiều bài báo trện thế giới cũng dùng HI nên dễ so sánh benchmark hơn trực tiếp hơn</w:t>
-      </w:r>
+        <w:t xml:space="preserve">I-Small </w:t>
+      </w:r>
+      <w:proofErr w:type="spellStart"/>
+      <w:r>
+        <w:t>vì</w:t>
+      </w:r>
+      <w:proofErr w:type="spellEnd"/>
+      <w:r>
+        <w:t xml:space="preserve"> </w:t>
+      </w:r>
+      <w:proofErr w:type="spellStart"/>
+      <w:r>
+        <w:t>máy</w:t>
+      </w:r>
+      <w:proofErr w:type="spellEnd"/>
+      <w:r>
+        <w:t xml:space="preserve"> </w:t>
+      </w:r>
+      <w:proofErr w:type="spellStart"/>
+      <w:r>
+        <w:t>chỉ</w:t>
+      </w:r>
+      <w:proofErr w:type="spellEnd"/>
+      <w:r>
+        <w:t xml:space="preserve"> </w:t>
+      </w:r>
+      <w:proofErr w:type="spellStart"/>
+      <w:r>
+        <w:t>đủ</w:t>
+      </w:r>
+      <w:proofErr w:type="spellEnd"/>
+      <w:r>
+        <w:t xml:space="preserve"> </w:t>
+      </w:r>
+      <w:proofErr w:type="spellStart"/>
+      <w:r>
+        <w:t>dùng</w:t>
+      </w:r>
+      <w:proofErr w:type="spellEnd"/>
+      <w:r>
+        <w:t xml:space="preserve"> </w:t>
+      </w:r>
+      <w:proofErr w:type="spellStart"/>
+      <w:r>
+        <w:t>cho</w:t>
+      </w:r>
+      <w:proofErr w:type="spellEnd"/>
+      <w:r>
+        <w:t xml:space="preserve"> </w:t>
+      </w:r>
+      <w:proofErr w:type="spellStart"/>
+      <w:r>
+        <w:t>bản</w:t>
+      </w:r>
+      <w:proofErr w:type="spellEnd"/>
+      <w:r>
+        <w:t xml:space="preserve"> Small, </w:t>
+      </w:r>
+      <w:proofErr w:type="spellStart"/>
+      <w:r>
+        <w:t>chọn</w:t>
+      </w:r>
+      <w:proofErr w:type="spellEnd"/>
+      <w:r>
+        <w:t xml:space="preserve"> HI </w:t>
+      </w:r>
+      <w:proofErr w:type="spellStart"/>
+      <w:r>
+        <w:t>vì</w:t>
+      </w:r>
+      <w:proofErr w:type="spellEnd"/>
+      <w:r>
+        <w:t xml:space="preserve"> </w:t>
+      </w:r>
+      <w:proofErr w:type="spellStart"/>
+      <w:r>
+        <w:t>dễ</w:t>
+      </w:r>
+      <w:proofErr w:type="spellEnd"/>
+      <w:r>
+        <w:t xml:space="preserve"> </w:t>
+      </w:r>
+      <w:proofErr w:type="spellStart"/>
+      <w:r>
+        <w:t>cho</w:t>
+      </w:r>
+      <w:proofErr w:type="spellEnd"/>
+      <w:r>
+        <w:t xml:space="preserve"> </w:t>
+      </w:r>
+      <w:proofErr w:type="spellStart"/>
+      <w:r>
+        <w:t>việc</w:t>
+      </w:r>
+      <w:proofErr w:type="spellEnd"/>
+      <w:r>
+        <w:t xml:space="preserve"> </w:t>
+      </w:r>
+      <w:proofErr w:type="spellStart"/>
+      <w:r>
+        <w:t>huấn</w:t>
+      </w:r>
+      <w:proofErr w:type="spellEnd"/>
+      <w:r>
+        <w:t xml:space="preserve"> </w:t>
+      </w:r>
+      <w:proofErr w:type="spellStart"/>
+      <w:r>
+        <w:t>luyện</w:t>
+      </w:r>
+      <w:proofErr w:type="spellEnd"/>
+      <w:r>
+        <w:t xml:space="preserve"> </w:t>
+      </w:r>
+      <w:proofErr w:type="spellStart"/>
+      <w:r>
+        <w:t>luyện</w:t>
+      </w:r>
+      <w:proofErr w:type="spellEnd"/>
+      <w:r>
+        <w:t xml:space="preserve"> </w:t>
+      </w:r>
+      <w:proofErr w:type="spellStart"/>
+      <w:r>
+        <w:t>và</w:t>
+      </w:r>
+      <w:proofErr w:type="spellEnd"/>
+      <w:r>
+        <w:t xml:space="preserve"> </w:t>
+      </w:r>
+      <w:proofErr w:type="spellStart"/>
+      <w:r>
+        <w:t>đánh</w:t>
+      </w:r>
+      <w:proofErr w:type="spellEnd"/>
+      <w:r>
+        <w:t xml:space="preserve"> </w:t>
+      </w:r>
+      <w:proofErr w:type="spellStart"/>
+      <w:r>
+        <w:t>giá</w:t>
+      </w:r>
+      <w:proofErr w:type="spellEnd"/>
+      <w:r>
+        <w:t xml:space="preserve"> </w:t>
+      </w:r>
+      <w:proofErr w:type="spellStart"/>
+      <w:r>
+        <w:t>mạng</w:t>
+      </w:r>
+      <w:proofErr w:type="spellEnd"/>
+      <w:r>
+        <w:t xml:space="preserve"> GNN, </w:t>
+      </w:r>
+      <w:proofErr w:type="spellStart"/>
+      <w:r>
+        <w:t>đây</w:t>
+      </w:r>
+      <w:proofErr w:type="spellEnd"/>
+      <w:r>
+        <w:t xml:space="preserve"> </w:t>
+      </w:r>
+      <w:proofErr w:type="spellStart"/>
+      <w:r>
+        <w:t>là</w:t>
+      </w:r>
+      <w:proofErr w:type="spellEnd"/>
+      <w:r>
+        <w:t xml:space="preserve"> </w:t>
+      </w:r>
+      <w:proofErr w:type="spellStart"/>
+      <w:r>
+        <w:t>lựa</w:t>
+      </w:r>
+      <w:proofErr w:type="spellEnd"/>
+      <w:r>
+        <w:t xml:space="preserve"> </w:t>
+      </w:r>
+      <w:proofErr w:type="spellStart"/>
+      <w:r>
+        <w:t>chọn</w:t>
+      </w:r>
+      <w:proofErr w:type="spellEnd"/>
+      <w:r>
+        <w:t xml:space="preserve"> </w:t>
+      </w:r>
+      <w:proofErr w:type="spellStart"/>
+      <w:r>
+        <w:t>phù</w:t>
+      </w:r>
+      <w:proofErr w:type="spellEnd"/>
+      <w:r>
+        <w:t xml:space="preserve"> </w:t>
+      </w:r>
+      <w:proofErr w:type="spellStart"/>
+      <w:r>
+        <w:t>hợp</w:t>
+      </w:r>
+      <w:proofErr w:type="spellEnd"/>
+      <w:r>
+        <w:t xml:space="preserve"> </w:t>
+      </w:r>
+      <w:proofErr w:type="spellStart"/>
+      <w:r>
+        <w:t>các</w:t>
+      </w:r>
+      <w:proofErr w:type="spellEnd"/>
+      <w:r>
+        <w:t xml:space="preserve"> </w:t>
+      </w:r>
+      <w:proofErr w:type="spellStart"/>
+      <w:r>
+        <w:t>bài</w:t>
+      </w:r>
+      <w:proofErr w:type="spellEnd"/>
+      <w:r>
+        <w:t xml:space="preserve"> </w:t>
+      </w:r>
+      <w:proofErr w:type="spellStart"/>
+      <w:r>
+        <w:t>báo</w:t>
+      </w:r>
+      <w:proofErr w:type="spellEnd"/>
+      <w:r>
+        <w:t xml:space="preserve">, </w:t>
+      </w:r>
+      <w:proofErr w:type="spellStart"/>
+      <w:r>
+        <w:t>luận</w:t>
+      </w:r>
+      <w:proofErr w:type="spellEnd"/>
+      <w:r>
+        <w:t xml:space="preserve"> </w:t>
+      </w:r>
+      <w:proofErr w:type="spellStart"/>
+      <w:r>
+        <w:t>văn</w:t>
+      </w:r>
+      <w:proofErr w:type="spellEnd"/>
+      <w:r>
+        <w:t xml:space="preserve"> </w:t>
+      </w:r>
+      <w:proofErr w:type="spellStart"/>
+      <w:r>
+        <w:t>tập</w:t>
+      </w:r>
+      <w:proofErr w:type="spellEnd"/>
+      <w:r>
+        <w:t xml:space="preserve"> </w:t>
+      </w:r>
+      <w:proofErr w:type="spellStart"/>
+      <w:r>
+        <w:t>trung</w:t>
+      </w:r>
+      <w:proofErr w:type="spellEnd"/>
+      <w:r>
+        <w:t xml:space="preserve"> </w:t>
+      </w:r>
+      <w:proofErr w:type="spellStart"/>
+      <w:r>
+        <w:t>vào</w:t>
+      </w:r>
+      <w:proofErr w:type="spellEnd"/>
+      <w:r>
+        <w:t xml:space="preserve"> </w:t>
+      </w:r>
+      <w:proofErr w:type="spellStart"/>
+      <w:r>
+        <w:t>kiến</w:t>
+      </w:r>
+      <w:proofErr w:type="spellEnd"/>
+      <w:r>
+        <w:t xml:space="preserve"> </w:t>
+      </w:r>
+      <w:proofErr w:type="spellStart"/>
+      <w:r>
+        <w:t>trúc</w:t>
+      </w:r>
+      <w:proofErr w:type="spellEnd"/>
+      <w:r>
+        <w:t xml:space="preserve"> </w:t>
+      </w:r>
+      <w:proofErr w:type="spellStart"/>
+      <w:r>
+        <w:t>và</w:t>
+      </w:r>
+      <w:proofErr w:type="spellEnd"/>
+      <w:r>
+        <w:t xml:space="preserve"> </w:t>
+      </w:r>
+      <w:proofErr w:type="spellStart"/>
+      <w:r>
+        <w:t>phương</w:t>
+      </w:r>
+      <w:proofErr w:type="spellEnd"/>
+      <w:r>
+        <w:t xml:space="preserve"> </w:t>
+      </w:r>
+      <w:proofErr w:type="spellStart"/>
+      <w:r>
+        <w:t>pháp</w:t>
+      </w:r>
+      <w:proofErr w:type="spellEnd"/>
+      <w:r>
+        <w:t xml:space="preserve"> </w:t>
+      </w:r>
+      <w:proofErr w:type="spellStart"/>
+      <w:r>
+        <w:t>luận</w:t>
+      </w:r>
+      <w:proofErr w:type="spellEnd"/>
+      <w:r>
+        <w:t xml:space="preserve"> </w:t>
+      </w:r>
+      <w:proofErr w:type="spellStart"/>
+      <w:r>
+        <w:t>nên</w:t>
+      </w:r>
+      <w:proofErr w:type="spellEnd"/>
+      <w:r>
+        <w:t xml:space="preserve"> </w:t>
+      </w:r>
+      <w:proofErr w:type="spellStart"/>
+      <w:r>
+        <w:t>bản</w:t>
+      </w:r>
+      <w:proofErr w:type="spellEnd"/>
+      <w:r>
+        <w:t xml:space="preserve"> HI </w:t>
+      </w:r>
+      <w:proofErr w:type="spellStart"/>
+      <w:r>
+        <w:t>dễ</w:t>
+      </w:r>
+      <w:proofErr w:type="spellEnd"/>
+      <w:r>
+        <w:t xml:space="preserve"> </w:t>
+      </w:r>
+      <w:proofErr w:type="spellStart"/>
+      <w:r>
+        <w:t>đánh</w:t>
+      </w:r>
+      <w:proofErr w:type="spellEnd"/>
+      <w:r>
+        <w:t xml:space="preserve"> </w:t>
+      </w:r>
+      <w:proofErr w:type="spellStart"/>
+      <w:r>
+        <w:t>giá</w:t>
+      </w:r>
+      <w:proofErr w:type="spellEnd"/>
+      <w:r>
+        <w:t xml:space="preserve"> </w:t>
+      </w:r>
+      <w:proofErr w:type="spellStart"/>
+      <w:r>
+        <w:t>hơn</w:t>
+      </w:r>
+      <w:proofErr w:type="spellEnd"/>
+      <w:r>
+        <w:t xml:space="preserve"> </w:t>
+      </w:r>
+      <w:proofErr w:type="spellStart"/>
+      <w:r>
+        <w:t>nếu</w:t>
+      </w:r>
+      <w:proofErr w:type="spellEnd"/>
+      <w:r>
+        <w:t xml:space="preserve"> </w:t>
+      </w:r>
+      <w:proofErr w:type="spellStart"/>
+      <w:r>
+        <w:t>có</w:t>
+      </w:r>
+      <w:proofErr w:type="spellEnd"/>
+      <w:r>
+        <w:t xml:space="preserve"> </w:t>
+      </w:r>
+      <w:proofErr w:type="spellStart"/>
+      <w:r>
+        <w:t>lỗi</w:t>
+      </w:r>
+      <w:proofErr w:type="spellEnd"/>
+      <w:r>
+        <w:t xml:space="preserve"> </w:t>
+      </w:r>
+      <w:proofErr w:type="spellStart"/>
+      <w:r>
+        <w:t>cũng</w:t>
+      </w:r>
+      <w:proofErr w:type="spellEnd"/>
+      <w:r>
+        <w:t xml:space="preserve"> </w:t>
+      </w:r>
+      <w:proofErr w:type="spellStart"/>
+      <w:r>
+        <w:t>biết</w:t>
+      </w:r>
+      <w:proofErr w:type="spellEnd"/>
+      <w:r>
+        <w:t xml:space="preserve"> do </w:t>
+      </w:r>
+      <w:proofErr w:type="spellStart"/>
+      <w:r>
+        <w:t>mỗi</w:t>
+      </w:r>
+      <w:proofErr w:type="spellEnd"/>
+      <w:r>
+        <w:t xml:space="preserve"> </w:t>
+      </w:r>
+      <w:proofErr w:type="spellStart"/>
+      <w:r>
+        <w:t>hình</w:t>
+      </w:r>
+      <w:proofErr w:type="spellEnd"/>
+      <w:r>
+        <w:t xml:space="preserve"> </w:t>
+      </w:r>
+      <w:proofErr w:type="spellStart"/>
+      <w:r>
+        <w:t>dở</w:t>
+      </w:r>
+      <w:proofErr w:type="spellEnd"/>
+      <w:r>
+        <w:t xml:space="preserve"> </w:t>
+      </w:r>
+      <w:proofErr w:type="spellStart"/>
+      <w:r>
+        <w:t>chứ</w:t>
+      </w:r>
+      <w:proofErr w:type="spellEnd"/>
+      <w:r>
+        <w:t xml:space="preserve"> </w:t>
+      </w:r>
+      <w:proofErr w:type="spellStart"/>
+      <w:r>
+        <w:t>không</w:t>
+      </w:r>
+      <w:proofErr w:type="spellEnd"/>
+      <w:r>
+        <w:t xml:space="preserve"> </w:t>
+      </w:r>
+      <w:proofErr w:type="spellStart"/>
+      <w:r>
+        <w:t>phái</w:t>
+      </w:r>
+      <w:proofErr w:type="spellEnd"/>
+      <w:r>
+        <w:t xml:space="preserve"> </w:t>
+      </w:r>
+      <w:proofErr w:type="spellStart"/>
+      <w:r>
+        <w:t>thiếu</w:t>
+      </w:r>
+      <w:proofErr w:type="spellEnd"/>
+      <w:r>
+        <w:t xml:space="preserve"> </w:t>
+      </w:r>
+      <w:proofErr w:type="spellStart"/>
+      <w:r>
+        <w:t>dữ</w:t>
+      </w:r>
+      <w:proofErr w:type="spellEnd"/>
+      <w:r>
+        <w:t xml:space="preserve"> </w:t>
+      </w:r>
+      <w:proofErr w:type="spellStart"/>
+      <w:r>
+        <w:t>liệu</w:t>
+      </w:r>
+      <w:proofErr w:type="spellEnd"/>
+      <w:r>
+        <w:t xml:space="preserve">. </w:t>
+      </w:r>
+      <w:proofErr w:type="spellStart"/>
+      <w:r>
+        <w:t>Nhiều</w:t>
+      </w:r>
+      <w:proofErr w:type="spellEnd"/>
+      <w:r>
+        <w:t xml:space="preserve"> </w:t>
+      </w:r>
+      <w:proofErr w:type="spellStart"/>
+      <w:r>
+        <w:t>bài</w:t>
+      </w:r>
+      <w:proofErr w:type="spellEnd"/>
+      <w:r>
+        <w:t xml:space="preserve"> </w:t>
+      </w:r>
+      <w:proofErr w:type="spellStart"/>
+      <w:r>
+        <w:t>báo</w:t>
+      </w:r>
+      <w:proofErr w:type="spellEnd"/>
+      <w:r>
+        <w:t xml:space="preserve"> </w:t>
+      </w:r>
+      <w:proofErr w:type="spellStart"/>
+      <w:r>
+        <w:t>trện</w:t>
+      </w:r>
+      <w:proofErr w:type="spellEnd"/>
+      <w:r>
+        <w:t xml:space="preserve"> </w:t>
+      </w:r>
+      <w:proofErr w:type="spellStart"/>
+      <w:r>
+        <w:t>thế</w:t>
+      </w:r>
+      <w:proofErr w:type="spellEnd"/>
+      <w:r>
+        <w:t xml:space="preserve"> </w:t>
+      </w:r>
+      <w:proofErr w:type="spellStart"/>
+      <w:r>
+        <w:t>giới</w:t>
+      </w:r>
+      <w:proofErr w:type="spellEnd"/>
+      <w:r>
+        <w:t xml:space="preserve"> </w:t>
+      </w:r>
+      <w:proofErr w:type="spellStart"/>
+      <w:r>
+        <w:t>cũng</w:t>
+      </w:r>
+      <w:proofErr w:type="spellEnd"/>
+      <w:r>
+        <w:t xml:space="preserve"> </w:t>
+      </w:r>
+      <w:proofErr w:type="spellStart"/>
+      <w:r>
+        <w:t>dùng</w:t>
+      </w:r>
+      <w:proofErr w:type="spellEnd"/>
+      <w:r>
+        <w:t xml:space="preserve"> HI </w:t>
+      </w:r>
+      <w:proofErr w:type="spellStart"/>
+      <w:r>
+        <w:t>nên</w:t>
+      </w:r>
+      <w:proofErr w:type="spellEnd"/>
+      <w:r>
+        <w:t xml:space="preserve"> </w:t>
+      </w:r>
+      <w:proofErr w:type="spellStart"/>
+      <w:r>
+        <w:t>dễ</w:t>
+      </w:r>
+      <w:proofErr w:type="spellEnd"/>
+      <w:r>
+        <w:t xml:space="preserve"> so </w:t>
+      </w:r>
+      <w:proofErr w:type="spellStart"/>
+      <w:r>
+        <w:t>sánh</w:t>
+      </w:r>
+      <w:proofErr w:type="spellEnd"/>
+      <w:r>
+        <w:t xml:space="preserve"> benchmark </w:t>
+      </w:r>
+      <w:proofErr w:type="spellStart"/>
+      <w:r>
+        <w:t>hơn</w:t>
+      </w:r>
+      <w:proofErr w:type="spellEnd"/>
+      <w:r>
+        <w:t xml:space="preserve"> </w:t>
+      </w:r>
+      <w:proofErr w:type="spellStart"/>
+      <w:r>
+        <w:t>trực</w:t>
+      </w:r>
+      <w:proofErr w:type="spellEnd"/>
+      <w:r>
+        <w:t xml:space="preserve"> </w:t>
+      </w:r>
+      <w:proofErr w:type="spellStart"/>
+      <w:r>
+        <w:t>tiếp</w:t>
+      </w:r>
+      <w:proofErr w:type="spellEnd"/>
+      <w:r>
+        <w:t xml:space="preserve"> </w:t>
+      </w:r>
+      <w:proofErr w:type="spellStart"/>
+      <w:r>
+        <w:t>hơn</w:t>
+      </w:r>
+      <w:proofErr w:type="spellEnd"/>
     </w:p>
     <w:p>
       <w:r>
@@ -363,8 +4893,109 @@
         </w:r>
       </w:hyperlink>
       <w:r>
-        <w:t>: IBM Laundering là bộ dữ liệu sinh từ SIMAML từ giao dịch AliPay của bài báo</w:t>
-      </w:r>
+        <w:t xml:space="preserve">: IBM Laundering </w:t>
+      </w:r>
+      <w:proofErr w:type="spellStart"/>
+      <w:r>
+        <w:t>là</w:t>
+      </w:r>
+      <w:proofErr w:type="spellEnd"/>
+      <w:r>
+        <w:t xml:space="preserve"> </w:t>
+      </w:r>
+      <w:proofErr w:type="spellStart"/>
+      <w:r>
+        <w:t>bộ</w:t>
+      </w:r>
+      <w:proofErr w:type="spellEnd"/>
+      <w:r>
+        <w:t xml:space="preserve"> </w:t>
+      </w:r>
+      <w:proofErr w:type="spellStart"/>
+      <w:r>
+        <w:t>dữ</w:t>
+      </w:r>
+      <w:proofErr w:type="spellEnd"/>
+      <w:r>
+        <w:t xml:space="preserve"> </w:t>
+      </w:r>
+      <w:proofErr w:type="spellStart"/>
+      <w:r>
+        <w:t>liệu</w:t>
+      </w:r>
+      <w:proofErr w:type="spellEnd"/>
+      <w:r>
+        <w:t xml:space="preserve"> </w:t>
+      </w:r>
+      <w:proofErr w:type="spellStart"/>
+      <w:r>
+        <w:t>sinh</w:t>
+      </w:r>
+      <w:proofErr w:type="spellEnd"/>
+      <w:r>
+        <w:t xml:space="preserve"> </w:t>
+      </w:r>
+      <w:proofErr w:type="spellStart"/>
+      <w:r>
+        <w:t>từ</w:t>
+      </w:r>
+      <w:proofErr w:type="spellEnd"/>
+      <w:r>
+        <w:t xml:space="preserve"> SIMAML </w:t>
+      </w:r>
+      <w:proofErr w:type="spellStart"/>
+      <w:r>
+        <w:t>từ</w:t>
+      </w:r>
+      <w:proofErr w:type="spellEnd"/>
+      <w:r>
+        <w:t xml:space="preserve"> </w:t>
+      </w:r>
+      <w:proofErr w:type="spellStart"/>
+      <w:r>
+        <w:t>giao</w:t>
+      </w:r>
+      <w:proofErr w:type="spellEnd"/>
+      <w:r>
+        <w:t xml:space="preserve"> </w:t>
+      </w:r>
+      <w:proofErr w:type="spellStart"/>
+      <w:r>
+        <w:t>dịch</w:t>
+      </w:r>
+      <w:proofErr w:type="spellEnd"/>
+      <w:r>
+        <w:t xml:space="preserve"> </w:t>
+      </w:r>
+      <w:proofErr w:type="spellStart"/>
+      <w:r>
+        <w:t>AliPay</w:t>
+      </w:r>
+      <w:proofErr w:type="spellEnd"/>
+      <w:r>
+        <w:t xml:space="preserve"> </w:t>
+      </w:r>
+      <w:proofErr w:type="spellStart"/>
+      <w:r>
+        <w:t>của</w:t>
+      </w:r>
+      <w:proofErr w:type="spellEnd"/>
+      <w:r>
+        <w:t xml:space="preserve"> </w:t>
+      </w:r>
+      <w:proofErr w:type="spellStart"/>
+      <w:r>
+        <w:t>bài</w:t>
+      </w:r>
+      <w:proofErr w:type="spellEnd"/>
+      <w:r>
+        <w:t xml:space="preserve"> </w:t>
+      </w:r>
+      <w:proofErr w:type="spellStart"/>
+      <w:r>
+        <w:t>báo</w:t>
+      </w:r>
+      <w:proofErr w:type="spellEnd"/>
     </w:p>
     <w:p>
       <w:r>
@@ -379,49 +5010,2572 @@
         </w:r>
       </w:hyperlink>
       <w:r>
-        <w:t>: bài báo sử dụng dữ liệu IBM bản HI-Small để khám phá ra cách rửa tiền</w:t>
-      </w:r>
-      <w:r>
-        <w:t xml:space="preserve"> bằng GNN, bài báo được xuất bản vào tháng 3 năm 2025 và được công nhận vì dataset mang tính thực tế</w:t>
-      </w:r>
+        <w:t xml:space="preserve">: </w:t>
+      </w:r>
+      <w:proofErr w:type="spellStart"/>
+      <w:r>
+        <w:t>bài</w:t>
+      </w:r>
+      <w:proofErr w:type="spellEnd"/>
+      <w:r>
+        <w:t xml:space="preserve"> </w:t>
+      </w:r>
+      <w:proofErr w:type="spellStart"/>
+      <w:r>
+        <w:t>báo</w:t>
+      </w:r>
+      <w:proofErr w:type="spellEnd"/>
+      <w:r>
+        <w:t xml:space="preserve"> </w:t>
+      </w:r>
+      <w:proofErr w:type="spellStart"/>
+      <w:r>
+        <w:t>sử</w:t>
+      </w:r>
+      <w:proofErr w:type="spellEnd"/>
+      <w:r>
+        <w:t xml:space="preserve"> </w:t>
+      </w:r>
+      <w:proofErr w:type="spellStart"/>
+      <w:r>
+        <w:t>dụng</w:t>
+      </w:r>
+      <w:proofErr w:type="spellEnd"/>
+      <w:r>
+        <w:t xml:space="preserve"> </w:t>
+      </w:r>
+      <w:proofErr w:type="spellStart"/>
+      <w:r>
+        <w:t>dữ</w:t>
+      </w:r>
+      <w:proofErr w:type="spellEnd"/>
+      <w:r>
+        <w:t xml:space="preserve"> </w:t>
+      </w:r>
+      <w:proofErr w:type="spellStart"/>
+      <w:r>
+        <w:t>liệu</w:t>
+      </w:r>
+      <w:proofErr w:type="spellEnd"/>
+      <w:r>
+        <w:t xml:space="preserve"> IBM </w:t>
+      </w:r>
+      <w:proofErr w:type="spellStart"/>
+      <w:r>
+        <w:t>bản</w:t>
+      </w:r>
+      <w:proofErr w:type="spellEnd"/>
+      <w:r>
+        <w:t xml:space="preserve"> HI-Small </w:t>
+      </w:r>
+      <w:proofErr w:type="spellStart"/>
+      <w:r>
+        <w:t>để</w:t>
+      </w:r>
+      <w:proofErr w:type="spellEnd"/>
+      <w:r>
+        <w:t xml:space="preserve"> </w:t>
+      </w:r>
+      <w:proofErr w:type="spellStart"/>
+      <w:r>
+        <w:t>khám</w:t>
+      </w:r>
+      <w:proofErr w:type="spellEnd"/>
+      <w:r>
+        <w:t xml:space="preserve"> </w:t>
+      </w:r>
+      <w:proofErr w:type="spellStart"/>
+      <w:r>
+        <w:t>phá</w:t>
+      </w:r>
+      <w:proofErr w:type="spellEnd"/>
+      <w:r>
+        <w:t xml:space="preserve"> ra </w:t>
+      </w:r>
+      <w:proofErr w:type="spellStart"/>
+      <w:r>
+        <w:t>cách</w:t>
+      </w:r>
+      <w:proofErr w:type="spellEnd"/>
+      <w:r>
+        <w:t xml:space="preserve"> </w:t>
+      </w:r>
+      <w:proofErr w:type="spellStart"/>
+      <w:r>
+        <w:t>rửa</w:t>
+      </w:r>
+      <w:proofErr w:type="spellEnd"/>
+      <w:r>
+        <w:t xml:space="preserve"> </w:t>
+      </w:r>
+      <w:proofErr w:type="spellStart"/>
+      <w:r>
+        <w:t>tiền</w:t>
+      </w:r>
+      <w:proofErr w:type="spellEnd"/>
+      <w:r>
+        <w:t xml:space="preserve"> </w:t>
+      </w:r>
+      <w:proofErr w:type="spellStart"/>
+      <w:r>
+        <w:t>bằng</w:t>
+      </w:r>
+      <w:proofErr w:type="spellEnd"/>
+      <w:r>
+        <w:t xml:space="preserve"> GNN, </w:t>
+      </w:r>
+      <w:proofErr w:type="spellStart"/>
+      <w:r>
+        <w:t>bài</w:t>
+      </w:r>
+      <w:proofErr w:type="spellEnd"/>
+      <w:r>
+        <w:t xml:space="preserve"> </w:t>
+      </w:r>
+      <w:proofErr w:type="spellStart"/>
+      <w:r>
+        <w:t>báo</w:t>
+      </w:r>
+      <w:proofErr w:type="spellEnd"/>
+      <w:r>
+        <w:t xml:space="preserve"> </w:t>
+      </w:r>
+      <w:proofErr w:type="spellStart"/>
+      <w:r>
+        <w:t>được</w:t>
+      </w:r>
+      <w:proofErr w:type="spellEnd"/>
+      <w:r>
+        <w:t xml:space="preserve"> </w:t>
+      </w:r>
+      <w:proofErr w:type="spellStart"/>
+      <w:r>
+        <w:t>xuất</w:t>
+      </w:r>
+      <w:proofErr w:type="spellEnd"/>
+      <w:r>
+        <w:t xml:space="preserve"> </w:t>
+      </w:r>
+      <w:proofErr w:type="spellStart"/>
+      <w:r>
+        <w:t>bản</w:t>
+      </w:r>
+      <w:proofErr w:type="spellEnd"/>
+      <w:r>
+        <w:t xml:space="preserve"> </w:t>
+      </w:r>
+      <w:proofErr w:type="spellStart"/>
+      <w:r>
+        <w:t>vào</w:t>
+      </w:r>
+      <w:proofErr w:type="spellEnd"/>
+      <w:r>
+        <w:t xml:space="preserve"> </w:t>
+      </w:r>
+      <w:proofErr w:type="spellStart"/>
+      <w:r>
+        <w:t>tháng</w:t>
+      </w:r>
+      <w:proofErr w:type="spellEnd"/>
+      <w:r>
+        <w:t xml:space="preserve"> 3 </w:t>
+      </w:r>
+      <w:proofErr w:type="spellStart"/>
+      <w:r>
+        <w:t>năm</w:t>
+      </w:r>
+      <w:proofErr w:type="spellEnd"/>
+      <w:r>
+        <w:t xml:space="preserve"> </w:t>
+      </w:r>
+      <w:r>
+        <w:lastRenderedPageBreak/>
+        <w:t xml:space="preserve">2025 </w:t>
+      </w:r>
+      <w:proofErr w:type="spellStart"/>
+      <w:r>
+        <w:t>và</w:t>
+      </w:r>
+      <w:proofErr w:type="spellEnd"/>
+      <w:r>
+        <w:t xml:space="preserve"> </w:t>
+      </w:r>
+      <w:proofErr w:type="spellStart"/>
+      <w:r>
+        <w:t>được</w:t>
+      </w:r>
+      <w:proofErr w:type="spellEnd"/>
+      <w:r>
+        <w:t xml:space="preserve"> </w:t>
+      </w:r>
+      <w:proofErr w:type="spellStart"/>
+      <w:r>
+        <w:t>công</w:t>
+      </w:r>
+      <w:proofErr w:type="spellEnd"/>
+      <w:r>
+        <w:t xml:space="preserve"> </w:t>
+      </w:r>
+      <w:proofErr w:type="spellStart"/>
+      <w:r>
+        <w:t>nhận</w:t>
+      </w:r>
+      <w:proofErr w:type="spellEnd"/>
+      <w:r>
+        <w:t xml:space="preserve"> </w:t>
+      </w:r>
+      <w:proofErr w:type="spellStart"/>
+      <w:r>
+        <w:t>vì</w:t>
+      </w:r>
+      <w:proofErr w:type="spellEnd"/>
+      <w:r>
+        <w:t xml:space="preserve"> dataset </w:t>
+      </w:r>
+      <w:proofErr w:type="spellStart"/>
+      <w:r>
+        <w:t>mang</w:t>
+      </w:r>
+      <w:proofErr w:type="spellEnd"/>
+      <w:r>
+        <w:t xml:space="preserve"> </w:t>
+      </w:r>
+      <w:proofErr w:type="spellStart"/>
+      <w:r>
+        <w:t>tính</w:t>
+      </w:r>
+      <w:proofErr w:type="spellEnd"/>
+      <w:r>
+        <w:t xml:space="preserve"> </w:t>
+      </w:r>
+      <w:proofErr w:type="spellStart"/>
+      <w:r>
+        <w:t>thực</w:t>
+      </w:r>
+      <w:proofErr w:type="spellEnd"/>
+      <w:r>
+        <w:t xml:space="preserve"> </w:t>
+      </w:r>
+      <w:proofErr w:type="spellStart"/>
+      <w:r>
+        <w:t>tế</w:t>
+      </w:r>
+      <w:proofErr w:type="spellEnd"/>
+      <w:r>
+        <w:t xml:space="preserve">. </w:t>
+      </w:r>
+      <w:proofErr w:type="spellStart"/>
+      <w:r>
+        <w:t>Bài</w:t>
+      </w:r>
+      <w:proofErr w:type="spellEnd"/>
+      <w:r>
+        <w:t xml:space="preserve"> </w:t>
+      </w:r>
+      <w:proofErr w:type="spellStart"/>
+      <w:r>
+        <w:t>báo</w:t>
+      </w:r>
+      <w:proofErr w:type="spellEnd"/>
+      <w:r>
+        <w:t xml:space="preserve"> </w:t>
+      </w:r>
+      <w:proofErr w:type="spellStart"/>
+      <w:r>
+        <w:t>xây</w:t>
+      </w:r>
+      <w:proofErr w:type="spellEnd"/>
+      <w:r>
+        <w:t xml:space="preserve"> </w:t>
+      </w:r>
+      <w:proofErr w:type="spellStart"/>
+      <w:r>
+        <w:t>dựng</w:t>
+      </w:r>
+      <w:proofErr w:type="spellEnd"/>
+      <w:r>
+        <w:t xml:space="preserve"> </w:t>
+      </w:r>
+      <w:proofErr w:type="spellStart"/>
+      <w:r>
+        <w:t>đồ</w:t>
+      </w:r>
+      <w:proofErr w:type="spellEnd"/>
+      <w:r>
+        <w:t xml:space="preserve"> </w:t>
+      </w:r>
+      <w:proofErr w:type="spellStart"/>
+      <w:r>
+        <w:t>thị</w:t>
+      </w:r>
+      <w:proofErr w:type="spellEnd"/>
+      <w:r>
+        <w:t xml:space="preserve"> </w:t>
+      </w:r>
+      <w:proofErr w:type="spellStart"/>
+      <w:r>
+        <w:t>phân</w:t>
+      </w:r>
+      <w:proofErr w:type="spellEnd"/>
+      <w:r>
+        <w:t xml:space="preserve"> </w:t>
+      </w:r>
+      <w:proofErr w:type="spellStart"/>
+      <w:r>
+        <w:t>loại</w:t>
+      </w:r>
+      <w:proofErr w:type="spellEnd"/>
+      <w:r>
+        <w:t xml:space="preserve"> </w:t>
+      </w:r>
+      <w:proofErr w:type="spellStart"/>
+      <w:r>
+        <w:t>cạnh</w:t>
+      </w:r>
+      <w:proofErr w:type="spellEnd"/>
+      <w:r>
+        <w:t xml:space="preserve"> </w:t>
+      </w:r>
+      <w:proofErr w:type="spellStart"/>
+      <w:r>
+        <w:t>là</w:t>
+      </w:r>
+      <w:proofErr w:type="spellEnd"/>
+      <w:r>
+        <w:t xml:space="preserve"> </w:t>
+      </w:r>
+      <w:proofErr w:type="spellStart"/>
+      <w:r>
+        <w:t>giao</w:t>
+      </w:r>
+      <w:proofErr w:type="spellEnd"/>
+      <w:r>
+        <w:t xml:space="preserve"> </w:t>
+      </w:r>
+      <w:proofErr w:type="spellStart"/>
+      <w:r>
+        <w:t>dịch</w:t>
+      </w:r>
+      <w:proofErr w:type="spellEnd"/>
+      <w:r>
+        <w:t xml:space="preserve">, </w:t>
+      </w:r>
+      <w:proofErr w:type="spellStart"/>
+      <w:r>
+        <w:t>giao</w:t>
+      </w:r>
+      <w:proofErr w:type="spellEnd"/>
+      <w:r>
+        <w:t xml:space="preserve"> </w:t>
+      </w:r>
+      <w:proofErr w:type="spellStart"/>
+      <w:r>
+        <w:t>dịch</w:t>
+      </w:r>
+      <w:proofErr w:type="spellEnd"/>
+      <w:r>
+        <w:t xml:space="preserve"> </w:t>
+      </w:r>
+      <w:proofErr w:type="spellStart"/>
+      <w:r>
+        <w:t>là</w:t>
+      </w:r>
+      <w:proofErr w:type="spellEnd"/>
+      <w:r>
+        <w:t xml:space="preserve"> </w:t>
+      </w:r>
+      <w:proofErr w:type="spellStart"/>
+      <w:r>
+        <w:t>nút</w:t>
+      </w:r>
+      <w:proofErr w:type="spellEnd"/>
     </w:p>
     <w:p>
-      <w:r>
-        <w:lastRenderedPageBreak/>
-        <w:t>Bối cảnh và thách thức</w:t>
-      </w:r>
+      <w:proofErr w:type="spellStart"/>
+      <w:r>
+        <w:t>Bối</w:t>
+      </w:r>
+      <w:proofErr w:type="spellEnd"/>
+      <w:r>
+        <w:t xml:space="preserve"> </w:t>
+      </w:r>
+      <w:proofErr w:type="spellStart"/>
+      <w:r>
+        <w:t>cảnh</w:t>
+      </w:r>
+      <w:proofErr w:type="spellEnd"/>
+      <w:r>
+        <w:t xml:space="preserve"> </w:t>
+      </w:r>
+      <w:proofErr w:type="spellStart"/>
+      <w:r>
+        <w:t>và</w:t>
+      </w:r>
+      <w:proofErr w:type="spellEnd"/>
+      <w:r>
+        <w:t xml:space="preserve"> </w:t>
+      </w:r>
+      <w:proofErr w:type="spellStart"/>
+      <w:r>
+        <w:t>thách</w:t>
+      </w:r>
+      <w:proofErr w:type="spellEnd"/>
+      <w:r>
+        <w:t xml:space="preserve"> </w:t>
+      </w:r>
+      <w:proofErr w:type="spellStart"/>
+      <w:r>
+        <w:t>thức</w:t>
+      </w:r>
+      <w:proofErr w:type="spellEnd"/>
     </w:p>
     <w:p>
-      <w:r>
-        <w:t xml:space="preserve">Một </w:t>
-      </w:r>
-      <w:r>
-        <w:t>khó khăn trong việc phát hiện rửa tiền là tội phạm luôn thay đổi hành vi gây khó khăn trong việc điều tra. Các mô hình học máy truyền truyền thống làm không tốt trong việc phát hiện các hành vi gian lận ở các hành vi khác nhau, nên phương pháp đồ thị sẽ được áp dụng vào bài này vì nó giải quyết được tính học liên tục, ít bị quên và không bị kém hiệu quả như các mô hình học máy truyền thống. Mô hình này hiệu quả vì khi tích hợp thông tin mới vẫn giữ được các kiến thức trước đó mà nó đã học, bài toán học đồ thị cho AML là còn khá mới</w:t>
-      </w:r>
-      <w:r>
-        <w:t xml:space="preserve">, nên đóng góp của luận văn là để đóng góp bài toán học đồ thị cho AML xem hiệu quả so với các phương pháp </w:t>
-      </w:r>
-      <w:r>
-        <w:t xml:space="preserve">truyền thống </w:t>
-      </w:r>
-      <w:r>
-        <w:t>khác và các phương pháp đồ thị với các bài báo</w:t>
-      </w:r>
-      <w:r>
-        <w:t xml:space="preserve"> để tìm ra phương pháp thực nghiệm tốt nhất. Học đồ thị có hiệu quả đối với dữ liệu mất cân bằng, và các mô hình có nhiều biến thể dữ liệu như các mô hình gian lận đang phát triển</w:t>
-      </w:r>
-      <w:r>
-        <w:t>. học liên tục cũng giúp giảm tình trạng catasgophic forgetting</w:t>
+      <w:proofErr w:type="spellStart"/>
+      <w:r>
+        <w:t>Một</w:t>
+      </w:r>
+      <w:proofErr w:type="spellEnd"/>
+      <w:r>
+        <w:t xml:space="preserve"> </w:t>
+      </w:r>
+      <w:proofErr w:type="spellStart"/>
+      <w:r>
+        <w:t>khó</w:t>
+      </w:r>
+      <w:proofErr w:type="spellEnd"/>
+      <w:r>
+        <w:t xml:space="preserve"> </w:t>
+      </w:r>
+      <w:proofErr w:type="spellStart"/>
+      <w:r>
+        <w:t>khăn</w:t>
+      </w:r>
+      <w:proofErr w:type="spellEnd"/>
+      <w:r>
+        <w:t xml:space="preserve"> </w:t>
+      </w:r>
+      <w:proofErr w:type="spellStart"/>
+      <w:r>
+        <w:t>trong</w:t>
+      </w:r>
+      <w:proofErr w:type="spellEnd"/>
+      <w:r>
+        <w:t xml:space="preserve"> </w:t>
+      </w:r>
+      <w:proofErr w:type="spellStart"/>
+      <w:r>
+        <w:t>việc</w:t>
+      </w:r>
+      <w:proofErr w:type="spellEnd"/>
+      <w:r>
+        <w:t xml:space="preserve"> </w:t>
+      </w:r>
+      <w:proofErr w:type="spellStart"/>
+      <w:r>
+        <w:t>phát</w:t>
+      </w:r>
+      <w:proofErr w:type="spellEnd"/>
+      <w:r>
+        <w:t xml:space="preserve"> </w:t>
+      </w:r>
+      <w:proofErr w:type="spellStart"/>
+      <w:r>
+        <w:t>hiện</w:t>
+      </w:r>
+      <w:proofErr w:type="spellEnd"/>
+      <w:r>
+        <w:t xml:space="preserve"> </w:t>
+      </w:r>
+      <w:proofErr w:type="spellStart"/>
+      <w:r>
+        <w:t>rửa</w:t>
+      </w:r>
+      <w:proofErr w:type="spellEnd"/>
+      <w:r>
+        <w:t xml:space="preserve"> </w:t>
+      </w:r>
+      <w:proofErr w:type="spellStart"/>
+      <w:r>
+        <w:t>tiền</w:t>
+      </w:r>
+      <w:proofErr w:type="spellEnd"/>
+      <w:r>
+        <w:t xml:space="preserve"> </w:t>
+      </w:r>
+      <w:proofErr w:type="spellStart"/>
+      <w:r>
+        <w:t>là</w:t>
+      </w:r>
+      <w:proofErr w:type="spellEnd"/>
+      <w:r>
+        <w:t xml:space="preserve"> </w:t>
+      </w:r>
+      <w:proofErr w:type="spellStart"/>
+      <w:r>
+        <w:t>tội</w:t>
+      </w:r>
+      <w:proofErr w:type="spellEnd"/>
+      <w:r>
+        <w:t xml:space="preserve"> </w:t>
+      </w:r>
+      <w:proofErr w:type="spellStart"/>
+      <w:r>
+        <w:t>phạm</w:t>
+      </w:r>
+      <w:proofErr w:type="spellEnd"/>
+      <w:r>
+        <w:t xml:space="preserve"> </w:t>
+      </w:r>
+      <w:proofErr w:type="spellStart"/>
+      <w:r>
+        <w:t>luôn</w:t>
+      </w:r>
+      <w:proofErr w:type="spellEnd"/>
+      <w:r>
+        <w:t xml:space="preserve"> </w:t>
+      </w:r>
+      <w:proofErr w:type="spellStart"/>
+      <w:r>
+        <w:t>thay</w:t>
+      </w:r>
+      <w:proofErr w:type="spellEnd"/>
+      <w:r>
+        <w:t xml:space="preserve"> </w:t>
+      </w:r>
+      <w:proofErr w:type="spellStart"/>
+      <w:r>
+        <w:t>đổi</w:t>
+      </w:r>
+      <w:proofErr w:type="spellEnd"/>
+      <w:r>
+        <w:t xml:space="preserve"> </w:t>
+      </w:r>
+      <w:proofErr w:type="spellStart"/>
+      <w:r>
+        <w:t>hành</w:t>
+      </w:r>
+      <w:proofErr w:type="spellEnd"/>
+      <w:r>
+        <w:t xml:space="preserve"> vi </w:t>
+      </w:r>
+      <w:proofErr w:type="spellStart"/>
+      <w:r>
+        <w:t>gây</w:t>
+      </w:r>
+      <w:proofErr w:type="spellEnd"/>
+      <w:r>
+        <w:t xml:space="preserve"> </w:t>
+      </w:r>
+      <w:proofErr w:type="spellStart"/>
+      <w:r>
+        <w:t>khó</w:t>
+      </w:r>
+      <w:proofErr w:type="spellEnd"/>
+      <w:r>
+        <w:t xml:space="preserve"> </w:t>
+      </w:r>
+      <w:proofErr w:type="spellStart"/>
+      <w:r>
+        <w:t>khăn</w:t>
+      </w:r>
+      <w:proofErr w:type="spellEnd"/>
+      <w:r>
+        <w:t xml:space="preserve"> </w:t>
+      </w:r>
+      <w:proofErr w:type="spellStart"/>
+      <w:r>
+        <w:t>trong</w:t>
+      </w:r>
+      <w:proofErr w:type="spellEnd"/>
+      <w:r>
+        <w:t xml:space="preserve"> </w:t>
+      </w:r>
+      <w:proofErr w:type="spellStart"/>
+      <w:r>
+        <w:t>việc</w:t>
+      </w:r>
+      <w:proofErr w:type="spellEnd"/>
+      <w:r>
+        <w:t xml:space="preserve"> </w:t>
+      </w:r>
+      <w:proofErr w:type="spellStart"/>
+      <w:r>
+        <w:t>điều</w:t>
+      </w:r>
+      <w:proofErr w:type="spellEnd"/>
+      <w:r>
+        <w:t xml:space="preserve"> </w:t>
+      </w:r>
+      <w:proofErr w:type="spellStart"/>
+      <w:r>
+        <w:t>tra</w:t>
+      </w:r>
+      <w:proofErr w:type="spellEnd"/>
+      <w:r>
+        <w:t xml:space="preserve">. </w:t>
+      </w:r>
+      <w:proofErr w:type="spellStart"/>
+      <w:r>
+        <w:t>Các</w:t>
+      </w:r>
+      <w:proofErr w:type="spellEnd"/>
+      <w:r>
+        <w:t xml:space="preserve"> </w:t>
+      </w:r>
+      <w:proofErr w:type="spellStart"/>
+      <w:r>
+        <w:t>mô</w:t>
+      </w:r>
+      <w:proofErr w:type="spellEnd"/>
+      <w:r>
+        <w:t xml:space="preserve"> </w:t>
+      </w:r>
+      <w:proofErr w:type="spellStart"/>
+      <w:r>
+        <w:t>hình</w:t>
+      </w:r>
+      <w:proofErr w:type="spellEnd"/>
+      <w:r>
+        <w:t xml:space="preserve"> </w:t>
+      </w:r>
+      <w:proofErr w:type="spellStart"/>
+      <w:r>
+        <w:t>học</w:t>
+      </w:r>
+      <w:proofErr w:type="spellEnd"/>
+      <w:r>
+        <w:t xml:space="preserve"> </w:t>
+      </w:r>
+      <w:proofErr w:type="spellStart"/>
+      <w:r>
+        <w:t>máy</w:t>
+      </w:r>
+      <w:proofErr w:type="spellEnd"/>
+      <w:r>
+        <w:t xml:space="preserve"> </w:t>
+      </w:r>
+      <w:proofErr w:type="spellStart"/>
+      <w:r>
+        <w:t>truyền</w:t>
+      </w:r>
+      <w:proofErr w:type="spellEnd"/>
+      <w:r>
+        <w:t xml:space="preserve"> </w:t>
+      </w:r>
+      <w:proofErr w:type="spellStart"/>
+      <w:r>
+        <w:t>truyền</w:t>
+      </w:r>
+      <w:proofErr w:type="spellEnd"/>
+      <w:r>
+        <w:t xml:space="preserve"> </w:t>
+      </w:r>
+      <w:proofErr w:type="spellStart"/>
+      <w:r>
+        <w:t>thống</w:t>
+      </w:r>
+      <w:proofErr w:type="spellEnd"/>
+      <w:r>
+        <w:t xml:space="preserve"> </w:t>
+      </w:r>
+      <w:proofErr w:type="spellStart"/>
+      <w:r>
+        <w:t>làm</w:t>
+      </w:r>
+      <w:proofErr w:type="spellEnd"/>
+      <w:r>
+        <w:t xml:space="preserve"> </w:t>
+      </w:r>
+      <w:proofErr w:type="spellStart"/>
+      <w:r>
+        <w:t>không</w:t>
+      </w:r>
+      <w:proofErr w:type="spellEnd"/>
+      <w:r>
+        <w:t xml:space="preserve"> </w:t>
+      </w:r>
+      <w:proofErr w:type="spellStart"/>
+      <w:r>
+        <w:t>tốt</w:t>
+      </w:r>
+      <w:proofErr w:type="spellEnd"/>
+      <w:r>
+        <w:t xml:space="preserve"> </w:t>
+      </w:r>
+      <w:proofErr w:type="spellStart"/>
+      <w:r>
+        <w:t>trong</w:t>
+      </w:r>
+      <w:proofErr w:type="spellEnd"/>
+      <w:r>
+        <w:t xml:space="preserve"> </w:t>
+      </w:r>
+      <w:proofErr w:type="spellStart"/>
+      <w:r>
+        <w:t>việc</w:t>
+      </w:r>
+      <w:proofErr w:type="spellEnd"/>
+      <w:r>
+        <w:t xml:space="preserve"> </w:t>
+      </w:r>
+      <w:proofErr w:type="spellStart"/>
+      <w:r>
+        <w:t>phát</w:t>
+      </w:r>
+      <w:proofErr w:type="spellEnd"/>
+      <w:r>
+        <w:t xml:space="preserve"> </w:t>
+      </w:r>
+      <w:proofErr w:type="spellStart"/>
+      <w:r>
+        <w:t>hiện</w:t>
+      </w:r>
+      <w:proofErr w:type="spellEnd"/>
+      <w:r>
+        <w:t xml:space="preserve"> </w:t>
+      </w:r>
+      <w:proofErr w:type="spellStart"/>
+      <w:r>
+        <w:t>các</w:t>
+      </w:r>
+      <w:proofErr w:type="spellEnd"/>
+      <w:r>
+        <w:t xml:space="preserve"> </w:t>
+      </w:r>
+      <w:proofErr w:type="spellStart"/>
+      <w:r>
+        <w:t>hành</w:t>
+      </w:r>
+      <w:proofErr w:type="spellEnd"/>
+      <w:r>
+        <w:t xml:space="preserve"> vi </w:t>
+      </w:r>
+      <w:proofErr w:type="spellStart"/>
+      <w:r>
+        <w:t>gian</w:t>
+      </w:r>
+      <w:proofErr w:type="spellEnd"/>
+      <w:r>
+        <w:t xml:space="preserve"> </w:t>
+      </w:r>
+      <w:proofErr w:type="spellStart"/>
+      <w:r>
+        <w:t>lận</w:t>
+      </w:r>
+      <w:proofErr w:type="spellEnd"/>
+      <w:r>
+        <w:t xml:space="preserve"> ở </w:t>
+      </w:r>
+      <w:proofErr w:type="spellStart"/>
+      <w:r>
+        <w:t>các</w:t>
+      </w:r>
+      <w:proofErr w:type="spellEnd"/>
+      <w:r>
+        <w:t xml:space="preserve"> </w:t>
+      </w:r>
+      <w:proofErr w:type="spellStart"/>
+      <w:r>
+        <w:t>hành</w:t>
+      </w:r>
+      <w:proofErr w:type="spellEnd"/>
+      <w:r>
+        <w:t xml:space="preserve"> vi </w:t>
+      </w:r>
+      <w:proofErr w:type="spellStart"/>
+      <w:r>
+        <w:t>khác</w:t>
+      </w:r>
+      <w:proofErr w:type="spellEnd"/>
+      <w:r>
+        <w:t xml:space="preserve"> </w:t>
+      </w:r>
+      <w:proofErr w:type="spellStart"/>
+      <w:r>
+        <w:t>nhau</w:t>
+      </w:r>
+      <w:proofErr w:type="spellEnd"/>
+      <w:r>
+        <w:t xml:space="preserve">, </w:t>
+      </w:r>
+      <w:proofErr w:type="spellStart"/>
+      <w:r>
+        <w:t>nên</w:t>
+      </w:r>
+      <w:proofErr w:type="spellEnd"/>
+      <w:r>
+        <w:t xml:space="preserve"> </w:t>
+      </w:r>
+      <w:proofErr w:type="spellStart"/>
+      <w:r>
+        <w:t>phương</w:t>
+      </w:r>
+      <w:proofErr w:type="spellEnd"/>
+      <w:r>
+        <w:t xml:space="preserve"> </w:t>
+      </w:r>
+      <w:proofErr w:type="spellStart"/>
+      <w:r>
+        <w:t>pháp</w:t>
+      </w:r>
+      <w:proofErr w:type="spellEnd"/>
+      <w:r>
+        <w:t xml:space="preserve"> </w:t>
+      </w:r>
+      <w:proofErr w:type="spellStart"/>
+      <w:r>
+        <w:t>đồ</w:t>
+      </w:r>
+      <w:proofErr w:type="spellEnd"/>
+      <w:r>
+        <w:t xml:space="preserve"> </w:t>
+      </w:r>
+      <w:proofErr w:type="spellStart"/>
+      <w:r>
+        <w:t>thị</w:t>
+      </w:r>
+      <w:proofErr w:type="spellEnd"/>
+      <w:r>
+        <w:t xml:space="preserve"> </w:t>
+      </w:r>
+      <w:proofErr w:type="spellStart"/>
+      <w:r>
+        <w:t>sẽ</w:t>
+      </w:r>
+      <w:proofErr w:type="spellEnd"/>
+      <w:r>
+        <w:t xml:space="preserve"> </w:t>
+      </w:r>
+      <w:proofErr w:type="spellStart"/>
+      <w:r>
+        <w:t>được</w:t>
+      </w:r>
+      <w:proofErr w:type="spellEnd"/>
+      <w:r>
+        <w:t xml:space="preserve"> </w:t>
+      </w:r>
+      <w:proofErr w:type="spellStart"/>
+      <w:r>
+        <w:t>áp</w:t>
+      </w:r>
+      <w:proofErr w:type="spellEnd"/>
+      <w:r>
+        <w:t xml:space="preserve"> </w:t>
+      </w:r>
+      <w:proofErr w:type="spellStart"/>
+      <w:r>
+        <w:t>dụng</w:t>
+      </w:r>
+      <w:proofErr w:type="spellEnd"/>
+      <w:r>
+        <w:t xml:space="preserve"> </w:t>
+      </w:r>
+      <w:proofErr w:type="spellStart"/>
+      <w:r>
+        <w:t>vào</w:t>
+      </w:r>
+      <w:proofErr w:type="spellEnd"/>
+      <w:r>
+        <w:t xml:space="preserve"> </w:t>
+      </w:r>
+      <w:proofErr w:type="spellStart"/>
+      <w:r>
+        <w:t>bài</w:t>
+      </w:r>
+      <w:proofErr w:type="spellEnd"/>
+      <w:r>
+        <w:t xml:space="preserve"> </w:t>
+      </w:r>
+      <w:proofErr w:type="spellStart"/>
+      <w:r>
+        <w:t>này</w:t>
+      </w:r>
+      <w:proofErr w:type="spellEnd"/>
+      <w:r>
+        <w:t xml:space="preserve"> </w:t>
+      </w:r>
+      <w:proofErr w:type="spellStart"/>
+      <w:r>
+        <w:t>vì</w:t>
+      </w:r>
+      <w:proofErr w:type="spellEnd"/>
+      <w:r>
+        <w:t xml:space="preserve"> </w:t>
+      </w:r>
+      <w:proofErr w:type="spellStart"/>
+      <w:r>
+        <w:t>nó</w:t>
+      </w:r>
+      <w:proofErr w:type="spellEnd"/>
+      <w:r>
+        <w:t xml:space="preserve"> </w:t>
+      </w:r>
+      <w:proofErr w:type="spellStart"/>
+      <w:r>
+        <w:t>giải</w:t>
+      </w:r>
+      <w:proofErr w:type="spellEnd"/>
+      <w:r>
+        <w:t xml:space="preserve"> </w:t>
+      </w:r>
+      <w:proofErr w:type="spellStart"/>
+      <w:r>
+        <w:t>quyết</w:t>
+      </w:r>
+      <w:proofErr w:type="spellEnd"/>
+      <w:r>
+        <w:t xml:space="preserve"> </w:t>
+      </w:r>
+      <w:proofErr w:type="spellStart"/>
+      <w:r>
+        <w:t>được</w:t>
+      </w:r>
+      <w:proofErr w:type="spellEnd"/>
+      <w:r>
+        <w:t xml:space="preserve"> </w:t>
+      </w:r>
+      <w:proofErr w:type="spellStart"/>
+      <w:r>
+        <w:t>tính</w:t>
+      </w:r>
+      <w:proofErr w:type="spellEnd"/>
+      <w:r>
+        <w:t xml:space="preserve"> </w:t>
+      </w:r>
+      <w:proofErr w:type="spellStart"/>
+      <w:r>
+        <w:t>học</w:t>
+      </w:r>
+      <w:proofErr w:type="spellEnd"/>
+      <w:r>
+        <w:t xml:space="preserve"> </w:t>
+      </w:r>
+      <w:proofErr w:type="spellStart"/>
+      <w:r>
+        <w:t>liên</w:t>
+      </w:r>
+      <w:proofErr w:type="spellEnd"/>
+      <w:r>
+        <w:t xml:space="preserve"> </w:t>
+      </w:r>
+      <w:proofErr w:type="spellStart"/>
+      <w:r>
+        <w:t>tục</w:t>
+      </w:r>
+      <w:proofErr w:type="spellEnd"/>
+      <w:r>
+        <w:t xml:space="preserve">, </w:t>
+      </w:r>
+      <w:proofErr w:type="spellStart"/>
+      <w:r>
+        <w:t>ít</w:t>
+      </w:r>
+      <w:proofErr w:type="spellEnd"/>
+      <w:r>
+        <w:t xml:space="preserve"> </w:t>
+      </w:r>
+      <w:proofErr w:type="spellStart"/>
+      <w:r>
+        <w:t>bị</w:t>
+      </w:r>
+      <w:proofErr w:type="spellEnd"/>
+      <w:r>
+        <w:t xml:space="preserve"> </w:t>
+      </w:r>
+      <w:proofErr w:type="spellStart"/>
+      <w:r>
+        <w:t>quên</w:t>
+      </w:r>
+      <w:proofErr w:type="spellEnd"/>
+      <w:r>
+        <w:t xml:space="preserve"> </w:t>
+      </w:r>
+      <w:proofErr w:type="spellStart"/>
+      <w:r>
+        <w:t>và</w:t>
+      </w:r>
+      <w:proofErr w:type="spellEnd"/>
+      <w:r>
+        <w:t xml:space="preserve"> </w:t>
+      </w:r>
+      <w:proofErr w:type="spellStart"/>
+      <w:r>
+        <w:t>không</w:t>
+      </w:r>
+      <w:proofErr w:type="spellEnd"/>
+      <w:r>
+        <w:t xml:space="preserve"> </w:t>
+      </w:r>
+      <w:proofErr w:type="spellStart"/>
+      <w:r>
+        <w:t>bị</w:t>
+      </w:r>
+      <w:proofErr w:type="spellEnd"/>
+      <w:r>
+        <w:t xml:space="preserve"> </w:t>
+      </w:r>
+      <w:proofErr w:type="spellStart"/>
+      <w:r>
+        <w:t>kém</w:t>
+      </w:r>
+      <w:proofErr w:type="spellEnd"/>
+      <w:r>
+        <w:t xml:space="preserve"> </w:t>
+      </w:r>
+      <w:proofErr w:type="spellStart"/>
+      <w:r>
+        <w:t>hiệu</w:t>
+      </w:r>
+      <w:proofErr w:type="spellEnd"/>
+      <w:r>
+        <w:t xml:space="preserve"> </w:t>
+      </w:r>
+      <w:proofErr w:type="spellStart"/>
+      <w:r>
+        <w:t>quả</w:t>
+      </w:r>
+      <w:proofErr w:type="spellEnd"/>
+      <w:r>
+        <w:t xml:space="preserve"> </w:t>
+      </w:r>
+      <w:proofErr w:type="spellStart"/>
+      <w:r>
+        <w:t>như</w:t>
+      </w:r>
+      <w:proofErr w:type="spellEnd"/>
+      <w:r>
+        <w:t xml:space="preserve"> </w:t>
+      </w:r>
+      <w:proofErr w:type="spellStart"/>
+      <w:r>
+        <w:t>các</w:t>
+      </w:r>
+      <w:proofErr w:type="spellEnd"/>
+      <w:r>
+        <w:t xml:space="preserve"> </w:t>
+      </w:r>
+      <w:proofErr w:type="spellStart"/>
+      <w:r>
+        <w:t>mô</w:t>
+      </w:r>
+      <w:proofErr w:type="spellEnd"/>
+      <w:r>
+        <w:t xml:space="preserve"> </w:t>
+      </w:r>
+      <w:proofErr w:type="spellStart"/>
+      <w:r>
+        <w:t>hình</w:t>
+      </w:r>
+      <w:proofErr w:type="spellEnd"/>
+      <w:r>
+        <w:t xml:space="preserve"> </w:t>
+      </w:r>
+      <w:proofErr w:type="spellStart"/>
+      <w:r>
+        <w:t>học</w:t>
+      </w:r>
+      <w:proofErr w:type="spellEnd"/>
+      <w:r>
+        <w:t xml:space="preserve"> </w:t>
+      </w:r>
+      <w:proofErr w:type="spellStart"/>
+      <w:r>
+        <w:t>máy</w:t>
+      </w:r>
+      <w:proofErr w:type="spellEnd"/>
+      <w:r>
+        <w:t xml:space="preserve"> </w:t>
+      </w:r>
+      <w:proofErr w:type="spellStart"/>
+      <w:r>
+        <w:t>truyền</w:t>
+      </w:r>
+      <w:proofErr w:type="spellEnd"/>
+      <w:r>
+        <w:t xml:space="preserve"> </w:t>
+      </w:r>
+      <w:proofErr w:type="spellStart"/>
+      <w:r>
+        <w:t>thống</w:t>
+      </w:r>
+      <w:proofErr w:type="spellEnd"/>
+      <w:r>
+        <w:t xml:space="preserve">. </w:t>
+      </w:r>
+      <w:proofErr w:type="spellStart"/>
+      <w:r>
+        <w:t>Mô</w:t>
+      </w:r>
+      <w:proofErr w:type="spellEnd"/>
+      <w:r>
+        <w:t xml:space="preserve"> </w:t>
+      </w:r>
+      <w:proofErr w:type="spellStart"/>
+      <w:r>
+        <w:t>hình</w:t>
+      </w:r>
+      <w:proofErr w:type="spellEnd"/>
+      <w:r>
+        <w:t xml:space="preserve"> </w:t>
+      </w:r>
+      <w:proofErr w:type="spellStart"/>
+      <w:r>
+        <w:t>này</w:t>
+      </w:r>
+      <w:proofErr w:type="spellEnd"/>
+      <w:r>
+        <w:t xml:space="preserve"> </w:t>
+      </w:r>
+      <w:proofErr w:type="spellStart"/>
+      <w:r>
+        <w:t>hiệu</w:t>
+      </w:r>
+      <w:proofErr w:type="spellEnd"/>
+      <w:r>
+        <w:t xml:space="preserve"> </w:t>
+      </w:r>
+      <w:proofErr w:type="spellStart"/>
+      <w:r>
+        <w:t>quả</w:t>
+      </w:r>
+      <w:proofErr w:type="spellEnd"/>
+      <w:r>
+        <w:t xml:space="preserve"> </w:t>
+      </w:r>
+      <w:proofErr w:type="spellStart"/>
+      <w:r>
+        <w:t>vì</w:t>
+      </w:r>
+      <w:proofErr w:type="spellEnd"/>
+      <w:r>
+        <w:t xml:space="preserve"> </w:t>
+      </w:r>
+      <w:proofErr w:type="spellStart"/>
+      <w:r>
+        <w:t>khi</w:t>
+      </w:r>
+      <w:proofErr w:type="spellEnd"/>
+      <w:r>
+        <w:t xml:space="preserve"> </w:t>
+      </w:r>
+      <w:proofErr w:type="spellStart"/>
+      <w:r>
+        <w:t>tích</w:t>
+      </w:r>
+      <w:proofErr w:type="spellEnd"/>
+      <w:r>
+        <w:t xml:space="preserve"> </w:t>
+      </w:r>
+      <w:proofErr w:type="spellStart"/>
+      <w:r>
+        <w:t>hợp</w:t>
+      </w:r>
+      <w:proofErr w:type="spellEnd"/>
+      <w:r>
+        <w:t xml:space="preserve"> </w:t>
+      </w:r>
+      <w:proofErr w:type="spellStart"/>
+      <w:r>
+        <w:t>thông</w:t>
+      </w:r>
+      <w:proofErr w:type="spellEnd"/>
+      <w:r>
+        <w:t xml:space="preserve"> tin </w:t>
+      </w:r>
+      <w:proofErr w:type="spellStart"/>
+      <w:r>
+        <w:t>mới</w:t>
+      </w:r>
+      <w:proofErr w:type="spellEnd"/>
+      <w:r>
+        <w:t xml:space="preserve"> </w:t>
+      </w:r>
+      <w:proofErr w:type="spellStart"/>
+      <w:r>
+        <w:t>vẫn</w:t>
+      </w:r>
+      <w:proofErr w:type="spellEnd"/>
+      <w:r>
+        <w:t xml:space="preserve"> </w:t>
+      </w:r>
+      <w:proofErr w:type="spellStart"/>
+      <w:r>
+        <w:t>giữ</w:t>
+      </w:r>
+      <w:proofErr w:type="spellEnd"/>
+      <w:r>
+        <w:t xml:space="preserve"> </w:t>
+      </w:r>
+      <w:proofErr w:type="spellStart"/>
+      <w:r>
+        <w:t>được</w:t>
+      </w:r>
+      <w:proofErr w:type="spellEnd"/>
+      <w:r>
+        <w:t xml:space="preserve"> </w:t>
+      </w:r>
+      <w:proofErr w:type="spellStart"/>
+      <w:r>
+        <w:t>các</w:t>
+      </w:r>
+      <w:proofErr w:type="spellEnd"/>
+      <w:r>
+        <w:t xml:space="preserve"> </w:t>
+      </w:r>
+      <w:proofErr w:type="spellStart"/>
+      <w:r>
+        <w:t>kiến</w:t>
+      </w:r>
+      <w:proofErr w:type="spellEnd"/>
+      <w:r>
+        <w:t xml:space="preserve"> </w:t>
+      </w:r>
+      <w:proofErr w:type="spellStart"/>
+      <w:r>
+        <w:t>thức</w:t>
+      </w:r>
+      <w:proofErr w:type="spellEnd"/>
+      <w:r>
+        <w:t xml:space="preserve"> </w:t>
+      </w:r>
+      <w:proofErr w:type="spellStart"/>
+      <w:r>
+        <w:t>trước</w:t>
+      </w:r>
+      <w:proofErr w:type="spellEnd"/>
+      <w:r>
+        <w:t xml:space="preserve"> </w:t>
+      </w:r>
+      <w:proofErr w:type="spellStart"/>
+      <w:r>
+        <w:t>đó</w:t>
+      </w:r>
+      <w:proofErr w:type="spellEnd"/>
+      <w:r>
+        <w:t xml:space="preserve"> </w:t>
+      </w:r>
+      <w:proofErr w:type="spellStart"/>
+      <w:r>
+        <w:t>mà</w:t>
+      </w:r>
+      <w:proofErr w:type="spellEnd"/>
+      <w:r>
+        <w:t xml:space="preserve"> </w:t>
+      </w:r>
+      <w:proofErr w:type="spellStart"/>
+      <w:r>
+        <w:t>nó</w:t>
+      </w:r>
+      <w:proofErr w:type="spellEnd"/>
+      <w:r>
+        <w:t xml:space="preserve"> </w:t>
+      </w:r>
+      <w:proofErr w:type="spellStart"/>
+      <w:r>
+        <w:t>đã</w:t>
+      </w:r>
+      <w:proofErr w:type="spellEnd"/>
+      <w:r>
+        <w:t xml:space="preserve"> </w:t>
+      </w:r>
+      <w:proofErr w:type="spellStart"/>
+      <w:r>
+        <w:t>học</w:t>
+      </w:r>
+      <w:proofErr w:type="spellEnd"/>
+      <w:r>
+        <w:t xml:space="preserve">, </w:t>
+      </w:r>
+      <w:proofErr w:type="spellStart"/>
+      <w:r>
+        <w:t>bài</w:t>
+      </w:r>
+      <w:proofErr w:type="spellEnd"/>
+      <w:r>
+        <w:t xml:space="preserve"> </w:t>
+      </w:r>
+      <w:proofErr w:type="spellStart"/>
+      <w:r>
+        <w:t>toán</w:t>
+      </w:r>
+      <w:proofErr w:type="spellEnd"/>
+      <w:r>
+        <w:t xml:space="preserve"> </w:t>
+      </w:r>
+      <w:proofErr w:type="spellStart"/>
+      <w:r>
+        <w:t>học</w:t>
+      </w:r>
+      <w:proofErr w:type="spellEnd"/>
+      <w:r>
+        <w:t xml:space="preserve"> </w:t>
+      </w:r>
+      <w:proofErr w:type="spellStart"/>
+      <w:r>
+        <w:t>đồ</w:t>
+      </w:r>
+      <w:proofErr w:type="spellEnd"/>
+      <w:r>
+        <w:t xml:space="preserve"> </w:t>
+      </w:r>
+      <w:proofErr w:type="spellStart"/>
+      <w:r>
+        <w:t>thị</w:t>
+      </w:r>
+      <w:proofErr w:type="spellEnd"/>
+      <w:r>
+        <w:t xml:space="preserve"> </w:t>
+      </w:r>
+      <w:proofErr w:type="spellStart"/>
+      <w:r>
+        <w:t>cho</w:t>
+      </w:r>
+      <w:proofErr w:type="spellEnd"/>
+      <w:r>
+        <w:t xml:space="preserve"> AML </w:t>
+      </w:r>
+      <w:proofErr w:type="spellStart"/>
+      <w:r>
+        <w:t>là</w:t>
+      </w:r>
+      <w:proofErr w:type="spellEnd"/>
+      <w:r>
+        <w:t xml:space="preserve"> </w:t>
+      </w:r>
+      <w:proofErr w:type="spellStart"/>
+      <w:r>
+        <w:t>còn</w:t>
+      </w:r>
+      <w:proofErr w:type="spellEnd"/>
+      <w:r>
+        <w:t xml:space="preserve"> </w:t>
+      </w:r>
+      <w:proofErr w:type="spellStart"/>
+      <w:r>
+        <w:t>khá</w:t>
+      </w:r>
+      <w:proofErr w:type="spellEnd"/>
+      <w:r>
+        <w:t xml:space="preserve"> </w:t>
+      </w:r>
+      <w:proofErr w:type="spellStart"/>
+      <w:r>
+        <w:t>mới</w:t>
+      </w:r>
+      <w:proofErr w:type="spellEnd"/>
+      <w:r>
+        <w:t xml:space="preserve">, </w:t>
+      </w:r>
+      <w:proofErr w:type="spellStart"/>
+      <w:r>
+        <w:t>nên</w:t>
+      </w:r>
+      <w:proofErr w:type="spellEnd"/>
+      <w:r>
+        <w:t xml:space="preserve"> </w:t>
+      </w:r>
+      <w:proofErr w:type="spellStart"/>
+      <w:r>
+        <w:t>đóng</w:t>
+      </w:r>
+      <w:proofErr w:type="spellEnd"/>
+      <w:r>
+        <w:t xml:space="preserve"> </w:t>
+      </w:r>
+      <w:proofErr w:type="spellStart"/>
+      <w:r>
+        <w:t>góp</w:t>
+      </w:r>
+      <w:proofErr w:type="spellEnd"/>
+      <w:r>
+        <w:t xml:space="preserve"> </w:t>
+      </w:r>
+      <w:proofErr w:type="spellStart"/>
+      <w:r>
+        <w:t>của</w:t>
+      </w:r>
+      <w:proofErr w:type="spellEnd"/>
+      <w:r>
+        <w:t xml:space="preserve"> </w:t>
+      </w:r>
+      <w:proofErr w:type="spellStart"/>
+      <w:r>
+        <w:t>luận</w:t>
+      </w:r>
+      <w:proofErr w:type="spellEnd"/>
+      <w:r>
+        <w:t xml:space="preserve"> </w:t>
+      </w:r>
+      <w:proofErr w:type="spellStart"/>
+      <w:r>
+        <w:t>văn</w:t>
+      </w:r>
+      <w:proofErr w:type="spellEnd"/>
+      <w:r>
+        <w:t xml:space="preserve"> </w:t>
+      </w:r>
+      <w:proofErr w:type="spellStart"/>
+      <w:r>
+        <w:t>là</w:t>
+      </w:r>
+      <w:proofErr w:type="spellEnd"/>
+      <w:r>
+        <w:t xml:space="preserve"> </w:t>
+      </w:r>
+      <w:proofErr w:type="spellStart"/>
+      <w:r>
+        <w:t>để</w:t>
+      </w:r>
+      <w:proofErr w:type="spellEnd"/>
+      <w:r>
+        <w:t xml:space="preserve"> </w:t>
+      </w:r>
+      <w:proofErr w:type="spellStart"/>
+      <w:r>
+        <w:t>đóng</w:t>
+      </w:r>
+      <w:proofErr w:type="spellEnd"/>
+      <w:r>
+        <w:t xml:space="preserve"> </w:t>
+      </w:r>
+      <w:proofErr w:type="spellStart"/>
+      <w:r>
+        <w:t>góp</w:t>
+      </w:r>
+      <w:proofErr w:type="spellEnd"/>
+      <w:r>
+        <w:t xml:space="preserve"> </w:t>
+      </w:r>
+      <w:proofErr w:type="spellStart"/>
+      <w:r>
+        <w:t>bài</w:t>
+      </w:r>
+      <w:proofErr w:type="spellEnd"/>
+      <w:r>
+        <w:t xml:space="preserve"> </w:t>
+      </w:r>
+      <w:proofErr w:type="spellStart"/>
+      <w:r>
+        <w:t>toán</w:t>
+      </w:r>
+      <w:proofErr w:type="spellEnd"/>
+      <w:r>
+        <w:t xml:space="preserve"> </w:t>
+      </w:r>
+      <w:proofErr w:type="spellStart"/>
+      <w:r>
+        <w:t>học</w:t>
+      </w:r>
+      <w:proofErr w:type="spellEnd"/>
+      <w:r>
+        <w:t xml:space="preserve"> </w:t>
+      </w:r>
+      <w:proofErr w:type="spellStart"/>
+      <w:r>
+        <w:t>đồ</w:t>
+      </w:r>
+      <w:proofErr w:type="spellEnd"/>
+      <w:r>
+        <w:t xml:space="preserve"> </w:t>
+      </w:r>
+      <w:proofErr w:type="spellStart"/>
+      <w:r>
+        <w:t>thị</w:t>
+      </w:r>
+      <w:proofErr w:type="spellEnd"/>
+      <w:r>
+        <w:t xml:space="preserve"> </w:t>
+      </w:r>
+      <w:proofErr w:type="spellStart"/>
+      <w:r>
+        <w:t>cho</w:t>
+      </w:r>
+      <w:proofErr w:type="spellEnd"/>
+      <w:r>
+        <w:t xml:space="preserve"> AML </w:t>
+      </w:r>
+      <w:proofErr w:type="spellStart"/>
+      <w:r>
+        <w:t>xem</w:t>
+      </w:r>
+      <w:proofErr w:type="spellEnd"/>
+      <w:r>
+        <w:t xml:space="preserve"> </w:t>
+      </w:r>
+      <w:proofErr w:type="spellStart"/>
+      <w:r>
+        <w:t>hiệu</w:t>
+      </w:r>
+      <w:proofErr w:type="spellEnd"/>
+      <w:r>
+        <w:t xml:space="preserve"> </w:t>
+      </w:r>
+      <w:proofErr w:type="spellStart"/>
+      <w:r>
+        <w:t>quả</w:t>
+      </w:r>
+      <w:proofErr w:type="spellEnd"/>
+      <w:r>
+        <w:t xml:space="preserve"> so </w:t>
+      </w:r>
+      <w:proofErr w:type="spellStart"/>
+      <w:r>
+        <w:t>với</w:t>
+      </w:r>
+      <w:proofErr w:type="spellEnd"/>
+      <w:r>
+        <w:t xml:space="preserve"> </w:t>
+      </w:r>
+      <w:proofErr w:type="spellStart"/>
+      <w:r>
+        <w:t>các</w:t>
+      </w:r>
+      <w:proofErr w:type="spellEnd"/>
+      <w:r>
+        <w:t xml:space="preserve"> </w:t>
+      </w:r>
+      <w:proofErr w:type="spellStart"/>
+      <w:r>
+        <w:t>phương</w:t>
+      </w:r>
+      <w:proofErr w:type="spellEnd"/>
+      <w:r>
+        <w:t xml:space="preserve"> </w:t>
+      </w:r>
+      <w:proofErr w:type="spellStart"/>
+      <w:r>
+        <w:t>pháp</w:t>
+      </w:r>
+      <w:proofErr w:type="spellEnd"/>
+      <w:r>
+        <w:t xml:space="preserve"> </w:t>
+      </w:r>
+      <w:proofErr w:type="spellStart"/>
+      <w:r>
+        <w:t>truyền</w:t>
+      </w:r>
+      <w:proofErr w:type="spellEnd"/>
+      <w:r>
+        <w:t xml:space="preserve"> </w:t>
+      </w:r>
+      <w:proofErr w:type="spellStart"/>
+      <w:r>
+        <w:t>thống</w:t>
+      </w:r>
+      <w:proofErr w:type="spellEnd"/>
+      <w:r>
+        <w:t xml:space="preserve"> </w:t>
+      </w:r>
+      <w:proofErr w:type="spellStart"/>
+      <w:r>
+        <w:t>khác</w:t>
+      </w:r>
+      <w:proofErr w:type="spellEnd"/>
+      <w:r>
+        <w:t xml:space="preserve"> </w:t>
+      </w:r>
+      <w:proofErr w:type="spellStart"/>
+      <w:r>
+        <w:t>và</w:t>
+      </w:r>
+      <w:proofErr w:type="spellEnd"/>
+      <w:r>
+        <w:t xml:space="preserve"> </w:t>
+      </w:r>
+      <w:proofErr w:type="spellStart"/>
+      <w:r>
+        <w:t>các</w:t>
+      </w:r>
+      <w:proofErr w:type="spellEnd"/>
+      <w:r>
+        <w:t xml:space="preserve"> </w:t>
+      </w:r>
+      <w:proofErr w:type="spellStart"/>
+      <w:r>
+        <w:t>phương</w:t>
+      </w:r>
+      <w:proofErr w:type="spellEnd"/>
+      <w:r>
+        <w:t xml:space="preserve"> </w:t>
+      </w:r>
+      <w:proofErr w:type="spellStart"/>
+      <w:r>
+        <w:t>pháp</w:t>
+      </w:r>
+      <w:proofErr w:type="spellEnd"/>
+      <w:r>
+        <w:t xml:space="preserve"> </w:t>
+      </w:r>
+      <w:proofErr w:type="spellStart"/>
+      <w:r>
+        <w:t>đồ</w:t>
+      </w:r>
+      <w:proofErr w:type="spellEnd"/>
+      <w:r>
+        <w:t xml:space="preserve"> </w:t>
+      </w:r>
+      <w:proofErr w:type="spellStart"/>
+      <w:r>
+        <w:t>thị</w:t>
+      </w:r>
+      <w:proofErr w:type="spellEnd"/>
+      <w:r>
+        <w:t xml:space="preserve"> </w:t>
+      </w:r>
+      <w:proofErr w:type="spellStart"/>
+      <w:r>
+        <w:t>với</w:t>
+      </w:r>
+      <w:proofErr w:type="spellEnd"/>
+      <w:r>
+        <w:t xml:space="preserve"> </w:t>
+      </w:r>
+      <w:proofErr w:type="spellStart"/>
+      <w:r>
+        <w:t>các</w:t>
+      </w:r>
+      <w:proofErr w:type="spellEnd"/>
+      <w:r>
+        <w:t xml:space="preserve"> </w:t>
+      </w:r>
+      <w:proofErr w:type="spellStart"/>
+      <w:r>
+        <w:t>bài</w:t>
+      </w:r>
+      <w:proofErr w:type="spellEnd"/>
+      <w:r>
+        <w:t xml:space="preserve"> </w:t>
+      </w:r>
+      <w:proofErr w:type="spellStart"/>
+      <w:r>
+        <w:t>báo</w:t>
+      </w:r>
+      <w:proofErr w:type="spellEnd"/>
+      <w:r>
+        <w:t xml:space="preserve"> </w:t>
+      </w:r>
+      <w:proofErr w:type="spellStart"/>
+      <w:r>
+        <w:t>để</w:t>
+      </w:r>
+      <w:proofErr w:type="spellEnd"/>
+      <w:r>
+        <w:t xml:space="preserve"> </w:t>
+      </w:r>
+      <w:proofErr w:type="spellStart"/>
+      <w:r>
+        <w:t>tìm</w:t>
+      </w:r>
+      <w:proofErr w:type="spellEnd"/>
+      <w:r>
+        <w:t xml:space="preserve"> ra </w:t>
+      </w:r>
+      <w:proofErr w:type="spellStart"/>
+      <w:r>
+        <w:t>phương</w:t>
+      </w:r>
+      <w:proofErr w:type="spellEnd"/>
+      <w:r>
+        <w:t xml:space="preserve"> </w:t>
+      </w:r>
+      <w:proofErr w:type="spellStart"/>
+      <w:r>
+        <w:t>pháp</w:t>
+      </w:r>
+      <w:proofErr w:type="spellEnd"/>
+      <w:r>
+        <w:t xml:space="preserve"> </w:t>
+      </w:r>
+      <w:proofErr w:type="spellStart"/>
+      <w:r>
+        <w:t>thực</w:t>
+      </w:r>
+      <w:proofErr w:type="spellEnd"/>
+      <w:r>
+        <w:t xml:space="preserve"> </w:t>
+      </w:r>
+      <w:proofErr w:type="spellStart"/>
+      <w:r>
+        <w:t>nghiệm</w:t>
+      </w:r>
+      <w:proofErr w:type="spellEnd"/>
+      <w:r>
+        <w:t xml:space="preserve"> </w:t>
+      </w:r>
+      <w:proofErr w:type="spellStart"/>
+      <w:r>
+        <w:t>tốt</w:t>
+      </w:r>
+      <w:proofErr w:type="spellEnd"/>
+      <w:r>
+        <w:t xml:space="preserve"> </w:t>
+      </w:r>
+      <w:proofErr w:type="spellStart"/>
+      <w:r>
+        <w:t>nhất</w:t>
+      </w:r>
+      <w:proofErr w:type="spellEnd"/>
+      <w:r>
+        <w:t xml:space="preserve">. </w:t>
+      </w:r>
+      <w:proofErr w:type="spellStart"/>
+      <w:r>
+        <w:t>Học</w:t>
+      </w:r>
+      <w:proofErr w:type="spellEnd"/>
+      <w:r>
+        <w:t xml:space="preserve"> </w:t>
+      </w:r>
+      <w:proofErr w:type="spellStart"/>
+      <w:r>
+        <w:t>đồ</w:t>
+      </w:r>
+      <w:proofErr w:type="spellEnd"/>
+      <w:r>
+        <w:t xml:space="preserve"> </w:t>
+      </w:r>
+      <w:proofErr w:type="spellStart"/>
+      <w:r>
+        <w:t>thị</w:t>
+      </w:r>
+      <w:proofErr w:type="spellEnd"/>
+      <w:r>
+        <w:t xml:space="preserve"> </w:t>
+      </w:r>
+      <w:proofErr w:type="spellStart"/>
+      <w:r>
+        <w:t>có</w:t>
+      </w:r>
+      <w:proofErr w:type="spellEnd"/>
+      <w:r>
+        <w:t xml:space="preserve"> </w:t>
+      </w:r>
+      <w:proofErr w:type="spellStart"/>
+      <w:r>
+        <w:t>hiệu</w:t>
+      </w:r>
+      <w:proofErr w:type="spellEnd"/>
+      <w:r>
+        <w:t xml:space="preserve"> </w:t>
+      </w:r>
+      <w:proofErr w:type="spellStart"/>
+      <w:r>
+        <w:t>quả</w:t>
+      </w:r>
+      <w:proofErr w:type="spellEnd"/>
+      <w:r>
+        <w:t xml:space="preserve"> </w:t>
+      </w:r>
+      <w:proofErr w:type="spellStart"/>
+      <w:r>
+        <w:t>đối</w:t>
+      </w:r>
+      <w:proofErr w:type="spellEnd"/>
+      <w:r>
+        <w:t xml:space="preserve"> </w:t>
+      </w:r>
+      <w:proofErr w:type="spellStart"/>
+      <w:r>
+        <w:t>với</w:t>
+      </w:r>
+      <w:proofErr w:type="spellEnd"/>
+      <w:r>
+        <w:t xml:space="preserve"> </w:t>
+      </w:r>
+      <w:proofErr w:type="spellStart"/>
+      <w:r>
+        <w:t>dữ</w:t>
+      </w:r>
+      <w:proofErr w:type="spellEnd"/>
+      <w:r>
+        <w:t xml:space="preserve"> </w:t>
+      </w:r>
+      <w:proofErr w:type="spellStart"/>
+      <w:r>
+        <w:t>liệu</w:t>
+      </w:r>
+      <w:proofErr w:type="spellEnd"/>
+      <w:r>
+        <w:t xml:space="preserve"> </w:t>
+      </w:r>
+      <w:proofErr w:type="spellStart"/>
+      <w:r>
+        <w:t>mất</w:t>
+      </w:r>
+      <w:proofErr w:type="spellEnd"/>
+      <w:r>
+        <w:t xml:space="preserve"> </w:t>
+      </w:r>
+      <w:proofErr w:type="spellStart"/>
+      <w:r>
+        <w:t>cân</w:t>
+      </w:r>
+      <w:proofErr w:type="spellEnd"/>
+      <w:r>
+        <w:t xml:space="preserve"> </w:t>
+      </w:r>
+      <w:proofErr w:type="spellStart"/>
+      <w:r>
+        <w:t>bằng</w:t>
+      </w:r>
+      <w:proofErr w:type="spellEnd"/>
+      <w:r>
+        <w:t xml:space="preserve">, </w:t>
+      </w:r>
+      <w:proofErr w:type="spellStart"/>
+      <w:r>
+        <w:t>và</w:t>
+      </w:r>
+      <w:proofErr w:type="spellEnd"/>
+      <w:r>
+        <w:t xml:space="preserve"> </w:t>
+      </w:r>
+      <w:proofErr w:type="spellStart"/>
+      <w:r>
+        <w:t>các</w:t>
+      </w:r>
+      <w:proofErr w:type="spellEnd"/>
+      <w:r>
+        <w:t xml:space="preserve"> </w:t>
+      </w:r>
+      <w:proofErr w:type="spellStart"/>
+      <w:r>
+        <w:t>mô</w:t>
+      </w:r>
+      <w:proofErr w:type="spellEnd"/>
+      <w:r>
+        <w:t xml:space="preserve"> </w:t>
+      </w:r>
+      <w:proofErr w:type="spellStart"/>
+      <w:r>
+        <w:t>hình</w:t>
+      </w:r>
+      <w:proofErr w:type="spellEnd"/>
+      <w:r>
+        <w:t xml:space="preserve"> </w:t>
+      </w:r>
+      <w:proofErr w:type="spellStart"/>
+      <w:r>
+        <w:t>có</w:t>
+      </w:r>
+      <w:proofErr w:type="spellEnd"/>
+      <w:r>
+        <w:t xml:space="preserve"> </w:t>
+      </w:r>
+      <w:proofErr w:type="spellStart"/>
+      <w:r>
+        <w:t>nhiều</w:t>
+      </w:r>
+      <w:proofErr w:type="spellEnd"/>
+      <w:r>
+        <w:t xml:space="preserve"> </w:t>
+      </w:r>
+      <w:proofErr w:type="spellStart"/>
+      <w:r>
+        <w:t>biến</w:t>
+      </w:r>
+      <w:proofErr w:type="spellEnd"/>
+      <w:r>
+        <w:t xml:space="preserve"> </w:t>
+      </w:r>
+      <w:proofErr w:type="spellStart"/>
+      <w:r>
+        <w:t>thể</w:t>
+      </w:r>
+      <w:proofErr w:type="spellEnd"/>
+      <w:r>
+        <w:t xml:space="preserve"> </w:t>
+      </w:r>
+      <w:proofErr w:type="spellStart"/>
+      <w:r>
+        <w:t>dữ</w:t>
+      </w:r>
+      <w:proofErr w:type="spellEnd"/>
+      <w:r>
+        <w:t xml:space="preserve"> </w:t>
+      </w:r>
+      <w:proofErr w:type="spellStart"/>
+      <w:r>
+        <w:t>liệu</w:t>
+      </w:r>
+      <w:proofErr w:type="spellEnd"/>
+      <w:r>
+        <w:t xml:space="preserve"> </w:t>
+      </w:r>
+      <w:proofErr w:type="spellStart"/>
+      <w:r>
+        <w:t>như</w:t>
+      </w:r>
+      <w:proofErr w:type="spellEnd"/>
+      <w:r>
+        <w:t xml:space="preserve"> </w:t>
+      </w:r>
+      <w:proofErr w:type="spellStart"/>
+      <w:r>
+        <w:t>các</w:t>
+      </w:r>
+      <w:proofErr w:type="spellEnd"/>
+      <w:r>
+        <w:t xml:space="preserve"> </w:t>
+      </w:r>
+      <w:proofErr w:type="spellStart"/>
+      <w:r>
+        <w:t>mô</w:t>
+      </w:r>
+      <w:proofErr w:type="spellEnd"/>
+      <w:r>
+        <w:t xml:space="preserve"> </w:t>
+      </w:r>
+      <w:proofErr w:type="spellStart"/>
+      <w:r>
+        <w:t>hình</w:t>
+      </w:r>
+      <w:proofErr w:type="spellEnd"/>
+      <w:r>
+        <w:t xml:space="preserve"> </w:t>
+      </w:r>
+      <w:proofErr w:type="spellStart"/>
+      <w:r>
+        <w:t>gian</w:t>
+      </w:r>
+      <w:proofErr w:type="spellEnd"/>
+      <w:r>
+        <w:t xml:space="preserve"> </w:t>
+      </w:r>
+      <w:proofErr w:type="spellStart"/>
+      <w:r>
+        <w:t>lận</w:t>
+      </w:r>
+      <w:proofErr w:type="spellEnd"/>
+      <w:r>
+        <w:t xml:space="preserve"> </w:t>
+      </w:r>
+      <w:proofErr w:type="spellStart"/>
+      <w:r>
+        <w:t>đang</w:t>
+      </w:r>
+      <w:proofErr w:type="spellEnd"/>
+      <w:r>
+        <w:t xml:space="preserve"> </w:t>
+      </w:r>
+      <w:proofErr w:type="spellStart"/>
+      <w:r>
+        <w:t>phát</w:t>
+      </w:r>
+      <w:proofErr w:type="spellEnd"/>
+      <w:r>
+        <w:t xml:space="preserve"> </w:t>
+      </w:r>
+      <w:proofErr w:type="spellStart"/>
+      <w:r>
+        <w:t>triển</w:t>
+      </w:r>
+      <w:proofErr w:type="spellEnd"/>
+      <w:r>
+        <w:t xml:space="preserve">. </w:t>
+      </w:r>
+      <w:proofErr w:type="spellStart"/>
+      <w:r>
+        <w:t>học</w:t>
+      </w:r>
+      <w:proofErr w:type="spellEnd"/>
+      <w:r>
+        <w:t xml:space="preserve"> </w:t>
+      </w:r>
+      <w:proofErr w:type="spellStart"/>
+      <w:r>
+        <w:t>liên</w:t>
+      </w:r>
+      <w:proofErr w:type="spellEnd"/>
+      <w:r>
+        <w:t xml:space="preserve"> </w:t>
+      </w:r>
+      <w:proofErr w:type="spellStart"/>
+      <w:r>
+        <w:t>tục</w:t>
+      </w:r>
+      <w:proofErr w:type="spellEnd"/>
+      <w:r>
+        <w:t xml:space="preserve"> </w:t>
+      </w:r>
+      <w:proofErr w:type="spellStart"/>
+      <w:r>
+        <w:t>cũng</w:t>
+      </w:r>
+      <w:proofErr w:type="spellEnd"/>
+      <w:r>
+        <w:t xml:space="preserve"> </w:t>
+      </w:r>
+      <w:proofErr w:type="spellStart"/>
+      <w:r>
+        <w:t>giúp</w:t>
+      </w:r>
+      <w:proofErr w:type="spellEnd"/>
+      <w:r>
+        <w:t xml:space="preserve"> </w:t>
+      </w:r>
+      <w:proofErr w:type="spellStart"/>
+      <w:r>
+        <w:t>giảm</w:t>
+      </w:r>
+      <w:proofErr w:type="spellEnd"/>
+      <w:r>
+        <w:t xml:space="preserve"> </w:t>
+      </w:r>
+      <w:proofErr w:type="spellStart"/>
+      <w:r>
+        <w:t>tình</w:t>
+      </w:r>
+      <w:proofErr w:type="spellEnd"/>
+      <w:r>
+        <w:t xml:space="preserve"> </w:t>
+      </w:r>
+      <w:proofErr w:type="spellStart"/>
+      <w:r>
+        <w:t>trạng</w:t>
+      </w:r>
+      <w:proofErr w:type="spellEnd"/>
+      <w:r>
+        <w:t xml:space="preserve"> </w:t>
+      </w:r>
+      <w:proofErr w:type="spellStart"/>
+      <w:r>
+        <w:t>catasgophic</w:t>
+      </w:r>
+      <w:proofErr w:type="spellEnd"/>
+      <w:r>
+        <w:t xml:space="preserve"> forgetting</w:t>
       </w:r>
     </w:p>
     <w:p>
-      <w:r>
-        <w:t>Học liên tục còn được gọi là học tăng cường hoặc học suốt  đời</w:t>
-      </w:r>
+      <w:proofErr w:type="spellStart"/>
+      <w:r>
+        <w:t>Học</w:t>
+      </w:r>
+      <w:proofErr w:type="spellEnd"/>
+      <w:r>
+        <w:t xml:space="preserve"> </w:t>
+      </w:r>
+      <w:proofErr w:type="spellStart"/>
+      <w:r>
+        <w:t>liên</w:t>
+      </w:r>
+      <w:proofErr w:type="spellEnd"/>
+      <w:r>
+        <w:t xml:space="preserve"> </w:t>
+      </w:r>
+      <w:proofErr w:type="spellStart"/>
+      <w:r>
+        <w:t>tục</w:t>
+      </w:r>
+      <w:proofErr w:type="spellEnd"/>
+      <w:r>
+        <w:t xml:space="preserve"> </w:t>
+      </w:r>
+      <w:proofErr w:type="spellStart"/>
+      <w:r>
+        <w:t>còn</w:t>
+      </w:r>
+      <w:proofErr w:type="spellEnd"/>
+      <w:r>
+        <w:t xml:space="preserve"> </w:t>
+      </w:r>
+      <w:proofErr w:type="spellStart"/>
+      <w:r>
+        <w:t>được</w:t>
+      </w:r>
+      <w:proofErr w:type="spellEnd"/>
+      <w:r>
+        <w:t xml:space="preserve"> </w:t>
+      </w:r>
+      <w:proofErr w:type="spellStart"/>
+      <w:r>
+        <w:t>gọi</w:t>
+      </w:r>
+      <w:proofErr w:type="spellEnd"/>
+      <w:r>
+        <w:t xml:space="preserve"> </w:t>
+      </w:r>
+      <w:proofErr w:type="spellStart"/>
+      <w:r>
+        <w:t>là</w:t>
+      </w:r>
+      <w:proofErr w:type="spellEnd"/>
+      <w:r>
+        <w:t xml:space="preserve"> </w:t>
+      </w:r>
+      <w:proofErr w:type="spellStart"/>
+      <w:r>
+        <w:t>học</w:t>
+      </w:r>
+      <w:proofErr w:type="spellEnd"/>
+      <w:r>
+        <w:t xml:space="preserve"> </w:t>
+      </w:r>
+      <w:proofErr w:type="spellStart"/>
+      <w:r>
+        <w:t>tăng</w:t>
+      </w:r>
+      <w:proofErr w:type="spellEnd"/>
+      <w:r>
+        <w:t xml:space="preserve"> </w:t>
+      </w:r>
+      <w:proofErr w:type="spellStart"/>
+      <w:r>
+        <w:t>cường</w:t>
+      </w:r>
+      <w:proofErr w:type="spellEnd"/>
+      <w:r>
+        <w:t xml:space="preserve"> </w:t>
+      </w:r>
+      <w:proofErr w:type="spellStart"/>
+      <w:r>
+        <w:t>hoặc</w:t>
+      </w:r>
+      <w:proofErr w:type="spellEnd"/>
+      <w:r>
+        <w:t xml:space="preserve"> </w:t>
+      </w:r>
+      <w:proofErr w:type="spellStart"/>
+      <w:r>
+        <w:t>học</w:t>
+      </w:r>
+      <w:proofErr w:type="spellEnd"/>
+      <w:r>
+        <w:t xml:space="preserve"> </w:t>
+      </w:r>
+      <w:proofErr w:type="spellStart"/>
+      <w:proofErr w:type="gramStart"/>
+      <w:r>
+        <w:t>suốt</w:t>
+      </w:r>
+      <w:proofErr w:type="spellEnd"/>
+      <w:r>
+        <w:t xml:space="preserve">  </w:t>
+      </w:r>
+      <w:proofErr w:type="spellStart"/>
+      <w:r>
+        <w:t>đời</w:t>
+      </w:r>
+      <w:proofErr w:type="spellEnd"/>
+      <w:proofErr w:type="gramEnd"/>
     </w:p>
     <w:p>
-      <w:r>
-        <w:t xml:space="preserve">Nghiên cứu sẽ so sánh hiệu quả trên các tham số relative to hiệu suất, hiện tượng quên, tác động của chiều sâu và chiều rộng của mạng GNN </w:t>
+      <w:proofErr w:type="spellStart"/>
+      <w:r>
+        <w:t>Nghiên</w:t>
+      </w:r>
+      <w:proofErr w:type="spellEnd"/>
+      <w:r>
+        <w:t xml:space="preserve"> </w:t>
+      </w:r>
+      <w:proofErr w:type="spellStart"/>
+      <w:r>
+        <w:t>cứu</w:t>
+      </w:r>
+      <w:proofErr w:type="spellEnd"/>
+      <w:r>
+        <w:t xml:space="preserve"> </w:t>
+      </w:r>
+      <w:proofErr w:type="spellStart"/>
+      <w:r>
+        <w:t>sẽ</w:t>
+      </w:r>
+      <w:proofErr w:type="spellEnd"/>
+      <w:r>
+        <w:t xml:space="preserve"> so </w:t>
+      </w:r>
+      <w:proofErr w:type="spellStart"/>
+      <w:r>
+        <w:t>sánh</w:t>
+      </w:r>
+      <w:proofErr w:type="spellEnd"/>
+      <w:r>
+        <w:t xml:space="preserve"> </w:t>
+      </w:r>
+      <w:proofErr w:type="spellStart"/>
+      <w:r>
+        <w:t>hiệu</w:t>
+      </w:r>
+      <w:proofErr w:type="spellEnd"/>
+      <w:r>
+        <w:t xml:space="preserve"> </w:t>
+      </w:r>
+      <w:proofErr w:type="spellStart"/>
+      <w:r>
+        <w:t>quả</w:t>
+      </w:r>
+      <w:proofErr w:type="spellEnd"/>
+      <w:r>
+        <w:t xml:space="preserve"> </w:t>
+      </w:r>
+      <w:proofErr w:type="spellStart"/>
+      <w:r>
+        <w:t>trên</w:t>
+      </w:r>
+      <w:proofErr w:type="spellEnd"/>
+      <w:r>
+        <w:t xml:space="preserve"> </w:t>
+      </w:r>
+      <w:proofErr w:type="spellStart"/>
+      <w:r>
+        <w:t>các</w:t>
+      </w:r>
+      <w:proofErr w:type="spellEnd"/>
+      <w:r>
+        <w:t xml:space="preserve"> </w:t>
+      </w:r>
+      <w:proofErr w:type="spellStart"/>
+      <w:r>
+        <w:t>tham</w:t>
+      </w:r>
+      <w:proofErr w:type="spellEnd"/>
+      <w:r>
+        <w:t xml:space="preserve"> </w:t>
+      </w:r>
+      <w:proofErr w:type="spellStart"/>
+      <w:r>
+        <w:t>số</w:t>
+      </w:r>
+      <w:proofErr w:type="spellEnd"/>
+      <w:r>
+        <w:t xml:space="preserve"> relative to </w:t>
+      </w:r>
+      <w:proofErr w:type="spellStart"/>
+      <w:r>
+        <w:t>hiệu</w:t>
+      </w:r>
+      <w:proofErr w:type="spellEnd"/>
+      <w:r>
+        <w:t xml:space="preserve"> </w:t>
+      </w:r>
+      <w:proofErr w:type="spellStart"/>
+      <w:r>
+        <w:t>suất</w:t>
+      </w:r>
+      <w:proofErr w:type="spellEnd"/>
+      <w:r>
+        <w:t xml:space="preserve">, </w:t>
+      </w:r>
+      <w:proofErr w:type="spellStart"/>
+      <w:r>
+        <w:t>hiện</w:t>
+      </w:r>
+      <w:proofErr w:type="spellEnd"/>
+      <w:r>
+        <w:t xml:space="preserve"> </w:t>
+      </w:r>
+      <w:proofErr w:type="spellStart"/>
+      <w:r>
+        <w:t>tượng</w:t>
+      </w:r>
+      <w:proofErr w:type="spellEnd"/>
+      <w:r>
+        <w:t xml:space="preserve"> </w:t>
+      </w:r>
+      <w:proofErr w:type="spellStart"/>
+      <w:r>
+        <w:t>quên</w:t>
+      </w:r>
+      <w:proofErr w:type="spellEnd"/>
+      <w:r>
+        <w:t xml:space="preserve">, </w:t>
+      </w:r>
+      <w:proofErr w:type="spellStart"/>
+      <w:r>
+        <w:t>tác</w:t>
+      </w:r>
+      <w:proofErr w:type="spellEnd"/>
+      <w:r>
+        <w:t xml:space="preserve"> </w:t>
+      </w:r>
+      <w:proofErr w:type="spellStart"/>
+      <w:r>
+        <w:t>động</w:t>
+      </w:r>
+      <w:proofErr w:type="spellEnd"/>
+      <w:r>
+        <w:t xml:space="preserve"> </w:t>
+      </w:r>
+      <w:proofErr w:type="spellStart"/>
+      <w:r>
+        <w:t>của</w:t>
+      </w:r>
+      <w:proofErr w:type="spellEnd"/>
+      <w:r>
+        <w:t xml:space="preserve"> </w:t>
+      </w:r>
+      <w:proofErr w:type="spellStart"/>
+      <w:r>
+        <w:t>chiều</w:t>
+      </w:r>
+      <w:proofErr w:type="spellEnd"/>
+      <w:r>
+        <w:t xml:space="preserve"> </w:t>
+      </w:r>
+      <w:proofErr w:type="spellStart"/>
+      <w:r>
+        <w:t>sâu</w:t>
+      </w:r>
+      <w:proofErr w:type="spellEnd"/>
+      <w:r>
+        <w:t xml:space="preserve"> </w:t>
+      </w:r>
+      <w:proofErr w:type="spellStart"/>
+      <w:r>
+        <w:t>và</w:t>
+      </w:r>
+      <w:proofErr w:type="spellEnd"/>
+      <w:r>
+        <w:t xml:space="preserve"> </w:t>
+      </w:r>
+      <w:proofErr w:type="spellStart"/>
+      <w:r>
+        <w:t>chiều</w:t>
+      </w:r>
+      <w:proofErr w:type="spellEnd"/>
+      <w:r>
+        <w:t xml:space="preserve"> </w:t>
+      </w:r>
+      <w:proofErr w:type="spellStart"/>
+      <w:r>
+        <w:t>rộng</w:t>
+      </w:r>
+      <w:proofErr w:type="spellEnd"/>
+      <w:r>
+        <w:t xml:space="preserve"> </w:t>
+      </w:r>
+      <w:proofErr w:type="spellStart"/>
+      <w:r>
+        <w:t>của</w:t>
+      </w:r>
+      <w:proofErr w:type="spellEnd"/>
+      <w:r>
+        <w:t xml:space="preserve"> </w:t>
+      </w:r>
+      <w:proofErr w:type="spellStart"/>
+      <w:r>
+        <w:t>mạng</w:t>
+      </w:r>
+      <w:proofErr w:type="spellEnd"/>
+      <w:r>
+        <w:t xml:space="preserve"> GNN </w:t>
+      </w:r>
+      <w:proofErr w:type="spellStart"/>
+      <w:r>
+        <w:t>đối</w:t>
+      </w:r>
+      <w:proofErr w:type="spellEnd"/>
+      <w:r>
+        <w:t xml:space="preserve"> </w:t>
+      </w:r>
+      <w:proofErr w:type="spellStart"/>
+      <w:r>
+        <w:t>với</w:t>
+      </w:r>
+      <w:proofErr w:type="spellEnd"/>
+      <w:r>
+        <w:t xml:space="preserve"> </w:t>
+      </w:r>
+      <w:proofErr w:type="spellStart"/>
+      <w:r>
+        <w:t>hiệu</w:t>
+      </w:r>
+      <w:proofErr w:type="spellEnd"/>
+      <w:r>
+        <w:t xml:space="preserve"> </w:t>
+      </w:r>
+      <w:proofErr w:type="spellStart"/>
+      <w:r>
+        <w:t>suất</w:t>
+      </w:r>
+      <w:proofErr w:type="spellEnd"/>
+      <w:r>
+        <w:t xml:space="preserve"> </w:t>
+      </w:r>
+      <w:proofErr w:type="spellStart"/>
+      <w:r>
+        <w:t>và</w:t>
+      </w:r>
+      <w:proofErr w:type="spellEnd"/>
+      <w:r>
+        <w:t xml:space="preserve"> </w:t>
+      </w:r>
+      <w:proofErr w:type="spellStart"/>
+      <w:r>
+        <w:t>hiện</w:t>
+      </w:r>
+      <w:proofErr w:type="spellEnd"/>
+      <w:r>
+        <w:t xml:space="preserve"> </w:t>
+      </w:r>
+      <w:proofErr w:type="spellStart"/>
+      <w:r>
+        <w:t>tượng</w:t>
+      </w:r>
+      <w:proofErr w:type="spellEnd"/>
+      <w:r>
+        <w:t xml:space="preserve"> </w:t>
+      </w:r>
+      <w:proofErr w:type="spellStart"/>
+      <w:r>
+        <w:t>quên</w:t>
+      </w:r>
+      <w:proofErr w:type="spellEnd"/>
+      <w:r>
+        <w:t xml:space="preserve">. </w:t>
+      </w:r>
+      <w:proofErr w:type="spellStart"/>
+      <w:r>
+        <w:t>Thực</w:t>
+      </w:r>
+      <w:proofErr w:type="spellEnd"/>
+      <w:r>
+        <w:t xml:space="preserve"> </w:t>
+      </w:r>
+      <w:proofErr w:type="spellStart"/>
+      <w:r>
+        <w:t>nghiệm</w:t>
+      </w:r>
+      <w:proofErr w:type="spellEnd"/>
+      <w:r>
+        <w:t xml:space="preserve"> </w:t>
+      </w:r>
+      <w:proofErr w:type="spellStart"/>
+      <w:r>
+        <w:t>nhiều</w:t>
+      </w:r>
+      <w:proofErr w:type="spellEnd"/>
+      <w:r>
+        <w:t xml:space="preserve"> </w:t>
+      </w:r>
+      <w:proofErr w:type="spellStart"/>
+      <w:r>
+        <w:t>phương</w:t>
+      </w:r>
+      <w:proofErr w:type="spellEnd"/>
+      <w:r>
+        <w:t xml:space="preserve"> </w:t>
+      </w:r>
+      <w:proofErr w:type="spellStart"/>
+      <w:r>
+        <w:t>pháp</w:t>
+      </w:r>
+      <w:proofErr w:type="spellEnd"/>
+      <w:r>
+        <w:t xml:space="preserve"> </w:t>
+      </w:r>
+      <w:proofErr w:type="spellStart"/>
+      <w:r>
+        <w:t>để</w:t>
+      </w:r>
+      <w:proofErr w:type="spellEnd"/>
+      <w:r>
+        <w:t xml:space="preserve"> </w:t>
+      </w:r>
+      <w:proofErr w:type="spellStart"/>
+      <w:r>
+        <w:t>chọn</w:t>
+      </w:r>
+      <w:proofErr w:type="spellEnd"/>
+      <w:r>
+        <w:t xml:space="preserve"> ra </w:t>
+      </w:r>
+      <w:proofErr w:type="spellStart"/>
+      <w:r>
+        <w:t>phương</w:t>
+      </w:r>
+      <w:proofErr w:type="spellEnd"/>
+      <w:r>
+        <w:t xml:space="preserve"> </w:t>
+      </w:r>
+      <w:proofErr w:type="spellStart"/>
+      <w:r>
+        <w:t>pháp</w:t>
+      </w:r>
+      <w:proofErr w:type="spellEnd"/>
+      <w:r>
+        <w:t xml:space="preserve"> </w:t>
+      </w:r>
+      <w:proofErr w:type="spellStart"/>
+      <w:r>
+        <w:t>có</w:t>
+      </w:r>
+      <w:proofErr w:type="spellEnd"/>
+      <w:r>
+        <w:t xml:space="preserve"> </w:t>
+      </w:r>
+      <w:proofErr w:type="spellStart"/>
+      <w:r>
+        <w:t>độ</w:t>
+      </w:r>
+      <w:proofErr w:type="spellEnd"/>
+      <w:r>
+        <w:t xml:space="preserve"> </w:t>
+      </w:r>
+      <w:proofErr w:type="spellStart"/>
+      <w:r>
+        <w:t>đo</w:t>
+      </w:r>
+      <w:proofErr w:type="spellEnd"/>
+      <w:r>
+        <w:t xml:space="preserve"> (PR-AUC, ROC-AUC, F1-Score, Precision, Recall) </w:t>
+      </w:r>
+      <w:proofErr w:type="spellStart"/>
+      <w:r>
+        <w:t>tốt</w:t>
+      </w:r>
+      <w:proofErr w:type="spellEnd"/>
+      <w:r>
+        <w:t xml:space="preserve"> </w:t>
+      </w:r>
+      <w:proofErr w:type="spellStart"/>
+      <w:r>
+        <w:t>nhất</w:t>
+      </w:r>
+      <w:proofErr w:type="spellEnd"/>
+      <w:r>
+        <w:t xml:space="preserve">, </w:t>
+      </w:r>
+      <w:proofErr w:type="spellStart"/>
+      <w:r>
+        <w:t>độ</w:t>
+      </w:r>
+      <w:proofErr w:type="spellEnd"/>
+      <w:r>
+        <w:t xml:space="preserve"> </w:t>
+      </w:r>
+      <w:proofErr w:type="spellStart"/>
+      <w:r>
+        <w:t>lỗi</w:t>
+      </w:r>
+      <w:proofErr w:type="spellEnd"/>
+      <w:r>
+        <w:t xml:space="preserve"> (</w:t>
+      </w:r>
+      <w:proofErr w:type="spellStart"/>
+      <w:r>
+        <w:t>BCEWithLogitsLoss</w:t>
+      </w:r>
+      <w:proofErr w:type="spellEnd"/>
+      <w:r>
+        <w:t xml:space="preserve">, focal loss) </w:t>
+      </w:r>
+      <w:proofErr w:type="spellStart"/>
+      <w:r>
+        <w:t>thấp</w:t>
+      </w:r>
+      <w:proofErr w:type="spellEnd"/>
+      <w:r>
+        <w:t xml:space="preserve"> </w:t>
+      </w:r>
+      <w:proofErr w:type="spellStart"/>
+      <w:r>
+        <w:t>nhất</w:t>
+      </w:r>
+      <w:proofErr w:type="spellEnd"/>
+      <w:r>
+        <w:t xml:space="preserve"> </w:t>
       </w:r>
     </w:p>
     <w:sectPr>

--- a/README.docx
+++ b/README.docx
@@ -2566,6 +2566,7 @@
         <w:t>)</w:t>
       </w:r>
     </w:p>
+    <w:p/>
     <w:p>
       <w:r>
         <w:rPr>
@@ -7574,6 +7575,1533 @@
         <w:t>nhất</w:t>
       </w:r>
       <w:proofErr w:type="spellEnd"/>
+      <w:r>
+        <w:t xml:space="preserve"> </w:t>
+      </w:r>
+    </w:p>
+    <w:p>
+      <w:r>
+        <w:t xml:space="preserve">Task split bao </w:t>
+      </w:r>
+      <w:proofErr w:type="spellStart"/>
+      <w:r>
+        <w:t>gồm</w:t>
+      </w:r>
+      <w:proofErr w:type="spellEnd"/>
+      <w:r>
+        <w:t xml:space="preserve"> temporal split </w:t>
+      </w:r>
+    </w:p>
+    <w:p>
+      <w:r>
+        <w:t xml:space="preserve">3/ </w:t>
+      </w:r>
+      <w:hyperlink r:id="rId13" w:history="1">
+        <w:r>
+          <w:rPr>
+            <w:rStyle w:val="Hyperlink"/>
+          </w:rPr>
+          <w:t>https://arxiv.org/pdf/2506.00654</w:t>
+        </w:r>
+      </w:hyperlink>
+      <w:r>
+        <w:t xml:space="preserve">: </w:t>
+      </w:r>
+      <w:proofErr w:type="spellStart"/>
+      <w:r>
+        <w:t>không</w:t>
+      </w:r>
+      <w:proofErr w:type="spellEnd"/>
+      <w:r>
+        <w:t xml:space="preserve"> chia </w:t>
+      </w:r>
+      <w:proofErr w:type="spellStart"/>
+      <w:r>
+        <w:t>theo</w:t>
+      </w:r>
+      <w:proofErr w:type="spellEnd"/>
+      <w:r>
+        <w:t xml:space="preserve"> temporal split, </w:t>
+      </w:r>
+    </w:p>
+    <w:p>
+      <w:r>
+        <w:t xml:space="preserve">4/ </w:t>
+      </w:r>
+      <w:hyperlink r:id="rId14" w:history="1">
+        <w:r>
+          <w:rPr>
+            <w:rStyle w:val="Hyperlink"/>
+          </w:rPr>
+          <w:t>https://blogs.nvidia.com/blog/ai-blueprint-fraud-detection/</w:t>
+        </w:r>
+      </w:hyperlink>
+      <w:r>
+        <w:t xml:space="preserve">: NVIDIA </w:t>
+      </w:r>
+      <w:proofErr w:type="spellStart"/>
+      <w:r>
+        <w:t>phát</w:t>
+      </w:r>
+      <w:proofErr w:type="spellEnd"/>
+      <w:r>
+        <w:t xml:space="preserve"> </w:t>
+      </w:r>
+      <w:proofErr w:type="spellStart"/>
+      <w:r>
+        <w:t>triển</w:t>
+      </w:r>
+      <w:proofErr w:type="spellEnd"/>
+      <w:r>
+        <w:t xml:space="preserve"> </w:t>
+      </w:r>
+      <w:proofErr w:type="spellStart"/>
+      <w:r>
+        <w:t>cấu</w:t>
+      </w:r>
+      <w:proofErr w:type="spellEnd"/>
+      <w:r>
+        <w:t xml:space="preserve"> </w:t>
+      </w:r>
+      <w:proofErr w:type="spellStart"/>
+      <w:r>
+        <w:t>trúc</w:t>
+      </w:r>
+      <w:proofErr w:type="spellEnd"/>
+      <w:r>
+        <w:t xml:space="preserve"> GNN, </w:t>
+      </w:r>
+      <w:proofErr w:type="spellStart"/>
+      <w:r>
+        <w:t>XGBoost</w:t>
+      </w:r>
+      <w:proofErr w:type="spellEnd"/>
+      <w:r>
+        <w:t xml:space="preserve">, Triton </w:t>
+      </w:r>
+      <w:proofErr w:type="spellStart"/>
+      <w:r>
+        <w:t>nạp</w:t>
+      </w:r>
+      <w:proofErr w:type="spellEnd"/>
+      <w:r>
+        <w:t xml:space="preserve"> </w:t>
+      </w:r>
+      <w:proofErr w:type="spellStart"/>
+      <w:r>
+        <w:t>vào</w:t>
+      </w:r>
+      <w:proofErr w:type="spellEnd"/>
+      <w:r>
+        <w:t xml:space="preserve"> </w:t>
+      </w:r>
+      <w:proofErr w:type="spellStart"/>
+      <w:r>
+        <w:t>mô</w:t>
+      </w:r>
+      <w:proofErr w:type="spellEnd"/>
+      <w:r>
+        <w:t xml:space="preserve"> </w:t>
+      </w:r>
+      <w:proofErr w:type="spellStart"/>
+      <w:r>
+        <w:t>hình</w:t>
+      </w:r>
+      <w:proofErr w:type="spellEnd"/>
+      <w:r>
+        <w:t xml:space="preserve"> </w:t>
+      </w:r>
+      <w:proofErr w:type="spellStart"/>
+      <w:r>
+        <w:t>để</w:t>
+      </w:r>
+      <w:proofErr w:type="spellEnd"/>
+      <w:r>
+        <w:t xml:space="preserve"> </w:t>
+      </w:r>
+      <w:proofErr w:type="spellStart"/>
+      <w:r>
+        <w:t>huấn</w:t>
+      </w:r>
+      <w:proofErr w:type="spellEnd"/>
+      <w:r>
+        <w:t xml:space="preserve"> </w:t>
+      </w:r>
+      <w:proofErr w:type="spellStart"/>
+      <w:r>
+        <w:t>luyện</w:t>
+      </w:r>
+      <w:proofErr w:type="spellEnd"/>
+      <w:r>
+        <w:t xml:space="preserve"> </w:t>
+      </w:r>
+      <w:proofErr w:type="spellStart"/>
+      <w:r>
+        <w:t>suy</w:t>
+      </w:r>
+      <w:proofErr w:type="spellEnd"/>
+      <w:r>
+        <w:t xml:space="preserve"> </w:t>
+      </w:r>
+      <w:proofErr w:type="spellStart"/>
+      <w:r>
+        <w:t>luận</w:t>
+      </w:r>
+      <w:proofErr w:type="spellEnd"/>
+      <w:r>
+        <w:t xml:space="preserve"> </w:t>
+      </w:r>
+      <w:proofErr w:type="spellStart"/>
+      <w:r>
+        <w:t>thời</w:t>
+      </w:r>
+      <w:proofErr w:type="spellEnd"/>
+      <w:r>
+        <w:t xml:space="preserve"> </w:t>
+      </w:r>
+      <w:proofErr w:type="spellStart"/>
+      <w:r>
+        <w:t>gian</w:t>
+      </w:r>
+      <w:proofErr w:type="spellEnd"/>
+      <w:r>
+        <w:t xml:space="preserve"> </w:t>
+      </w:r>
+      <w:proofErr w:type="spellStart"/>
+      <w:r>
+        <w:t>thực</w:t>
+      </w:r>
+      <w:proofErr w:type="spellEnd"/>
+    </w:p>
+    <w:p>
+      <w:r>
+        <w:t xml:space="preserve">5/ </w:t>
+      </w:r>
+      <w:hyperlink r:id="rId15" w:history="1">
+        <w:r>
+          <w:rPr>
+            <w:rStyle w:val="Hyperlink"/>
+          </w:rPr>
+          <w:t>https://ieeexplore.ieee.org/document/11070687</w:t>
+        </w:r>
+      </w:hyperlink>
+      <w:r>
+        <w:t xml:space="preserve">: </w:t>
+      </w:r>
+      <w:proofErr w:type="spellStart"/>
+      <w:r>
+        <w:t>bài</w:t>
+      </w:r>
+      <w:proofErr w:type="spellEnd"/>
+      <w:r>
+        <w:t xml:space="preserve"> </w:t>
+      </w:r>
+      <w:proofErr w:type="spellStart"/>
+      <w:r>
+        <w:t>báo</w:t>
+      </w:r>
+      <w:proofErr w:type="spellEnd"/>
+      <w:r>
+        <w:t xml:space="preserve"> </w:t>
+      </w:r>
+      <w:r>
+        <w:t xml:space="preserve">Fraud Detection </w:t>
+      </w:r>
+      <w:proofErr w:type="gramStart"/>
+      <w:r>
+        <w:t>In</w:t>
+      </w:r>
+      <w:proofErr w:type="gramEnd"/>
+      <w:r>
+        <w:t xml:space="preserve"> Financial Transaction Using GNN With </w:t>
+      </w:r>
+      <w:proofErr w:type="spellStart"/>
+      <w:r>
+        <w:t>XGBoost</w:t>
+      </w:r>
+      <w:proofErr w:type="spellEnd"/>
+      <w:r>
+        <w:t xml:space="preserve"> </w:t>
+      </w:r>
+      <w:proofErr w:type="spellStart"/>
+      <w:r>
+        <w:t>khớp</w:t>
+      </w:r>
+      <w:proofErr w:type="spellEnd"/>
+      <w:r>
+        <w:t xml:space="preserve"> </w:t>
+      </w:r>
+      <w:proofErr w:type="spellStart"/>
+      <w:r>
+        <w:t>với</w:t>
+      </w:r>
+      <w:proofErr w:type="spellEnd"/>
+      <w:r>
+        <w:t xml:space="preserve"> </w:t>
+      </w:r>
+      <w:proofErr w:type="spellStart"/>
+      <w:r>
+        <w:t>bài</w:t>
+      </w:r>
+      <w:proofErr w:type="spellEnd"/>
+      <w:r>
+        <w:t xml:space="preserve"> </w:t>
+      </w:r>
+      <w:proofErr w:type="spellStart"/>
+      <w:r>
+        <w:t>toán</w:t>
+      </w:r>
+      <w:proofErr w:type="spellEnd"/>
+      <w:r>
+        <w:t xml:space="preserve"> </w:t>
+      </w:r>
+      <w:proofErr w:type="spellStart"/>
+      <w:r>
+        <w:t>mà</w:t>
+      </w:r>
+      <w:proofErr w:type="spellEnd"/>
+      <w:r>
+        <w:t xml:space="preserve"> </w:t>
+      </w:r>
+      <w:proofErr w:type="spellStart"/>
+      <w:r>
+        <w:t>tôi</w:t>
+      </w:r>
+      <w:proofErr w:type="spellEnd"/>
+      <w:r>
+        <w:t xml:space="preserve"> </w:t>
+      </w:r>
+      <w:proofErr w:type="spellStart"/>
+      <w:r>
+        <w:t>đang</w:t>
+      </w:r>
+      <w:proofErr w:type="spellEnd"/>
+      <w:r>
+        <w:t xml:space="preserve"> </w:t>
+      </w:r>
+      <w:proofErr w:type="spellStart"/>
+      <w:r>
+        <w:t>phát</w:t>
+      </w:r>
+      <w:proofErr w:type="spellEnd"/>
+      <w:r>
+        <w:t xml:space="preserve"> </w:t>
+      </w:r>
+      <w:proofErr w:type="spellStart"/>
+      <w:r>
+        <w:t>triển</w:t>
+      </w:r>
+      <w:proofErr w:type="spellEnd"/>
+      <w:r>
+        <w:t xml:space="preserve"> </w:t>
+      </w:r>
+      <w:proofErr w:type="spellStart"/>
+      <w:r>
+        <w:t>nhất</w:t>
+      </w:r>
+      <w:proofErr w:type="spellEnd"/>
+      <w:r>
+        <w:t xml:space="preserve"> </w:t>
+      </w:r>
+      <w:proofErr w:type="spellStart"/>
+      <w:r>
+        <w:t>vì</w:t>
+      </w:r>
+      <w:proofErr w:type="spellEnd"/>
+      <w:r>
+        <w:t xml:space="preserve"> </w:t>
+      </w:r>
+      <w:proofErr w:type="spellStart"/>
+      <w:r>
+        <w:t>nó</w:t>
+      </w:r>
+      <w:proofErr w:type="spellEnd"/>
+      <w:r>
+        <w:t xml:space="preserve"> </w:t>
+      </w:r>
+      <w:proofErr w:type="spellStart"/>
+      <w:r>
+        <w:t>sử</w:t>
+      </w:r>
+      <w:proofErr w:type="spellEnd"/>
+      <w:r>
+        <w:t xml:space="preserve"> </w:t>
+      </w:r>
+      <w:proofErr w:type="spellStart"/>
+      <w:r>
+        <w:t>dụng</w:t>
+      </w:r>
+      <w:proofErr w:type="spellEnd"/>
+      <w:r>
+        <w:t xml:space="preserve"> GNN </w:t>
+      </w:r>
+      <w:proofErr w:type="spellStart"/>
+      <w:r>
+        <w:t>và</w:t>
+      </w:r>
+      <w:proofErr w:type="spellEnd"/>
+      <w:r>
+        <w:t xml:space="preserve"> </w:t>
+      </w:r>
+      <w:proofErr w:type="spellStart"/>
+      <w:r>
+        <w:t>XGBoost</w:t>
+      </w:r>
+      <w:proofErr w:type="spellEnd"/>
+      <w:r>
+        <w:t xml:space="preserve"> </w:t>
+      </w:r>
+      <w:proofErr w:type="spellStart"/>
+      <w:r>
+        <w:t>là</w:t>
+      </w:r>
+      <w:proofErr w:type="spellEnd"/>
+      <w:r>
+        <w:t xml:space="preserve"> </w:t>
+      </w:r>
+      <w:proofErr w:type="spellStart"/>
+      <w:r>
+        <w:t>công</w:t>
+      </w:r>
+      <w:proofErr w:type="spellEnd"/>
+      <w:r>
+        <w:t xml:space="preserve"> </w:t>
+      </w:r>
+      <w:proofErr w:type="spellStart"/>
+      <w:r>
+        <w:t>cụ</w:t>
+      </w:r>
+      <w:proofErr w:type="spellEnd"/>
+      <w:r>
+        <w:t xml:space="preserve"> </w:t>
+      </w:r>
+      <w:proofErr w:type="spellStart"/>
+      <w:r>
+        <w:t>chính</w:t>
+      </w:r>
+      <w:proofErr w:type="spellEnd"/>
+      <w:r>
+        <w:t xml:space="preserve"> </w:t>
+      </w:r>
+      <w:proofErr w:type="spellStart"/>
+      <w:r>
+        <w:t>để</w:t>
+      </w:r>
+      <w:proofErr w:type="spellEnd"/>
+      <w:r>
+        <w:t xml:space="preserve"> </w:t>
+      </w:r>
+      <w:proofErr w:type="spellStart"/>
+      <w:r>
+        <w:t>phát</w:t>
+      </w:r>
+      <w:proofErr w:type="spellEnd"/>
+      <w:r>
+        <w:t xml:space="preserve"> </w:t>
+      </w:r>
+      <w:proofErr w:type="spellStart"/>
+      <w:r>
+        <w:t>triển</w:t>
+      </w:r>
+      <w:proofErr w:type="spellEnd"/>
+      <w:r>
+        <w:t xml:space="preserve"> embedding </w:t>
+      </w:r>
+      <w:proofErr w:type="spellStart"/>
+      <w:r>
+        <w:t>phát</w:t>
+      </w:r>
+      <w:proofErr w:type="spellEnd"/>
+      <w:r>
+        <w:t xml:space="preserve"> </w:t>
+      </w:r>
+      <w:proofErr w:type="spellStart"/>
+      <w:r>
+        <w:t>hiện</w:t>
+      </w:r>
+      <w:proofErr w:type="spellEnd"/>
+      <w:r>
+        <w:t xml:space="preserve"> </w:t>
+      </w:r>
+      <w:proofErr w:type="spellStart"/>
+      <w:r>
+        <w:t>gian</w:t>
+      </w:r>
+      <w:proofErr w:type="spellEnd"/>
+      <w:r>
+        <w:t xml:space="preserve"> </w:t>
+      </w:r>
+      <w:proofErr w:type="spellStart"/>
+      <w:r>
+        <w:t>lận</w:t>
+      </w:r>
+      <w:proofErr w:type="spellEnd"/>
+    </w:p>
+    <w:p>
+      <w:r>
+        <w:lastRenderedPageBreak/>
+        <w:t xml:space="preserve">6/ </w:t>
+      </w:r>
+      <w:hyperlink r:id="rId16" w:history="1">
+        <w:r>
+          <w:rPr>
+            <w:rStyle w:val="Hyperlink"/>
+          </w:rPr>
+          <w:t>https://arxiv.org/pdf/2402.08593</w:t>
+        </w:r>
+      </w:hyperlink>
+      <w:r>
+        <w:t xml:space="preserve">: </w:t>
+      </w:r>
+      <w:r>
+        <w:t>Graph Feature Preprocessor: Real-time Subgraph-based Feature Extraction for Financial Crime Detection</w:t>
+      </w:r>
+      <w:r>
+        <w:t xml:space="preserve">, </w:t>
+      </w:r>
+      <w:proofErr w:type="spellStart"/>
+      <w:r>
+        <w:t>đây</w:t>
+      </w:r>
+      <w:proofErr w:type="spellEnd"/>
+      <w:r>
+        <w:t xml:space="preserve"> </w:t>
+      </w:r>
+      <w:proofErr w:type="spellStart"/>
+      <w:r>
+        <w:t>là</w:t>
+      </w:r>
+      <w:proofErr w:type="spellEnd"/>
+      <w:r>
+        <w:t xml:space="preserve"> </w:t>
+      </w:r>
+      <w:proofErr w:type="spellStart"/>
+      <w:r>
+        <w:t>bài</w:t>
+      </w:r>
+      <w:proofErr w:type="spellEnd"/>
+      <w:r>
+        <w:t xml:space="preserve"> </w:t>
+      </w:r>
+      <w:proofErr w:type="spellStart"/>
+      <w:r>
+        <w:t>toán</w:t>
+      </w:r>
+      <w:proofErr w:type="spellEnd"/>
+      <w:r>
+        <w:t xml:space="preserve"> </w:t>
+      </w:r>
+      <w:proofErr w:type="spellStart"/>
+      <w:r>
+        <w:t>sử</w:t>
+      </w:r>
+      <w:proofErr w:type="spellEnd"/>
+      <w:r>
+        <w:t xml:space="preserve"> </w:t>
+      </w:r>
+      <w:proofErr w:type="spellStart"/>
+      <w:r>
+        <w:t>dụng</w:t>
+      </w:r>
+      <w:proofErr w:type="spellEnd"/>
+      <w:r>
+        <w:t xml:space="preserve"> </w:t>
+      </w:r>
+      <w:proofErr w:type="spellStart"/>
+      <w:r>
+        <w:t>đặc</w:t>
+      </w:r>
+      <w:proofErr w:type="spellEnd"/>
+      <w:r>
+        <w:t xml:space="preserve"> </w:t>
+      </w:r>
+      <w:proofErr w:type="spellStart"/>
+      <w:r>
+        <w:t>trưng</w:t>
+      </w:r>
+      <w:proofErr w:type="spellEnd"/>
+      <w:r>
+        <w:t xml:space="preserve"> </w:t>
+      </w:r>
+      <w:proofErr w:type="spellStart"/>
+      <w:r>
+        <w:t>đồ</w:t>
+      </w:r>
+      <w:proofErr w:type="spellEnd"/>
+      <w:r>
+        <w:t xml:space="preserve"> </w:t>
+      </w:r>
+      <w:proofErr w:type="spellStart"/>
+      <w:r>
+        <w:t>thị</w:t>
+      </w:r>
+      <w:proofErr w:type="spellEnd"/>
+      <w:r>
+        <w:t xml:space="preserve"> </w:t>
+      </w:r>
+      <w:proofErr w:type="spellStart"/>
+      <w:r>
+        <w:t>để</w:t>
+      </w:r>
+      <w:proofErr w:type="spellEnd"/>
+      <w:r>
+        <w:t xml:space="preserve"> </w:t>
+      </w:r>
+      <w:proofErr w:type="spellStart"/>
+      <w:r>
+        <w:t>phát</w:t>
+      </w:r>
+      <w:proofErr w:type="spellEnd"/>
+      <w:r>
+        <w:t xml:space="preserve"> </w:t>
+      </w:r>
+      <w:proofErr w:type="spellStart"/>
+      <w:r>
+        <w:t>hiện</w:t>
+      </w:r>
+      <w:proofErr w:type="spellEnd"/>
+      <w:r>
+        <w:t xml:space="preserve"> crime </w:t>
+      </w:r>
+      <w:r>
+        <w:t xml:space="preserve">real time </w:t>
+      </w:r>
+      <w:proofErr w:type="spellStart"/>
+      <w:r>
+        <w:t>thay</w:t>
+      </w:r>
+      <w:proofErr w:type="spellEnd"/>
+      <w:r>
+        <w:t xml:space="preserve"> </w:t>
+      </w:r>
+      <w:proofErr w:type="spellStart"/>
+      <w:r>
+        <w:t>vì</w:t>
+      </w:r>
+      <w:proofErr w:type="spellEnd"/>
+      <w:r>
+        <w:t xml:space="preserve"> </w:t>
+      </w:r>
+      <w:proofErr w:type="spellStart"/>
+      <w:r>
+        <w:t>sử</w:t>
+      </w:r>
+      <w:proofErr w:type="spellEnd"/>
+      <w:r>
+        <w:t xml:space="preserve"> </w:t>
+      </w:r>
+      <w:proofErr w:type="spellStart"/>
+      <w:r>
+        <w:t>dụng</w:t>
+      </w:r>
+      <w:proofErr w:type="spellEnd"/>
+      <w:r>
+        <w:t xml:space="preserve"> GNN </w:t>
+      </w:r>
+      <w:proofErr w:type="spellStart"/>
+      <w:r>
+        <w:t>thì</w:t>
+      </w:r>
+      <w:proofErr w:type="spellEnd"/>
+      <w:r>
+        <w:t xml:space="preserve"> </w:t>
+      </w:r>
+      <w:proofErr w:type="spellStart"/>
+      <w:r>
+        <w:t>bài</w:t>
+      </w:r>
+      <w:proofErr w:type="spellEnd"/>
+      <w:r>
+        <w:t xml:space="preserve"> </w:t>
+      </w:r>
+      <w:proofErr w:type="spellStart"/>
+      <w:r>
+        <w:t>báo</w:t>
+      </w:r>
+      <w:proofErr w:type="spellEnd"/>
+      <w:r>
+        <w:t xml:space="preserve"> </w:t>
+      </w:r>
+      <w:proofErr w:type="spellStart"/>
+      <w:r>
+        <w:t>sử</w:t>
+      </w:r>
+      <w:proofErr w:type="spellEnd"/>
+      <w:r>
+        <w:t xml:space="preserve"> </w:t>
+      </w:r>
+      <w:proofErr w:type="spellStart"/>
+      <w:r>
+        <w:t>dụng</w:t>
+      </w:r>
+      <w:proofErr w:type="spellEnd"/>
+      <w:r>
+        <w:t xml:space="preserve"> gradient boosting </w:t>
+      </w:r>
+      <w:proofErr w:type="spellStart"/>
+      <w:r>
+        <w:t>để</w:t>
+      </w:r>
+      <w:proofErr w:type="spellEnd"/>
+      <w:r>
+        <w:t xml:space="preserve"> </w:t>
+      </w:r>
+      <w:proofErr w:type="spellStart"/>
+      <w:r>
+        <w:t>giảm</w:t>
+      </w:r>
+      <w:proofErr w:type="spellEnd"/>
+      <w:r>
+        <w:t xml:space="preserve"> </w:t>
+      </w:r>
+      <w:proofErr w:type="spellStart"/>
+      <w:r>
+        <w:t>bớt</w:t>
+      </w:r>
+      <w:proofErr w:type="spellEnd"/>
+      <w:r>
+        <w:t xml:space="preserve"> </w:t>
+      </w:r>
+      <w:proofErr w:type="spellStart"/>
+      <w:r>
+        <w:t>gánh</w:t>
+      </w:r>
+      <w:proofErr w:type="spellEnd"/>
+      <w:r>
+        <w:t xml:space="preserve"> </w:t>
+      </w:r>
+      <w:proofErr w:type="spellStart"/>
+      <w:r>
+        <w:t>nặng</w:t>
+      </w:r>
+      <w:proofErr w:type="spellEnd"/>
+    </w:p>
+    <w:p>
+      <w:proofErr w:type="spellStart"/>
+      <w:r>
+        <w:t>Những</w:t>
+      </w:r>
+      <w:proofErr w:type="spellEnd"/>
+      <w:r>
+        <w:t xml:space="preserve"> </w:t>
+      </w:r>
+      <w:proofErr w:type="spellStart"/>
+      <w:r>
+        <w:t>bài</w:t>
+      </w:r>
+      <w:proofErr w:type="spellEnd"/>
+      <w:r>
+        <w:t xml:space="preserve"> </w:t>
+      </w:r>
+      <w:proofErr w:type="spellStart"/>
+      <w:r>
+        <w:t>báo</w:t>
+      </w:r>
+      <w:proofErr w:type="spellEnd"/>
+      <w:r>
+        <w:t xml:space="preserve"> </w:t>
+      </w:r>
+      <w:proofErr w:type="spellStart"/>
+      <w:r>
+        <w:t>định</w:t>
+      </w:r>
+      <w:proofErr w:type="spellEnd"/>
+      <w:r>
+        <w:t xml:space="preserve"> </w:t>
+      </w:r>
+      <w:proofErr w:type="spellStart"/>
+      <w:r>
+        <w:t>hình</w:t>
+      </w:r>
+      <w:proofErr w:type="spellEnd"/>
+      <w:r>
+        <w:t xml:space="preserve"> </w:t>
+      </w:r>
+      <w:proofErr w:type="spellStart"/>
+      <w:r>
+        <w:t>bối</w:t>
+      </w:r>
+      <w:proofErr w:type="spellEnd"/>
+      <w:r>
+        <w:t xml:space="preserve"> </w:t>
+      </w:r>
+      <w:proofErr w:type="spellStart"/>
+      <w:r>
+        <w:t>cảnh</w:t>
+      </w:r>
+      <w:proofErr w:type="spellEnd"/>
+      <w:r>
+        <w:t xml:space="preserve"> benchmark </w:t>
+      </w:r>
+      <w:proofErr w:type="spellStart"/>
+      <w:r>
+        <w:t>của</w:t>
+      </w:r>
+      <w:proofErr w:type="spellEnd"/>
+      <w:r>
+        <w:t xml:space="preserve"> IBM AML</w:t>
+      </w:r>
+    </w:p>
+    <w:p>
+      <w:r>
+        <w:t xml:space="preserve">7/ </w:t>
+      </w:r>
+      <w:hyperlink r:id="rId17" w:history="1">
+        <w:r>
+          <w:rPr>
+            <w:rStyle w:val="Hyperlink"/>
+          </w:rPr>
+          <w:t>https://arxiv.org/html/2306.16424v1</w:t>
+        </w:r>
+      </w:hyperlink>
+      <w:r>
+        <w:t xml:space="preserve">: </w:t>
+      </w:r>
+      <w:r>
+        <w:t>Realistic Synthetic Financial Transactions for Anti-Money Laundering Models</w:t>
+      </w:r>
+      <w:r>
+        <w:t xml:space="preserve">: </w:t>
+      </w:r>
+      <w:proofErr w:type="spellStart"/>
+      <w:r>
+        <w:t>đây</w:t>
+      </w:r>
+      <w:proofErr w:type="spellEnd"/>
+      <w:r>
+        <w:t xml:space="preserve"> </w:t>
+      </w:r>
+      <w:proofErr w:type="spellStart"/>
+      <w:r>
+        <w:t>là</w:t>
+      </w:r>
+      <w:proofErr w:type="spellEnd"/>
+      <w:r>
+        <w:t xml:space="preserve"> </w:t>
+      </w:r>
+      <w:proofErr w:type="spellStart"/>
+      <w:r>
+        <w:t>bài</w:t>
+      </w:r>
+      <w:proofErr w:type="spellEnd"/>
+      <w:r>
+        <w:t xml:space="preserve"> </w:t>
+      </w:r>
+      <w:proofErr w:type="spellStart"/>
+      <w:r>
+        <w:t>báo</w:t>
+      </w:r>
+      <w:proofErr w:type="spellEnd"/>
+      <w:r>
+        <w:t xml:space="preserve"> </w:t>
+      </w:r>
+      <w:proofErr w:type="spellStart"/>
+      <w:r>
+        <w:t>đã</w:t>
+      </w:r>
+      <w:proofErr w:type="spellEnd"/>
+      <w:r>
+        <w:t xml:space="preserve"> </w:t>
+      </w:r>
+      <w:proofErr w:type="spellStart"/>
+      <w:r>
+        <w:t>tạo</w:t>
+      </w:r>
+      <w:proofErr w:type="spellEnd"/>
+      <w:r>
+        <w:t xml:space="preserve"> ra </w:t>
+      </w:r>
+      <w:proofErr w:type="spellStart"/>
+      <w:r>
+        <w:t>bộ</w:t>
+      </w:r>
+      <w:proofErr w:type="spellEnd"/>
+      <w:r>
+        <w:t xml:space="preserve"> </w:t>
+      </w:r>
+      <w:proofErr w:type="spellStart"/>
+      <w:r>
+        <w:t>dữ</w:t>
+      </w:r>
+      <w:proofErr w:type="spellEnd"/>
+      <w:r>
+        <w:t xml:space="preserve"> </w:t>
+      </w:r>
+      <w:proofErr w:type="spellStart"/>
+      <w:r>
+        <w:t>liệu</w:t>
+      </w:r>
+      <w:proofErr w:type="spellEnd"/>
+      <w:r>
+        <w:t xml:space="preserve"> IBM AML</w:t>
+      </w:r>
+    </w:p>
+    <w:p>
+      <w:r>
+        <w:t xml:space="preserve">8/ </w:t>
+      </w:r>
+      <w:r>
+        <w:t>https://arxiv.org/pdf/2306.11586</w:t>
+      </w:r>
+      <w:r>
+        <w:t xml:space="preserve">: </w:t>
+      </w:r>
+      <w:r>
+        <w:t>Provably Powerful Graph Neural Networks for Directed Multigraphs</w:t>
+      </w:r>
+    </w:p>
+    <w:p>
+      <w:r>
+        <w:t>9/</w:t>
+      </w:r>
+      <w:r>
+        <w:t xml:space="preserve"> </w:t>
+      </w:r>
+      <w:hyperlink r:id="rId18" w:history="1">
+        <w:r>
+          <w:rPr>
+            <w:rStyle w:val="Hyperlink"/>
+          </w:rPr>
+          <w:t>https://arxiv.org/pdf/2506.00654</w:t>
+        </w:r>
+      </w:hyperlink>
+      <w:r>
+        <w:t xml:space="preserve">: </w:t>
+      </w:r>
+      <w:r>
+        <w:t>Amatriciana: Exploiting Temporal GNNs for Robust and Efficient Money Laundering Detection</w:t>
+      </w:r>
+      <w:r>
+        <w:t xml:space="preserve">: </w:t>
+      </w:r>
+      <w:proofErr w:type="spellStart"/>
+      <w:r>
+        <w:t>chạy</w:t>
+      </w:r>
+      <w:proofErr w:type="spellEnd"/>
+      <w:r>
+        <w:t xml:space="preserve"> </w:t>
+      </w:r>
+      <w:proofErr w:type="spellStart"/>
+      <w:r>
+        <w:t>bản</w:t>
+      </w:r>
+      <w:proofErr w:type="spellEnd"/>
+      <w:r>
+        <w:t xml:space="preserve"> HI-Small </w:t>
+      </w:r>
+    </w:p>
+    <w:p>
+      <w:pPr>
+        <w:rPr>
+          <w:rFonts w:cs="Times New Roman"/>
+        </w:rPr>
+      </w:pPr>
+      <w:r>
+        <w:t xml:space="preserve">10/ </w:t>
+      </w:r>
+      <w:hyperlink r:id="rId19" w:history="1">
+        <w:r>
+          <w:rPr>
+            <w:rStyle w:val="Hyperlink"/>
+          </w:rPr>
+          <w:t>https://dl.acm.org/doi/full/10.1145/3768292.3770410</w:t>
+        </w:r>
+      </w:hyperlink>
+      <w:r>
+        <w:t xml:space="preserve">: </w:t>
+      </w:r>
+      <w:r>
+        <w:rPr>
+          <w:rFonts w:cs="Times New Roman"/>
+        </w:rPr>
+        <w:t>LAS-GNN: A Graph Neural Network for Temporal Money Laundering Motif Detection</w:t>
+      </w:r>
+      <w:r>
+        <w:rPr>
+          <w:rFonts w:cs="Times New Roman"/>
+        </w:rPr>
+        <w:t xml:space="preserve">: </w:t>
+      </w:r>
+      <w:proofErr w:type="spellStart"/>
+      <w:r>
+        <w:rPr>
+          <w:rFonts w:cs="Times New Roman"/>
+        </w:rPr>
+        <w:t>phát</w:t>
+      </w:r>
+      <w:proofErr w:type="spellEnd"/>
+      <w:r>
+        <w:rPr>
+          <w:rFonts w:cs="Times New Roman"/>
+        </w:rPr>
+        <w:t xml:space="preserve"> </w:t>
+      </w:r>
+      <w:proofErr w:type="spellStart"/>
+      <w:r>
+        <w:rPr>
+          <w:rFonts w:cs="Times New Roman"/>
+        </w:rPr>
+        <w:t>hiện</w:t>
+      </w:r>
+      <w:proofErr w:type="spellEnd"/>
+      <w:r>
+        <w:rPr>
+          <w:rFonts w:cs="Times New Roman"/>
+        </w:rPr>
+        <w:t xml:space="preserve"> </w:t>
+      </w:r>
+      <w:proofErr w:type="spellStart"/>
+      <w:r>
+        <w:rPr>
+          <w:rFonts w:cs="Times New Roman"/>
+        </w:rPr>
+        <w:t>mo-typ</w:t>
+      </w:r>
+      <w:proofErr w:type="spellEnd"/>
+      <w:r>
+        <w:rPr>
+          <w:rFonts w:cs="Times New Roman"/>
+        </w:rPr>
+        <w:t xml:space="preserve"> </w:t>
+      </w:r>
+      <w:proofErr w:type="spellStart"/>
+      <w:r>
+        <w:rPr>
+          <w:rFonts w:cs="Times New Roman"/>
+        </w:rPr>
+        <w:t>rửa</w:t>
+      </w:r>
+      <w:proofErr w:type="spellEnd"/>
+      <w:r>
+        <w:rPr>
+          <w:rFonts w:cs="Times New Roman"/>
+        </w:rPr>
+        <w:t xml:space="preserve"> </w:t>
+      </w:r>
+      <w:proofErr w:type="spellStart"/>
+      <w:r>
+        <w:rPr>
+          <w:rFonts w:cs="Times New Roman"/>
+        </w:rPr>
+        <w:t>tiền</w:t>
+      </w:r>
+      <w:proofErr w:type="spellEnd"/>
+      <w:r>
+        <w:rPr>
+          <w:rFonts w:cs="Times New Roman"/>
+        </w:rPr>
+        <w:t xml:space="preserve"> </w:t>
+      </w:r>
+      <w:proofErr w:type="spellStart"/>
+      <w:r>
+        <w:rPr>
+          <w:rFonts w:cs="Times New Roman"/>
+        </w:rPr>
+        <w:t>theo</w:t>
+      </w:r>
+      <w:proofErr w:type="spellEnd"/>
+      <w:r>
+        <w:rPr>
+          <w:rFonts w:cs="Times New Roman"/>
+        </w:rPr>
+        <w:t xml:space="preserve"> </w:t>
+      </w:r>
+      <w:proofErr w:type="spellStart"/>
+      <w:r>
+        <w:rPr>
+          <w:rFonts w:cs="Times New Roman"/>
+        </w:rPr>
+        <w:t>thời</w:t>
+      </w:r>
+      <w:proofErr w:type="spellEnd"/>
+      <w:r>
+        <w:rPr>
+          <w:rFonts w:cs="Times New Roman"/>
+        </w:rPr>
+        <w:t xml:space="preserve"> </w:t>
+      </w:r>
+      <w:proofErr w:type="spellStart"/>
+      <w:r>
+        <w:rPr>
+          <w:rFonts w:cs="Times New Roman"/>
+        </w:rPr>
+        <w:t>gian</w:t>
+      </w:r>
+      <w:proofErr w:type="spellEnd"/>
+      <w:r>
+        <w:rPr>
+          <w:rFonts w:cs="Times New Roman"/>
+        </w:rPr>
+        <w:t xml:space="preserve">, </w:t>
+      </w:r>
+      <w:proofErr w:type="spellStart"/>
+      <w:r>
+        <w:rPr>
+          <w:rFonts w:cs="Times New Roman"/>
+        </w:rPr>
+        <w:t>một</w:t>
+      </w:r>
+      <w:proofErr w:type="spellEnd"/>
+      <w:r>
+        <w:rPr>
+          <w:rFonts w:cs="Times New Roman"/>
+        </w:rPr>
+        <w:t xml:space="preserve"> </w:t>
+      </w:r>
+      <w:proofErr w:type="spellStart"/>
+      <w:r>
+        <w:rPr>
+          <w:rFonts w:cs="Times New Roman"/>
+        </w:rPr>
+        <w:t>phương</w:t>
+      </w:r>
+      <w:proofErr w:type="spellEnd"/>
+      <w:r>
+        <w:rPr>
+          <w:rFonts w:cs="Times New Roman"/>
+        </w:rPr>
+        <w:t xml:space="preserve"> </w:t>
+      </w:r>
+      <w:proofErr w:type="spellStart"/>
+      <w:r>
+        <w:rPr>
+          <w:rFonts w:cs="Times New Roman"/>
+        </w:rPr>
+        <w:t>pháp</w:t>
+      </w:r>
+      <w:proofErr w:type="spellEnd"/>
+      <w:r>
+        <w:rPr>
+          <w:rFonts w:cs="Times New Roman"/>
+        </w:rPr>
+        <w:t xml:space="preserve"> </w:t>
+      </w:r>
+      <w:proofErr w:type="spellStart"/>
+      <w:r>
+        <w:rPr>
+          <w:rFonts w:cs="Times New Roman"/>
+        </w:rPr>
+        <w:t>của</w:t>
+      </w:r>
+      <w:proofErr w:type="spellEnd"/>
+      <w:r>
+        <w:rPr>
+          <w:rFonts w:cs="Times New Roman"/>
+        </w:rPr>
+        <w:t xml:space="preserve"> </w:t>
+      </w:r>
+      <w:proofErr w:type="spellStart"/>
+      <w:r>
+        <w:rPr>
+          <w:rFonts w:cs="Times New Roman"/>
+        </w:rPr>
+        <w:t>Egressy</w:t>
+      </w:r>
+      <w:proofErr w:type="spellEnd"/>
+      <w:r>
+        <w:rPr>
+          <w:rFonts w:cs="Times New Roman"/>
+        </w:rPr>
+        <w:t xml:space="preserve">, </w:t>
+      </w:r>
+      <w:proofErr w:type="spellStart"/>
+      <w:r>
+        <w:rPr>
+          <w:rFonts w:cs="Times New Roman"/>
+        </w:rPr>
+        <w:t>đây</w:t>
+      </w:r>
+      <w:proofErr w:type="spellEnd"/>
+      <w:r>
+        <w:rPr>
+          <w:rFonts w:cs="Times New Roman"/>
+        </w:rPr>
+        <w:t xml:space="preserve"> </w:t>
+      </w:r>
+      <w:proofErr w:type="spellStart"/>
+      <w:r>
+        <w:rPr>
+          <w:rFonts w:cs="Times New Roman"/>
+        </w:rPr>
+        <w:t>là</w:t>
+      </w:r>
+      <w:proofErr w:type="spellEnd"/>
+      <w:r>
+        <w:rPr>
+          <w:rFonts w:cs="Times New Roman"/>
+        </w:rPr>
+        <w:t xml:space="preserve"> 1 </w:t>
+      </w:r>
+      <w:proofErr w:type="spellStart"/>
+      <w:r>
+        <w:rPr>
+          <w:rFonts w:cs="Times New Roman"/>
+        </w:rPr>
+        <w:t>hướng</w:t>
+      </w:r>
+      <w:proofErr w:type="spellEnd"/>
+      <w:r>
+        <w:rPr>
+          <w:rFonts w:cs="Times New Roman"/>
+        </w:rPr>
+        <w:t xml:space="preserve"> </w:t>
+      </w:r>
+      <w:proofErr w:type="spellStart"/>
+      <w:r>
+        <w:rPr>
+          <w:rFonts w:cs="Times New Roman"/>
+        </w:rPr>
+        <w:t>đi</w:t>
+      </w:r>
+      <w:proofErr w:type="spellEnd"/>
+      <w:r>
+        <w:rPr>
+          <w:rFonts w:cs="Times New Roman"/>
+        </w:rPr>
+        <w:t xml:space="preserve"> </w:t>
+      </w:r>
+      <w:proofErr w:type="spellStart"/>
+      <w:r>
+        <w:rPr>
+          <w:rFonts w:cs="Times New Roman"/>
+        </w:rPr>
+        <w:t>mới</w:t>
+      </w:r>
+      <w:proofErr w:type="spellEnd"/>
+      <w:r>
+        <w:rPr>
+          <w:rFonts w:cs="Times New Roman"/>
+        </w:rPr>
+        <w:t xml:space="preserve"> </w:t>
+      </w:r>
+      <w:proofErr w:type="spellStart"/>
+      <w:r>
+        <w:rPr>
+          <w:rFonts w:cs="Times New Roman"/>
+        </w:rPr>
+        <w:t>cho</w:t>
+      </w:r>
+      <w:proofErr w:type="spellEnd"/>
+      <w:r>
+        <w:rPr>
+          <w:rFonts w:cs="Times New Roman"/>
+        </w:rPr>
+        <w:t xml:space="preserve"> </w:t>
+      </w:r>
+      <w:proofErr w:type="spellStart"/>
+      <w:r>
+        <w:rPr>
+          <w:rFonts w:cs="Times New Roman"/>
+        </w:rPr>
+        <w:t>bộ</w:t>
+      </w:r>
+      <w:proofErr w:type="spellEnd"/>
+      <w:r>
+        <w:rPr>
+          <w:rFonts w:cs="Times New Roman"/>
+        </w:rPr>
+        <w:t xml:space="preserve"> IBM AML</w:t>
+      </w:r>
+    </w:p>
+    <w:p>
+      <w:r>
+        <w:rPr>
+          <w:rFonts w:cs="Times New Roman"/>
+        </w:rPr>
+        <w:t xml:space="preserve">11/ </w:t>
+      </w:r>
+      <w:r>
+        <w:rPr>
+          <w:rFonts w:cs="Times New Roman"/>
+        </w:rPr>
+        <w:t>https://arxiv.org/pdf/2601.12347</w:t>
+      </w:r>
+      <w:r>
+        <w:rPr>
+          <w:rFonts w:cs="Times New Roman"/>
+        </w:rPr>
+        <w:t xml:space="preserve">: </w:t>
+      </w:r>
+      <w:r>
+        <w:t>RIPPLE++: An Incremental Framework for Efficient GNN Inference on Evolving Graphs</w:t>
+      </w:r>
+      <w:r>
+        <w:t xml:space="preserve">: </w:t>
+      </w:r>
+      <w:proofErr w:type="spellStart"/>
+      <w:r>
+        <w:t>đây</w:t>
+      </w:r>
+      <w:proofErr w:type="spellEnd"/>
+      <w:r>
+        <w:t xml:space="preserve"> </w:t>
+      </w:r>
+      <w:proofErr w:type="spellStart"/>
+      <w:r>
+        <w:t>là</w:t>
+      </w:r>
+      <w:proofErr w:type="spellEnd"/>
+      <w:r>
+        <w:t xml:space="preserve"> </w:t>
+      </w:r>
+      <w:proofErr w:type="spellStart"/>
+      <w:r>
+        <w:t>nghiên</w:t>
+      </w:r>
+      <w:proofErr w:type="spellEnd"/>
+      <w:r>
+        <w:t xml:space="preserve"> </w:t>
+      </w:r>
+      <w:proofErr w:type="spellStart"/>
+      <w:r>
+        <w:t>cứu</w:t>
+      </w:r>
+      <w:proofErr w:type="spellEnd"/>
+      <w:r>
+        <w:t xml:space="preserve"> </w:t>
+      </w:r>
+      <w:proofErr w:type="spellStart"/>
+      <w:r>
+        <w:t>có</w:t>
+      </w:r>
+      <w:proofErr w:type="spellEnd"/>
+      <w:r>
+        <w:t xml:space="preserve"> </w:t>
+      </w:r>
+      <w:proofErr w:type="spellStart"/>
+      <w:r>
+        <w:t>ứng</w:t>
+      </w:r>
+      <w:proofErr w:type="spellEnd"/>
+      <w:r>
+        <w:t xml:space="preserve"> </w:t>
+      </w:r>
+      <w:proofErr w:type="spellStart"/>
+      <w:r>
+        <w:t>dụng</w:t>
+      </w:r>
+      <w:proofErr w:type="spellEnd"/>
+      <w:r>
+        <w:t xml:space="preserve"> </w:t>
+      </w:r>
+      <w:proofErr w:type="spellStart"/>
+      <w:r>
+        <w:t>thời</w:t>
+      </w:r>
+      <w:proofErr w:type="spellEnd"/>
+      <w:r>
+        <w:t xml:space="preserve"> </w:t>
+      </w:r>
+      <w:proofErr w:type="spellStart"/>
+      <w:r>
+        <w:t>gian</w:t>
+      </w:r>
+      <w:proofErr w:type="spellEnd"/>
+      <w:r>
+        <w:t xml:space="preserve"> </w:t>
+      </w:r>
+      <w:proofErr w:type="spellStart"/>
+      <w:r>
+        <w:t>thực</w:t>
+      </w:r>
+      <w:proofErr w:type="spellEnd"/>
+      <w:r>
+        <w:t xml:space="preserve">, </w:t>
+      </w:r>
+      <w:proofErr w:type="spellStart"/>
+      <w:r>
+        <w:t>ứng</w:t>
+      </w:r>
+      <w:proofErr w:type="spellEnd"/>
+      <w:r>
+        <w:t xml:space="preserve"> </w:t>
+      </w:r>
+      <w:proofErr w:type="spellStart"/>
+      <w:r>
+        <w:t>dụng</w:t>
+      </w:r>
+      <w:proofErr w:type="spellEnd"/>
+      <w:r>
+        <w:t xml:space="preserve"> </w:t>
+      </w:r>
+      <w:proofErr w:type="spellStart"/>
+      <w:r>
+        <w:t>hạ</w:t>
+      </w:r>
+      <w:proofErr w:type="spellEnd"/>
+      <w:r>
+        <w:t xml:space="preserve"> </w:t>
+      </w:r>
+      <w:proofErr w:type="spellStart"/>
+      <w:r>
+        <w:t>tầng</w:t>
+      </w:r>
+      <w:proofErr w:type="spellEnd"/>
+      <w:r>
+        <w:t xml:space="preserve"> GNN </w:t>
+      </w:r>
+      <w:proofErr w:type="spellStart"/>
+      <w:r>
+        <w:t>thời</w:t>
+      </w:r>
+      <w:proofErr w:type="spellEnd"/>
+      <w:r>
+        <w:t xml:space="preserve"> </w:t>
+      </w:r>
+      <w:proofErr w:type="spellStart"/>
+      <w:r>
+        <w:t>gian</w:t>
+      </w:r>
+      <w:proofErr w:type="spellEnd"/>
+      <w:r>
+        <w:t xml:space="preserve"> </w:t>
+      </w:r>
+      <w:proofErr w:type="spellStart"/>
+      <w:r>
+        <w:t>thực</w:t>
+      </w:r>
+      <w:proofErr w:type="spellEnd"/>
+      <w:r>
+        <w:t xml:space="preserve">, </w:t>
+      </w:r>
+      <w:proofErr w:type="spellStart"/>
+      <w:r>
+        <w:t>mục</w:t>
+      </w:r>
+      <w:proofErr w:type="spellEnd"/>
+      <w:r>
+        <w:t xml:space="preserve"> </w:t>
+      </w:r>
+      <w:proofErr w:type="spellStart"/>
+      <w:r>
+        <w:t>đích</w:t>
+      </w:r>
+      <w:proofErr w:type="spellEnd"/>
+      <w:r>
+        <w:t xml:space="preserve"> </w:t>
+      </w:r>
+      <w:proofErr w:type="spellStart"/>
+      <w:r>
+        <w:t>của</w:t>
+      </w:r>
+      <w:proofErr w:type="spellEnd"/>
+      <w:r>
+        <w:t xml:space="preserve"> </w:t>
+      </w:r>
+      <w:proofErr w:type="spellStart"/>
+      <w:r>
+        <w:t>đề</w:t>
+      </w:r>
+      <w:proofErr w:type="spellEnd"/>
+      <w:r>
+        <w:t xml:space="preserve"> tài </w:t>
+      </w:r>
+      <w:proofErr w:type="spellStart"/>
+      <w:r>
+        <w:t>là</w:t>
+      </w:r>
+      <w:proofErr w:type="spellEnd"/>
+      <w:r>
+        <w:t xml:space="preserve"> </w:t>
+      </w:r>
+      <w:proofErr w:type="spellStart"/>
+      <w:r>
+        <w:t>ngăn</w:t>
+      </w:r>
+      <w:proofErr w:type="spellEnd"/>
+      <w:r>
+        <w:t xml:space="preserve"> </w:t>
+      </w:r>
+      <w:proofErr w:type="spellStart"/>
+      <w:r>
+        <w:t>chặn</w:t>
+      </w:r>
+      <w:proofErr w:type="spellEnd"/>
+      <w:r>
+        <w:t xml:space="preserve"> </w:t>
+      </w:r>
+      <w:proofErr w:type="spellStart"/>
+      <w:r>
+        <w:t>giao</w:t>
+      </w:r>
+      <w:proofErr w:type="spellEnd"/>
+      <w:r>
+        <w:t xml:space="preserve"> </w:t>
+      </w:r>
+      <w:proofErr w:type="spellStart"/>
+      <w:r>
+        <w:t>dịch</w:t>
+      </w:r>
+      <w:proofErr w:type="spellEnd"/>
+      <w:r>
+        <w:t xml:space="preserve"> </w:t>
+      </w:r>
+      <w:proofErr w:type="spellStart"/>
+      <w:r>
+        <w:t>gian</w:t>
+      </w:r>
+      <w:proofErr w:type="spellEnd"/>
+      <w:r>
+        <w:t xml:space="preserve"> </w:t>
+      </w:r>
+      <w:proofErr w:type="spellStart"/>
+      <w:r>
+        <w:t>lận</w:t>
+      </w:r>
+      <w:proofErr w:type="spellEnd"/>
+      <w:r>
+        <w:t xml:space="preserve"> </w:t>
+      </w:r>
+      <w:proofErr w:type="spellStart"/>
+      <w:r>
+        <w:t>xảy</w:t>
+      </w:r>
+      <w:proofErr w:type="spellEnd"/>
+      <w:r>
+        <w:t xml:space="preserve"> ra </w:t>
+      </w:r>
+      <w:proofErr w:type="spellStart"/>
+      <w:r>
+        <w:t>bằng</w:t>
+      </w:r>
+      <w:proofErr w:type="spellEnd"/>
+      <w:r>
+        <w:t xml:space="preserve"> </w:t>
+      </w:r>
+      <w:proofErr w:type="spellStart"/>
+      <w:r>
+        <w:t>cách</w:t>
+      </w:r>
+      <w:proofErr w:type="spellEnd"/>
+      <w:r>
+        <w:t xml:space="preserve"> </w:t>
+      </w:r>
+      <w:proofErr w:type="spellStart"/>
+      <w:r>
+        <w:t>gắn</w:t>
+      </w:r>
+      <w:proofErr w:type="spellEnd"/>
+      <w:r>
+        <w:t xml:space="preserve"> </w:t>
+      </w:r>
+      <w:proofErr w:type="spellStart"/>
+      <w:r>
+        <w:t>cờ</w:t>
+      </w:r>
+      <w:proofErr w:type="spellEnd"/>
+    </w:p>
+    <w:p/>
+    <w:p>
+      <w:pPr>
+        <w:rPr>
+          <w:rFonts w:ascii="Open Sans" w:hAnsi="Open Sans" w:cs="Open Sans"/>
+          <w:sz w:val="48"/>
+        </w:rPr>
+      </w:pPr>
+    </w:p>
+    <w:p/>
+    <w:p>
       <w:r>
         <w:t xml:space="preserve"> </w:t>
       </w:r>

--- a/README.docx
+++ b/README.docx
@@ -7621,7 +7621,7 @@
       </w:r>
       <w:proofErr w:type="spellEnd"/>
       <w:r>
-        <w:t xml:space="preserve"> temporal split, </w:t>
+        <w:t xml:space="preserve"> temporal split</w:t>
       </w:r>
     </w:p>
     <w:p>
@@ -9091,6 +9091,608 @@
       </w:r>
       <w:proofErr w:type="spellEnd"/>
     </w:p>
+    <w:p>
+      <w:proofErr w:type="spellStart"/>
+      <w:r>
+        <w:t>Bài</w:t>
+      </w:r>
+      <w:proofErr w:type="spellEnd"/>
+      <w:r>
+        <w:t xml:space="preserve"> </w:t>
+      </w:r>
+      <w:proofErr w:type="spellStart"/>
+      <w:r>
+        <w:t>báo</w:t>
+      </w:r>
+      <w:proofErr w:type="spellEnd"/>
+      <w:r>
+        <w:t xml:space="preserve"> </w:t>
+      </w:r>
+      <w:r>
+        <w:t xml:space="preserve">Altman 2023, </w:t>
+      </w:r>
+      <w:proofErr w:type="spellStart"/>
+      <w:r>
+        <w:t>Egressy</w:t>
+      </w:r>
+      <w:proofErr w:type="spellEnd"/>
+      <w:r>
+        <w:t xml:space="preserve"> 2024, GFP 2024</w:t>
+      </w:r>
+      <w:r>
+        <w:t xml:space="preserve"> chia </w:t>
+      </w:r>
+      <w:proofErr w:type="spellStart"/>
+      <w:r>
+        <w:t>dữ</w:t>
+      </w:r>
+      <w:proofErr w:type="spellEnd"/>
+      <w:r>
+        <w:t xml:space="preserve"> </w:t>
+      </w:r>
+      <w:proofErr w:type="spellStart"/>
+      <w:r>
+        <w:t>liệu</w:t>
+      </w:r>
+      <w:proofErr w:type="spellEnd"/>
+      <w:r>
+        <w:t xml:space="preserve"> temporal split </w:t>
+      </w:r>
+      <w:proofErr w:type="spellStart"/>
+      <w:r>
+        <w:t>nhưng</w:t>
+      </w:r>
+      <w:proofErr w:type="spellEnd"/>
+      <w:r>
+        <w:t xml:space="preserve"> </w:t>
+      </w:r>
+      <w:proofErr w:type="spellStart"/>
+      <w:r>
+        <w:t>không</w:t>
+      </w:r>
+      <w:proofErr w:type="spellEnd"/>
+      <w:r>
+        <w:t xml:space="preserve"> snap </w:t>
+      </w:r>
+      <w:proofErr w:type="spellStart"/>
+      <w:r>
+        <w:t>theo</w:t>
+      </w:r>
+      <w:proofErr w:type="spellEnd"/>
+      <w:r>
+        <w:t xml:space="preserve"> </w:t>
+      </w:r>
+      <w:proofErr w:type="spellStart"/>
+      <w:r>
+        <w:t>ngày</w:t>
+      </w:r>
+      <w:proofErr w:type="spellEnd"/>
+      <w:r>
+        <w:t xml:space="preserve">, </w:t>
+      </w:r>
+      <w:proofErr w:type="spellStart"/>
+      <w:r>
+        <w:t>có</w:t>
+      </w:r>
+      <w:proofErr w:type="spellEnd"/>
+      <w:r>
+        <w:t xml:space="preserve"> </w:t>
+      </w:r>
+      <w:proofErr w:type="spellStart"/>
+      <w:r>
+        <w:t>lẽ</w:t>
+      </w:r>
+      <w:proofErr w:type="spellEnd"/>
+      <w:r>
+        <w:t xml:space="preserve"> </w:t>
+      </w:r>
+      <w:proofErr w:type="spellStart"/>
+      <w:r>
+        <w:t>tôi</w:t>
+      </w:r>
+      <w:proofErr w:type="spellEnd"/>
+      <w:r>
+        <w:t xml:space="preserve"> </w:t>
+      </w:r>
+      <w:proofErr w:type="spellStart"/>
+      <w:r>
+        <w:t>cần</w:t>
+      </w:r>
+      <w:proofErr w:type="spellEnd"/>
+      <w:r>
+        <w:t xml:space="preserve"> temporal split </w:t>
+      </w:r>
+      <w:proofErr w:type="spellStart"/>
+      <w:r>
+        <w:t>nhưng</w:t>
+      </w:r>
+      <w:proofErr w:type="spellEnd"/>
+      <w:r>
+        <w:t xml:space="preserve"> </w:t>
+      </w:r>
+      <w:proofErr w:type="spellStart"/>
+      <w:r>
+        <w:t>sẽ</w:t>
+      </w:r>
+      <w:proofErr w:type="spellEnd"/>
+      <w:r>
+        <w:t xml:space="preserve"> train </w:t>
+      </w:r>
+      <w:proofErr w:type="spellStart"/>
+      <w:r>
+        <w:t>trên</w:t>
+      </w:r>
+      <w:proofErr w:type="spellEnd"/>
+      <w:r>
+        <w:t xml:space="preserve"> 2 </w:t>
+      </w:r>
+      <w:proofErr w:type="spellStart"/>
+      <w:r>
+        <w:t>bản</w:t>
+      </w:r>
+      <w:proofErr w:type="spellEnd"/>
+      <w:r>
+        <w:t xml:space="preserve">, 1 </w:t>
+      </w:r>
+      <w:proofErr w:type="spellStart"/>
+      <w:r>
+        <w:t>bản</w:t>
+      </w:r>
+      <w:proofErr w:type="spellEnd"/>
+      <w:r>
+        <w:t xml:space="preserve"> </w:t>
+      </w:r>
+      <w:proofErr w:type="spellStart"/>
+      <w:r>
+        <w:t>là</w:t>
+      </w:r>
+      <w:proofErr w:type="spellEnd"/>
+      <w:r>
+        <w:t xml:space="preserve"> snap </w:t>
+      </w:r>
+      <w:proofErr w:type="spellStart"/>
+      <w:r>
+        <w:t>theo</w:t>
+      </w:r>
+      <w:proofErr w:type="spellEnd"/>
+      <w:r>
+        <w:t xml:space="preserve"> </w:t>
+      </w:r>
+      <w:proofErr w:type="spellStart"/>
+      <w:r>
+        <w:t>ngày</w:t>
+      </w:r>
+      <w:proofErr w:type="spellEnd"/>
+      <w:r>
+        <w:t xml:space="preserve">, 1 </w:t>
+      </w:r>
+      <w:proofErr w:type="spellStart"/>
+      <w:r>
+        <w:t>bản</w:t>
+      </w:r>
+      <w:proofErr w:type="spellEnd"/>
+      <w:r>
+        <w:t xml:space="preserve"> </w:t>
+      </w:r>
+      <w:proofErr w:type="spellStart"/>
+      <w:r>
+        <w:t>là</w:t>
+      </w:r>
+      <w:proofErr w:type="spellEnd"/>
+      <w:r>
+        <w:t xml:space="preserve"> </w:t>
+      </w:r>
+      <w:proofErr w:type="spellStart"/>
+      <w:r>
+        <w:t>cắt</w:t>
+      </w:r>
+      <w:proofErr w:type="spellEnd"/>
+      <w:r>
+        <w:t xml:space="preserve"> index </w:t>
+      </w:r>
+      <w:proofErr w:type="spellStart"/>
+      <w:r>
+        <w:t>cho</w:t>
+      </w:r>
+      <w:proofErr w:type="spellEnd"/>
+      <w:r>
+        <w:t xml:space="preserve"> </w:t>
+      </w:r>
+      <w:proofErr w:type="spellStart"/>
+      <w:r>
+        <w:t>đúng</w:t>
+      </w:r>
+      <w:proofErr w:type="spellEnd"/>
+      <w:r>
+        <w:t xml:space="preserve"> </w:t>
+      </w:r>
+      <w:proofErr w:type="spellStart"/>
+      <w:r>
+        <w:t>số</w:t>
+      </w:r>
+      <w:proofErr w:type="spellEnd"/>
+      <w:r>
+        <w:t xml:space="preserve"> </w:t>
+      </w:r>
+      <w:proofErr w:type="spellStart"/>
+      <w:r>
+        <w:t>lượng</w:t>
+      </w:r>
+      <w:proofErr w:type="spellEnd"/>
+      <w:r>
+        <w:t xml:space="preserve"> 60/20/20 </w:t>
+      </w:r>
+      <w:proofErr w:type="spellStart"/>
+      <w:r>
+        <w:t>xem</w:t>
+      </w:r>
+      <w:proofErr w:type="spellEnd"/>
+      <w:r>
+        <w:t xml:space="preserve"> </w:t>
+      </w:r>
+      <w:proofErr w:type="spellStart"/>
+      <w:r>
+        <w:t>dữ</w:t>
+      </w:r>
+      <w:proofErr w:type="spellEnd"/>
+      <w:r>
+        <w:t xml:space="preserve"> </w:t>
+      </w:r>
+      <w:proofErr w:type="spellStart"/>
+      <w:r>
+        <w:t>liệu</w:t>
+      </w:r>
+      <w:proofErr w:type="spellEnd"/>
+      <w:r>
+        <w:t xml:space="preserve"> </w:t>
+      </w:r>
+      <w:proofErr w:type="spellStart"/>
+      <w:r>
+        <w:t>thay</w:t>
+      </w:r>
+      <w:proofErr w:type="spellEnd"/>
+      <w:r>
+        <w:t xml:space="preserve"> </w:t>
+      </w:r>
+      <w:proofErr w:type="spellStart"/>
+      <w:r>
+        <w:t>đổi</w:t>
+      </w:r>
+      <w:proofErr w:type="spellEnd"/>
+      <w:r>
+        <w:t xml:space="preserve"> </w:t>
+      </w:r>
+      <w:proofErr w:type="spellStart"/>
+      <w:r>
+        <w:t>như</w:t>
+      </w:r>
+      <w:proofErr w:type="spellEnd"/>
+      <w:r>
+        <w:t xml:space="preserve"> </w:t>
+      </w:r>
+      <w:proofErr w:type="spellStart"/>
+      <w:r>
+        <w:t>thế</w:t>
+      </w:r>
+      <w:proofErr w:type="spellEnd"/>
+      <w:r>
+        <w:t xml:space="preserve"> </w:t>
+      </w:r>
+      <w:proofErr w:type="spellStart"/>
+      <w:r>
+        <w:t>nào</w:t>
+      </w:r>
+      <w:proofErr w:type="spellEnd"/>
+      <w:r>
+        <w:t xml:space="preserve">, </w:t>
+      </w:r>
+      <w:proofErr w:type="spellStart"/>
+      <w:r>
+        <w:t>giờ</w:t>
+      </w:r>
+      <w:proofErr w:type="spellEnd"/>
+      <w:r>
+        <w:t xml:space="preserve"> </w:t>
+      </w:r>
+      <w:proofErr w:type="spellStart"/>
+      <w:r>
+        <w:t>đã</w:t>
+      </w:r>
+      <w:proofErr w:type="spellEnd"/>
+      <w:r>
+        <w:t xml:space="preserve"> </w:t>
+      </w:r>
+      <w:proofErr w:type="spellStart"/>
+      <w:r>
+        <w:t>xong</w:t>
+      </w:r>
+      <w:proofErr w:type="spellEnd"/>
+      <w:r>
+        <w:t xml:space="preserve"> </w:t>
+      </w:r>
+      <w:proofErr w:type="spellStart"/>
+      <w:r>
+        <w:t>bản</w:t>
+      </w:r>
+      <w:proofErr w:type="spellEnd"/>
+      <w:r>
+        <w:t xml:space="preserve"> </w:t>
+      </w:r>
+      <w:proofErr w:type="spellStart"/>
+      <w:r>
+        <w:t>theo</w:t>
+      </w:r>
+      <w:proofErr w:type="spellEnd"/>
+      <w:r>
+        <w:t xml:space="preserve"> </w:t>
+      </w:r>
+      <w:proofErr w:type="spellStart"/>
+      <w:r>
+        <w:t>ngày</w:t>
+      </w:r>
+      <w:proofErr w:type="spellEnd"/>
+      <w:r>
+        <w:t xml:space="preserve"> </w:t>
+      </w:r>
+      <w:proofErr w:type="spellStart"/>
+      <w:r>
+        <w:t>và</w:t>
+      </w:r>
+      <w:proofErr w:type="spellEnd"/>
+      <w:r>
+        <w:t xml:space="preserve"> </w:t>
+      </w:r>
+      <w:proofErr w:type="spellStart"/>
+      <w:r>
+        <w:t>theo</w:t>
+      </w:r>
+      <w:proofErr w:type="spellEnd"/>
+      <w:r>
+        <w:t xml:space="preserve"> index </w:t>
+      </w:r>
+      <w:proofErr w:type="spellStart"/>
+      <w:r>
+        <w:t>công</w:t>
+      </w:r>
+      <w:proofErr w:type="spellEnd"/>
+      <w:r>
+        <w:t xml:space="preserve"> </w:t>
+      </w:r>
+      <w:proofErr w:type="spellStart"/>
+      <w:r>
+        <w:t>việc</w:t>
+      </w:r>
+      <w:proofErr w:type="spellEnd"/>
+      <w:r>
+        <w:t xml:space="preserve"> </w:t>
+      </w:r>
+      <w:proofErr w:type="spellStart"/>
+      <w:r>
+        <w:t>tiếp</w:t>
+      </w:r>
+      <w:proofErr w:type="spellEnd"/>
+      <w:r>
+        <w:t xml:space="preserve"> </w:t>
+      </w:r>
+      <w:proofErr w:type="spellStart"/>
+      <w:r>
+        <w:t>theo</w:t>
+      </w:r>
+      <w:proofErr w:type="spellEnd"/>
+      <w:r>
+        <w:t xml:space="preserve"> </w:t>
+      </w:r>
+      <w:proofErr w:type="spellStart"/>
+      <w:r>
+        <w:t>là</w:t>
+      </w:r>
+      <w:proofErr w:type="spellEnd"/>
+      <w:r>
+        <w:t xml:space="preserve"> </w:t>
+      </w:r>
+      <w:proofErr w:type="spellStart"/>
+      <w:r>
+        <w:t>xây</w:t>
+      </w:r>
+      <w:proofErr w:type="spellEnd"/>
+      <w:r>
+        <w:t xml:space="preserve"> pipeline </w:t>
+      </w:r>
+      <w:proofErr w:type="spellStart"/>
+      <w:r>
+        <w:t>tầng</w:t>
+      </w:r>
+      <w:proofErr w:type="spellEnd"/>
+      <w:r>
+        <w:t xml:space="preserve"> 1 (GNN) node identity-&gt;feature-&gt;graph-&gt;train-&gt;embedding, </w:t>
+      </w:r>
+      <w:proofErr w:type="spellStart"/>
+      <w:r>
+        <w:t>rồi</w:t>
+      </w:r>
+      <w:proofErr w:type="spellEnd"/>
+      <w:r>
+        <w:t xml:space="preserve"> </w:t>
+      </w:r>
+      <w:proofErr w:type="spellStart"/>
+      <w:r>
+        <w:t>chạy</w:t>
+      </w:r>
+      <w:proofErr w:type="spellEnd"/>
+      <w:r>
+        <w:t xml:space="preserve"> </w:t>
+      </w:r>
+      <w:proofErr w:type="spellStart"/>
+      <w:r>
+        <w:t>trên</w:t>
+      </w:r>
+      <w:proofErr w:type="spellEnd"/>
+      <w:r>
+        <w:t xml:space="preserve"> 2 split</w:t>
+      </w:r>
+    </w:p>
+    <w:p>
+      <w:proofErr w:type="spellStart"/>
+      <w:r>
+        <w:t>Tạm</w:t>
+      </w:r>
+      <w:proofErr w:type="spellEnd"/>
+      <w:r>
+        <w:t xml:space="preserve"> </w:t>
+      </w:r>
+      <w:proofErr w:type="spellStart"/>
+      <w:r>
+        <w:t>thời</w:t>
+      </w:r>
+      <w:proofErr w:type="spellEnd"/>
+      <w:r>
+        <w:t xml:space="preserve"> </w:t>
+      </w:r>
+      <w:proofErr w:type="spellStart"/>
+      <w:r>
+        <w:t>đóng</w:t>
+      </w:r>
+      <w:proofErr w:type="spellEnd"/>
+      <w:r>
+        <w:t xml:space="preserve"> </w:t>
+      </w:r>
+      <w:proofErr w:type="spellStart"/>
+      <w:r>
+        <w:t>góp</w:t>
+      </w:r>
+      <w:proofErr w:type="spellEnd"/>
+      <w:r>
+        <w:t xml:space="preserve"> khoa </w:t>
+      </w:r>
+      <w:proofErr w:type="spellStart"/>
+      <w:r>
+        <w:t>học</w:t>
+      </w:r>
+      <w:proofErr w:type="spellEnd"/>
+      <w:r>
+        <w:t xml:space="preserve">, novelty </w:t>
+      </w:r>
+      <w:proofErr w:type="spellStart"/>
+      <w:r>
+        <w:t>cho</w:t>
+      </w:r>
+      <w:proofErr w:type="spellEnd"/>
+      <w:r>
+        <w:t xml:space="preserve"> </w:t>
+      </w:r>
+      <w:proofErr w:type="spellStart"/>
+      <w:r>
+        <w:t>đề</w:t>
+      </w:r>
+      <w:proofErr w:type="spellEnd"/>
+      <w:r>
+        <w:t xml:space="preserve"> tài: </w:t>
+      </w:r>
+      <w:proofErr w:type="spellStart"/>
+      <w:r>
+        <w:t>chạy</w:t>
+      </w:r>
+      <w:proofErr w:type="spellEnd"/>
+      <w:r>
+        <w:t xml:space="preserve"> real-time </w:t>
+      </w:r>
+      <w:proofErr w:type="spellStart"/>
+      <w:r>
+        <w:t>bằng</w:t>
+      </w:r>
+      <w:proofErr w:type="spellEnd"/>
+      <w:r>
+        <w:t xml:space="preserve"> </w:t>
+      </w:r>
+      <w:proofErr w:type="spellStart"/>
+      <w:r>
+        <w:t>kiến</w:t>
+      </w:r>
+      <w:proofErr w:type="spellEnd"/>
+      <w:r>
+        <w:t xml:space="preserve"> </w:t>
+      </w:r>
+      <w:proofErr w:type="spellStart"/>
+      <w:r>
+        <w:t>trúc</w:t>
+      </w:r>
+      <w:proofErr w:type="spellEnd"/>
+      <w:r>
+        <w:t xml:space="preserve"> </w:t>
+      </w:r>
+      <w:proofErr w:type="spellStart"/>
+      <w:r>
+        <w:t>đa</w:t>
+      </w:r>
+      <w:proofErr w:type="spellEnd"/>
+      <w:r>
+        <w:t xml:space="preserve"> </w:t>
+      </w:r>
+      <w:proofErr w:type="spellStart"/>
+      <w:r>
+        <w:t>tầng</w:t>
+      </w:r>
+      <w:proofErr w:type="spellEnd"/>
+      <w:r>
+        <w:t xml:space="preserve"> </w:t>
+      </w:r>
+      <w:proofErr w:type="spellStart"/>
+      <w:r>
+        <w:t>bằng</w:t>
+      </w:r>
+      <w:proofErr w:type="spellEnd"/>
+      <w:r>
+        <w:t xml:space="preserve"> </w:t>
+      </w:r>
+      <w:proofErr w:type="spellStart"/>
+      <w:r>
+        <w:t>thời</w:t>
+      </w:r>
+      <w:proofErr w:type="spellEnd"/>
+      <w:r>
+        <w:t xml:space="preserve"> </w:t>
+      </w:r>
+      <w:proofErr w:type="spellStart"/>
+      <w:r>
+        <w:t>gian</w:t>
+      </w:r>
+      <w:proofErr w:type="spellEnd"/>
+      <w:r>
+        <w:t xml:space="preserve"> </w:t>
+      </w:r>
+      <w:proofErr w:type="spellStart"/>
+      <w:r>
+        <w:t>thực</w:t>
+      </w:r>
+      <w:proofErr w:type="spellEnd"/>
+      <w:r>
+        <w:t xml:space="preserve"> </w:t>
+      </w:r>
+      <w:proofErr w:type="spellStart"/>
+      <w:r>
+        <w:t>trên</w:t>
+      </w:r>
+      <w:proofErr w:type="spellEnd"/>
+      <w:r>
+        <w:t xml:space="preserve"> </w:t>
+      </w:r>
+      <w:proofErr w:type="spellStart"/>
+      <w:r>
+        <w:t>máy</w:t>
+      </w:r>
+      <w:proofErr w:type="spellEnd"/>
+      <w:r>
+        <w:t xml:space="preserve"> </w:t>
+      </w:r>
+      <w:proofErr w:type="spellStart"/>
+      <w:r>
+        <w:t>yếu</w:t>
+      </w:r>
+      <w:proofErr w:type="spellEnd"/>
+    </w:p>
+    <w:p/>
+    <w:p/>
+    <w:p/>
     <w:p/>
     <w:p>
       <w:pPr>

--- a/README.docx
+++ b/README.docx
@@ -8054,10 +8054,7 @@
         <w:t xml:space="preserve">: </w:t>
       </w:r>
       <w:r>
-        <w:t>Graph Feature Preprocessor: Real-time Subgraph-based Feature Extraction for Financial Crime Detection</w:t>
-      </w:r>
-      <w:r>
-        <w:t xml:space="preserve">, </w:t>
+        <w:t xml:space="preserve">Graph Feature Preprocessor: Real-time Subgraph-based Feature Extraction for Financial Crime Detection, </w:t>
       </w:r>
       <w:proofErr w:type="spellStart"/>
       <w:r>
@@ -8444,10 +8441,7 @@
         <w:t>https://arxiv.org/pdf/2306.11586</w:t>
       </w:r>
       <w:r>
-        <w:t xml:space="preserve">: </w:t>
-      </w:r>
-      <w:r>
-        <w:t>Provably Powerful Graph Neural Networks for Directed Multigraphs</w:t>
+        <w:t>: Provably Powerful Graph Neural Networks for Directed Multigraphs</w:t>
       </w:r>
     </w:p>
     <w:p>
@@ -8466,13 +8460,7 @@
         </w:r>
       </w:hyperlink>
       <w:r>
-        <w:t xml:space="preserve">: </w:t>
-      </w:r>
-      <w:r>
-        <w:t>Amatriciana: Exploiting Temporal GNNs for Robust and Efficient Money Laundering Detection</w:t>
-      </w:r>
-      <w:r>
-        <w:t xml:space="preserve">: </w:t>
+        <w:t xml:space="preserve">: Amatriciana: Exploiting Temporal GNNs for Robust and Efficient Money Laundering Detection: </w:t>
       </w:r>
       <w:proofErr w:type="spellStart"/>
       <w:r>
@@ -8824,10 +8812,7 @@
         <w:t xml:space="preserve">: </w:t>
       </w:r>
       <w:r>
-        <w:t>RIPPLE++: An Incremental Framework for Efficient GNN Inference on Evolving Graphs</w:t>
-      </w:r>
-      <w:r>
-        <w:t xml:space="preserve">: </w:t>
+        <w:t xml:space="preserve">RIPPLE++: An Incremental Framework for Efficient GNN Inference on Evolving Graphs: </w:t>
       </w:r>
       <w:proofErr w:type="spellStart"/>
       <w:r>
@@ -9106,10 +9091,7 @@
       </w:r>
       <w:proofErr w:type="spellEnd"/>
       <w:r>
-        <w:t xml:space="preserve"> </w:t>
-      </w:r>
-      <w:r>
-        <w:t xml:space="preserve">Altman 2023, </w:t>
+        <w:t xml:space="preserve"> Altman 2023, </w:t>
       </w:r>
       <w:proofErr w:type="spellStart"/>
       <w:r>
@@ -9117,10 +9099,7 @@
       </w:r>
       <w:proofErr w:type="spellEnd"/>
       <w:r>
-        <w:t xml:space="preserve"> 2024, GFP 2024</w:t>
-      </w:r>
-      <w:r>
-        <w:t xml:space="preserve"> chia </w:t>
+        <w:t xml:space="preserve"> 2024, GFP 2024 chia </w:t>
       </w:r>
       <w:proofErr w:type="spellStart"/>
       <w:r>
@@ -9690,6 +9669,2567 @@
       </w:r>
       <w:proofErr w:type="spellEnd"/>
     </w:p>
+    <w:p>
+      <w:proofErr w:type="spellStart"/>
+      <w:r>
+        <w:t>Thống</w:t>
+      </w:r>
+      <w:proofErr w:type="spellEnd"/>
+      <w:r>
+        <w:t xml:space="preserve"> </w:t>
+      </w:r>
+      <w:proofErr w:type="spellStart"/>
+      <w:r>
+        <w:t>kê</w:t>
+      </w:r>
+      <w:proofErr w:type="spellEnd"/>
+      <w:r>
+        <w:t xml:space="preserve"> </w:t>
+      </w:r>
+      <w:proofErr w:type="spellStart"/>
+      <w:r>
+        <w:t>giao</w:t>
+      </w:r>
+      <w:proofErr w:type="spellEnd"/>
+      <w:r>
+        <w:t xml:space="preserve"> </w:t>
+      </w:r>
+      <w:proofErr w:type="spellStart"/>
+      <w:r>
+        <w:t>dịch</w:t>
+      </w:r>
+      <w:proofErr w:type="spellEnd"/>
+      <w:r>
+        <w:t xml:space="preserve"> </w:t>
+      </w:r>
+      <w:proofErr w:type="spellStart"/>
+      <w:r>
+        <w:t>theo</w:t>
+      </w:r>
+      <w:proofErr w:type="spellEnd"/>
+      <w:r>
+        <w:t xml:space="preserve"> split day</w:t>
+      </w:r>
+    </w:p>
+    <w:p>
+      <w:r>
+        <w:rPr>
+          <w:noProof/>
+        </w:rPr>
+        <w:lastRenderedPageBreak/>
+        <w:drawing>
+          <wp:inline distT="0" distB="0" distL="0" distR="0" wp14:anchorId="0E81B069" wp14:editId="03317FF5">
+            <wp:extent cx="5943600" cy="2893060"/>
+            <wp:effectExtent l="0" t="0" r="0" b="2540"/>
+            <wp:docPr id="6" name="Picture 6"/>
+            <wp:cNvGraphicFramePr>
+              <a:graphicFrameLocks xmlns:a="http://schemas.openxmlformats.org/drawingml/2006/main" noChangeAspect="1"/>
+            </wp:cNvGraphicFramePr>
+            <a:graphic xmlns:a="http://schemas.openxmlformats.org/drawingml/2006/main">
+              <a:graphicData uri="http://schemas.openxmlformats.org/drawingml/2006/picture">
+                <pic:pic xmlns:pic="http://schemas.openxmlformats.org/drawingml/2006/picture">
+                  <pic:nvPicPr>
+                    <pic:cNvPr id="1" name=""/>
+                    <pic:cNvPicPr/>
+                  </pic:nvPicPr>
+                  <pic:blipFill>
+                    <a:blip r:embed="rId20"/>
+                    <a:stretch>
+                      <a:fillRect/>
+                    </a:stretch>
+                  </pic:blipFill>
+                  <pic:spPr>
+                    <a:xfrm>
+                      <a:off x="0" y="0"/>
+                      <a:ext cx="5943600" cy="2893060"/>
+                    </a:xfrm>
+                    <a:prstGeom prst="rect">
+                      <a:avLst/>
+                    </a:prstGeom>
+                  </pic:spPr>
+                </pic:pic>
+              </a:graphicData>
+            </a:graphic>
+          </wp:inline>
+        </w:drawing>
+      </w:r>
+    </w:p>
+    <w:p>
+      <w:proofErr w:type="spellStart"/>
+      <w:r>
+        <w:t>Thống</w:t>
+      </w:r>
+      <w:proofErr w:type="spellEnd"/>
+      <w:r>
+        <w:t xml:space="preserve"> </w:t>
+      </w:r>
+      <w:proofErr w:type="spellStart"/>
+      <w:r>
+        <w:t>kê</w:t>
+      </w:r>
+      <w:proofErr w:type="spellEnd"/>
+      <w:r>
+        <w:t xml:space="preserve"> </w:t>
+      </w:r>
+      <w:proofErr w:type="spellStart"/>
+      <w:r>
+        <w:t>giao</w:t>
+      </w:r>
+      <w:proofErr w:type="spellEnd"/>
+      <w:r>
+        <w:t xml:space="preserve"> </w:t>
+      </w:r>
+      <w:proofErr w:type="spellStart"/>
+      <w:r>
+        <w:t>dịch</w:t>
+      </w:r>
+      <w:proofErr w:type="spellEnd"/>
+      <w:r>
+        <w:t xml:space="preserve">, fraud </w:t>
+      </w:r>
+      <w:proofErr w:type="spellStart"/>
+      <w:r>
+        <w:t>theo</w:t>
+      </w:r>
+      <w:proofErr w:type="spellEnd"/>
+      <w:r>
+        <w:t xml:space="preserve"> index</w:t>
+      </w:r>
+    </w:p>
+    <w:p>
+      <w:r>
+        <w:rPr>
+          <w:noProof/>
+        </w:rPr>
+        <w:drawing>
+          <wp:inline distT="0" distB="0" distL="0" distR="0" wp14:anchorId="1476AB27" wp14:editId="49A84462">
+            <wp:extent cx="5943600" cy="3530600"/>
+            <wp:effectExtent l="0" t="0" r="0" b="0"/>
+            <wp:docPr id="7" name="Picture 7"/>
+            <wp:cNvGraphicFramePr>
+              <a:graphicFrameLocks xmlns:a="http://schemas.openxmlformats.org/drawingml/2006/main" noChangeAspect="1"/>
+            </wp:cNvGraphicFramePr>
+            <a:graphic xmlns:a="http://schemas.openxmlformats.org/drawingml/2006/main">
+              <a:graphicData uri="http://schemas.openxmlformats.org/drawingml/2006/picture">
+                <pic:pic xmlns:pic="http://schemas.openxmlformats.org/drawingml/2006/picture">
+                  <pic:nvPicPr>
+                    <pic:cNvPr id="1" name=""/>
+                    <pic:cNvPicPr/>
+                  </pic:nvPicPr>
+                  <pic:blipFill>
+                    <a:blip r:embed="rId21"/>
+                    <a:stretch>
+                      <a:fillRect/>
+                    </a:stretch>
+                  </pic:blipFill>
+                  <pic:spPr>
+                    <a:xfrm>
+                      <a:off x="0" y="0"/>
+                      <a:ext cx="5943600" cy="3530600"/>
+                    </a:xfrm>
+                    <a:prstGeom prst="rect">
+                      <a:avLst/>
+                    </a:prstGeom>
+                  </pic:spPr>
+                </pic:pic>
+              </a:graphicData>
+            </a:graphic>
+          </wp:inline>
+        </w:drawing>
+      </w:r>
+    </w:p>
+    <w:p>
+      <w:proofErr w:type="spellStart"/>
+      <w:r>
+        <w:t>Nhận</w:t>
+      </w:r>
+      <w:proofErr w:type="spellEnd"/>
+      <w:r>
+        <w:t xml:space="preserve"> </w:t>
+      </w:r>
+      <w:proofErr w:type="spellStart"/>
+      <w:r>
+        <w:t>thấy</w:t>
+      </w:r>
+      <w:proofErr w:type="spellEnd"/>
+      <w:r>
+        <w:t xml:space="preserve"> </w:t>
+      </w:r>
+      <w:proofErr w:type="spellStart"/>
+      <w:r>
+        <w:t>split_index</w:t>
+      </w:r>
+      <w:proofErr w:type="spellEnd"/>
+      <w:r>
+        <w:t xml:space="preserve"> </w:t>
+      </w:r>
+      <w:proofErr w:type="spellStart"/>
+      <w:r>
+        <w:t>không</w:t>
+      </w:r>
+      <w:proofErr w:type="spellEnd"/>
+      <w:r>
+        <w:t xml:space="preserve"> </w:t>
+      </w:r>
+      <w:proofErr w:type="spellStart"/>
+      <w:r>
+        <w:t>có</w:t>
+      </w:r>
+      <w:proofErr w:type="spellEnd"/>
+      <w:r>
+        <w:t xml:space="preserve"> </w:t>
+      </w:r>
+      <w:proofErr w:type="spellStart"/>
+      <w:r>
+        <w:t>trùng</w:t>
+      </w:r>
+      <w:proofErr w:type="spellEnd"/>
+      <w:r>
+        <w:t xml:space="preserve"> timestamp </w:t>
+      </w:r>
+      <w:proofErr w:type="spellStart"/>
+      <w:r>
+        <w:t>trong</w:t>
+      </w:r>
+      <w:proofErr w:type="spellEnd"/>
+      <w:r>
+        <w:t xml:space="preserve"> </w:t>
+      </w:r>
+      <w:proofErr w:type="spellStart"/>
+      <w:r>
+        <w:t>giao</w:t>
+      </w:r>
+      <w:proofErr w:type="spellEnd"/>
+      <w:r>
+        <w:t xml:space="preserve"> </w:t>
+      </w:r>
+      <w:proofErr w:type="spellStart"/>
+      <w:r>
+        <w:t>dịch</w:t>
+      </w:r>
+      <w:proofErr w:type="spellEnd"/>
+      <w:r>
+        <w:t xml:space="preserve"> </w:t>
+      </w:r>
+      <w:proofErr w:type="spellStart"/>
+      <w:r>
+        <w:t>giữa</w:t>
+      </w:r>
+      <w:proofErr w:type="spellEnd"/>
+      <w:r>
+        <w:t xml:space="preserve"> train/test/</w:t>
+      </w:r>
+      <w:proofErr w:type="spellStart"/>
+      <w:r>
+        <w:t>val</w:t>
+      </w:r>
+      <w:proofErr w:type="spellEnd"/>
+    </w:p>
+    <w:p>
+      <w:proofErr w:type="spellStart"/>
+      <w:r>
+        <w:t>Còn</w:t>
+      </w:r>
+      <w:proofErr w:type="spellEnd"/>
+      <w:r>
+        <w:t xml:space="preserve"> </w:t>
+      </w:r>
+      <w:proofErr w:type="spellStart"/>
+      <w:r>
+        <w:t>split_day</w:t>
+      </w:r>
+      <w:proofErr w:type="spellEnd"/>
+      <w:r>
+        <w:t xml:space="preserve"> </w:t>
+      </w:r>
+      <w:proofErr w:type="spellStart"/>
+      <w:r>
+        <w:t>thì</w:t>
+      </w:r>
+      <w:proofErr w:type="spellEnd"/>
+      <w:r>
+        <w:t xml:space="preserve"> </w:t>
+      </w:r>
+      <w:proofErr w:type="spellStart"/>
+      <w:r>
+        <w:t>không</w:t>
+      </w:r>
+      <w:proofErr w:type="spellEnd"/>
+      <w:r>
+        <w:t xml:space="preserve"> </w:t>
+      </w:r>
+      <w:proofErr w:type="spellStart"/>
+      <w:r>
+        <w:t>trùng</w:t>
+      </w:r>
+      <w:proofErr w:type="spellEnd"/>
+      <w:r>
+        <w:t xml:space="preserve"> </w:t>
+      </w:r>
+      <w:proofErr w:type="spellStart"/>
+      <w:r>
+        <w:t>ngày</w:t>
+      </w:r>
+      <w:proofErr w:type="spellEnd"/>
+      <w:r>
+        <w:t xml:space="preserve">. </w:t>
+      </w:r>
+      <w:proofErr w:type="spellStart"/>
+      <w:r>
+        <w:t>Thực</w:t>
+      </w:r>
+      <w:proofErr w:type="spellEnd"/>
+      <w:r>
+        <w:t xml:space="preserve"> </w:t>
+      </w:r>
+      <w:proofErr w:type="spellStart"/>
+      <w:r>
+        <w:t>nghiệm</w:t>
+      </w:r>
+      <w:proofErr w:type="spellEnd"/>
+      <w:r>
+        <w:t xml:space="preserve"> </w:t>
+      </w:r>
+      <w:proofErr w:type="spellStart"/>
+      <w:r>
+        <w:t>trên</w:t>
+      </w:r>
+      <w:proofErr w:type="spellEnd"/>
+      <w:r>
+        <w:t xml:space="preserve"> 2 </w:t>
+      </w:r>
+      <w:proofErr w:type="spellStart"/>
+      <w:r>
+        <w:t>cách</w:t>
+      </w:r>
+      <w:proofErr w:type="spellEnd"/>
+      <w:r>
+        <w:t xml:space="preserve"> split </w:t>
+      </w:r>
+      <w:proofErr w:type="spellStart"/>
+      <w:r>
+        <w:t>này</w:t>
+      </w:r>
+      <w:proofErr w:type="spellEnd"/>
+      <w:r>
+        <w:t xml:space="preserve"> </w:t>
+      </w:r>
+      <w:proofErr w:type="spellStart"/>
+      <w:r>
+        <w:t>để</w:t>
+      </w:r>
+      <w:proofErr w:type="spellEnd"/>
+      <w:r>
+        <w:t xml:space="preserve"> </w:t>
+      </w:r>
+      <w:proofErr w:type="spellStart"/>
+      <w:r>
+        <w:t>xem</w:t>
+      </w:r>
+      <w:proofErr w:type="spellEnd"/>
+      <w:r>
+        <w:t xml:space="preserve"> </w:t>
+      </w:r>
+      <w:proofErr w:type="spellStart"/>
+      <w:r>
+        <w:t>mô</w:t>
+      </w:r>
+      <w:proofErr w:type="spellEnd"/>
+      <w:r>
+        <w:t xml:space="preserve"> </w:t>
+      </w:r>
+      <w:proofErr w:type="spellStart"/>
+      <w:r>
+        <w:t>hình</w:t>
+      </w:r>
+      <w:proofErr w:type="spellEnd"/>
+      <w:r>
+        <w:t xml:space="preserve"> </w:t>
+      </w:r>
+      <w:proofErr w:type="spellStart"/>
+      <w:r>
+        <w:t>hoạt</w:t>
+      </w:r>
+      <w:proofErr w:type="spellEnd"/>
+      <w:r>
+        <w:t xml:space="preserve"> </w:t>
+      </w:r>
+      <w:proofErr w:type="spellStart"/>
+      <w:r>
+        <w:t>động</w:t>
+      </w:r>
+      <w:proofErr w:type="spellEnd"/>
+      <w:r>
+        <w:t xml:space="preserve"> </w:t>
+      </w:r>
+      <w:proofErr w:type="spellStart"/>
+      <w:r>
+        <w:t>hiệu</w:t>
+      </w:r>
+      <w:proofErr w:type="spellEnd"/>
+      <w:r>
+        <w:t xml:space="preserve"> </w:t>
+      </w:r>
+      <w:proofErr w:type="spellStart"/>
+      <w:r>
+        <w:t>quả</w:t>
+      </w:r>
+      <w:proofErr w:type="spellEnd"/>
+      <w:r>
+        <w:t xml:space="preserve">, </w:t>
+      </w:r>
+      <w:proofErr w:type="spellStart"/>
+      <w:r>
+        <w:t>ổn</w:t>
+      </w:r>
+      <w:proofErr w:type="spellEnd"/>
+      <w:r>
+        <w:t xml:space="preserve"> </w:t>
+      </w:r>
+      <w:proofErr w:type="spellStart"/>
+      <w:r>
+        <w:t>định</w:t>
+      </w:r>
+      <w:proofErr w:type="spellEnd"/>
+      <w:r>
+        <w:t xml:space="preserve"> </w:t>
+      </w:r>
+      <w:proofErr w:type="spellStart"/>
+      <w:r>
+        <w:t>hơn</w:t>
+      </w:r>
+      <w:proofErr w:type="spellEnd"/>
+      <w:r>
+        <w:t xml:space="preserve"> </w:t>
+      </w:r>
+      <w:proofErr w:type="spellStart"/>
+      <w:r>
+        <w:t>mô</w:t>
+      </w:r>
+      <w:proofErr w:type="spellEnd"/>
+      <w:r>
+        <w:t xml:space="preserve"> </w:t>
+      </w:r>
+      <w:proofErr w:type="spellStart"/>
+      <w:r>
+        <w:t>hình</w:t>
+      </w:r>
+      <w:proofErr w:type="spellEnd"/>
+      <w:r>
+        <w:t xml:space="preserve"> </w:t>
+      </w:r>
+      <w:proofErr w:type="spellStart"/>
+      <w:r>
+        <w:t>nào</w:t>
+      </w:r>
+      <w:proofErr w:type="spellEnd"/>
+      <w:r>
+        <w:t xml:space="preserve">, snap day </w:t>
+      </w:r>
+      <w:proofErr w:type="spellStart"/>
+      <w:r>
+        <w:t>mục</w:t>
+      </w:r>
+      <w:proofErr w:type="spellEnd"/>
+      <w:r>
+        <w:t xml:space="preserve"> </w:t>
+      </w:r>
+      <w:proofErr w:type="spellStart"/>
+      <w:r>
+        <w:t>đích</w:t>
+      </w:r>
+      <w:proofErr w:type="spellEnd"/>
+      <w:r>
+        <w:t xml:space="preserve"> </w:t>
+      </w:r>
+      <w:proofErr w:type="spellStart"/>
+      <w:r>
+        <w:t>là</w:t>
+      </w:r>
+      <w:proofErr w:type="spellEnd"/>
+      <w:r>
+        <w:t xml:space="preserve"> refresh </w:t>
+      </w:r>
+      <w:r>
+        <w:lastRenderedPageBreak/>
+        <w:t xml:space="preserve">embedding </w:t>
+      </w:r>
+      <w:proofErr w:type="spellStart"/>
+      <w:r>
+        <w:t>theo</w:t>
+      </w:r>
+      <w:proofErr w:type="spellEnd"/>
+      <w:r>
+        <w:t xml:space="preserve"> </w:t>
+      </w:r>
+      <w:proofErr w:type="spellStart"/>
+      <w:r>
+        <w:t>ngày</w:t>
+      </w:r>
+      <w:proofErr w:type="spellEnd"/>
+      <w:r>
+        <w:t xml:space="preserve">, </w:t>
+      </w:r>
+      <w:proofErr w:type="spellStart"/>
+      <w:r>
+        <w:t>để</w:t>
+      </w:r>
+      <w:proofErr w:type="spellEnd"/>
+      <w:r>
+        <w:t xml:space="preserve"> </w:t>
+      </w:r>
+      <w:proofErr w:type="spellStart"/>
+      <w:r>
+        <w:t>kết</w:t>
+      </w:r>
+      <w:proofErr w:type="spellEnd"/>
+      <w:r>
+        <w:t xml:space="preserve"> </w:t>
+      </w:r>
+      <w:proofErr w:type="spellStart"/>
+      <w:r>
+        <w:t>quả</w:t>
+      </w:r>
+      <w:proofErr w:type="spellEnd"/>
+      <w:r>
+        <w:t xml:space="preserve"> </w:t>
+      </w:r>
+      <w:proofErr w:type="spellStart"/>
+      <w:r>
+        <w:t>tạo</w:t>
+      </w:r>
+      <w:proofErr w:type="spellEnd"/>
+      <w:r>
+        <w:t xml:space="preserve"> </w:t>
+      </w:r>
+      <w:proofErr w:type="spellStart"/>
+      <w:r>
+        <w:t>cạnh</w:t>
+      </w:r>
+      <w:proofErr w:type="spellEnd"/>
+      <w:r>
+        <w:t xml:space="preserve"> refresh </w:t>
+      </w:r>
+      <w:proofErr w:type="spellStart"/>
+      <w:r>
+        <w:t>lại</w:t>
+      </w:r>
+      <w:proofErr w:type="spellEnd"/>
+      <w:r>
+        <w:t xml:space="preserve"> </w:t>
+      </w:r>
+      <w:proofErr w:type="spellStart"/>
+      <w:r>
+        <w:t>sau</w:t>
+      </w:r>
+      <w:proofErr w:type="spellEnd"/>
+      <w:r>
+        <w:t xml:space="preserve"> </w:t>
+      </w:r>
+      <w:proofErr w:type="spellStart"/>
+      <w:r>
+        <w:t>mỗi</w:t>
+      </w:r>
+      <w:proofErr w:type="spellEnd"/>
+      <w:r>
+        <w:t xml:space="preserve"> </w:t>
+      </w:r>
+      <w:proofErr w:type="spellStart"/>
+      <w:r>
+        <w:t>ngày</w:t>
+      </w:r>
+      <w:proofErr w:type="spellEnd"/>
+      <w:r>
+        <w:t xml:space="preserve"> </w:t>
+      </w:r>
+      <w:proofErr w:type="spellStart"/>
+      <w:r>
+        <w:t>để</w:t>
+      </w:r>
+      <w:proofErr w:type="spellEnd"/>
+      <w:r>
+        <w:t xml:space="preserve"> model </w:t>
+      </w:r>
+      <w:proofErr w:type="spellStart"/>
+      <w:r>
+        <w:t>học</w:t>
+      </w:r>
+      <w:proofErr w:type="spellEnd"/>
+      <w:r>
+        <w:t xml:space="preserve"> </w:t>
+      </w:r>
+      <w:proofErr w:type="spellStart"/>
+      <w:r>
+        <w:t>tốt</w:t>
+      </w:r>
+      <w:proofErr w:type="spellEnd"/>
+      <w:r>
+        <w:t xml:space="preserve"> </w:t>
+      </w:r>
+      <w:proofErr w:type="spellStart"/>
+      <w:r>
+        <w:t>hơn</w:t>
+      </w:r>
+      <w:proofErr w:type="spellEnd"/>
+    </w:p>
+    <w:p>
+      <w:proofErr w:type="spellStart"/>
+      <w:r>
+        <w:t>Tôi</w:t>
+      </w:r>
+      <w:proofErr w:type="spellEnd"/>
+      <w:r>
+        <w:t xml:space="preserve"> </w:t>
+      </w:r>
+      <w:proofErr w:type="spellStart"/>
+      <w:r>
+        <w:t>đang</w:t>
+      </w:r>
+      <w:proofErr w:type="spellEnd"/>
+      <w:r>
+        <w:t xml:space="preserve"> ở </w:t>
+      </w:r>
+      <w:proofErr w:type="spellStart"/>
+      <w:r>
+        <w:t>bước</w:t>
+      </w:r>
+      <w:proofErr w:type="spellEnd"/>
+      <w:r>
+        <w:t xml:space="preserve"> 2 </w:t>
+      </w:r>
+      <w:proofErr w:type="spellStart"/>
+      <w:r>
+        <w:t>trong</w:t>
+      </w:r>
+      <w:proofErr w:type="spellEnd"/>
+      <w:r>
+        <w:t xml:space="preserve"> plan.md, </w:t>
+      </w:r>
+      <w:proofErr w:type="spellStart"/>
+      <w:r>
+        <w:t>tôi</w:t>
+      </w:r>
+      <w:proofErr w:type="spellEnd"/>
+      <w:r>
+        <w:t xml:space="preserve"> </w:t>
+      </w:r>
+      <w:proofErr w:type="spellStart"/>
+      <w:r>
+        <w:t>nghiêng</w:t>
+      </w:r>
+      <w:proofErr w:type="spellEnd"/>
+      <w:r>
+        <w:t xml:space="preserve"> </w:t>
+      </w:r>
+      <w:proofErr w:type="spellStart"/>
+      <w:r>
+        <w:t>về</w:t>
+      </w:r>
+      <w:proofErr w:type="spellEnd"/>
+      <w:r>
+        <w:t xml:space="preserve"> snap </w:t>
+      </w:r>
+      <w:proofErr w:type="spellStart"/>
+      <w:r>
+        <w:t>theo</w:t>
+      </w:r>
+      <w:proofErr w:type="spellEnd"/>
+      <w:r>
+        <w:t xml:space="preserve"> </w:t>
+      </w:r>
+      <w:proofErr w:type="spellStart"/>
+      <w:r>
+        <w:t>ngày</w:t>
+      </w:r>
+      <w:proofErr w:type="spellEnd"/>
+      <w:r>
+        <w:t xml:space="preserve"> </w:t>
+      </w:r>
+      <w:proofErr w:type="spellStart"/>
+      <w:r>
+        <w:t>hơn</w:t>
+      </w:r>
+      <w:proofErr w:type="spellEnd"/>
+      <w:r>
+        <w:t xml:space="preserve"> </w:t>
+      </w:r>
+      <w:proofErr w:type="spellStart"/>
+      <w:r>
+        <w:t>cách</w:t>
+      </w:r>
+      <w:proofErr w:type="spellEnd"/>
+      <w:r>
+        <w:t xml:space="preserve"> </w:t>
+      </w:r>
+      <w:proofErr w:type="spellStart"/>
+      <w:r>
+        <w:t>này</w:t>
+      </w:r>
+      <w:proofErr w:type="spellEnd"/>
+      <w:r>
+        <w:t xml:space="preserve"> chia </w:t>
+      </w:r>
+      <w:proofErr w:type="spellStart"/>
+      <w:r>
+        <w:t>tập</w:t>
+      </w:r>
+      <w:proofErr w:type="spellEnd"/>
+      <w:r>
+        <w:t xml:space="preserve"> </w:t>
+      </w:r>
+      <w:proofErr w:type="spellStart"/>
+      <w:r>
+        <w:t>thành</w:t>
+      </w:r>
+      <w:proofErr w:type="spellEnd"/>
+      <w:r>
+        <w:t xml:space="preserve"> (54/19/26) </w:t>
+      </w:r>
+      <w:proofErr w:type="spellStart"/>
+      <w:r>
+        <w:t>khá</w:t>
+      </w:r>
+      <w:proofErr w:type="spellEnd"/>
+      <w:r>
+        <w:t xml:space="preserve"> </w:t>
+      </w:r>
+      <w:proofErr w:type="spellStart"/>
+      <w:r>
+        <w:t>lệch</w:t>
+      </w:r>
+      <w:proofErr w:type="spellEnd"/>
+      <w:r>
+        <w:t xml:space="preserve"> so </w:t>
+      </w:r>
+      <w:proofErr w:type="spellStart"/>
+      <w:r>
+        <w:t>với</w:t>
+      </w:r>
+      <w:proofErr w:type="spellEnd"/>
+      <w:r>
+        <w:t xml:space="preserve"> </w:t>
+      </w:r>
+      <w:proofErr w:type="spellStart"/>
+      <w:r>
+        <w:t>đề</w:t>
+      </w:r>
+      <w:proofErr w:type="spellEnd"/>
+      <w:r>
+        <w:t xml:space="preserve"> </w:t>
+      </w:r>
+      <w:proofErr w:type="spellStart"/>
+      <w:r>
+        <w:t>xuất</w:t>
+      </w:r>
+      <w:proofErr w:type="spellEnd"/>
+      <w:r>
+        <w:t xml:space="preserve"> </w:t>
+      </w:r>
+      <w:proofErr w:type="spellStart"/>
+      <w:r>
+        <w:t>cách</w:t>
+      </w:r>
+      <w:proofErr w:type="spellEnd"/>
+      <w:r>
+        <w:t xml:space="preserve"> chia </w:t>
+      </w:r>
+      <w:proofErr w:type="spellStart"/>
+      <w:r>
+        <w:t>của</w:t>
+      </w:r>
+      <w:proofErr w:type="spellEnd"/>
+      <w:r>
+        <w:t xml:space="preserve"> </w:t>
+      </w:r>
+      <w:proofErr w:type="spellStart"/>
+      <w:r>
+        <w:t>tác</w:t>
+      </w:r>
+      <w:proofErr w:type="spellEnd"/>
+      <w:r>
+        <w:t xml:space="preserve"> </w:t>
+      </w:r>
+      <w:proofErr w:type="spellStart"/>
+      <w:r>
+        <w:t>giả</w:t>
+      </w:r>
+      <w:proofErr w:type="spellEnd"/>
+      <w:r>
+        <w:t xml:space="preserve"> </w:t>
+      </w:r>
+      <w:proofErr w:type="spellStart"/>
+      <w:r>
+        <w:t>tạo</w:t>
+      </w:r>
+      <w:proofErr w:type="spellEnd"/>
+      <w:r>
+        <w:t xml:space="preserve"> ra dataset </w:t>
+      </w:r>
+      <w:proofErr w:type="spellStart"/>
+      <w:r>
+        <w:t>này</w:t>
+      </w:r>
+      <w:proofErr w:type="spellEnd"/>
+      <w:r>
+        <w:t xml:space="preserve">, </w:t>
+      </w:r>
+      <w:proofErr w:type="spellStart"/>
+      <w:r>
+        <w:t>nhưng</w:t>
+      </w:r>
+      <w:proofErr w:type="spellEnd"/>
+      <w:r>
+        <w:t xml:space="preserve"> </w:t>
+      </w:r>
+      <w:proofErr w:type="spellStart"/>
+      <w:r>
+        <w:t>đó</w:t>
+      </w:r>
+      <w:proofErr w:type="spellEnd"/>
+      <w:r>
+        <w:t xml:space="preserve"> </w:t>
+      </w:r>
+      <w:proofErr w:type="spellStart"/>
+      <w:r>
+        <w:t>là</w:t>
+      </w:r>
+      <w:proofErr w:type="spellEnd"/>
+      <w:r>
+        <w:t xml:space="preserve"> </w:t>
+      </w:r>
+      <w:proofErr w:type="spellStart"/>
+      <w:r>
+        <w:t>đề</w:t>
+      </w:r>
+      <w:proofErr w:type="spellEnd"/>
+      <w:r>
+        <w:t xml:space="preserve"> </w:t>
+      </w:r>
+      <w:proofErr w:type="spellStart"/>
+      <w:r>
+        <w:t>xuất</w:t>
+      </w:r>
+      <w:proofErr w:type="spellEnd"/>
+      <w:r>
+        <w:t xml:space="preserve"> </w:t>
+      </w:r>
+      <w:proofErr w:type="spellStart"/>
+      <w:r>
+        <w:t>của</w:t>
+      </w:r>
+      <w:proofErr w:type="spellEnd"/>
+      <w:r>
+        <w:t xml:space="preserve"> </w:t>
+      </w:r>
+      <w:proofErr w:type="spellStart"/>
+      <w:r>
+        <w:t>tác</w:t>
+      </w:r>
+      <w:proofErr w:type="spellEnd"/>
+      <w:r>
+        <w:t xml:space="preserve"> </w:t>
+      </w:r>
+      <w:proofErr w:type="spellStart"/>
+      <w:r>
+        <w:t>giả</w:t>
+      </w:r>
+      <w:proofErr w:type="spellEnd"/>
+      <w:r>
+        <w:t xml:space="preserve"> </w:t>
+      </w:r>
+      <w:proofErr w:type="spellStart"/>
+      <w:r>
+        <w:t>thôi</w:t>
+      </w:r>
+      <w:proofErr w:type="spellEnd"/>
+      <w:r>
+        <w:t xml:space="preserve">, chia </w:t>
+      </w:r>
+      <w:proofErr w:type="spellStart"/>
+      <w:r>
+        <w:t>gần</w:t>
+      </w:r>
+      <w:proofErr w:type="spellEnd"/>
+      <w:r>
+        <w:t xml:space="preserve"> </w:t>
+      </w:r>
+      <w:proofErr w:type="spellStart"/>
+      <w:r>
+        <w:t>giống</w:t>
+      </w:r>
+      <w:proofErr w:type="spellEnd"/>
+      <w:r>
+        <w:t xml:space="preserve"> </w:t>
+      </w:r>
+      <w:proofErr w:type="spellStart"/>
+      <w:r>
+        <w:t>như</w:t>
+      </w:r>
+      <w:proofErr w:type="spellEnd"/>
+      <w:r>
+        <w:t xml:space="preserve"> </w:t>
+      </w:r>
+      <w:proofErr w:type="spellStart"/>
+      <w:r>
+        <w:t>vậy</w:t>
+      </w:r>
+      <w:proofErr w:type="spellEnd"/>
+      <w:r>
+        <w:t xml:space="preserve"> </w:t>
+      </w:r>
+      <w:proofErr w:type="spellStart"/>
+      <w:r>
+        <w:t>vẫn</w:t>
+      </w:r>
+      <w:proofErr w:type="spellEnd"/>
+      <w:r>
+        <w:t xml:space="preserve"> </w:t>
+      </w:r>
+      <w:proofErr w:type="spellStart"/>
+      <w:r>
+        <w:t>ổn</w:t>
+      </w:r>
+      <w:proofErr w:type="spellEnd"/>
+      <w:r>
+        <w:t xml:space="preserve"> </w:t>
+      </w:r>
+      <w:proofErr w:type="spellStart"/>
+      <w:r>
+        <w:t>không</w:t>
+      </w:r>
+      <w:proofErr w:type="spellEnd"/>
+      <w:r>
+        <w:t xml:space="preserve"> </w:t>
+      </w:r>
+      <w:proofErr w:type="spellStart"/>
+      <w:r>
+        <w:t>sao</w:t>
+      </w:r>
+      <w:proofErr w:type="spellEnd"/>
+      <w:r>
+        <w:t xml:space="preserve"> </w:t>
+      </w:r>
+      <w:proofErr w:type="spellStart"/>
+      <w:r>
+        <w:t>cả</w:t>
+      </w:r>
+      <w:proofErr w:type="spellEnd"/>
+      <w:r>
+        <w:t xml:space="preserve">. </w:t>
+      </w:r>
+      <w:proofErr w:type="spellStart"/>
+      <w:r>
+        <w:t>Nếu</w:t>
+      </w:r>
+      <w:proofErr w:type="spellEnd"/>
+      <w:r>
+        <w:t xml:space="preserve"> </w:t>
+      </w:r>
+      <w:proofErr w:type="spellStart"/>
+      <w:r>
+        <w:t>mô</w:t>
+      </w:r>
+      <w:proofErr w:type="spellEnd"/>
+      <w:r>
+        <w:t xml:space="preserve"> </w:t>
+      </w:r>
+      <w:proofErr w:type="spellStart"/>
+      <w:r>
+        <w:t>hình</w:t>
+      </w:r>
+      <w:proofErr w:type="spellEnd"/>
+      <w:r>
+        <w:t xml:space="preserve"> </w:t>
+      </w:r>
+      <w:proofErr w:type="spellStart"/>
+      <w:r>
+        <w:t>học</w:t>
+      </w:r>
+      <w:proofErr w:type="spellEnd"/>
+      <w:r>
+        <w:t xml:space="preserve"> </w:t>
+      </w:r>
+      <w:proofErr w:type="spellStart"/>
+      <w:r>
+        <w:t>tốt</w:t>
+      </w:r>
+      <w:proofErr w:type="spellEnd"/>
+      <w:r>
+        <w:t xml:space="preserve"> </w:t>
+      </w:r>
+      <w:proofErr w:type="spellStart"/>
+      <w:r>
+        <w:t>được</w:t>
+      </w:r>
+      <w:proofErr w:type="spellEnd"/>
+      <w:r>
+        <w:t xml:space="preserve"> </w:t>
+      </w:r>
+      <w:proofErr w:type="spellStart"/>
+      <w:r>
+        <w:t>vẫn</w:t>
+      </w:r>
+      <w:proofErr w:type="spellEnd"/>
+      <w:r>
+        <w:t xml:space="preserve"> </w:t>
+      </w:r>
+      <w:proofErr w:type="spellStart"/>
+      <w:r>
+        <w:t>ăn</w:t>
+      </w:r>
+      <w:proofErr w:type="spellEnd"/>
+      <w:r>
+        <w:t xml:space="preserve"> </w:t>
+      </w:r>
+      <w:proofErr w:type="spellStart"/>
+      <w:r>
+        <w:t>điểm</w:t>
+      </w:r>
+      <w:proofErr w:type="spellEnd"/>
+      <w:r>
+        <w:t xml:space="preserve"> </w:t>
+      </w:r>
+      <w:proofErr w:type="spellStart"/>
+      <w:r>
+        <w:t>tốt</w:t>
+      </w:r>
+      <w:proofErr w:type="spellEnd"/>
+      <w:r>
+        <w:t xml:space="preserve">, </w:t>
+      </w:r>
+      <w:proofErr w:type="spellStart"/>
+      <w:r>
+        <w:t>với</w:t>
+      </w:r>
+      <w:proofErr w:type="spellEnd"/>
+      <w:r>
+        <w:t xml:space="preserve"> </w:t>
+      </w:r>
+      <w:proofErr w:type="spellStart"/>
+      <w:r>
+        <w:t>mô</w:t>
+      </w:r>
+      <w:proofErr w:type="spellEnd"/>
+      <w:r>
+        <w:t xml:space="preserve"> </w:t>
+      </w:r>
+      <w:proofErr w:type="spellStart"/>
+      <w:r>
+        <w:t>hình</w:t>
+      </w:r>
+      <w:proofErr w:type="spellEnd"/>
+      <w:r>
+        <w:t xml:space="preserve"> snap day </w:t>
+      </w:r>
+      <w:proofErr w:type="spellStart"/>
+      <w:r>
+        <w:t>cũng</w:t>
+      </w:r>
+      <w:proofErr w:type="spellEnd"/>
+      <w:r>
+        <w:t xml:space="preserve"> </w:t>
+      </w:r>
+      <w:proofErr w:type="spellStart"/>
+      <w:r>
+        <w:t>có</w:t>
+      </w:r>
+      <w:proofErr w:type="spellEnd"/>
+      <w:r>
+        <w:t xml:space="preserve"> </w:t>
+      </w:r>
+      <w:proofErr w:type="spellStart"/>
+      <w:r>
+        <w:t>cơ</w:t>
+      </w:r>
+      <w:proofErr w:type="spellEnd"/>
+      <w:r>
+        <w:t xml:space="preserve"> </w:t>
+      </w:r>
+      <w:proofErr w:type="spellStart"/>
+      <w:r>
+        <w:t>chế</w:t>
+      </w:r>
+      <w:proofErr w:type="spellEnd"/>
+      <w:r>
+        <w:t xml:space="preserve"> refresh embedding </w:t>
+      </w:r>
+      <w:proofErr w:type="spellStart"/>
+      <w:r>
+        <w:t>theo</w:t>
+      </w:r>
+      <w:proofErr w:type="spellEnd"/>
+      <w:r>
+        <w:t xml:space="preserve"> </w:t>
+      </w:r>
+      <w:proofErr w:type="spellStart"/>
+      <w:r>
+        <w:t>ngày</w:t>
+      </w:r>
+      <w:proofErr w:type="spellEnd"/>
+      <w:r>
+        <w:t xml:space="preserve"> </w:t>
+      </w:r>
+      <w:proofErr w:type="spellStart"/>
+      <w:r>
+        <w:t>đúng</w:t>
+      </w:r>
+      <w:proofErr w:type="spellEnd"/>
+      <w:r>
+        <w:t xml:space="preserve"> </w:t>
+      </w:r>
+      <w:proofErr w:type="spellStart"/>
+      <w:r>
+        <w:t>cơ</w:t>
+      </w:r>
+      <w:proofErr w:type="spellEnd"/>
+      <w:r>
+        <w:t xml:space="preserve"> </w:t>
+      </w:r>
+      <w:proofErr w:type="spellStart"/>
+      <w:r>
+        <w:t>chế</w:t>
+      </w:r>
+      <w:proofErr w:type="spellEnd"/>
+      <w:r>
+        <w:t xml:space="preserve"> </w:t>
+      </w:r>
+      <w:proofErr w:type="spellStart"/>
+      <w:r>
+        <w:t>vận</w:t>
+      </w:r>
+      <w:proofErr w:type="spellEnd"/>
+      <w:r>
+        <w:t xml:space="preserve"> </w:t>
+      </w:r>
+      <w:proofErr w:type="spellStart"/>
+      <w:r>
+        <w:t>hành</w:t>
+      </w:r>
+      <w:proofErr w:type="spellEnd"/>
+      <w:r>
+        <w:t xml:space="preserve"> </w:t>
+      </w:r>
+      <w:proofErr w:type="spellStart"/>
+      <w:r>
+        <w:t>của</w:t>
+      </w:r>
+      <w:proofErr w:type="spellEnd"/>
+      <w:r>
+        <w:t xml:space="preserve"> </w:t>
+      </w:r>
+      <w:proofErr w:type="spellStart"/>
+      <w:r>
+        <w:t>hệ</w:t>
+      </w:r>
+      <w:proofErr w:type="spellEnd"/>
+      <w:r>
+        <w:t xml:space="preserve"> </w:t>
+      </w:r>
+      <w:proofErr w:type="spellStart"/>
+      <w:r>
+        <w:t>thống</w:t>
+      </w:r>
+      <w:proofErr w:type="spellEnd"/>
+      <w:r>
+        <w:t xml:space="preserve"> </w:t>
+      </w:r>
+      <w:proofErr w:type="spellStart"/>
+      <w:r>
+        <w:t>thực</w:t>
+      </w:r>
+      <w:proofErr w:type="spellEnd"/>
+      <w:r>
+        <w:t xml:space="preserve"> </w:t>
+      </w:r>
+      <w:proofErr w:type="spellStart"/>
+      <w:r>
+        <w:t>hơn</w:t>
+      </w:r>
+      <w:proofErr w:type="spellEnd"/>
+    </w:p>
+    <w:p>
+      <w:proofErr w:type="spellStart"/>
+      <w:r>
+        <w:t>Thế</w:t>
+      </w:r>
+      <w:proofErr w:type="spellEnd"/>
+      <w:r>
+        <w:t xml:space="preserve"> refresh embedding </w:t>
+      </w:r>
+      <w:proofErr w:type="spellStart"/>
+      <w:r>
+        <w:t>là</w:t>
+      </w:r>
+      <w:proofErr w:type="spellEnd"/>
+      <w:r>
+        <w:t xml:space="preserve"> </w:t>
+      </w:r>
+      <w:proofErr w:type="spellStart"/>
+      <w:r>
+        <w:t>gì</w:t>
+      </w:r>
+      <w:proofErr w:type="spellEnd"/>
+      <w:r>
+        <w:t>?</w:t>
+      </w:r>
+    </w:p>
+    <w:p>
+      <w:r>
+        <w:t xml:space="preserve">Refresh embedding </w:t>
+      </w:r>
+      <w:proofErr w:type="spellStart"/>
+      <w:r>
+        <w:t>là</w:t>
+      </w:r>
+      <w:proofErr w:type="spellEnd"/>
+      <w:r>
+        <w:t xml:space="preserve"> </w:t>
+      </w:r>
+      <w:proofErr w:type="spellStart"/>
+      <w:r>
+        <w:t>cập</w:t>
+      </w:r>
+      <w:proofErr w:type="spellEnd"/>
+      <w:r>
+        <w:t xml:space="preserve"> </w:t>
+      </w:r>
+      <w:proofErr w:type="spellStart"/>
+      <w:r>
+        <w:t>nhật</w:t>
+      </w:r>
+      <w:proofErr w:type="spellEnd"/>
+      <w:r>
+        <w:t xml:space="preserve"> </w:t>
+      </w:r>
+      <w:proofErr w:type="spellStart"/>
+      <w:r>
+        <w:t>lại</w:t>
+      </w:r>
+      <w:proofErr w:type="spellEnd"/>
+      <w:r>
+        <w:t xml:space="preserve"> vector </w:t>
+      </w:r>
+      <w:proofErr w:type="spellStart"/>
+      <w:r>
+        <w:t>biểu</w:t>
+      </w:r>
+      <w:proofErr w:type="spellEnd"/>
+      <w:r>
+        <w:t xml:space="preserve"> </w:t>
+      </w:r>
+      <w:proofErr w:type="spellStart"/>
+      <w:r>
+        <w:t>diễn</w:t>
+      </w:r>
+      <w:proofErr w:type="spellEnd"/>
+      <w:r>
+        <w:t xml:space="preserve"> </w:t>
+      </w:r>
+      <w:proofErr w:type="spellStart"/>
+      <w:r>
+        <w:t>của</w:t>
+      </w:r>
+      <w:proofErr w:type="spellEnd"/>
+      <w:r>
+        <w:t xml:space="preserve"> node </w:t>
+      </w:r>
+      <w:proofErr w:type="spellStart"/>
+      <w:r>
+        <w:t>sau</w:t>
+      </w:r>
+      <w:proofErr w:type="spellEnd"/>
+      <w:r>
+        <w:t xml:space="preserve"> 1 </w:t>
+      </w:r>
+      <w:proofErr w:type="spellStart"/>
+      <w:r>
+        <w:t>khoảng</w:t>
+      </w:r>
+      <w:proofErr w:type="spellEnd"/>
+      <w:r>
+        <w:t xml:space="preserve"> </w:t>
+      </w:r>
+      <w:proofErr w:type="spellStart"/>
+      <w:r>
+        <w:t>thời</w:t>
+      </w:r>
+      <w:proofErr w:type="spellEnd"/>
+      <w:r>
+        <w:t xml:space="preserve"> </w:t>
+      </w:r>
+      <w:proofErr w:type="spellStart"/>
+      <w:r>
+        <w:t>gian</w:t>
+      </w:r>
+      <w:proofErr w:type="spellEnd"/>
+      <w:r>
+        <w:t xml:space="preserve">, </w:t>
+      </w:r>
+      <w:proofErr w:type="spellStart"/>
+      <w:r>
+        <w:t>ví</w:t>
+      </w:r>
+      <w:proofErr w:type="spellEnd"/>
+      <w:r>
+        <w:t xml:space="preserve"> </w:t>
+      </w:r>
+      <w:proofErr w:type="spellStart"/>
+      <w:r>
+        <w:t>dụ</w:t>
+      </w:r>
+      <w:proofErr w:type="spellEnd"/>
+      <w:r>
+        <w:t xml:space="preserve">: </w:t>
+      </w:r>
+      <w:proofErr w:type="spellStart"/>
+      <w:r>
+        <w:t>tính</w:t>
+      </w:r>
+      <w:proofErr w:type="spellEnd"/>
+      <w:r>
+        <w:t xml:space="preserve"> </w:t>
+      </w:r>
+      <w:proofErr w:type="spellStart"/>
+      <w:r>
+        <w:t>lại</w:t>
+      </w:r>
+      <w:proofErr w:type="spellEnd"/>
+      <w:r>
+        <w:t xml:space="preserve"> embedding tài </w:t>
+      </w:r>
+      <w:proofErr w:type="spellStart"/>
+      <w:r>
+        <w:t>khoản</w:t>
+      </w:r>
+      <w:proofErr w:type="spellEnd"/>
+      <w:r>
+        <w:t xml:space="preserve"> </w:t>
+      </w:r>
+      <w:proofErr w:type="spellStart"/>
+      <w:r>
+        <w:t>sau</w:t>
+      </w:r>
+      <w:proofErr w:type="spellEnd"/>
+      <w:r>
+        <w:t xml:space="preserve"> 1 </w:t>
+      </w:r>
+      <w:proofErr w:type="spellStart"/>
+      <w:r>
+        <w:t>ngày</w:t>
+      </w:r>
+      <w:proofErr w:type="spellEnd"/>
+      <w:r>
+        <w:t xml:space="preserve"> </w:t>
+      </w:r>
+      <w:proofErr w:type="spellStart"/>
+      <w:r>
+        <w:t>để</w:t>
+      </w:r>
+      <w:proofErr w:type="spellEnd"/>
+      <w:r>
+        <w:t xml:space="preserve"> GNN/</w:t>
+      </w:r>
+      <w:proofErr w:type="spellStart"/>
+      <w:r>
+        <w:t>XGBoost</w:t>
+      </w:r>
+      <w:proofErr w:type="spellEnd"/>
+      <w:r>
+        <w:t xml:space="preserve"> </w:t>
+      </w:r>
+      <w:proofErr w:type="spellStart"/>
+      <w:r>
+        <w:t>hiểu</w:t>
+      </w:r>
+      <w:proofErr w:type="spellEnd"/>
+      <w:r>
+        <w:t xml:space="preserve"> </w:t>
+      </w:r>
+      <w:proofErr w:type="spellStart"/>
+      <w:r>
+        <w:t>hành</w:t>
+      </w:r>
+      <w:proofErr w:type="spellEnd"/>
+      <w:r>
+        <w:t xml:space="preserve"> vi </w:t>
+      </w:r>
+      <w:proofErr w:type="spellStart"/>
+      <w:r>
+        <w:t>mới</w:t>
+      </w:r>
+      <w:proofErr w:type="spellEnd"/>
+      <w:r>
+        <w:t xml:space="preserve">, </w:t>
+      </w:r>
+      <w:proofErr w:type="spellStart"/>
+      <w:r>
+        <w:t>nhưng</w:t>
+      </w:r>
+      <w:proofErr w:type="spellEnd"/>
+      <w:r>
+        <w:t xml:space="preserve"> </w:t>
+      </w:r>
+      <w:proofErr w:type="spellStart"/>
+      <w:r>
+        <w:t>tránh</w:t>
+      </w:r>
+      <w:proofErr w:type="spellEnd"/>
+      <w:r>
+        <w:t xml:space="preserve"> </w:t>
+      </w:r>
+      <w:proofErr w:type="spellStart"/>
+      <w:r>
+        <w:t>quên</w:t>
+      </w:r>
+      <w:proofErr w:type="spellEnd"/>
+      <w:r>
+        <w:t xml:space="preserve"> </w:t>
+      </w:r>
+      <w:proofErr w:type="spellStart"/>
+      <w:r>
+        <w:t>kiến</w:t>
+      </w:r>
+      <w:proofErr w:type="spellEnd"/>
+      <w:r>
+        <w:t xml:space="preserve"> </w:t>
+      </w:r>
+      <w:proofErr w:type="spellStart"/>
+      <w:r>
+        <w:t>thức</w:t>
+      </w:r>
+      <w:proofErr w:type="spellEnd"/>
+      <w:r>
+        <w:t xml:space="preserve"> </w:t>
+      </w:r>
+      <w:proofErr w:type="spellStart"/>
+      <w:r>
+        <w:t>cũ</w:t>
+      </w:r>
+      <w:proofErr w:type="spellEnd"/>
+    </w:p>
+    <w:p>
+      <w:r>
+        <w:t xml:space="preserve">Embedding </w:t>
+      </w:r>
+      <w:proofErr w:type="spellStart"/>
+      <w:r>
+        <w:t>là</w:t>
+      </w:r>
+      <w:proofErr w:type="spellEnd"/>
+      <w:r>
+        <w:t xml:space="preserve"> </w:t>
+      </w:r>
+      <w:proofErr w:type="spellStart"/>
+      <w:r>
+        <w:t>gì</w:t>
+      </w:r>
+      <w:proofErr w:type="spellEnd"/>
+      <w:r>
+        <w:t>?</w:t>
+      </w:r>
+    </w:p>
+    <w:p>
+      <w:r>
+        <w:t xml:space="preserve">Embedding </w:t>
+      </w:r>
+      <w:proofErr w:type="spellStart"/>
+      <w:r>
+        <w:t>là</w:t>
+      </w:r>
+      <w:proofErr w:type="spellEnd"/>
+      <w:r>
+        <w:t xml:space="preserve"> </w:t>
+      </w:r>
+      <w:proofErr w:type="spellStart"/>
+      <w:r>
+        <w:t>cách</w:t>
+      </w:r>
+      <w:proofErr w:type="spellEnd"/>
+      <w:r>
+        <w:t xml:space="preserve"> </w:t>
+      </w:r>
+      <w:proofErr w:type="spellStart"/>
+      <w:proofErr w:type="gramStart"/>
+      <w:r>
+        <w:t>biến</w:t>
+      </w:r>
+      <w:proofErr w:type="spellEnd"/>
+      <w:r>
+        <w:t xml:space="preserve">  </w:t>
+      </w:r>
+      <w:proofErr w:type="spellStart"/>
+      <w:r>
+        <w:t>một</w:t>
+      </w:r>
+      <w:proofErr w:type="spellEnd"/>
+      <w:proofErr w:type="gramEnd"/>
+      <w:r>
+        <w:t xml:space="preserve"> </w:t>
+      </w:r>
+      <w:proofErr w:type="spellStart"/>
+      <w:r>
+        <w:t>đối</w:t>
+      </w:r>
+      <w:proofErr w:type="spellEnd"/>
+      <w:r>
+        <w:t xml:space="preserve"> </w:t>
+      </w:r>
+      <w:proofErr w:type="spellStart"/>
+      <w:r>
+        <w:t>tượng</w:t>
+      </w:r>
+      <w:proofErr w:type="spellEnd"/>
+      <w:r>
+        <w:t xml:space="preserve"> </w:t>
+      </w:r>
+      <w:proofErr w:type="spellStart"/>
+      <w:r>
+        <w:t>thành</w:t>
+      </w:r>
+      <w:proofErr w:type="spellEnd"/>
+      <w:r>
+        <w:t xml:space="preserve"> vector </w:t>
+      </w:r>
+      <w:proofErr w:type="spellStart"/>
+      <w:r>
+        <w:t>số</w:t>
+      </w:r>
+      <w:proofErr w:type="spellEnd"/>
+      <w:r>
+        <w:t xml:space="preserve"> </w:t>
+      </w:r>
+      <w:proofErr w:type="spellStart"/>
+      <w:r>
+        <w:t>để</w:t>
+      </w:r>
+      <w:proofErr w:type="spellEnd"/>
+      <w:r>
+        <w:t xml:space="preserve"> </w:t>
+      </w:r>
+      <w:proofErr w:type="spellStart"/>
+      <w:r>
+        <w:t>máy</w:t>
+      </w:r>
+      <w:proofErr w:type="spellEnd"/>
+      <w:r>
+        <w:t xml:space="preserve"> </w:t>
+      </w:r>
+      <w:proofErr w:type="spellStart"/>
+      <w:r>
+        <w:t>học</w:t>
+      </w:r>
+      <w:proofErr w:type="spellEnd"/>
+      <w:r>
+        <w:t xml:space="preserve"> </w:t>
+      </w:r>
+      <w:proofErr w:type="spellStart"/>
+      <w:r>
+        <w:t>hiểu</w:t>
+      </w:r>
+      <w:proofErr w:type="spellEnd"/>
+      <w:r>
+        <w:t xml:space="preserve"> </w:t>
+      </w:r>
+      <w:proofErr w:type="spellStart"/>
+      <w:r>
+        <w:t>được</w:t>
+      </w:r>
+      <w:proofErr w:type="spellEnd"/>
+      <w:r>
+        <w:t xml:space="preserve">, </w:t>
+      </w:r>
+      <w:proofErr w:type="spellStart"/>
+      <w:r>
+        <w:t>nó</w:t>
+      </w:r>
+      <w:proofErr w:type="spellEnd"/>
+      <w:r>
+        <w:t xml:space="preserve"> </w:t>
+      </w:r>
+      <w:proofErr w:type="spellStart"/>
+      <w:r>
+        <w:t>giúp</w:t>
+      </w:r>
+      <w:proofErr w:type="spellEnd"/>
+      <w:r>
+        <w:t xml:space="preserve"> </w:t>
+      </w:r>
+      <w:proofErr w:type="spellStart"/>
+      <w:r>
+        <w:t>theo</w:t>
+      </w:r>
+      <w:proofErr w:type="spellEnd"/>
+      <w:r>
+        <w:t xml:space="preserve"> </w:t>
+      </w:r>
+      <w:proofErr w:type="spellStart"/>
+      <w:r>
+        <w:t>dõi</w:t>
+      </w:r>
+      <w:proofErr w:type="spellEnd"/>
+      <w:r>
+        <w:t xml:space="preserve"> </w:t>
+      </w:r>
+      <w:proofErr w:type="spellStart"/>
+      <w:r>
+        <w:t>hành</w:t>
+      </w:r>
+      <w:proofErr w:type="spellEnd"/>
+      <w:r>
+        <w:t xml:space="preserve"> vi tài </w:t>
+      </w:r>
+      <w:proofErr w:type="spellStart"/>
+      <w:r>
+        <w:t>khoản</w:t>
+      </w:r>
+      <w:proofErr w:type="spellEnd"/>
+      <w:r>
+        <w:t xml:space="preserve"> </w:t>
+      </w:r>
+      <w:proofErr w:type="spellStart"/>
+      <w:r>
+        <w:t>ngân</w:t>
+      </w:r>
+      <w:proofErr w:type="spellEnd"/>
+      <w:r>
+        <w:t xml:space="preserve"> </w:t>
+      </w:r>
+      <w:proofErr w:type="spellStart"/>
+      <w:r>
+        <w:t>hàng</w:t>
+      </w:r>
+      <w:proofErr w:type="spellEnd"/>
+      <w:r>
+        <w:t xml:space="preserve"> </w:t>
+      </w:r>
+      <w:proofErr w:type="spellStart"/>
+      <w:r>
+        <w:t>bằng</w:t>
+      </w:r>
+      <w:proofErr w:type="spellEnd"/>
+      <w:r>
+        <w:t xml:space="preserve"> </w:t>
+      </w:r>
+      <w:proofErr w:type="spellStart"/>
+      <w:r>
+        <w:t>cách</w:t>
+      </w:r>
+      <w:proofErr w:type="spellEnd"/>
+      <w:r>
+        <w:t xml:space="preserve"> </w:t>
+      </w:r>
+      <w:proofErr w:type="spellStart"/>
+      <w:r>
+        <w:t>biến</w:t>
+      </w:r>
+      <w:proofErr w:type="spellEnd"/>
+      <w:r>
+        <w:t xml:space="preserve"> </w:t>
+      </w:r>
+      <w:proofErr w:type="spellStart"/>
+      <w:r>
+        <w:t>thành</w:t>
+      </w:r>
+      <w:proofErr w:type="spellEnd"/>
+      <w:r>
+        <w:t xml:space="preserve"> 1 </w:t>
+      </w:r>
+      <w:proofErr w:type="spellStart"/>
+      <w:r>
+        <w:t>điểm</w:t>
+      </w:r>
+      <w:proofErr w:type="spellEnd"/>
+      <w:r>
+        <w:t xml:space="preserve"> vector </w:t>
+      </w:r>
+      <w:proofErr w:type="spellStart"/>
+      <w:r>
+        <w:t>trong</w:t>
+      </w:r>
+      <w:proofErr w:type="spellEnd"/>
+      <w:r>
+        <w:t xml:space="preserve"> </w:t>
+      </w:r>
+      <w:proofErr w:type="spellStart"/>
+      <w:r>
+        <w:t>không</w:t>
+      </w:r>
+      <w:proofErr w:type="spellEnd"/>
+      <w:r>
+        <w:t xml:space="preserve"> </w:t>
+      </w:r>
+      <w:proofErr w:type="spellStart"/>
+      <w:r>
+        <w:t>gian</w:t>
+      </w:r>
+      <w:proofErr w:type="spellEnd"/>
+      <w:r>
+        <w:t xml:space="preserve"> </w:t>
+      </w:r>
+      <w:proofErr w:type="spellStart"/>
+      <w:r>
+        <w:t>nhiều</w:t>
+      </w:r>
+      <w:proofErr w:type="spellEnd"/>
+      <w:r>
+        <w:t xml:space="preserve"> </w:t>
+      </w:r>
+      <w:proofErr w:type="spellStart"/>
+      <w:r>
+        <w:t>chiều</w:t>
+      </w:r>
+      <w:proofErr w:type="spellEnd"/>
+      <w:r>
+        <w:t xml:space="preserve"> </w:t>
+      </w:r>
+      <w:proofErr w:type="spellStart"/>
+      <w:r>
+        <w:t>từ</w:t>
+      </w:r>
+      <w:proofErr w:type="spellEnd"/>
+      <w:r>
+        <w:t xml:space="preserve"> </w:t>
+      </w:r>
+      <w:proofErr w:type="spellStart"/>
+      <w:r>
+        <w:t>đó</w:t>
+      </w:r>
+      <w:proofErr w:type="spellEnd"/>
+      <w:r>
+        <w:t xml:space="preserve"> </w:t>
+      </w:r>
+      <w:proofErr w:type="spellStart"/>
+      <w:r>
+        <w:t>trong</w:t>
+      </w:r>
+      <w:proofErr w:type="spellEnd"/>
+      <w:r>
+        <w:t xml:space="preserve"> </w:t>
+      </w:r>
+      <w:proofErr w:type="spellStart"/>
+      <w:r>
+        <w:t>không</w:t>
+      </w:r>
+      <w:proofErr w:type="spellEnd"/>
+      <w:r>
+        <w:t xml:space="preserve"> </w:t>
+      </w:r>
+      <w:proofErr w:type="spellStart"/>
+      <w:r>
+        <w:t>gian</w:t>
+      </w:r>
+      <w:proofErr w:type="spellEnd"/>
+      <w:r>
+        <w:t xml:space="preserve"> </w:t>
+      </w:r>
+      <w:proofErr w:type="spellStart"/>
+      <w:r>
+        <w:t>mỗi</w:t>
+      </w:r>
+      <w:proofErr w:type="spellEnd"/>
+      <w:r>
+        <w:t xml:space="preserve"> tài </w:t>
+      </w:r>
+      <w:proofErr w:type="spellStart"/>
+      <w:r>
+        <w:t>khoản</w:t>
+      </w:r>
+      <w:proofErr w:type="spellEnd"/>
+      <w:r>
+        <w:t xml:space="preserve"> </w:t>
+      </w:r>
+      <w:proofErr w:type="spellStart"/>
+      <w:r>
+        <w:t>khác</w:t>
+      </w:r>
+      <w:proofErr w:type="spellEnd"/>
+      <w:r>
+        <w:t xml:space="preserve"> </w:t>
+      </w:r>
+      <w:proofErr w:type="spellStart"/>
+      <w:r>
+        <w:t>nhau</w:t>
+      </w:r>
+      <w:proofErr w:type="spellEnd"/>
+      <w:r>
+        <w:t xml:space="preserve"> </w:t>
+      </w:r>
+      <w:proofErr w:type="spellStart"/>
+      <w:r>
+        <w:t>là</w:t>
+      </w:r>
+      <w:proofErr w:type="spellEnd"/>
+      <w:r>
+        <w:t xml:space="preserve"> vector </w:t>
+      </w:r>
+      <w:proofErr w:type="spellStart"/>
+      <w:r>
+        <w:t>khác</w:t>
+      </w:r>
+      <w:proofErr w:type="spellEnd"/>
+      <w:r>
+        <w:t xml:space="preserve"> </w:t>
+      </w:r>
+      <w:proofErr w:type="spellStart"/>
+      <w:r>
+        <w:t>nhau</w:t>
+      </w:r>
+      <w:proofErr w:type="spellEnd"/>
+      <w:r>
+        <w:t xml:space="preserve">, vector </w:t>
+      </w:r>
+      <w:proofErr w:type="spellStart"/>
+      <w:r>
+        <w:t>nào</w:t>
+      </w:r>
+      <w:proofErr w:type="spellEnd"/>
+      <w:r>
+        <w:t xml:space="preserve"> </w:t>
+      </w:r>
+      <w:proofErr w:type="spellStart"/>
+      <w:r>
+        <w:t>càng</w:t>
+      </w:r>
+      <w:proofErr w:type="spellEnd"/>
+      <w:r>
+        <w:t xml:space="preserve"> </w:t>
+      </w:r>
+      <w:proofErr w:type="spellStart"/>
+      <w:r>
+        <w:t>gần</w:t>
+      </w:r>
+      <w:proofErr w:type="spellEnd"/>
+      <w:r>
+        <w:t xml:space="preserve"> </w:t>
+      </w:r>
+      <w:proofErr w:type="spellStart"/>
+      <w:r>
+        <w:t>nhau</w:t>
+      </w:r>
+      <w:proofErr w:type="spellEnd"/>
+      <w:r>
+        <w:t xml:space="preserve"> </w:t>
+      </w:r>
+      <w:proofErr w:type="spellStart"/>
+      <w:r>
+        <w:t>thì</w:t>
+      </w:r>
+      <w:proofErr w:type="spellEnd"/>
+      <w:r>
+        <w:t xml:space="preserve"> </w:t>
+      </w:r>
+      <w:proofErr w:type="spellStart"/>
+      <w:r>
+        <w:t>càng</w:t>
+      </w:r>
+      <w:proofErr w:type="spellEnd"/>
+      <w:r>
+        <w:t xml:space="preserve"> </w:t>
+      </w:r>
+      <w:proofErr w:type="spellStart"/>
+      <w:r>
+        <w:t>có</w:t>
+      </w:r>
+      <w:proofErr w:type="spellEnd"/>
+      <w:r>
+        <w:t xml:space="preserve"> </w:t>
+      </w:r>
+      <w:proofErr w:type="spellStart"/>
+      <w:r>
+        <w:t>nhiểu</w:t>
+      </w:r>
+      <w:proofErr w:type="spellEnd"/>
+      <w:r>
+        <w:t xml:space="preserve"> </w:t>
+      </w:r>
+      <w:proofErr w:type="spellStart"/>
+      <w:r>
+        <w:t>điểm</w:t>
+      </w:r>
+      <w:proofErr w:type="spellEnd"/>
+      <w:r>
+        <w:t xml:space="preserve"> </w:t>
+      </w:r>
+      <w:proofErr w:type="spellStart"/>
+      <w:r>
+        <w:t>tương</w:t>
+      </w:r>
+      <w:proofErr w:type="spellEnd"/>
+      <w:r>
+        <w:t xml:space="preserve"> </w:t>
+      </w:r>
+      <w:proofErr w:type="spellStart"/>
+      <w:r>
+        <w:t>đồng</w:t>
+      </w:r>
+      <w:proofErr w:type="spellEnd"/>
+      <w:r>
+        <w:t xml:space="preserve">, </w:t>
+      </w:r>
+      <w:proofErr w:type="spellStart"/>
+      <w:r>
+        <w:t>giúp</w:t>
+      </w:r>
+      <w:proofErr w:type="spellEnd"/>
+      <w:r>
+        <w:t xml:space="preserve"> </w:t>
+      </w:r>
+      <w:proofErr w:type="spellStart"/>
+      <w:r>
+        <w:t>phát</w:t>
+      </w:r>
+      <w:proofErr w:type="spellEnd"/>
+      <w:r>
+        <w:t xml:space="preserve"> </w:t>
+      </w:r>
+      <w:proofErr w:type="spellStart"/>
+      <w:r>
+        <w:t>hiện</w:t>
+      </w:r>
+      <w:proofErr w:type="spellEnd"/>
+      <w:r>
+        <w:t xml:space="preserve"> </w:t>
+      </w:r>
+      <w:proofErr w:type="spellStart"/>
+      <w:r>
+        <w:t>gian</w:t>
+      </w:r>
+      <w:proofErr w:type="spellEnd"/>
+      <w:r>
+        <w:t xml:space="preserve"> </w:t>
+      </w:r>
+      <w:proofErr w:type="spellStart"/>
+      <w:r>
+        <w:t>lận</w:t>
+      </w:r>
+      <w:proofErr w:type="spellEnd"/>
+      <w:r>
+        <w:t xml:space="preserve"> </w:t>
+      </w:r>
+      <w:proofErr w:type="spellStart"/>
+      <w:r>
+        <w:t>tốt</w:t>
+      </w:r>
+      <w:proofErr w:type="spellEnd"/>
+      <w:r>
+        <w:t xml:space="preserve"> </w:t>
+      </w:r>
+      <w:proofErr w:type="spellStart"/>
+      <w:r>
+        <w:t>hơn</w:t>
+      </w:r>
+      <w:proofErr w:type="spellEnd"/>
+      <w:r>
+        <w:t xml:space="preserve"> </w:t>
+      </w:r>
+      <w:proofErr w:type="spellStart"/>
+      <w:r>
+        <w:t>nhờ</w:t>
+      </w:r>
+      <w:proofErr w:type="spellEnd"/>
+      <w:r>
+        <w:t xml:space="preserve"> </w:t>
+      </w:r>
+      <w:proofErr w:type="spellStart"/>
+      <w:r>
+        <w:t>vào</w:t>
+      </w:r>
+      <w:proofErr w:type="spellEnd"/>
+      <w:r>
+        <w:t xml:space="preserve"> </w:t>
+      </w:r>
+      <w:proofErr w:type="spellStart"/>
+      <w:r>
+        <w:t>việc</w:t>
+      </w:r>
+      <w:proofErr w:type="spellEnd"/>
+      <w:r>
+        <w:t xml:space="preserve"> </w:t>
+      </w:r>
+      <w:proofErr w:type="spellStart"/>
+      <w:r>
+        <w:t>quan</w:t>
+      </w:r>
+      <w:proofErr w:type="spellEnd"/>
+      <w:r>
+        <w:t xml:space="preserve"> </w:t>
+      </w:r>
+      <w:proofErr w:type="spellStart"/>
+      <w:r>
+        <w:t>sát</w:t>
+      </w:r>
+      <w:proofErr w:type="spellEnd"/>
+      <w:r>
+        <w:t xml:space="preserve"> </w:t>
+      </w:r>
+      <w:proofErr w:type="spellStart"/>
+      <w:r>
+        <w:t>các</w:t>
+      </w:r>
+      <w:proofErr w:type="spellEnd"/>
+      <w:r>
+        <w:t xml:space="preserve"> vector </w:t>
+      </w:r>
+      <w:proofErr w:type="spellStart"/>
+      <w:r>
+        <w:t>nào</w:t>
+      </w:r>
+      <w:proofErr w:type="spellEnd"/>
+      <w:r>
+        <w:t xml:space="preserve"> </w:t>
+      </w:r>
+      <w:proofErr w:type="spellStart"/>
+      <w:r>
+        <w:t>có</w:t>
+      </w:r>
+      <w:proofErr w:type="spellEnd"/>
+      <w:r>
+        <w:t xml:space="preserve"> </w:t>
+      </w:r>
+      <w:proofErr w:type="spellStart"/>
+      <w:r>
+        <w:t>điểm</w:t>
+      </w:r>
+      <w:proofErr w:type="spellEnd"/>
+      <w:r>
+        <w:t xml:space="preserve"> </w:t>
+      </w:r>
+      <w:proofErr w:type="spellStart"/>
+      <w:r>
+        <w:t>khác</w:t>
+      </w:r>
+      <w:proofErr w:type="spellEnd"/>
+      <w:r>
+        <w:t xml:space="preserve"> so </w:t>
+      </w:r>
+      <w:proofErr w:type="spellStart"/>
+      <w:r>
+        <w:t>với</w:t>
+      </w:r>
+      <w:proofErr w:type="spellEnd"/>
+      <w:r>
+        <w:t xml:space="preserve"> </w:t>
+      </w:r>
+      <w:proofErr w:type="spellStart"/>
+      <w:r>
+        <w:t>còn</w:t>
+      </w:r>
+      <w:proofErr w:type="spellEnd"/>
+      <w:r>
+        <w:t xml:space="preserve"> </w:t>
+      </w:r>
+      <w:proofErr w:type="spellStart"/>
+      <w:r>
+        <w:t>lại</w:t>
+      </w:r>
+      <w:proofErr w:type="spellEnd"/>
+      <w:r>
+        <w:t xml:space="preserve"> </w:t>
+      </w:r>
+      <w:proofErr w:type="spellStart"/>
+      <w:r>
+        <w:t>thì</w:t>
+      </w:r>
+      <w:proofErr w:type="spellEnd"/>
+      <w:r>
+        <w:t xml:space="preserve"> </w:t>
+      </w:r>
+      <w:proofErr w:type="spellStart"/>
+      <w:r>
+        <w:t>bất</w:t>
+      </w:r>
+      <w:proofErr w:type="spellEnd"/>
+      <w:r>
+        <w:t xml:space="preserve"> </w:t>
+      </w:r>
+      <w:proofErr w:type="spellStart"/>
+      <w:r>
+        <w:t>thường</w:t>
+      </w:r>
+      <w:proofErr w:type="spellEnd"/>
+      <w:r>
+        <w:t xml:space="preserve"> </w:t>
+      </w:r>
+      <w:proofErr w:type="spellStart"/>
+      <w:r>
+        <w:t>cao</w:t>
+      </w:r>
+      <w:proofErr w:type="spellEnd"/>
+    </w:p>
+    <w:p>
+      <w:proofErr w:type="spellStart"/>
+      <w:r>
+        <w:t>Điều</w:t>
+      </w:r>
+      <w:proofErr w:type="spellEnd"/>
+      <w:r>
+        <w:t xml:space="preserve"> </w:t>
+      </w:r>
+      <w:proofErr w:type="spellStart"/>
+      <w:r>
+        <w:t>gì</w:t>
+      </w:r>
+      <w:proofErr w:type="spellEnd"/>
+      <w:r>
+        <w:t xml:space="preserve"> </w:t>
+      </w:r>
+      <w:proofErr w:type="spellStart"/>
+      <w:r>
+        <w:t>sẽ</w:t>
+      </w:r>
+      <w:proofErr w:type="spellEnd"/>
+      <w:r>
+        <w:t xml:space="preserve"> </w:t>
+      </w:r>
+      <w:proofErr w:type="spellStart"/>
+      <w:r>
+        <w:t>xảy</w:t>
+      </w:r>
+      <w:proofErr w:type="spellEnd"/>
+      <w:r>
+        <w:t xml:space="preserve"> ra </w:t>
+      </w:r>
+      <w:proofErr w:type="spellStart"/>
+      <w:r>
+        <w:t>nếu</w:t>
+      </w:r>
+      <w:proofErr w:type="spellEnd"/>
+      <w:r>
+        <w:t xml:space="preserve"> </w:t>
+      </w:r>
+      <w:proofErr w:type="spellStart"/>
+      <w:r>
+        <w:t>không</w:t>
+      </w:r>
+      <w:proofErr w:type="spellEnd"/>
+      <w:r>
+        <w:t xml:space="preserve"> refresh embedding </w:t>
+      </w:r>
+      <w:proofErr w:type="spellStart"/>
+      <w:r>
+        <w:t>theo</w:t>
+      </w:r>
+      <w:proofErr w:type="spellEnd"/>
+      <w:r>
+        <w:t xml:space="preserve"> </w:t>
+      </w:r>
+      <w:proofErr w:type="spellStart"/>
+      <w:r>
+        <w:t>ngày</w:t>
+      </w:r>
+      <w:proofErr w:type="spellEnd"/>
+      <w:r>
+        <w:t>?</w:t>
+      </w:r>
+    </w:p>
+    <w:p>
+      <w:proofErr w:type="spellStart"/>
+      <w:r>
+        <w:t>Hệ</w:t>
+      </w:r>
+      <w:proofErr w:type="spellEnd"/>
+      <w:r>
+        <w:t xml:space="preserve"> </w:t>
+      </w:r>
+      <w:proofErr w:type="spellStart"/>
+      <w:r>
+        <w:t>thống</w:t>
+      </w:r>
+      <w:proofErr w:type="spellEnd"/>
+      <w:r>
+        <w:t xml:space="preserve"> </w:t>
+      </w:r>
+      <w:proofErr w:type="spellStart"/>
+      <w:r>
+        <w:t>sẽ</w:t>
+      </w:r>
+      <w:proofErr w:type="spellEnd"/>
+      <w:r>
+        <w:t xml:space="preserve"> </w:t>
+      </w:r>
+      <w:proofErr w:type="spellStart"/>
+      <w:r>
+        <w:t>không</w:t>
+      </w:r>
+      <w:proofErr w:type="spellEnd"/>
+      <w:r>
+        <w:t xml:space="preserve"> </w:t>
+      </w:r>
+      <w:proofErr w:type="spellStart"/>
+      <w:r>
+        <w:t>giống</w:t>
+      </w:r>
+      <w:proofErr w:type="spellEnd"/>
+      <w:r>
+        <w:t xml:space="preserve"> </w:t>
+      </w:r>
+      <w:proofErr w:type="spellStart"/>
+      <w:r>
+        <w:t>hệ</w:t>
+      </w:r>
+      <w:proofErr w:type="spellEnd"/>
+      <w:r>
+        <w:t xml:space="preserve"> </w:t>
+      </w:r>
+      <w:proofErr w:type="spellStart"/>
+      <w:r>
+        <w:t>thống</w:t>
+      </w:r>
+      <w:proofErr w:type="spellEnd"/>
+      <w:r>
+        <w:t xml:space="preserve"> </w:t>
+      </w:r>
+      <w:proofErr w:type="spellStart"/>
+      <w:r>
+        <w:t>thực</w:t>
+      </w:r>
+      <w:proofErr w:type="spellEnd"/>
+      <w:r>
+        <w:t xml:space="preserve"> </w:t>
+      </w:r>
+      <w:proofErr w:type="spellStart"/>
+      <w:r>
+        <w:t>tế</w:t>
+      </w:r>
+      <w:proofErr w:type="spellEnd"/>
+      <w:r>
+        <w:t xml:space="preserve"> </w:t>
+      </w:r>
+      <w:proofErr w:type="spellStart"/>
+      <w:r>
+        <w:t>và</w:t>
+      </w:r>
+      <w:proofErr w:type="spellEnd"/>
+      <w:r>
+        <w:t xml:space="preserve"> </w:t>
+      </w:r>
+      <w:proofErr w:type="spellStart"/>
+      <w:r>
+        <w:t>ít</w:t>
+      </w:r>
+      <w:proofErr w:type="spellEnd"/>
+      <w:r>
+        <w:t xml:space="preserve"> </w:t>
+      </w:r>
+      <w:proofErr w:type="spellStart"/>
+      <w:r>
+        <w:t>tốn</w:t>
+      </w:r>
+      <w:proofErr w:type="spellEnd"/>
+      <w:r>
+        <w:t xml:space="preserve"> chi </w:t>
+      </w:r>
+      <w:proofErr w:type="spellStart"/>
+      <w:r>
+        <w:t>phí</w:t>
+      </w:r>
+      <w:proofErr w:type="spellEnd"/>
+      <w:r>
+        <w:t xml:space="preserve"> </w:t>
+      </w:r>
+      <w:proofErr w:type="spellStart"/>
+      <w:r>
+        <w:t>tính</w:t>
+      </w:r>
+      <w:proofErr w:type="spellEnd"/>
+      <w:r>
+        <w:t xml:space="preserve"> </w:t>
+      </w:r>
+      <w:proofErr w:type="spellStart"/>
+      <w:r>
+        <w:t>toán</w:t>
+      </w:r>
+      <w:proofErr w:type="spellEnd"/>
+      <w:r>
+        <w:t xml:space="preserve">, </w:t>
+      </w:r>
+      <w:proofErr w:type="spellStart"/>
+      <w:r>
+        <w:t>nhưng</w:t>
+      </w:r>
+      <w:proofErr w:type="spellEnd"/>
+      <w:r>
+        <w:t xml:space="preserve"> refresh embedding </w:t>
+      </w:r>
+      <w:proofErr w:type="spellStart"/>
+      <w:r>
+        <w:t>giúp</w:t>
+      </w:r>
+      <w:proofErr w:type="spellEnd"/>
+      <w:r>
+        <w:t xml:space="preserve"> </w:t>
+      </w:r>
+      <w:proofErr w:type="spellStart"/>
+      <w:r>
+        <w:t>phát</w:t>
+      </w:r>
+      <w:proofErr w:type="spellEnd"/>
+      <w:r>
+        <w:t xml:space="preserve"> </w:t>
+      </w:r>
+      <w:proofErr w:type="spellStart"/>
+      <w:r>
+        <w:t>hiện</w:t>
+      </w:r>
+      <w:proofErr w:type="spellEnd"/>
+      <w:r>
+        <w:t xml:space="preserve"> </w:t>
+      </w:r>
+      <w:proofErr w:type="spellStart"/>
+      <w:r>
+        <w:t>theo</w:t>
+      </w:r>
+      <w:proofErr w:type="spellEnd"/>
+      <w:r>
+        <w:t xml:space="preserve"> </w:t>
+      </w:r>
+      <w:proofErr w:type="spellStart"/>
+      <w:r>
+        <w:t>thời</w:t>
+      </w:r>
+      <w:proofErr w:type="spellEnd"/>
+      <w:r>
+        <w:t xml:space="preserve"> </w:t>
+      </w:r>
+      <w:proofErr w:type="spellStart"/>
+      <w:r>
+        <w:t>gian</w:t>
+      </w:r>
+      <w:proofErr w:type="spellEnd"/>
+      <w:r>
+        <w:t xml:space="preserve"> </w:t>
+      </w:r>
+      <w:proofErr w:type="spellStart"/>
+      <w:r>
+        <w:t>thực</w:t>
+      </w:r>
+      <w:proofErr w:type="spellEnd"/>
+      <w:r>
+        <w:t xml:space="preserve"> </w:t>
+      </w:r>
+      <w:proofErr w:type="spellStart"/>
+      <w:r>
+        <w:t>tốt</w:t>
+      </w:r>
+      <w:proofErr w:type="spellEnd"/>
+      <w:r>
+        <w:t xml:space="preserve"> </w:t>
+      </w:r>
+      <w:proofErr w:type="spellStart"/>
+      <w:r>
+        <w:t>hơn</w:t>
+      </w:r>
+      <w:proofErr w:type="spellEnd"/>
+      <w:r>
+        <w:t xml:space="preserve"> </w:t>
+      </w:r>
+      <w:proofErr w:type="spellStart"/>
+      <w:r>
+        <w:t>rất</w:t>
+      </w:r>
+      <w:proofErr w:type="spellEnd"/>
+      <w:r>
+        <w:t xml:space="preserve"> </w:t>
+      </w:r>
+      <w:proofErr w:type="spellStart"/>
+      <w:r>
+        <w:t>nhiều</w:t>
+      </w:r>
+      <w:proofErr w:type="spellEnd"/>
+      <w:r>
+        <w:t xml:space="preserve"> </w:t>
+      </w:r>
+      <w:proofErr w:type="spellStart"/>
+      <w:r>
+        <w:t>không</w:t>
+      </w:r>
+      <w:proofErr w:type="spellEnd"/>
+      <w:r>
+        <w:t xml:space="preserve"> </w:t>
+      </w:r>
+      <w:proofErr w:type="spellStart"/>
+      <w:r>
+        <w:t>chỉ</w:t>
+      </w:r>
+      <w:proofErr w:type="spellEnd"/>
+      <w:r>
+        <w:t xml:space="preserve"> </w:t>
+      </w:r>
+      <w:proofErr w:type="spellStart"/>
+      <w:r>
+        <w:t>dừng</w:t>
+      </w:r>
+      <w:proofErr w:type="spellEnd"/>
+      <w:r>
+        <w:t xml:space="preserve"> </w:t>
+      </w:r>
+      <w:proofErr w:type="spellStart"/>
+      <w:r>
+        <w:t>lại</w:t>
+      </w:r>
+      <w:proofErr w:type="spellEnd"/>
+      <w:r>
+        <w:t xml:space="preserve"> ở </w:t>
+      </w:r>
+      <w:proofErr w:type="spellStart"/>
+      <w:r>
+        <w:t>việc</w:t>
+      </w:r>
+      <w:proofErr w:type="spellEnd"/>
+      <w:r>
+        <w:t xml:space="preserve"> </w:t>
+      </w:r>
+      <w:proofErr w:type="spellStart"/>
+      <w:r>
+        <w:t>xây</w:t>
+      </w:r>
+      <w:proofErr w:type="spellEnd"/>
+      <w:r>
+        <w:t xml:space="preserve"> graph </w:t>
+      </w:r>
+      <w:proofErr w:type="spellStart"/>
+      <w:r>
+        <w:t>và</w:t>
+      </w:r>
+      <w:proofErr w:type="spellEnd"/>
+      <w:r>
+        <w:t xml:space="preserve"> </w:t>
+      </w:r>
+      <w:proofErr w:type="spellStart"/>
+      <w:r>
+        <w:t>tính</w:t>
+      </w:r>
+      <w:proofErr w:type="spellEnd"/>
+      <w:r>
+        <w:t xml:space="preserve"> </w:t>
+      </w:r>
+      <w:proofErr w:type="spellStart"/>
+      <w:r>
+        <w:t>toán</w:t>
+      </w:r>
+      <w:proofErr w:type="spellEnd"/>
+      <w:r>
+        <w:t xml:space="preserve"> </w:t>
+      </w:r>
+      <w:proofErr w:type="spellStart"/>
+      <w:r>
+        <w:t>vì</w:t>
+      </w:r>
+      <w:proofErr w:type="spellEnd"/>
+      <w:r>
+        <w:t xml:space="preserve"> </w:t>
+      </w:r>
+      <w:proofErr w:type="spellStart"/>
+      <w:r>
+        <w:t>nếu</w:t>
+      </w:r>
+      <w:proofErr w:type="spellEnd"/>
+      <w:r>
+        <w:t xml:space="preserve"> </w:t>
+      </w:r>
+      <w:proofErr w:type="spellStart"/>
+      <w:r>
+        <w:t>không</w:t>
+      </w:r>
+      <w:proofErr w:type="spellEnd"/>
+      <w:r>
+        <w:t xml:space="preserve"> </w:t>
+      </w:r>
+      <w:proofErr w:type="spellStart"/>
+      <w:r>
+        <w:t>có</w:t>
+      </w:r>
+      <w:proofErr w:type="spellEnd"/>
+      <w:r>
+        <w:t xml:space="preserve"> refresh embedding </w:t>
+      </w:r>
+      <w:proofErr w:type="spellStart"/>
+      <w:r>
+        <w:t>hệ</w:t>
+      </w:r>
+      <w:proofErr w:type="spellEnd"/>
+      <w:r>
+        <w:t xml:space="preserve"> </w:t>
+      </w:r>
+      <w:proofErr w:type="spellStart"/>
+      <w:r>
+        <w:t>thống</w:t>
+      </w:r>
+      <w:proofErr w:type="spellEnd"/>
+      <w:r>
+        <w:t xml:space="preserve"> </w:t>
+      </w:r>
+      <w:proofErr w:type="spellStart"/>
+      <w:r>
+        <w:t>sẽ</w:t>
+      </w:r>
+      <w:proofErr w:type="spellEnd"/>
+      <w:r>
+        <w:t xml:space="preserve"> </w:t>
+      </w:r>
+      <w:proofErr w:type="spellStart"/>
+      <w:r>
+        <w:t>khó</w:t>
+      </w:r>
+      <w:proofErr w:type="spellEnd"/>
+      <w:r>
+        <w:t xml:space="preserve"> </w:t>
+      </w:r>
+      <w:proofErr w:type="spellStart"/>
+      <w:r>
+        <w:t>cập</w:t>
+      </w:r>
+      <w:proofErr w:type="spellEnd"/>
+      <w:r>
+        <w:t xml:space="preserve"> </w:t>
+      </w:r>
+      <w:proofErr w:type="spellStart"/>
+      <w:r>
+        <w:t>nhật</w:t>
+      </w:r>
+      <w:proofErr w:type="spellEnd"/>
+      <w:r>
+        <w:t xml:space="preserve"> </w:t>
+      </w:r>
+      <w:proofErr w:type="spellStart"/>
+      <w:r>
+        <w:t>những</w:t>
+      </w:r>
+      <w:proofErr w:type="spellEnd"/>
+      <w:r>
+        <w:t xml:space="preserve"> </w:t>
+      </w:r>
+      <w:proofErr w:type="spellStart"/>
+      <w:r>
+        <w:t>hành</w:t>
+      </w:r>
+      <w:proofErr w:type="spellEnd"/>
+      <w:r>
+        <w:t xml:space="preserve"> vi </w:t>
+      </w:r>
+      <w:proofErr w:type="spellStart"/>
+      <w:r>
+        <w:t>giao</w:t>
+      </w:r>
+      <w:proofErr w:type="spellEnd"/>
+      <w:r>
+        <w:t xml:space="preserve"> </w:t>
+      </w:r>
+      <w:proofErr w:type="spellStart"/>
+      <w:r>
+        <w:t>dịch</w:t>
+      </w:r>
+      <w:proofErr w:type="spellEnd"/>
+      <w:r>
+        <w:t xml:space="preserve"> </w:t>
+      </w:r>
+      <w:proofErr w:type="spellStart"/>
+      <w:r>
+        <w:t>mới</w:t>
+      </w:r>
+      <w:proofErr w:type="spellEnd"/>
+    </w:p>
+    <w:p/>
     <w:p/>
     <w:p/>
     <w:p/>

--- a/README.docx
+++ b/README.docx
@@ -1572,9 +1572,14 @@
       </w:r>
       <w:proofErr w:type="spellStart"/>
       <w:r>
-        <w:t>check_duplicate.ipynb</w:t>
-      </w:r>
-      <w:proofErr w:type="spellEnd"/>
+        <w:t>check_</w:t>
+      </w:r>
+      <w:proofErr w:type="gramStart"/>
+      <w:r>
+        <w:t>duplicate.ipynb</w:t>
+      </w:r>
+      <w:proofErr w:type="spellEnd"/>
+      <w:proofErr w:type="gramEnd"/>
       <w:r>
         <w:t xml:space="preserve"> </w:t>
       </w:r>
@@ -4955,7 +4960,15 @@
       </w:r>
       <w:proofErr w:type="spellEnd"/>
       <w:r>
-        <w:t xml:space="preserve"> ( advances in continual graph learning for anti-money laundering systems: a comprehensive preview)</w:t>
+        <w:t xml:space="preserve"> </w:t>
+      </w:r>
+      <w:proofErr w:type="gramStart"/>
+      <w:r>
+        <w:t>( advances</w:t>
+      </w:r>
+      <w:proofErr w:type="gramEnd"/>
+      <w:r>
+        <w:t xml:space="preserve"> in continual graph learning for anti-money laundering systems: a comprehensive preview)</w:t>
       </w:r>
     </w:p>
     <w:p>
@@ -6714,6 +6727,7 @@
         <w:t xml:space="preserve"> </w:t>
       </w:r>
       <w:proofErr w:type="spellStart"/>
+      <w:proofErr w:type="gramStart"/>
       <w:r>
         <w:t>suốt</w:t>
       </w:r>
@@ -6726,6 +6740,7 @@
         <w:t>đời</w:t>
       </w:r>
       <w:proofErr w:type="spellEnd"/>
+      <w:proofErr w:type="gramEnd"/>
     </w:p>
     <w:p>
       <w:proofErr w:type="spellStart"/>
@@ -8003,7 +8018,15 @@
         <w:t xml:space="preserve"> </w:t>
       </w:r>
       <w:r>
-        <w:t xml:space="preserve">Fraud Detection In Financial Transaction Using GNN With </w:t>
+        <w:t xml:space="preserve">Fraud Detection </w:t>
+      </w:r>
+      <w:proofErr w:type="gramStart"/>
+      <w:r>
+        <w:t>In</w:t>
+      </w:r>
+      <w:proofErr w:type="gramEnd"/>
+      <w:r>
+        <w:t xml:space="preserve"> Financial Transaction Using GNN With </w:t>
       </w:r>
       <w:proofErr w:type="spellStart"/>
       <w:r>
@@ -10727,11 +10750,11 @@
         <w:t>,</w:t>
       </w:r>
       <w:r>
-        <w:t xml:space="preserve"> s</w:t>
-      </w:r>
-      <w:proofErr w:type="spellStart"/>
-      <w:r>
-        <w:t>ử</w:t>
+        <w:t xml:space="preserve"> </w:t>
+      </w:r>
+      <w:proofErr w:type="spellStart"/>
+      <w:r>
+        <w:t>sử</w:t>
       </w:r>
       <w:proofErr w:type="spellEnd"/>
       <w:r>
@@ -10991,11 +11014,11 @@
       </w:r>
       <w:proofErr w:type="spellEnd"/>
       <w:r>
-        <w:t xml:space="preserve"> b</w:t>
-      </w:r>
-      <w:proofErr w:type="spellStart"/>
-      <w:r>
-        <w:t>ản</w:t>
+        <w:t xml:space="preserve"> </w:t>
+      </w:r>
+      <w:proofErr w:type="spellStart"/>
+      <w:r>
+        <w:t>bản</w:t>
       </w:r>
       <w:proofErr w:type="spellEnd"/>
       <w:r>
@@ -11666,6 +11689,56 @@
       <w:proofErr w:type="spellStart"/>
       <w:r>
         <w:lastRenderedPageBreak/>
+        <w:t>Thước</w:t>
+      </w:r>
+      <w:proofErr w:type="spellEnd"/>
+      <w:r>
+        <w:t xml:space="preserve"> </w:t>
+      </w:r>
+      <w:proofErr w:type="spellStart"/>
+      <w:r>
+        <w:t>đo</w:t>
+      </w:r>
+      <w:proofErr w:type="spellEnd"/>
+      <w:r>
+        <w:t xml:space="preserve">: F1-minority (F1 </w:t>
+      </w:r>
+      <w:proofErr w:type="spellStart"/>
+      <w:r>
+        <w:t>cho</w:t>
+      </w:r>
+      <w:proofErr w:type="spellEnd"/>
+      <w:r>
+        <w:t xml:space="preserve"> </w:t>
+      </w:r>
+      <w:proofErr w:type="spellStart"/>
+      <w:r>
+        <w:t>lớp</w:t>
+      </w:r>
+      <w:proofErr w:type="spellEnd"/>
+      <w:r>
+        <w:t xml:space="preserve"> </w:t>
+      </w:r>
+      <w:proofErr w:type="spellStart"/>
+      <w:r>
+        <w:t>thiểu</w:t>
+      </w:r>
+      <w:proofErr w:type="spellEnd"/>
+      <w:r>
+        <w:t xml:space="preserve"> </w:t>
+      </w:r>
+      <w:proofErr w:type="spellStart"/>
+      <w:r>
+        <w:t>số</w:t>
+      </w:r>
+      <w:proofErr w:type="spellEnd"/>
+      <w:r>
+        <w:t xml:space="preserve">) </w:t>
+      </w:r>
+    </w:p>
+    <w:p>
+      <w:proofErr w:type="spellStart"/>
+      <w:r>
         <w:t>Thống</w:t>
       </w:r>
       <w:proofErr w:type="spellEnd"/>
@@ -11876,6 +11949,7 @@
         <w:t xml:space="preserve"> </w:t>
       </w:r>
       <w:proofErr w:type="spellStart"/>
+      <w:proofErr w:type="gramStart"/>
       <w:r>
         <w:t>biến</w:t>
       </w:r>
@@ -11888,6 +11962,7 @@
         <w:t>một</w:t>
       </w:r>
       <w:proofErr w:type="spellEnd"/>
+      <w:proofErr w:type="gramEnd"/>
       <w:r>
         <w:t xml:space="preserve"> </w:t>
       </w:r>
@@ -12500,6 +12575,11 @@
       </w:r>
     </w:p>
     <w:p>
+      <w:pPr>
+        <w:rPr>
+          <w:vertAlign w:val="subscript"/>
+        </w:rPr>
+      </w:pPr>
       <w:proofErr w:type="spellStart"/>
       <w:r>
         <w:t>Messagpe</w:t>
@@ -12727,47 +12807,378 @@
     </w:p>
     <w:p>
       <w:r>
-        <w:t xml:space="preserve">Raw features </w:t>
-      </w:r>
-      <w:proofErr w:type="spellStart"/>
-      <w:r>
-        <w:t>từ</w:t>
-      </w:r>
-      <w:proofErr w:type="spellEnd"/>
-      <w:r>
-        <w:t xml:space="preserve"> </w:t>
-      </w:r>
-      <w:proofErr w:type="spellStart"/>
-      <w:r>
+        <w:rPr>
+          <w:rFonts w:cs="Times New Roman"/>
+        </w:rPr>
+        <w:lastRenderedPageBreak/>
+        <w:t>σ</w:t>
+      </w:r>
+      <w:r>
+        <w:t xml:space="preserve"> = </w:t>
+      </w:r>
+      <m:oMath>
+        <m:rad>
+          <m:radPr>
+            <m:degHide m:val="1"/>
+            <m:ctrlPr>
+              <w:rPr>
+                <w:rFonts w:ascii="Cambria Math" w:hAnsi="Cambria Math"/>
+                <w:i/>
+              </w:rPr>
+            </m:ctrlPr>
+          </m:radPr>
+          <m:deg/>
+          <m:e>
+            <m:f>
+              <m:fPr>
+                <m:ctrlPr>
+                  <w:rPr>
+                    <w:rFonts w:ascii="Cambria Math" w:hAnsi="Cambria Math"/>
+                    <w:i/>
+                  </w:rPr>
+                </m:ctrlPr>
+              </m:fPr>
+              <m:num>
+                <m:sSup>
+                  <m:sSupPr>
+                    <m:ctrlPr>
+                      <w:rPr>
+                        <w:rFonts w:ascii="Cambria Math" w:hAnsi="Cambria Math"/>
+                        <w:i/>
+                        <w:vertAlign w:val="subscript"/>
+                      </w:rPr>
+                    </m:ctrlPr>
+                  </m:sSupPr>
+                  <m:e>
+                    <m:r>
+                      <w:rPr>
+                        <w:rFonts w:ascii="Cambria Math" w:hAnsi="Cambria Math"/>
+                      </w:rPr>
+                      <m:t>∑(</m:t>
+                    </m:r>
+                    <m:sSub>
+                      <m:sSubPr>
+                        <m:ctrlPr>
+                          <w:rPr>
+                            <w:rFonts w:ascii="Cambria Math" w:hAnsi="Cambria Math"/>
+                            <w:vertAlign w:val="subscript"/>
+                          </w:rPr>
+                        </m:ctrlPr>
+                      </m:sSubPr>
+                      <m:e>
+                        <m:r>
+                          <w:rPr>
+                            <w:rFonts w:ascii="Cambria Math" w:eastAsia="Cambria Math" w:hAnsi="Cambria Math" w:cs="Cambria Math"/>
+                            <w:vertAlign w:val="subscript"/>
+                          </w:rPr>
+                          <m:t>x</m:t>
+                        </m:r>
+                      </m:e>
+                      <m:sub>
+                        <m:r>
+                          <w:rPr>
+                            <w:rFonts w:ascii="Cambria Math" w:eastAsia="Cambria Math" w:hAnsi="Cambria Math" w:cs="Cambria Math"/>
+                            <w:vertAlign w:val="subscript"/>
+                          </w:rPr>
+                          <m:t>i</m:t>
+                        </m:r>
+                      </m:sub>
+                    </m:sSub>
+                    <m:r>
+                      <w:rPr>
+                        <w:rFonts w:ascii="Cambria Math" w:hAnsi="Cambria Math"/>
+                        <w:vertAlign w:val="subscript"/>
+                      </w:rPr>
+                      <m:t>-µ)</m:t>
+                    </m:r>
+                  </m:e>
+                  <m:sup>
+                    <m:r>
+                      <w:rPr>
+                        <w:rFonts w:ascii="Cambria Math" w:hAnsi="Cambria Math"/>
+                        <w:vertAlign w:val="subscript"/>
+                      </w:rPr>
+                      <m:t>2</m:t>
+                    </m:r>
+                  </m:sup>
+                </m:sSup>
+              </m:num>
+              <m:den>
+                <m:r>
+                  <w:rPr>
+                    <w:rFonts w:ascii="Cambria Math" w:hAnsi="Cambria Math"/>
+                  </w:rPr>
+                  <m:t>N</m:t>
+                </m:r>
+              </m:den>
+            </m:f>
+          </m:e>
+        </m:rad>
+      </m:oMath>
+      <w:r>
+        <w:rPr>
+          <w:rFonts w:eastAsiaTheme="minorEastAsia"/>
+        </w:rPr>
+        <w:t xml:space="preserve"> </w:t>
+      </w:r>
+      <w:proofErr w:type="spellStart"/>
+      <w:r>
+        <w:rPr>
+          <w:rFonts w:eastAsiaTheme="minorEastAsia"/>
+        </w:rPr>
         <w:t>đây</w:t>
       </w:r>
       <w:proofErr w:type="spellEnd"/>
       <w:r>
-        <w:t xml:space="preserve"> </w:t>
-      </w:r>
-      <w:proofErr w:type="spellStart"/>
-      <w:r>
-        <w:t>xây</w:t>
-      </w:r>
-      <w:proofErr w:type="spellEnd"/>
-      <w:r>
-        <w:t xml:space="preserve"> </w:t>
-      </w:r>
-      <w:proofErr w:type="spellStart"/>
-      <w:r>
-        <w:t>dựng</w:t>
-      </w:r>
-      <w:proofErr w:type="spellEnd"/>
-      <w:r>
-        <w:t xml:space="preserve"> graph</w:t>
-      </w:r>
+        <w:rPr>
+          <w:rFonts w:eastAsiaTheme="minorEastAsia"/>
+        </w:rPr>
+        <w:t xml:space="preserve"> </w:t>
+      </w:r>
+      <w:proofErr w:type="spellStart"/>
+      <w:r>
+        <w:rPr>
+          <w:rFonts w:eastAsiaTheme="minorEastAsia"/>
+        </w:rPr>
+        <w:t>là</w:t>
+      </w:r>
+      <w:proofErr w:type="spellEnd"/>
+      <w:r>
+        <w:rPr>
+          <w:rFonts w:eastAsiaTheme="minorEastAsia"/>
+        </w:rPr>
+        <w:t xml:space="preserve"> </w:t>
+      </w:r>
+      <w:proofErr w:type="spellStart"/>
+      <w:r>
+        <w:rPr>
+          <w:rFonts w:eastAsiaTheme="minorEastAsia"/>
+        </w:rPr>
+        <w:t>công</w:t>
+      </w:r>
+      <w:proofErr w:type="spellEnd"/>
+      <w:r>
+        <w:rPr>
+          <w:rFonts w:eastAsiaTheme="minorEastAsia"/>
+        </w:rPr>
+        <w:t xml:space="preserve"> </w:t>
+      </w:r>
+      <w:proofErr w:type="spellStart"/>
+      <w:r>
+        <w:rPr>
+          <w:rFonts w:eastAsiaTheme="minorEastAsia"/>
+        </w:rPr>
+        <w:t>thức</w:t>
+      </w:r>
+      <w:proofErr w:type="spellEnd"/>
+      <w:r>
+        <w:rPr>
+          <w:rFonts w:eastAsiaTheme="minorEastAsia"/>
+        </w:rPr>
+        <w:t xml:space="preserve"> std, </w:t>
+      </w:r>
+      <w:r>
+        <w:rPr>
+          <w:rFonts w:eastAsiaTheme="minorEastAsia" w:cs="Times New Roman"/>
+        </w:rPr>
+        <w:t>µ</w:t>
+      </w:r>
+      <w:r>
+        <w:rPr>
+          <w:rFonts w:eastAsiaTheme="minorEastAsia"/>
+        </w:rPr>
+        <w:t xml:space="preserve"> </w:t>
+      </w:r>
+      <w:proofErr w:type="spellStart"/>
+      <w:r>
+        <w:rPr>
+          <w:rFonts w:eastAsiaTheme="minorEastAsia"/>
+        </w:rPr>
+        <w:t>là</w:t>
+      </w:r>
+      <w:proofErr w:type="spellEnd"/>
+      <w:r>
+        <w:rPr>
+          <w:rFonts w:eastAsiaTheme="minorEastAsia"/>
+        </w:rPr>
+        <w:t xml:space="preserve"> mean, N </w:t>
+      </w:r>
+      <w:proofErr w:type="spellStart"/>
+      <w:r>
+        <w:rPr>
+          <w:rFonts w:eastAsiaTheme="minorEastAsia"/>
+        </w:rPr>
+        <w:t>là</w:t>
+      </w:r>
+      <w:proofErr w:type="spellEnd"/>
+      <w:r>
+        <w:rPr>
+          <w:rFonts w:eastAsiaTheme="minorEastAsia"/>
+        </w:rPr>
+        <w:t xml:space="preserve"> </w:t>
+      </w:r>
+      <w:proofErr w:type="spellStart"/>
+      <w:r>
+        <w:rPr>
+          <w:rFonts w:eastAsiaTheme="minorEastAsia"/>
+        </w:rPr>
+        <w:t>số</w:t>
+      </w:r>
+      <w:proofErr w:type="spellEnd"/>
+      <w:r>
+        <w:rPr>
+          <w:rFonts w:eastAsiaTheme="minorEastAsia"/>
+        </w:rPr>
+        <w:t xml:space="preserve"> </w:t>
+      </w:r>
+      <w:proofErr w:type="spellStart"/>
+      <w:r>
+        <w:rPr>
+          <w:rFonts w:eastAsiaTheme="minorEastAsia"/>
+        </w:rPr>
+        <w:t>lượng</w:t>
+      </w:r>
+      <w:proofErr w:type="spellEnd"/>
+      <w:r>
+        <w:rPr>
+          <w:rFonts w:eastAsiaTheme="minorEastAsia"/>
+        </w:rPr>
+        <w:t>, x</w:t>
+      </w:r>
+      <w:r>
+        <w:rPr>
+          <w:rFonts w:eastAsiaTheme="minorEastAsia"/>
+          <w:vertAlign w:val="subscript"/>
+        </w:rPr>
+        <w:t>i</w:t>
+      </w:r>
+      <w:r>
+        <w:rPr>
+          <w:rFonts w:eastAsiaTheme="minorEastAsia"/>
+        </w:rPr>
+        <w:t xml:space="preserve"> </w:t>
+      </w:r>
+      <w:proofErr w:type="spellStart"/>
+      <w:r>
+        <w:rPr>
+          <w:rFonts w:eastAsiaTheme="minorEastAsia"/>
+        </w:rPr>
+        <w:t>là</w:t>
+      </w:r>
+      <w:proofErr w:type="spellEnd"/>
+      <w:r>
+        <w:rPr>
+          <w:rFonts w:eastAsiaTheme="minorEastAsia"/>
+        </w:rPr>
+        <w:t xml:space="preserve"> </w:t>
+      </w:r>
+      <w:proofErr w:type="spellStart"/>
+      <w:r>
+        <w:rPr>
+          <w:rFonts w:eastAsiaTheme="minorEastAsia"/>
+        </w:rPr>
+        <w:t>từng</w:t>
+      </w:r>
+      <w:proofErr w:type="spellEnd"/>
+      <w:r>
+        <w:rPr>
+          <w:rFonts w:eastAsiaTheme="minorEastAsia"/>
+        </w:rPr>
+        <w:t xml:space="preserve"> </w:t>
+      </w:r>
+      <w:proofErr w:type="spellStart"/>
+      <w:r>
+        <w:rPr>
+          <w:rFonts w:eastAsiaTheme="minorEastAsia"/>
+        </w:rPr>
+        <w:t>phần</w:t>
+      </w:r>
+      <w:proofErr w:type="spellEnd"/>
+      <w:r>
+        <w:rPr>
+          <w:rFonts w:eastAsiaTheme="minorEastAsia"/>
+        </w:rPr>
+        <w:t xml:space="preserve"> </w:t>
+      </w:r>
+      <w:proofErr w:type="spellStart"/>
+      <w:r>
+        <w:rPr>
+          <w:rFonts w:eastAsiaTheme="minorEastAsia"/>
+        </w:rPr>
+        <w:t>tử</w:t>
+      </w:r>
+      <w:proofErr w:type="spellEnd"/>
+      <w:r>
+        <w:rPr>
+          <w:rFonts w:eastAsiaTheme="minorEastAsia"/>
+        </w:rPr>
+        <w:t xml:space="preserve"> </w:t>
+      </w:r>
+      <w:proofErr w:type="spellStart"/>
+      <w:r>
+        <w:rPr>
+          <w:rFonts w:eastAsiaTheme="minorEastAsia"/>
+        </w:rPr>
+        <w:t>trong</w:t>
+      </w:r>
+      <w:proofErr w:type="spellEnd"/>
+      <w:r>
+        <w:rPr>
+          <w:rFonts w:eastAsiaTheme="minorEastAsia"/>
+        </w:rPr>
+        <w:t xml:space="preserve"> </w:t>
+      </w:r>
+      <w:proofErr w:type="spellStart"/>
+      <w:r>
+        <w:rPr>
+          <w:rFonts w:eastAsiaTheme="minorEastAsia"/>
+        </w:rPr>
+        <w:t>mảng</w:t>
+      </w:r>
+      <w:proofErr w:type="spellEnd"/>
     </w:p>
     <w:p>
       <w:r>
+        <w:t xml:space="preserve">Raw features </w:t>
+      </w:r>
+      <w:proofErr w:type="spellStart"/>
+      <w:r>
+        <w:t>từ</w:t>
+      </w:r>
+      <w:proofErr w:type="spellEnd"/>
+      <w:r>
+        <w:t xml:space="preserve"> </w:t>
+      </w:r>
+      <w:proofErr w:type="spellStart"/>
+      <w:r>
+        <w:t>đây</w:t>
+      </w:r>
+      <w:proofErr w:type="spellEnd"/>
+      <w:r>
+        <w:t xml:space="preserve"> </w:t>
+      </w:r>
+      <w:proofErr w:type="spellStart"/>
+      <w:r>
+        <w:t>xây</w:t>
+      </w:r>
+      <w:proofErr w:type="spellEnd"/>
+      <w:r>
+        <w:t xml:space="preserve"> </w:t>
+      </w:r>
+      <w:proofErr w:type="spellStart"/>
+      <w:r>
+        <w:t>dựng</w:t>
+      </w:r>
+      <w:proofErr w:type="spellEnd"/>
+      <w:r>
+        <w:t xml:space="preserve"> graph</w:t>
+      </w:r>
+    </w:p>
+    <w:p>
+      <w:r>
         <w:rPr>
           <w:noProof/>
         </w:rPr>
-        <w:lastRenderedPageBreak/>
         <w:drawing>
           <wp:inline distT="0" distB="0" distL="0" distR="0" wp14:anchorId="5B188D02" wp14:editId="061662A8">
             <wp:extent cx="5943600" cy="3315335"/>
@@ -13354,10 +13765,10 @@
         </w:rPr>
         <w:lastRenderedPageBreak/>
         <w:drawing>
-          <wp:inline distT="0" distB="0" distL="0" distR="0" wp14:anchorId="57CB9CA4" wp14:editId="33E38699">
-            <wp:extent cx="5943600" cy="3940175"/>
-            <wp:effectExtent l="0" t="0" r="0" b="3175"/>
-            <wp:docPr id="8" name="Picture 8"/>
+          <wp:inline distT="0" distB="0" distL="0" distR="0" wp14:anchorId="5703E7B9" wp14:editId="4FDE11D5">
+            <wp:extent cx="5943600" cy="4924425"/>
+            <wp:effectExtent l="0" t="0" r="0" b="9525"/>
+            <wp:docPr id="11" name="Picture 11"/>
             <wp:cNvGraphicFramePr>
               <a:graphicFrameLocks xmlns:a="http://schemas.openxmlformats.org/drawingml/2006/main" noChangeAspect="1"/>
             </wp:cNvGraphicFramePr>
@@ -13377,7 +13788,7 @@
                   <pic:spPr>
                     <a:xfrm>
                       <a:off x="0" y="0"/>
-                      <a:ext cx="5943600" cy="3940175"/>
+                      <a:ext cx="5943600" cy="4924425"/>
                     </a:xfrm>
                     <a:prstGeom prst="rect">
                       <a:avLst/>
@@ -13389,6 +13800,21 @@
           </wp:inline>
         </w:drawing>
       </w:r>
+      <w:r>
+        <w:br w:type="textWrapping" w:clear="all"/>
+      </w:r>
+      <w:r>
+        <w:tab/>
+      </w:r>
+      <w:r>
+        <w:tab/>
+      </w:r>
+      <w:r>
+        <w:tab/>
+      </w:r>
+      <w:r>
+        <w:tab/>
+      </w:r>
     </w:p>
     <w:p>
       <w:pPr>
@@ -13396,17 +13822,96 @@
           <w:tab w:val="left" w:pos="7620"/>
         </w:tabs>
       </w:pPr>
-      <w:r>
-        <w:tab/>
-      </w:r>
-      <w:r>
-        <w:tab/>
-      </w:r>
-      <w:r>
-        <w:tab/>
-      </w:r>
-      <w:r>
-        <w:tab/>
+      <w:proofErr w:type="spellStart"/>
+      <w:r>
+        <w:t>Bước</w:t>
+      </w:r>
+      <w:proofErr w:type="spellEnd"/>
+      <w:r>
+        <w:t xml:space="preserve"> </w:t>
+      </w:r>
+      <w:proofErr w:type="spellStart"/>
+      <w:r>
+        <w:t>tiếp</w:t>
+      </w:r>
+      <w:proofErr w:type="spellEnd"/>
+      <w:r>
+        <w:t xml:space="preserve"> </w:t>
+      </w:r>
+      <w:proofErr w:type="spellStart"/>
+      <w:r>
+        <w:t>theo</w:t>
+      </w:r>
+      <w:proofErr w:type="spellEnd"/>
+      <w:r>
+        <w:t xml:space="preserve"> </w:t>
+      </w:r>
+      <w:proofErr w:type="spellStart"/>
+      <w:r>
+        <w:t>là</w:t>
+      </w:r>
+      <w:proofErr w:type="spellEnd"/>
+      <w:r>
+        <w:t xml:space="preserve"> </w:t>
+      </w:r>
+      <w:proofErr w:type="spellStart"/>
+      <w:r>
+        <w:t>dựng</w:t>
+      </w:r>
+      <w:proofErr w:type="spellEnd"/>
+      <w:r>
+        <w:t xml:space="preserve"> graph</w:t>
+      </w:r>
+      <w:r>
+        <w:t xml:space="preserve"> </w:t>
+      </w:r>
+      <w:proofErr w:type="spellStart"/>
+      <w:r>
+        <w:t>và</w:t>
+      </w:r>
+      <w:proofErr w:type="spellEnd"/>
+      <w:r>
+        <w:t xml:space="preserve"> </w:t>
+      </w:r>
+      <w:proofErr w:type="spellStart"/>
+      <w:r>
+        <w:t>thực</w:t>
+      </w:r>
+      <w:proofErr w:type="spellEnd"/>
+      <w:r>
+        <w:t xml:space="preserve"> </w:t>
+      </w:r>
+      <w:proofErr w:type="spellStart"/>
+      <w:r>
+        <w:t>nghiệm</w:t>
+      </w:r>
+      <w:proofErr w:type="spellEnd"/>
+      <w:r>
+        <w:t xml:space="preserve"> </w:t>
+      </w:r>
+      <w:proofErr w:type="spellStart"/>
+      <w:r>
+        <w:t>các</w:t>
+      </w:r>
+      <w:proofErr w:type="spellEnd"/>
+      <w:r>
+        <w:t xml:space="preserve"> </w:t>
+      </w:r>
+      <w:proofErr w:type="spellStart"/>
+      <w:r>
+        <w:t>mô</w:t>
+      </w:r>
+      <w:proofErr w:type="spellEnd"/>
+      <w:r>
+        <w:t xml:space="preserve"> </w:t>
+      </w:r>
+      <w:proofErr w:type="spellStart"/>
+      <w:r>
+        <w:t>hình</w:t>
+      </w:r>
+      <w:proofErr w:type="spellEnd"/>
+      <w:r>
+        <w:t xml:space="preserve"> training:</w:t>
       </w:r>
     </w:p>
     <w:p>
@@ -13417,94 +13922,51 @@
       </w:pPr>
       <w:proofErr w:type="spellStart"/>
       <w:r>
-        <w:t>Bước</w:t>
-      </w:r>
-      <w:proofErr w:type="spellEnd"/>
-      <w:r>
-        <w:t xml:space="preserve"> </w:t>
-      </w:r>
-      <w:proofErr w:type="spellStart"/>
-      <w:r>
-        <w:t>tiếp</w:t>
-      </w:r>
-      <w:proofErr w:type="spellEnd"/>
-      <w:r>
-        <w:t xml:space="preserve"> </w:t>
-      </w:r>
-      <w:proofErr w:type="spellStart"/>
-      <w:r>
-        <w:t>theo</w:t>
-      </w:r>
-      <w:proofErr w:type="spellEnd"/>
-      <w:r>
-        <w:t xml:space="preserve"> </w:t>
-      </w:r>
-      <w:proofErr w:type="spellStart"/>
-      <w:r>
-        <w:t>là</w:t>
-      </w:r>
-      <w:proofErr w:type="spellEnd"/>
-      <w:r>
-        <w:t xml:space="preserve"> </w:t>
-      </w:r>
-      <w:proofErr w:type="spellStart"/>
-      <w:r>
-        <w:t>dựng</w:t>
-      </w:r>
-      <w:proofErr w:type="spellEnd"/>
-      <w:r>
-        <w:t xml:space="preserve"> graph</w:t>
-      </w:r>
-      <w:r>
-        <w:t xml:space="preserve"> </w:t>
-      </w:r>
-      <w:proofErr w:type="spellStart"/>
-      <w:r>
-        <w:t>và</w:t>
-      </w:r>
-      <w:proofErr w:type="spellEnd"/>
-      <w:r>
-        <w:t xml:space="preserve"> </w:t>
-      </w:r>
-      <w:proofErr w:type="spellStart"/>
-      <w:r>
-        <w:t>thực</w:t>
-      </w:r>
-      <w:proofErr w:type="spellEnd"/>
-      <w:r>
-        <w:t xml:space="preserve"> </w:t>
-      </w:r>
-      <w:proofErr w:type="spellStart"/>
-      <w:r>
-        <w:t>nghiệm</w:t>
-      </w:r>
-      <w:proofErr w:type="spellEnd"/>
-      <w:r>
-        <w:t xml:space="preserve"> </w:t>
-      </w:r>
-      <w:proofErr w:type="spellStart"/>
-      <w:r>
-        <w:t>các</w:t>
-      </w:r>
-      <w:proofErr w:type="spellEnd"/>
-      <w:r>
-        <w:t xml:space="preserve"> </w:t>
-      </w:r>
-      <w:proofErr w:type="spellStart"/>
-      <w:r>
-        <w:t>mô</w:t>
-      </w:r>
-      <w:proofErr w:type="spellEnd"/>
-      <w:r>
-        <w:t xml:space="preserve"> </w:t>
-      </w:r>
-      <w:proofErr w:type="spellStart"/>
-      <w:r>
-        <w:t>hình</w:t>
-      </w:r>
-      <w:proofErr w:type="spellEnd"/>
-      <w:r>
-        <w:t xml:space="preserve"> training:</w:t>
+        <w:t>Nhóm</w:t>
+      </w:r>
+      <w:proofErr w:type="spellEnd"/>
+      <w:r>
+        <w:t xml:space="preserve"> 1 (</w:t>
+      </w:r>
+      <w:proofErr w:type="spellStart"/>
+      <w:r>
+        <w:t>dạng</w:t>
+      </w:r>
+      <w:proofErr w:type="spellEnd"/>
+      <w:r>
+        <w:t xml:space="preserve"> classifier, </w:t>
+      </w:r>
+      <w:proofErr w:type="spellStart"/>
+      <w:r>
+        <w:t>cơ</w:t>
+      </w:r>
+      <w:proofErr w:type="spellEnd"/>
+      <w:r>
+        <w:t xml:space="preserve"> </w:t>
+      </w:r>
+      <w:proofErr w:type="spellStart"/>
+      <w:r>
+        <w:t>bản</w:t>
+      </w:r>
+      <w:proofErr w:type="spellEnd"/>
+      <w:r>
+        <w:t xml:space="preserve">, tabular): logistic regression, random forest, </w:t>
+      </w:r>
+      <w:proofErr w:type="spellStart"/>
+      <w:r>
+        <w:t>xgboost</w:t>
+      </w:r>
+      <w:proofErr w:type="spellEnd"/>
+      <w:r>
+        <w:t xml:space="preserve">, </w:t>
+      </w:r>
+      <w:proofErr w:type="spellStart"/>
+      <w:r>
+        <w:t>lightGBM</w:t>
+      </w:r>
+      <w:proofErr w:type="spellEnd"/>
+      <w:r>
+        <w:t xml:space="preserve">, MLP </w:t>
       </w:r>
     </w:p>
     <w:p>
@@ -13519,47 +13981,18 @@
       </w:r>
       <w:proofErr w:type="spellEnd"/>
       <w:r>
-        <w:t xml:space="preserve"> 1 (</w:t>
-      </w:r>
-      <w:proofErr w:type="spellStart"/>
-      <w:r>
-        <w:t>dạng</w:t>
-      </w:r>
-      <w:proofErr w:type="spellEnd"/>
-      <w:r>
-        <w:t xml:space="preserve"> classifier, </w:t>
-      </w:r>
-      <w:proofErr w:type="spellStart"/>
-      <w:r>
-        <w:t>cơ</w:t>
-      </w:r>
-      <w:proofErr w:type="spellEnd"/>
-      <w:r>
-        <w:t xml:space="preserve"> </w:t>
-      </w:r>
-      <w:proofErr w:type="spellStart"/>
-      <w:r>
-        <w:t>bản</w:t>
-      </w:r>
-      <w:proofErr w:type="spellEnd"/>
-      <w:r>
-        <w:t xml:space="preserve">, tabular): logistic regression, random forest, </w:t>
-      </w:r>
-      <w:proofErr w:type="spellStart"/>
-      <w:r>
-        <w:t>xgboost</w:t>
-      </w:r>
-      <w:proofErr w:type="spellEnd"/>
-      <w:r>
-        <w:t xml:space="preserve">, </w:t>
-      </w:r>
-      <w:proofErr w:type="spellStart"/>
-      <w:r>
-        <w:t>lightGBM</w:t>
-      </w:r>
-      <w:proofErr w:type="spellEnd"/>
-      <w:r>
-        <w:t xml:space="preserve">, MLP </w:t>
+        <w:t xml:space="preserve"> 2 (GNN): GIN, GAT, </w:t>
+      </w:r>
+      <w:proofErr w:type="spellStart"/>
+      <w:r>
+        <w:t>GraphSage</w:t>
+      </w:r>
+      <w:proofErr w:type="spellEnd"/>
+      <w:r>
+        <w:t>, GCN, skip-GCN</w:t>
+      </w:r>
+      <w:r>
+        <w:t>, BWGNN</w:t>
       </w:r>
     </w:p>
     <w:p>
@@ -13574,19 +14007,69 @@
       </w:r>
       <w:proofErr w:type="spellEnd"/>
       <w:r>
-        <w:t xml:space="preserve"> 2 (GNN): GIN, GAT, </w:t>
-      </w:r>
-      <w:proofErr w:type="spellStart"/>
-      <w:r>
-        <w:t>GraphSage</w:t>
-      </w:r>
-      <w:proofErr w:type="spellEnd"/>
-      <w:r>
-        <w:t>, GCN, skip-GCN</w:t>
-      </w:r>
-      <w:r>
-        <w:t>, BWGNN</w:t>
-      </w:r>
+        <w:t xml:space="preserve"> 3 (hybrid): </w:t>
+      </w:r>
+      <w:proofErr w:type="spellStart"/>
+      <w:r>
+        <w:t>GraphSAGE+XGBoost</w:t>
+      </w:r>
+      <w:proofErr w:type="spellEnd"/>
+      <w:r>
+        <w:t xml:space="preserve">, </w:t>
+      </w:r>
+      <w:proofErr w:type="spellStart"/>
+      <w:r>
+        <w:t>GCN+XGBoost</w:t>
+      </w:r>
+      <w:proofErr w:type="spellEnd"/>
+      <w:r>
+        <w:t xml:space="preserve">, </w:t>
+      </w:r>
+      <w:proofErr w:type="spellStart"/>
+      <w:r>
+        <w:t>GAT+XGBoost</w:t>
+      </w:r>
+      <w:proofErr w:type="spellEnd"/>
+      <w:r>
+        <w:t xml:space="preserve">, </w:t>
+      </w:r>
+      <w:proofErr w:type="spellStart"/>
+      <w:r>
+        <w:t>skip-GCN+XGBoost</w:t>
+      </w:r>
+      <w:proofErr w:type="spellEnd"/>
+      <w:r>
+        <w:t xml:space="preserve">, </w:t>
+      </w:r>
+      <w:proofErr w:type="spellStart"/>
+      <w:r>
+        <w:t>GIN+XGBoost</w:t>
+      </w:r>
+      <w:proofErr w:type="spellEnd"/>
+      <w:r>
+        <w:t xml:space="preserve">, </w:t>
+      </w:r>
+      <w:proofErr w:type="spellStart"/>
+      <w:r>
+        <w:t>BWGNN+XGBoost</w:t>
+      </w:r>
+      <w:proofErr w:type="spellEnd"/>
+      <w:r>
+        <w:t xml:space="preserve">, </w:t>
+      </w:r>
+      <w:proofErr w:type="spellStart"/>
+      <w:r>
+        <w:t>GFP+XGBoost</w:t>
+      </w:r>
+      <w:proofErr w:type="spellEnd"/>
+      <w:r>
+        <w:t xml:space="preserve">, </w:t>
+      </w:r>
+      <w:proofErr w:type="spellStart"/>
+      <w:r>
+        <w:t>GFP+LightGBM</w:t>
+      </w:r>
+      <w:proofErr w:type="spellEnd"/>
     </w:p>
     <w:p>
       <w:pPr>
@@ -13594,61 +14077,26 @@
           <w:tab w:val="left" w:pos="7620"/>
         </w:tabs>
       </w:pPr>
-      <w:proofErr w:type="spellStart"/>
-      <w:r>
-        <w:t>Nhóm</w:t>
-      </w:r>
-      <w:proofErr w:type="spellEnd"/>
-      <w:r>
-        <w:t xml:space="preserve"> 3 (hybrid): </w:t>
-      </w:r>
-      <w:proofErr w:type="spellStart"/>
-      <w:r>
-        <w:t>GraphSAGE+XGBoost</w:t>
-      </w:r>
-      <w:proofErr w:type="spellEnd"/>
-      <w:r>
-        <w:t xml:space="preserve">, </w:t>
-      </w:r>
-      <w:proofErr w:type="spellStart"/>
-      <w:r>
-        <w:t>GCN+XGBoost</w:t>
-      </w:r>
-      <w:proofErr w:type="spellEnd"/>
-      <w:r>
-        <w:t xml:space="preserve">, </w:t>
-      </w:r>
-      <w:proofErr w:type="spellStart"/>
-      <w:r>
-        <w:t>GAT+XGBoost</w:t>
-      </w:r>
-      <w:proofErr w:type="spellEnd"/>
-      <w:r>
-        <w:t xml:space="preserve">, </w:t>
-      </w:r>
-      <w:proofErr w:type="spellStart"/>
-      <w:r>
-        <w:t>skip-GCN+XGBoost</w:t>
-      </w:r>
-      <w:proofErr w:type="spellEnd"/>
-      <w:r>
-        <w:t xml:space="preserve">, </w:t>
-      </w:r>
-      <w:proofErr w:type="spellStart"/>
-      <w:r>
-        <w:t>GIN+XGBoost</w:t>
-      </w:r>
-      <w:proofErr w:type="spellEnd"/>
-      <w:r>
-        <w:t xml:space="preserve">, </w:t>
-      </w:r>
-      <w:proofErr w:type="spellStart"/>
-      <w:r>
-        <w:t>BWGNN+XGBoost</w:t>
-      </w:r>
-      <w:proofErr w:type="spellEnd"/>
-      <w:r>
-        <w:t xml:space="preserve">, </w:t>
+      <w:r>
+        <w:lastRenderedPageBreak/>
+        <w:t xml:space="preserve">1/ </w:t>
+      </w:r>
+      <w:r>
+        <w:t>Realistic synthetic financial transactions for anti-money laundering models:</w:t>
+      </w:r>
+      <w:r>
+        <w:t xml:space="preserve"> </w:t>
+      </w:r>
+      <w:r>
+        <w:t xml:space="preserve">GIN 28.70, GIN+EU 47.73, PNA 56.77, </w:t>
+      </w:r>
+      <w:proofErr w:type="spellStart"/>
+      <w:r>
+        <w:t>GFP+LightGBM</w:t>
+      </w:r>
+      <w:proofErr w:type="spellEnd"/>
+      <w:r>
+        <w:t xml:space="preserve"> 62.86, </w:t>
       </w:r>
       <w:proofErr w:type="spellStart"/>
       <w:r>
@@ -13656,13 +14104,48 @@
       </w:r>
       <w:proofErr w:type="spellEnd"/>
       <w:r>
-        <w:t xml:space="preserve">, </w:t>
-      </w:r>
-      <w:proofErr w:type="spellStart"/>
-      <w:r>
-        <w:t>GFP+LightGBM</w:t>
-      </w:r>
-      <w:proofErr w:type="spellEnd"/>
+        <w:t xml:space="preserve"> 63.23, </w:t>
+      </w:r>
+      <w:proofErr w:type="spellStart"/>
+      <w:r>
+        <w:t>XGBoost</w:t>
+      </w:r>
+      <w:proofErr w:type="spellEnd"/>
+      <w:r>
+        <w:t xml:space="preserve"> </w:t>
+      </w:r>
+      <w:proofErr w:type="spellStart"/>
+      <w:r>
+        <w:t>thuần</w:t>
+      </w:r>
+      <w:proofErr w:type="spellEnd"/>
+      <w:r>
+        <w:t xml:space="preserve"> (</w:t>
+      </w:r>
+      <w:proofErr w:type="spellStart"/>
+      <w:r>
+        <w:t>không</w:t>
+      </w:r>
+      <w:proofErr w:type="spellEnd"/>
+      <w:r>
+        <w:t xml:space="preserve"> graph feature) 19.75, </w:t>
+      </w:r>
+      <w:proofErr w:type="spellStart"/>
+      <w:r>
+        <w:t>LightGBM</w:t>
+      </w:r>
+      <w:proofErr w:type="spellEnd"/>
+      <w:r>
+        <w:t xml:space="preserve"> </w:t>
+      </w:r>
+      <w:proofErr w:type="spellStart"/>
+      <w:r>
+        <w:t>thuần</w:t>
+      </w:r>
+      <w:proofErr w:type="spellEnd"/>
+      <w:r>
+        <w:t xml:space="preserve"> 21.30</w:t>
+      </w:r>
     </w:p>
     <w:p>
       <w:pPr>
@@ -13671,16 +14154,18 @@
         </w:tabs>
       </w:pPr>
       <w:r>
-        <w:t xml:space="preserve">1/ </w:t>
-      </w:r>
-      <w:r>
-        <w:t>Realistic synthetic financial transactions for anti-money laundering models:</w:t>
-      </w:r>
-      <w:r>
-        <w:t xml:space="preserve"> </w:t>
-      </w:r>
-      <w:r>
-        <w:t xml:space="preserve">GIN 28.70, GIN+EU 47.73, PNA 56.77, </w:t>
+        <w:t xml:space="preserve">2/ </w:t>
+      </w:r>
+      <w:r>
+        <w:t xml:space="preserve">graph feature preprocessor: </w:t>
+      </w:r>
+      <w:proofErr w:type="spellStart"/>
+      <w:r>
+        <w:t>GFP+XGBoost</w:t>
+      </w:r>
+      <w:proofErr w:type="spellEnd"/>
+      <w:r>
+        <w:t xml:space="preserve">, </w:t>
       </w:r>
       <w:proofErr w:type="spellStart"/>
       <w:r>
@@ -13688,55 +14173,7 @@
       </w:r>
       <w:proofErr w:type="spellEnd"/>
       <w:r>
-        <w:t xml:space="preserve"> 62.86, </w:t>
-      </w:r>
-      <w:proofErr w:type="spellStart"/>
-      <w:r>
-        <w:t>GFP+XGBoost</w:t>
-      </w:r>
-      <w:proofErr w:type="spellEnd"/>
-      <w:r>
-        <w:t xml:space="preserve"> 63.23, </w:t>
-      </w:r>
-      <w:proofErr w:type="spellStart"/>
-      <w:r>
-        <w:t>XGBoost</w:t>
-      </w:r>
-      <w:proofErr w:type="spellEnd"/>
-      <w:r>
-        <w:t xml:space="preserve"> </w:t>
-      </w:r>
-      <w:proofErr w:type="spellStart"/>
-      <w:r>
-        <w:t>thuần</w:t>
-      </w:r>
-      <w:proofErr w:type="spellEnd"/>
-      <w:r>
-        <w:t xml:space="preserve"> (</w:t>
-      </w:r>
-      <w:proofErr w:type="spellStart"/>
-      <w:r>
-        <w:t>không</w:t>
-      </w:r>
-      <w:proofErr w:type="spellEnd"/>
-      <w:r>
-        <w:t xml:space="preserve"> graph feature) 19.75, </w:t>
-      </w:r>
-      <w:proofErr w:type="spellStart"/>
-      <w:r>
-        <w:t>LightGBM</w:t>
-      </w:r>
-      <w:proofErr w:type="spellEnd"/>
-      <w:r>
-        <w:t xml:space="preserve"> </w:t>
-      </w:r>
-      <w:proofErr w:type="spellStart"/>
-      <w:r>
-        <w:t>thuần</w:t>
-      </w:r>
-      <w:proofErr w:type="spellEnd"/>
-      <w:r>
-        <w:t xml:space="preserve"> 21.30</w:t>
+        <w:t>, GIN, GIN+EU, PNA</w:t>
       </w:r>
     </w:p>
     <w:p>
@@ -13746,26 +14183,10 @@
         </w:tabs>
       </w:pPr>
       <w:r>
-        <w:t xml:space="preserve">2/ </w:t>
-      </w:r>
-      <w:r>
-        <w:t xml:space="preserve">graph feature preprocessor: </w:t>
-      </w:r>
-      <w:proofErr w:type="spellStart"/>
-      <w:r>
-        <w:t>GFP+XGBoost</w:t>
-      </w:r>
-      <w:proofErr w:type="spellEnd"/>
-      <w:r>
-        <w:t xml:space="preserve">, </w:t>
-      </w:r>
-      <w:proofErr w:type="spellStart"/>
-      <w:r>
-        <w:t>GFP+LightGBM</w:t>
-      </w:r>
-      <w:proofErr w:type="spellEnd"/>
-      <w:r>
-        <w:t>, GIN, GIN+EU, PNA</w:t>
+        <w:t xml:space="preserve">3/ amatriciana: </w:t>
+      </w:r>
+      <w:r>
+        <w:t>end to end training</w:t>
       </w:r>
     </w:p>
     <w:p>
@@ -13774,12 +14195,389 @@
           <w:tab w:val="left" w:pos="7620"/>
         </w:tabs>
       </w:pPr>
-      <w:r>
-        <w:lastRenderedPageBreak/>
-        <w:t xml:space="preserve">3/ amatriciana: </w:t>
-      </w:r>
-      <w:r>
-        <w:t>end to end training</w:t>
+      <w:proofErr w:type="spellStart"/>
+      <w:r>
+        <w:t>Những</w:t>
+      </w:r>
+      <w:proofErr w:type="spellEnd"/>
+      <w:r>
+        <w:t xml:space="preserve"> </w:t>
+      </w:r>
+      <w:proofErr w:type="spellStart"/>
+      <w:r>
+        <w:t>câu</w:t>
+      </w:r>
+      <w:proofErr w:type="spellEnd"/>
+      <w:r>
+        <w:t xml:space="preserve"> </w:t>
+      </w:r>
+      <w:proofErr w:type="spellStart"/>
+      <w:r>
+        <w:t>hỏi</w:t>
+      </w:r>
+      <w:proofErr w:type="spellEnd"/>
+      <w:r>
+        <w:t xml:space="preserve"> </w:t>
+      </w:r>
+      <w:proofErr w:type="spellStart"/>
+      <w:r>
+        <w:t>nên</w:t>
+      </w:r>
+      <w:proofErr w:type="spellEnd"/>
+      <w:r>
+        <w:t xml:space="preserve"> </w:t>
+      </w:r>
+      <w:proofErr w:type="spellStart"/>
+      <w:r>
+        <w:t>có</w:t>
+      </w:r>
+      <w:proofErr w:type="spellEnd"/>
+      <w:r>
+        <w:t xml:space="preserve"> </w:t>
+      </w:r>
+      <w:proofErr w:type="spellStart"/>
+      <w:r>
+        <w:t>trong</w:t>
+      </w:r>
+      <w:proofErr w:type="spellEnd"/>
+      <w:r>
+        <w:t xml:space="preserve"> </w:t>
+      </w:r>
+      <w:proofErr w:type="spellStart"/>
+      <w:r>
+        <w:t>đầu</w:t>
+      </w:r>
+      <w:proofErr w:type="spellEnd"/>
+      <w:r>
+        <w:t xml:space="preserve"> </w:t>
+      </w:r>
+      <w:proofErr w:type="spellStart"/>
+      <w:r>
+        <w:t>khi</w:t>
+      </w:r>
+      <w:proofErr w:type="spellEnd"/>
+      <w:r>
+        <w:t xml:space="preserve"> </w:t>
+      </w:r>
+      <w:proofErr w:type="spellStart"/>
+      <w:r>
+        <w:t>thực</w:t>
+      </w:r>
+      <w:proofErr w:type="spellEnd"/>
+      <w:r>
+        <w:t xml:space="preserve"> </w:t>
+      </w:r>
+      <w:proofErr w:type="spellStart"/>
+      <w:r>
+        <w:t>nghiệm</w:t>
+      </w:r>
+      <w:proofErr w:type="spellEnd"/>
+      <w:r>
+        <w:t xml:space="preserve"> </w:t>
+      </w:r>
+      <w:proofErr w:type="spellStart"/>
+      <w:r>
+        <w:t>ngoài</w:t>
+      </w:r>
+      <w:proofErr w:type="spellEnd"/>
+      <w:r>
+        <w:t xml:space="preserve"> train </w:t>
+      </w:r>
+      <w:proofErr w:type="spellStart"/>
+      <w:r>
+        <w:t>mô</w:t>
+      </w:r>
+      <w:proofErr w:type="spellEnd"/>
+      <w:r>
+        <w:t xml:space="preserve"> </w:t>
+      </w:r>
+      <w:proofErr w:type="spellStart"/>
+      <w:r>
+        <w:t>hình</w:t>
+      </w:r>
+      <w:proofErr w:type="spellEnd"/>
+      <w:r>
+        <w:t xml:space="preserve">: </w:t>
+      </w:r>
+      <w:proofErr w:type="spellStart"/>
+      <w:r>
+        <w:t>sử</w:t>
+      </w:r>
+      <w:proofErr w:type="spellEnd"/>
+      <w:r>
+        <w:t xml:space="preserve"> </w:t>
+      </w:r>
+      <w:proofErr w:type="spellStart"/>
+      <w:r>
+        <w:t>dụng</w:t>
+      </w:r>
+      <w:proofErr w:type="spellEnd"/>
+      <w:r>
+        <w:t xml:space="preserve"> </w:t>
+      </w:r>
+      <w:proofErr w:type="spellStart"/>
+      <w:r>
+        <w:t>hàm</w:t>
+      </w:r>
+      <w:proofErr w:type="spellEnd"/>
+      <w:r>
+        <w:t xml:space="preserve"> </w:t>
+      </w:r>
+      <w:proofErr w:type="spellStart"/>
+      <w:r>
+        <w:t>mất</w:t>
+      </w:r>
+      <w:proofErr w:type="spellEnd"/>
+      <w:r>
+        <w:t xml:space="preserve"> </w:t>
+      </w:r>
+      <w:proofErr w:type="spellStart"/>
+      <w:r>
+        <w:t>mát</w:t>
+      </w:r>
+      <w:proofErr w:type="spellEnd"/>
+      <w:r>
+        <w:t xml:space="preserve"> </w:t>
+      </w:r>
+      <w:proofErr w:type="spellStart"/>
+      <w:r>
+        <w:t>nào</w:t>
+      </w:r>
+      <w:proofErr w:type="spellEnd"/>
+      <w:r>
+        <w:t xml:space="preserve">, fine tuning </w:t>
+      </w:r>
+      <w:proofErr w:type="spellStart"/>
+      <w:r>
+        <w:t>như</w:t>
+      </w:r>
+      <w:proofErr w:type="spellEnd"/>
+      <w:r>
+        <w:t xml:space="preserve"> </w:t>
+      </w:r>
+      <w:proofErr w:type="spellStart"/>
+      <w:r>
+        <w:t>thế</w:t>
+      </w:r>
+      <w:proofErr w:type="spellEnd"/>
+      <w:r>
+        <w:t xml:space="preserve"> </w:t>
+      </w:r>
+      <w:proofErr w:type="spellStart"/>
+      <w:r>
+        <w:t>nào</w:t>
+      </w:r>
+      <w:proofErr w:type="spellEnd"/>
+      <w:r>
+        <w:t xml:space="preserve">, approach </w:t>
+      </w:r>
+      <w:proofErr w:type="spellStart"/>
+      <w:r>
+        <w:t>như</w:t>
+      </w:r>
+      <w:proofErr w:type="spellEnd"/>
+      <w:r>
+        <w:t xml:space="preserve"> </w:t>
+      </w:r>
+      <w:proofErr w:type="spellStart"/>
+      <w:r>
+        <w:t>thế</w:t>
+      </w:r>
+      <w:proofErr w:type="spellEnd"/>
+      <w:r>
+        <w:t xml:space="preserve"> </w:t>
+      </w:r>
+      <w:proofErr w:type="spellStart"/>
+      <w:r>
+        <w:t>nào</w:t>
+      </w:r>
+      <w:proofErr w:type="spellEnd"/>
+      <w:r>
+        <w:t xml:space="preserve">, </w:t>
+      </w:r>
+      <w:proofErr w:type="spellStart"/>
+      <w:r>
+        <w:t>luồng</w:t>
+      </w:r>
+      <w:proofErr w:type="spellEnd"/>
+      <w:r>
+        <w:t xml:space="preserve"> </w:t>
+      </w:r>
+      <w:proofErr w:type="spellStart"/>
+      <w:r>
+        <w:t>dữ</w:t>
+      </w:r>
+      <w:proofErr w:type="spellEnd"/>
+      <w:r>
+        <w:t xml:space="preserve"> </w:t>
+      </w:r>
+      <w:proofErr w:type="spellStart"/>
+      <w:r>
+        <w:t>liệu</w:t>
+      </w:r>
+      <w:proofErr w:type="spellEnd"/>
+      <w:r>
+        <w:t xml:space="preserve"> </w:t>
+      </w:r>
+      <w:proofErr w:type="spellStart"/>
+      <w:r>
+        <w:t>như</w:t>
+      </w:r>
+      <w:proofErr w:type="spellEnd"/>
+      <w:r>
+        <w:t xml:space="preserve"> </w:t>
+      </w:r>
+      <w:proofErr w:type="spellStart"/>
+      <w:r>
+        <w:t>thế</w:t>
+      </w:r>
+      <w:proofErr w:type="spellEnd"/>
+      <w:r>
+        <w:t xml:space="preserve"> </w:t>
+      </w:r>
+      <w:proofErr w:type="spellStart"/>
+      <w:r>
+        <w:t>nào</w:t>
+      </w:r>
+      <w:proofErr w:type="spellEnd"/>
+      <w:r>
+        <w:t xml:space="preserve">, </w:t>
+      </w:r>
+      <w:proofErr w:type="spellStart"/>
+      <w:r>
+        <w:t>các</w:t>
+      </w:r>
+      <w:proofErr w:type="spellEnd"/>
+      <w:r>
+        <w:t xml:space="preserve"> </w:t>
+      </w:r>
+      <w:proofErr w:type="spellStart"/>
+      <w:r>
+        <w:t>bài</w:t>
+      </w:r>
+      <w:proofErr w:type="spellEnd"/>
+      <w:r>
+        <w:t xml:space="preserve"> </w:t>
+      </w:r>
+      <w:proofErr w:type="spellStart"/>
+      <w:r>
+        <w:t>báo</w:t>
+      </w:r>
+      <w:proofErr w:type="spellEnd"/>
+      <w:r>
+        <w:t xml:space="preserve"> baseline </w:t>
+      </w:r>
+      <w:proofErr w:type="spellStart"/>
+      <w:r>
+        <w:t>có</w:t>
+      </w:r>
+      <w:proofErr w:type="spellEnd"/>
+      <w:r>
+        <w:t xml:space="preserve"> </w:t>
+      </w:r>
+      <w:proofErr w:type="spellStart"/>
+      <w:r>
+        <w:t>luồng</w:t>
+      </w:r>
+      <w:proofErr w:type="spellEnd"/>
+      <w:r>
+        <w:t xml:space="preserve"> </w:t>
+      </w:r>
+      <w:proofErr w:type="spellStart"/>
+      <w:r>
+        <w:t>dữ</w:t>
+      </w:r>
+      <w:proofErr w:type="spellEnd"/>
+      <w:r>
+        <w:t xml:space="preserve"> </w:t>
+      </w:r>
+      <w:proofErr w:type="spellStart"/>
+      <w:r>
+        <w:t>liệu</w:t>
+      </w:r>
+      <w:proofErr w:type="spellEnd"/>
+      <w:r>
+        <w:t xml:space="preserve">, approach </w:t>
+      </w:r>
+      <w:proofErr w:type="spellStart"/>
+      <w:r>
+        <w:t>như</w:t>
+      </w:r>
+      <w:proofErr w:type="spellEnd"/>
+      <w:r>
+        <w:t xml:space="preserve"> </w:t>
+      </w:r>
+      <w:proofErr w:type="spellStart"/>
+      <w:r>
+        <w:t>thế</w:t>
+      </w:r>
+      <w:proofErr w:type="spellEnd"/>
+      <w:r>
+        <w:t xml:space="preserve"> </w:t>
+      </w:r>
+      <w:proofErr w:type="spellStart"/>
+      <w:r>
+        <w:t>nào</w:t>
+      </w:r>
+      <w:proofErr w:type="spellEnd"/>
+      <w:r>
+        <w:t xml:space="preserve">, </w:t>
+      </w:r>
+      <w:proofErr w:type="spellStart"/>
+      <w:r>
+        <w:t>sử</w:t>
+      </w:r>
+      <w:proofErr w:type="spellEnd"/>
+      <w:r>
+        <w:t xml:space="preserve"> </w:t>
+      </w:r>
+      <w:proofErr w:type="spellStart"/>
+      <w:r>
+        <w:t>dụng</w:t>
+      </w:r>
+      <w:proofErr w:type="spellEnd"/>
+      <w:r>
+        <w:t xml:space="preserve"> </w:t>
+      </w:r>
+      <w:proofErr w:type="spellStart"/>
+      <w:r>
+        <w:t>các</w:t>
+      </w:r>
+      <w:proofErr w:type="spellEnd"/>
+      <w:r>
+        <w:t xml:space="preserve"> </w:t>
+      </w:r>
+      <w:proofErr w:type="spellStart"/>
+      <w:r>
+        <w:t>phép</w:t>
+      </w:r>
+      <w:proofErr w:type="spellEnd"/>
+      <w:r>
+        <w:t xml:space="preserve"> </w:t>
+      </w:r>
+      <w:proofErr w:type="spellStart"/>
+      <w:r>
+        <w:t>đo</w:t>
+      </w:r>
+      <w:proofErr w:type="spellEnd"/>
+      <w:r>
+        <w:t xml:space="preserve"> </w:t>
+      </w:r>
+      <w:proofErr w:type="spellStart"/>
+      <w:r>
+        <w:t>nào</w:t>
+      </w:r>
+      <w:proofErr w:type="spellEnd"/>
+      <w:r>
+        <w:t>: pr-</w:t>
+      </w:r>
+      <w:proofErr w:type="spellStart"/>
+      <w:r>
+        <w:t>auc</w:t>
+      </w:r>
+      <w:proofErr w:type="spellEnd"/>
+      <w:r>
+        <w:t>, f1, f1 minority-class</w:t>
       </w:r>
     </w:p>
     <w:p>
@@ -13788,397 +14586,6 @@
           <w:tab w:val="left" w:pos="7620"/>
         </w:tabs>
       </w:pPr>
-      <w:proofErr w:type="spellStart"/>
-      <w:r>
-        <w:t>Những</w:t>
-      </w:r>
-      <w:proofErr w:type="spellEnd"/>
-      <w:r>
-        <w:t xml:space="preserve"> </w:t>
-      </w:r>
-      <w:proofErr w:type="spellStart"/>
-      <w:r>
-        <w:t>câu</w:t>
-      </w:r>
-      <w:proofErr w:type="spellEnd"/>
-      <w:r>
-        <w:t xml:space="preserve"> </w:t>
-      </w:r>
-      <w:proofErr w:type="spellStart"/>
-      <w:r>
-        <w:t>hỏi</w:t>
-      </w:r>
-      <w:proofErr w:type="spellEnd"/>
-      <w:r>
-        <w:t xml:space="preserve"> </w:t>
-      </w:r>
-      <w:proofErr w:type="spellStart"/>
-      <w:r>
-        <w:t>nên</w:t>
-      </w:r>
-      <w:proofErr w:type="spellEnd"/>
-      <w:r>
-        <w:t xml:space="preserve"> </w:t>
-      </w:r>
-      <w:proofErr w:type="spellStart"/>
-      <w:r>
-        <w:t>có</w:t>
-      </w:r>
-      <w:proofErr w:type="spellEnd"/>
-      <w:r>
-        <w:t xml:space="preserve"> </w:t>
-      </w:r>
-      <w:proofErr w:type="spellStart"/>
-      <w:r>
-        <w:t>trong</w:t>
-      </w:r>
-      <w:proofErr w:type="spellEnd"/>
-      <w:r>
-        <w:t xml:space="preserve"> </w:t>
-      </w:r>
-      <w:proofErr w:type="spellStart"/>
-      <w:r>
-        <w:t>đầu</w:t>
-      </w:r>
-      <w:proofErr w:type="spellEnd"/>
-      <w:r>
-        <w:t xml:space="preserve"> </w:t>
-      </w:r>
-      <w:proofErr w:type="spellStart"/>
-      <w:r>
-        <w:t>khi</w:t>
-      </w:r>
-      <w:proofErr w:type="spellEnd"/>
-      <w:r>
-        <w:t xml:space="preserve"> </w:t>
-      </w:r>
-      <w:proofErr w:type="spellStart"/>
-      <w:r>
-        <w:t>thực</w:t>
-      </w:r>
-      <w:proofErr w:type="spellEnd"/>
-      <w:r>
-        <w:t xml:space="preserve"> </w:t>
-      </w:r>
-      <w:proofErr w:type="spellStart"/>
-      <w:r>
-        <w:t>nghiệm</w:t>
-      </w:r>
-      <w:proofErr w:type="spellEnd"/>
-      <w:r>
-        <w:t xml:space="preserve"> </w:t>
-      </w:r>
-      <w:proofErr w:type="spellStart"/>
-      <w:r>
-        <w:t>ngoài</w:t>
-      </w:r>
-      <w:proofErr w:type="spellEnd"/>
-      <w:r>
-        <w:t xml:space="preserve"> train </w:t>
-      </w:r>
-      <w:proofErr w:type="spellStart"/>
-      <w:r>
-        <w:t>mô</w:t>
-      </w:r>
-      <w:proofErr w:type="spellEnd"/>
-      <w:r>
-        <w:t xml:space="preserve"> </w:t>
-      </w:r>
-      <w:proofErr w:type="spellStart"/>
-      <w:r>
-        <w:t>hình</w:t>
-      </w:r>
-      <w:proofErr w:type="spellEnd"/>
-      <w:r>
-        <w:t xml:space="preserve">: </w:t>
-      </w:r>
-      <w:proofErr w:type="spellStart"/>
-      <w:r>
-        <w:t>sử</w:t>
-      </w:r>
-      <w:proofErr w:type="spellEnd"/>
-      <w:r>
-        <w:t xml:space="preserve"> </w:t>
-      </w:r>
-      <w:proofErr w:type="spellStart"/>
-      <w:r>
-        <w:t>dụng</w:t>
-      </w:r>
-      <w:proofErr w:type="spellEnd"/>
-      <w:r>
-        <w:t xml:space="preserve"> </w:t>
-      </w:r>
-      <w:proofErr w:type="spellStart"/>
-      <w:r>
-        <w:t>hàm</w:t>
-      </w:r>
-      <w:proofErr w:type="spellEnd"/>
-      <w:r>
-        <w:t xml:space="preserve"> </w:t>
-      </w:r>
-      <w:proofErr w:type="spellStart"/>
-      <w:r>
-        <w:t>mất</w:t>
-      </w:r>
-      <w:proofErr w:type="spellEnd"/>
-      <w:r>
-        <w:t xml:space="preserve"> </w:t>
-      </w:r>
-      <w:proofErr w:type="spellStart"/>
-      <w:r>
-        <w:t>mát</w:t>
-      </w:r>
-      <w:proofErr w:type="spellEnd"/>
-      <w:r>
-        <w:t xml:space="preserve"> </w:t>
-      </w:r>
-      <w:proofErr w:type="spellStart"/>
-      <w:r>
-        <w:t>nào</w:t>
-      </w:r>
-      <w:proofErr w:type="spellEnd"/>
-      <w:r>
-        <w:t xml:space="preserve">, fine tuning </w:t>
-      </w:r>
-      <w:proofErr w:type="spellStart"/>
-      <w:r>
-        <w:t>như</w:t>
-      </w:r>
-      <w:proofErr w:type="spellEnd"/>
-      <w:r>
-        <w:t xml:space="preserve"> </w:t>
-      </w:r>
-      <w:proofErr w:type="spellStart"/>
-      <w:r>
-        <w:t>thế</w:t>
-      </w:r>
-      <w:proofErr w:type="spellEnd"/>
-      <w:r>
-        <w:t xml:space="preserve"> </w:t>
-      </w:r>
-      <w:proofErr w:type="spellStart"/>
-      <w:r>
-        <w:t>nào</w:t>
-      </w:r>
-      <w:proofErr w:type="spellEnd"/>
-      <w:r>
-        <w:t xml:space="preserve">, approach </w:t>
-      </w:r>
-      <w:proofErr w:type="spellStart"/>
-      <w:r>
-        <w:t>như</w:t>
-      </w:r>
-      <w:proofErr w:type="spellEnd"/>
-      <w:r>
-        <w:t xml:space="preserve"> </w:t>
-      </w:r>
-      <w:proofErr w:type="spellStart"/>
-      <w:r>
-        <w:t>thế</w:t>
-      </w:r>
-      <w:proofErr w:type="spellEnd"/>
-      <w:r>
-        <w:t xml:space="preserve"> </w:t>
-      </w:r>
-      <w:proofErr w:type="spellStart"/>
-      <w:r>
-        <w:t>nào</w:t>
-      </w:r>
-      <w:proofErr w:type="spellEnd"/>
-      <w:r>
-        <w:t xml:space="preserve">, </w:t>
-      </w:r>
-      <w:proofErr w:type="spellStart"/>
-      <w:r>
-        <w:t>luồng</w:t>
-      </w:r>
-      <w:proofErr w:type="spellEnd"/>
-      <w:r>
-        <w:t xml:space="preserve"> </w:t>
-      </w:r>
-      <w:proofErr w:type="spellStart"/>
-      <w:r>
-        <w:t>dữ</w:t>
-      </w:r>
-      <w:proofErr w:type="spellEnd"/>
-      <w:r>
-        <w:t xml:space="preserve"> </w:t>
-      </w:r>
-      <w:proofErr w:type="spellStart"/>
-      <w:r>
-        <w:t>liệu</w:t>
-      </w:r>
-      <w:proofErr w:type="spellEnd"/>
-      <w:r>
-        <w:t xml:space="preserve"> </w:t>
-      </w:r>
-      <w:proofErr w:type="spellStart"/>
-      <w:r>
-        <w:t>như</w:t>
-      </w:r>
-      <w:proofErr w:type="spellEnd"/>
-      <w:r>
-        <w:t xml:space="preserve"> </w:t>
-      </w:r>
-      <w:proofErr w:type="spellStart"/>
-      <w:r>
-        <w:t>thế</w:t>
-      </w:r>
-      <w:proofErr w:type="spellEnd"/>
-      <w:r>
-        <w:t xml:space="preserve"> </w:t>
-      </w:r>
-      <w:proofErr w:type="spellStart"/>
-      <w:r>
-        <w:t>nào</w:t>
-      </w:r>
-      <w:proofErr w:type="spellEnd"/>
-      <w:r>
-        <w:t xml:space="preserve">, </w:t>
-      </w:r>
-      <w:proofErr w:type="spellStart"/>
-      <w:r>
-        <w:t>các</w:t>
-      </w:r>
-      <w:proofErr w:type="spellEnd"/>
-      <w:r>
-        <w:t xml:space="preserve"> </w:t>
-      </w:r>
-      <w:proofErr w:type="spellStart"/>
-      <w:r>
-        <w:t>bài</w:t>
-      </w:r>
-      <w:proofErr w:type="spellEnd"/>
-      <w:r>
-        <w:t xml:space="preserve"> </w:t>
-      </w:r>
-      <w:proofErr w:type="spellStart"/>
-      <w:r>
-        <w:t>báo</w:t>
-      </w:r>
-      <w:proofErr w:type="spellEnd"/>
-      <w:r>
-        <w:t xml:space="preserve"> baseline </w:t>
-      </w:r>
-      <w:proofErr w:type="spellStart"/>
-      <w:r>
-        <w:t>có</w:t>
-      </w:r>
-      <w:proofErr w:type="spellEnd"/>
-      <w:r>
-        <w:t xml:space="preserve"> </w:t>
-      </w:r>
-      <w:proofErr w:type="spellStart"/>
-      <w:r>
-        <w:t>luồng</w:t>
-      </w:r>
-      <w:proofErr w:type="spellEnd"/>
-      <w:r>
-        <w:t xml:space="preserve"> </w:t>
-      </w:r>
-      <w:proofErr w:type="spellStart"/>
-      <w:r>
-        <w:t>dữ</w:t>
-      </w:r>
-      <w:proofErr w:type="spellEnd"/>
-      <w:r>
-        <w:t xml:space="preserve"> </w:t>
-      </w:r>
-      <w:proofErr w:type="spellStart"/>
-      <w:r>
-        <w:t>liệu</w:t>
-      </w:r>
-      <w:proofErr w:type="spellEnd"/>
-      <w:r>
-        <w:t xml:space="preserve">, approach </w:t>
-      </w:r>
-      <w:proofErr w:type="spellStart"/>
-      <w:r>
-        <w:t>như</w:t>
-      </w:r>
-      <w:proofErr w:type="spellEnd"/>
-      <w:r>
-        <w:t xml:space="preserve"> </w:t>
-      </w:r>
-      <w:proofErr w:type="spellStart"/>
-      <w:r>
-        <w:t>thế</w:t>
-      </w:r>
-      <w:proofErr w:type="spellEnd"/>
-      <w:r>
-        <w:t xml:space="preserve"> </w:t>
-      </w:r>
-      <w:proofErr w:type="spellStart"/>
-      <w:r>
-        <w:t>nào</w:t>
-      </w:r>
-      <w:proofErr w:type="spellEnd"/>
-      <w:r>
-        <w:t xml:space="preserve">, </w:t>
-      </w:r>
-      <w:proofErr w:type="spellStart"/>
-      <w:r>
-        <w:t>sử</w:t>
-      </w:r>
-      <w:proofErr w:type="spellEnd"/>
-      <w:r>
-        <w:t xml:space="preserve"> </w:t>
-      </w:r>
-      <w:proofErr w:type="spellStart"/>
-      <w:r>
-        <w:t>dụng</w:t>
-      </w:r>
-      <w:proofErr w:type="spellEnd"/>
-      <w:r>
-        <w:t xml:space="preserve"> </w:t>
-      </w:r>
-      <w:proofErr w:type="spellStart"/>
-      <w:r>
-        <w:t>các</w:t>
-      </w:r>
-      <w:proofErr w:type="spellEnd"/>
-      <w:r>
-        <w:t xml:space="preserve"> </w:t>
-      </w:r>
-      <w:proofErr w:type="spellStart"/>
-      <w:r>
-        <w:t>phép</w:t>
-      </w:r>
-      <w:proofErr w:type="spellEnd"/>
-      <w:r>
-        <w:t xml:space="preserve"> </w:t>
-      </w:r>
-      <w:proofErr w:type="spellStart"/>
-      <w:r>
-        <w:t>đo</w:t>
-      </w:r>
-      <w:proofErr w:type="spellEnd"/>
-      <w:r>
-        <w:t xml:space="preserve"> </w:t>
-      </w:r>
-      <w:proofErr w:type="spellStart"/>
-      <w:r>
-        <w:t>nào</w:t>
-      </w:r>
-      <w:proofErr w:type="spellEnd"/>
-      <w:r>
-        <w:t>: pr-</w:t>
-      </w:r>
-      <w:proofErr w:type="spellStart"/>
-      <w:r>
-        <w:t>auc</w:t>
-      </w:r>
-      <w:proofErr w:type="spellEnd"/>
-      <w:r>
-        <w:t>, f1, f1 minority-class</w:t>
-      </w:r>
-    </w:p>
-    <w:p>
-      <w:pPr>
-        <w:tabs>
-          <w:tab w:val="left" w:pos="7620"/>
-        </w:tabs>
-      </w:pPr>
       <w:r>
         <w:rPr>
           <w:b/>
@@ -14561,12 +14968,17 @@
         <w:t xml:space="preserve"> </w:t>
       </w:r>
       <w:proofErr w:type="spellStart"/>
+      <w:proofErr w:type="gramStart"/>
       <w:r>
         <w:t>thật,v.v</w:t>
       </w:r>
       <w:proofErr w:type="spellEnd"/>
       <w:r>
-        <w:t xml:space="preserve">. Figure 1, 2 show </w:t>
+        <w:t>.</w:t>
+      </w:r>
+      <w:proofErr w:type="gramEnd"/>
+      <w:r>
+        <w:t xml:space="preserve"> Figure 1, 2 show </w:t>
       </w:r>
       <w:proofErr w:type="spellStart"/>
       <w:r>
@@ -15902,7 +16314,11 @@
       </w:r>
       <w:proofErr w:type="spellEnd"/>
       <w:r>
-        <w:t xml:space="preserve">. SGNN-IB: </w:t>
+        <w:t xml:space="preserve">. </w:t>
+      </w:r>
+      <w:r>
+        <w:lastRenderedPageBreak/>
+        <w:t xml:space="preserve">SGNN-IB: </w:t>
       </w:r>
       <w:proofErr w:type="spellStart"/>
       <w:r>
@@ -16273,11 +16689,7 @@
       </w:r>
       <w:proofErr w:type="spellEnd"/>
       <w:r>
-        <w:t xml:space="preserve"> dataset </w:t>
-      </w:r>
-      <w:r>
-        <w:lastRenderedPageBreak/>
-        <w:t xml:space="preserve">IBM </w:t>
+        <w:t xml:space="preserve"> dataset IBM </w:t>
       </w:r>
       <w:proofErr w:type="spellStart"/>
       <w:r>
@@ -18494,6 +18906,7 @@
       </w:r>
       <w:proofErr w:type="spellStart"/>
       <w:r>
+        <w:lastRenderedPageBreak/>
         <w:t>toán</w:t>
       </w:r>
       <w:proofErr w:type="spellEnd"/>
@@ -19335,7 +19748,6 @@
         <w:rPr>
           <w:rStyle w:val="citation-838"/>
         </w:rPr>
-        <w:lastRenderedPageBreak/>
         <w:t>Nhóm</w:t>
       </w:r>
       <w:proofErr w:type="spellEnd"/>
@@ -21070,6 +21482,7 @@
         <w:rPr>
           <w:noProof/>
         </w:rPr>
+        <w:lastRenderedPageBreak/>
         <w:drawing>
           <wp:inline distT="0" distB="0" distL="0" distR="0" wp14:anchorId="23F4CF15" wp14:editId="69DE4AC7">
             <wp:extent cx="5943600" cy="1661795"/>
@@ -21287,11 +21700,7 @@
       </w:r>
       <w:proofErr w:type="spellEnd"/>
       <w:r>
-        <w:t xml:space="preserve"> </w:t>
-      </w:r>
-      <w:r>
-        <w:lastRenderedPageBreak/>
-        <w:t>HIMVH</w:t>
+        <w:t xml:space="preserve"> HIMVH</w:t>
       </w:r>
       <w:r>
         <w:t xml:space="preserve">. </w:t>
@@ -22556,6 +22965,16 @@
       <w:sz w:val="28"/>
     </w:rPr>
   </w:style>
+  <w:style w:type="character" w:styleId="PlaceholderText">
+    <w:name w:val="Placeholder Text"/>
+    <w:basedOn w:val="DefaultParagraphFont"/>
+    <w:uiPriority w:val="99"/>
+    <w:semiHidden/>
+    <w:rsid w:val="00415405"/>
+    <w:rPr>
+      <w:color w:val="808080"/>
+    </w:rPr>
+  </w:style>
 </w:styles>
 </file>
 

--- a/README.docx
+++ b/README.docx
@@ -1572,14 +1572,9 @@
       </w:r>
       <w:proofErr w:type="spellStart"/>
       <w:r>
-        <w:t>check_</w:t>
-      </w:r>
-      <w:proofErr w:type="gramStart"/>
-      <w:r>
-        <w:t>duplicate.ipynb</w:t>
-      </w:r>
-      <w:proofErr w:type="spellEnd"/>
-      <w:proofErr w:type="gramEnd"/>
+        <w:t>check_duplicate.ipynb</w:t>
+      </w:r>
+      <w:proofErr w:type="spellEnd"/>
       <w:r>
         <w:t xml:space="preserve"> </w:t>
       </w:r>
@@ -4306,15 +4301,7 @@
       </w:r>
       <w:proofErr w:type="spellEnd"/>
       <w:r>
-        <w:t xml:space="preserve"> </w:t>
-      </w:r>
-      <w:proofErr w:type="gramStart"/>
-      <w:r>
-        <w:t>( advances</w:t>
-      </w:r>
-      <w:proofErr w:type="gramEnd"/>
-      <w:r>
-        <w:t xml:space="preserve"> in continual graph learning for anti-money laundering systems: a comprehensive preview)</w:t>
+        <w:t xml:space="preserve"> ( advances in continual graph learning for anti-money laundering systems: a comprehensive preview)</w:t>
       </w:r>
     </w:p>
     <w:p>
@@ -7269,15 +7256,7 @@
         <w:t xml:space="preserve"> </w:t>
       </w:r>
       <w:r>
-        <w:t xml:space="preserve">Fraud Detection </w:t>
-      </w:r>
-      <w:proofErr w:type="gramStart"/>
-      <w:r>
-        <w:t>In</w:t>
-      </w:r>
-      <w:proofErr w:type="gramEnd"/>
-      <w:r>
-        <w:t xml:space="preserve"> Financial Transaction Using GNN With </w:t>
+        <w:t xml:space="preserve">Fraud Detection In Financial Transaction Using GNN With </w:t>
       </w:r>
       <w:proofErr w:type="spellStart"/>
       <w:r>
@@ -11239,7 +11218,6 @@
         <w:t xml:space="preserve"> </w:t>
       </w:r>
       <w:proofErr w:type="spellStart"/>
-      <w:proofErr w:type="gramStart"/>
       <w:r>
         <w:t>biến</w:t>
       </w:r>
@@ -11252,7 +11230,6 @@
         <w:t>một</w:t>
       </w:r>
       <w:proofErr w:type="spellEnd"/>
-      <w:proofErr w:type="gramEnd"/>
       <w:r>
         <w:t xml:space="preserve"> </w:t>
       </w:r>
@@ -12434,6 +12411,308 @@
     </w:p>
     <w:p>
       <w:pPr>
+        <w:pStyle w:val="ListParagraph"/>
+        <w:numPr>
+          <w:ilvl w:val="0"/>
+          <w:numId w:val="6"/>
+        </w:numPr>
+        <w:rPr>
+          <w:rFonts w:eastAsiaTheme="minorEastAsia"/>
+        </w:rPr>
+      </w:pPr>
+      <w:proofErr w:type="spellStart"/>
+      <w:r>
+        <w:rPr>
+          <w:rFonts w:eastAsiaTheme="minorEastAsia"/>
+        </w:rPr>
+        <w:t>StandardScaler</w:t>
+      </w:r>
+      <w:proofErr w:type="spellEnd"/>
+      <w:r>
+        <w:rPr>
+          <w:rFonts w:eastAsiaTheme="minorEastAsia"/>
+        </w:rPr>
+        <w:t xml:space="preserve"> </w:t>
+      </w:r>
+      <w:proofErr w:type="spellStart"/>
+      <w:r>
+        <w:rPr>
+          <w:rFonts w:eastAsiaTheme="minorEastAsia"/>
+        </w:rPr>
+        <w:t>là</w:t>
+      </w:r>
+      <w:proofErr w:type="spellEnd"/>
+      <w:r>
+        <w:rPr>
+          <w:rFonts w:eastAsiaTheme="minorEastAsia"/>
+        </w:rPr>
+        <w:t xml:space="preserve"> 1 </w:t>
+      </w:r>
+      <w:proofErr w:type="spellStart"/>
+      <w:r>
+        <w:rPr>
+          <w:rFonts w:eastAsiaTheme="minorEastAsia"/>
+        </w:rPr>
+        <w:t>máy</w:t>
+      </w:r>
+      <w:proofErr w:type="spellEnd"/>
+      <w:r>
+        <w:rPr>
+          <w:rFonts w:eastAsiaTheme="minorEastAsia"/>
+        </w:rPr>
+        <w:t xml:space="preserve"> </w:t>
+      </w:r>
+      <w:proofErr w:type="spellStart"/>
+      <w:r>
+        <w:rPr>
+          <w:rFonts w:eastAsiaTheme="minorEastAsia"/>
+        </w:rPr>
+        <w:t>làm</w:t>
+      </w:r>
+      <w:proofErr w:type="spellEnd"/>
+      <w:r>
+        <w:rPr>
+          <w:rFonts w:eastAsiaTheme="minorEastAsia"/>
+        </w:rPr>
+        <w:t xml:space="preserve"> </w:t>
+      </w:r>
+      <w:proofErr w:type="spellStart"/>
+      <w:r>
+        <w:rPr>
+          <w:rFonts w:eastAsiaTheme="minorEastAsia"/>
+        </w:rPr>
+        <w:t>chuẩn</w:t>
+      </w:r>
+      <w:proofErr w:type="spellEnd"/>
+      <w:r>
+        <w:rPr>
+          <w:rFonts w:eastAsiaTheme="minorEastAsia"/>
+        </w:rPr>
+        <w:t xml:space="preserve"> </w:t>
+      </w:r>
+      <w:proofErr w:type="spellStart"/>
+      <w:r>
+        <w:rPr>
+          <w:rFonts w:eastAsiaTheme="minorEastAsia"/>
+        </w:rPr>
+        <w:t>dữ</w:t>
+      </w:r>
+      <w:proofErr w:type="spellEnd"/>
+      <w:r>
+        <w:rPr>
+          <w:rFonts w:eastAsiaTheme="minorEastAsia"/>
+        </w:rPr>
+        <w:t xml:space="preserve"> </w:t>
+      </w:r>
+      <w:proofErr w:type="spellStart"/>
+      <w:r>
+        <w:rPr>
+          <w:rFonts w:eastAsiaTheme="minorEastAsia"/>
+        </w:rPr>
+        <w:t>liệu</w:t>
+      </w:r>
+      <w:proofErr w:type="spellEnd"/>
+      <w:r>
+        <w:rPr>
+          <w:rFonts w:eastAsiaTheme="minorEastAsia"/>
+        </w:rPr>
+        <w:t xml:space="preserve">, </w:t>
+      </w:r>
+      <w:proofErr w:type="spellStart"/>
+      <w:r>
+        <w:rPr>
+          <w:rFonts w:eastAsiaTheme="minorEastAsia"/>
+        </w:rPr>
+        <w:t>mỗi</w:t>
+      </w:r>
+      <w:proofErr w:type="spellEnd"/>
+      <w:r>
+        <w:rPr>
+          <w:rFonts w:eastAsiaTheme="minorEastAsia"/>
+        </w:rPr>
+        <w:t xml:space="preserve"> </w:t>
+      </w:r>
+      <w:proofErr w:type="spellStart"/>
+      <w:r>
+        <w:rPr>
+          <w:rFonts w:eastAsiaTheme="minorEastAsia"/>
+        </w:rPr>
+        <w:t>hàm</w:t>
+      </w:r>
+      <w:proofErr w:type="spellEnd"/>
+      <w:r>
+        <w:rPr>
+          <w:rFonts w:eastAsiaTheme="minorEastAsia"/>
+        </w:rPr>
+        <w:t xml:space="preserve"> </w:t>
+      </w:r>
+      <w:proofErr w:type="spellStart"/>
+      <w:r>
+        <w:rPr>
+          <w:rFonts w:eastAsiaTheme="minorEastAsia"/>
+        </w:rPr>
+        <w:t>làm</w:t>
+      </w:r>
+      <w:proofErr w:type="spellEnd"/>
+      <w:r>
+        <w:rPr>
+          <w:rFonts w:eastAsiaTheme="minorEastAsia"/>
+        </w:rPr>
+        <w:t xml:space="preserve"> </w:t>
+      </w:r>
+      <w:proofErr w:type="spellStart"/>
+      <w:r>
+        <w:rPr>
+          <w:rFonts w:eastAsiaTheme="minorEastAsia"/>
+        </w:rPr>
+        <w:t>việc</w:t>
+      </w:r>
+      <w:proofErr w:type="spellEnd"/>
+      <w:r>
+        <w:rPr>
+          <w:rFonts w:eastAsiaTheme="minorEastAsia"/>
+        </w:rPr>
+        <w:t xml:space="preserve"> </w:t>
+      </w:r>
+      <w:proofErr w:type="spellStart"/>
+      <w:r>
+        <w:rPr>
+          <w:rFonts w:eastAsiaTheme="minorEastAsia"/>
+        </w:rPr>
+        <w:t>khác</w:t>
+      </w:r>
+      <w:proofErr w:type="spellEnd"/>
+      <w:r>
+        <w:rPr>
+          <w:rFonts w:eastAsiaTheme="minorEastAsia"/>
+        </w:rPr>
+        <w:t xml:space="preserve"> </w:t>
+      </w:r>
+      <w:proofErr w:type="spellStart"/>
+      <w:r>
+        <w:rPr>
+          <w:rFonts w:eastAsiaTheme="minorEastAsia"/>
+        </w:rPr>
+        <w:t>nhau</w:t>
+      </w:r>
+      <w:proofErr w:type="spellEnd"/>
+    </w:p>
+    <w:p>
+      <w:r>
+        <w:t xml:space="preserve">Fit(): </w:t>
+      </w:r>
+      <w:proofErr w:type="spellStart"/>
+      <w:r>
+        <w:t>tính</w:t>
+      </w:r>
+      <w:proofErr w:type="spellEnd"/>
+      <w:r>
+        <w:t xml:space="preserve"> mean </w:t>
+      </w:r>
+      <w:proofErr w:type="spellStart"/>
+      <w:r>
+        <w:t>và</w:t>
+      </w:r>
+      <w:proofErr w:type="spellEnd"/>
+      <w:r>
+        <w:t xml:space="preserve"> std</w:t>
+      </w:r>
+    </w:p>
+    <w:p>
+      <w:r>
+        <w:t xml:space="preserve">Transform(): </w:t>
+      </w:r>
+      <w:proofErr w:type="spellStart"/>
+      <w:r>
+        <w:t>chuẩn</w:t>
+      </w:r>
+      <w:proofErr w:type="spellEnd"/>
+      <w:r>
+        <w:t xml:space="preserve"> </w:t>
+      </w:r>
+      <w:proofErr w:type="spellStart"/>
+      <w:r>
+        <w:t>hóa</w:t>
+      </w:r>
+      <w:proofErr w:type="spellEnd"/>
+      <w:r>
+        <w:t xml:space="preserve"> </w:t>
+      </w:r>
+      <w:proofErr w:type="spellStart"/>
+      <w:r>
+        <w:t>về</w:t>
+      </w:r>
+      <w:proofErr w:type="spellEnd"/>
+      <w:r>
+        <w:t xml:space="preserve"> [0:1] </w:t>
+      </w:r>
+      <w:proofErr w:type="spellStart"/>
+      <w:r>
+        <w:t>bằng</w:t>
+      </w:r>
+      <w:proofErr w:type="spellEnd"/>
+      <w:r>
+        <w:t xml:space="preserve"> </w:t>
+      </w:r>
+      <w:proofErr w:type="spellStart"/>
+      <w:r>
+        <w:t>cách</w:t>
+      </w:r>
+      <w:proofErr w:type="spellEnd"/>
+      <w:r>
+        <w:t xml:space="preserve"> </w:t>
+      </w:r>
+      <w:proofErr w:type="spellStart"/>
+      <w:r>
+        <w:t>chuẩn</w:t>
+      </w:r>
+      <w:proofErr w:type="spellEnd"/>
+      <w:r>
+        <w:t xml:space="preserve"> </w:t>
+      </w:r>
+      <w:proofErr w:type="spellStart"/>
+      <w:r>
+        <w:t>hóa</w:t>
+      </w:r>
+      <w:proofErr w:type="spellEnd"/>
+      <w:r>
+        <w:t xml:space="preserve"> </w:t>
+      </w:r>
+      <w:proofErr w:type="spellStart"/>
+      <w:r>
+        <w:t>dữ</w:t>
+      </w:r>
+      <w:proofErr w:type="spellEnd"/>
+      <w:r>
+        <w:t xml:space="preserve"> </w:t>
+      </w:r>
+      <w:proofErr w:type="spellStart"/>
+      <w:r>
+        <w:t>liệu</w:t>
+      </w:r>
+      <w:proofErr w:type="spellEnd"/>
+      <w:r>
+        <w:t xml:space="preserve"> </w:t>
+      </w:r>
+      <w:proofErr w:type="spellStart"/>
+      <w:r>
+        <w:t>về</w:t>
+      </w:r>
+      <w:proofErr w:type="spellEnd"/>
+      <w:r>
+        <w:t xml:space="preserve"> </w:t>
+      </w:r>
+      <w:proofErr w:type="spellStart"/>
+      <w:r>
+        <w:t>dạng</w:t>
+      </w:r>
+      <w:proofErr w:type="spellEnd"/>
+      <w:r>
+        <w:t xml:space="preserve"> (x-mean)/std</w:t>
+      </w:r>
+    </w:p>
+    <w:p>
+      <w:pPr>
         <w:pStyle w:val="Heading2"/>
         <w:numPr>
           <w:ilvl w:val="0"/>
@@ -13414,6 +13693,7 @@
       </w:pPr>
       <w:proofErr w:type="spellStart"/>
       <w:r>
+        <w:lastRenderedPageBreak/>
         <w:t>Nhóm</w:t>
       </w:r>
       <w:proofErr w:type="spellEnd"/>
@@ -13840,7 +14120,6 @@
         <w:rPr>
           <w:rStyle w:val="Strong"/>
         </w:rPr>
-        <w:lastRenderedPageBreak/>
         <w:t>GFP (Graph Feature Preprocessor – IBM)</w:t>
       </w:r>
       <w:r>
@@ -14927,6 +15206,7 @@
     </w:p>
     <w:p>
       <w:r>
+        <w:lastRenderedPageBreak/>
         <w:t>Raw features + neighbors features = graph structure (GNN)</w:t>
       </w:r>
     </w:p>
@@ -15047,7 +15327,6 @@
         <w:rPr>
           <w:noProof/>
         </w:rPr>
-        <w:lastRenderedPageBreak/>
         <w:drawing>
           <wp:inline distT="0" distB="0" distL="0" distR="0" wp14:anchorId="5703E7B9" wp14:editId="4FDE11D5">
             <wp:extent cx="5943600" cy="4924425"/>
@@ -15279,6 +15558,9 @@
     </w:p>
     <w:p>
       <w:r>
+        <w:rPr>
+          <w:noProof/>
+        </w:rPr>
         <w:drawing>
           <wp:inline distT="0" distB="0" distL="0" distR="0" wp14:anchorId="73D9763C" wp14:editId="508274F0">
             <wp:extent cx="5943600" cy="4939030"/>
@@ -15334,7 +15616,1253 @@
         <w:t xml:space="preserve"> assemble transaction</w:t>
       </w:r>
     </w:p>
-    <w:p/>
+    <w:p>
+      <w:r>
+        <w:rPr>
+          <w:noProof/>
+        </w:rPr>
+        <w:lastRenderedPageBreak/>
+        <w:drawing>
+          <wp:inline distT="0" distB="0" distL="0" distR="0" wp14:anchorId="036E2A9A" wp14:editId="7566E67C">
+            <wp:extent cx="5943600" cy="4939030"/>
+            <wp:effectExtent l="0" t="0" r="0" b="0"/>
+            <wp:docPr id="18" name="Picture 18"/>
+            <wp:cNvGraphicFramePr>
+              <a:graphicFrameLocks xmlns:a="http://schemas.openxmlformats.org/drawingml/2006/main" noChangeAspect="1"/>
+            </wp:cNvGraphicFramePr>
+            <a:graphic xmlns:a="http://schemas.openxmlformats.org/drawingml/2006/main">
+              <a:graphicData uri="http://schemas.openxmlformats.org/drawingml/2006/picture">
+                <pic:pic xmlns:pic="http://schemas.openxmlformats.org/drawingml/2006/picture">
+                  <pic:nvPicPr>
+                    <pic:cNvPr id="18" name="Picture 18"/>
+                    <pic:cNvPicPr/>
+                  </pic:nvPicPr>
+                  <pic:blipFill>
+                    <a:blip r:embed="rId28">
+                      <a:extLst>
+                        <a:ext uri="{28A0092B-C50C-407E-A947-70E740481C1C}">
+                          <a14:useLocalDpi xmlns:a14="http://schemas.microsoft.com/office/drawing/2010/main" val="0"/>
+                        </a:ext>
+                      </a:extLst>
+                    </a:blip>
+                    <a:stretch>
+                      <a:fillRect/>
+                    </a:stretch>
+                  </pic:blipFill>
+                  <pic:spPr>
+                    <a:xfrm>
+                      <a:off x="0" y="0"/>
+                      <a:ext cx="5943600" cy="4939030"/>
+                    </a:xfrm>
+                    <a:prstGeom prst="rect">
+                      <a:avLst/>
+                    </a:prstGeom>
+                  </pic:spPr>
+                </pic:pic>
+              </a:graphicData>
+            </a:graphic>
+          </wp:inline>
+        </w:drawing>
+      </w:r>
+    </w:p>
+    <w:p>
+      <w:r>
+        <w:t xml:space="preserve">Train_classical.py </w:t>
+      </w:r>
+      <w:proofErr w:type="spellStart"/>
+      <w:r>
+        <w:t>dùng</w:t>
+      </w:r>
+      <w:proofErr w:type="spellEnd"/>
+      <w:r>
+        <w:t xml:space="preserve"> name, seed, </w:t>
+      </w:r>
+      <w:proofErr w:type="spellStart"/>
+      <w:r>
+        <w:t>pos_weight</w:t>
+      </w:r>
+      <w:proofErr w:type="spellEnd"/>
+      <w:r>
+        <w:t xml:space="preserve"> </w:t>
+      </w:r>
+      <w:proofErr w:type="spellStart"/>
+      <w:r>
+        <w:t>để</w:t>
+      </w:r>
+      <w:proofErr w:type="spellEnd"/>
+      <w:r>
+        <w:t xml:space="preserve"> </w:t>
+      </w:r>
+      <w:proofErr w:type="spellStart"/>
+      <w:r>
+        <w:t>chạy</w:t>
+      </w:r>
+      <w:proofErr w:type="spellEnd"/>
+      <w:r>
+        <w:t xml:space="preserve"> qua </w:t>
+      </w:r>
+      <w:proofErr w:type="spellStart"/>
+      <w:r>
+        <w:t>các</w:t>
+      </w:r>
+      <w:proofErr w:type="spellEnd"/>
+      <w:r>
+        <w:t xml:space="preserve"> </w:t>
+      </w:r>
+      <w:proofErr w:type="spellStart"/>
+      <w:r>
+        <w:t>lần</w:t>
+      </w:r>
+      <w:proofErr w:type="spellEnd"/>
+      <w:r>
+        <w:t xml:space="preserve"> </w:t>
+      </w:r>
+      <w:proofErr w:type="spellStart"/>
+      <w:r>
+        <w:t>thử</w:t>
+      </w:r>
+      <w:proofErr w:type="spellEnd"/>
+      <w:r>
+        <w:t xml:space="preserve"> </w:t>
+      </w:r>
+      <w:proofErr w:type="spellStart"/>
+      <w:r>
+        <w:t>mô</w:t>
+      </w:r>
+      <w:proofErr w:type="spellEnd"/>
+      <w:r>
+        <w:t xml:space="preserve"> </w:t>
+      </w:r>
+      <w:proofErr w:type="spellStart"/>
+      <w:r>
+        <w:t>hình</w:t>
+      </w:r>
+      <w:proofErr w:type="spellEnd"/>
+      <w:r>
+        <w:t>.</w:t>
+      </w:r>
+    </w:p>
+    <w:p>
+      <w:proofErr w:type="spellStart"/>
+      <w:r>
+        <w:t>Cách</w:t>
+      </w:r>
+      <w:proofErr w:type="spellEnd"/>
+      <w:r>
+        <w:t xml:space="preserve"> chia: temporal split 60/20/20 </w:t>
+      </w:r>
+      <w:proofErr w:type="spellStart"/>
+      <w:r>
+        <w:t>theo</w:t>
+      </w:r>
+      <w:proofErr w:type="spellEnd"/>
+      <w:r>
+        <w:t xml:space="preserve"> index </w:t>
+      </w:r>
+      <w:proofErr w:type="spellStart"/>
+      <w:r>
+        <w:t>giống</w:t>
+      </w:r>
+      <w:proofErr w:type="spellEnd"/>
+      <w:r>
+        <w:t xml:space="preserve"> </w:t>
+      </w:r>
+      <w:proofErr w:type="spellStart"/>
+      <w:r>
+        <w:t>bài</w:t>
+      </w:r>
+      <w:proofErr w:type="spellEnd"/>
+      <w:r>
+        <w:t xml:space="preserve"> </w:t>
+      </w:r>
+      <w:proofErr w:type="spellStart"/>
+      <w:r>
+        <w:t>báo</w:t>
+      </w:r>
+      <w:proofErr w:type="spellEnd"/>
+      <w:r>
+        <w:t xml:space="preserve"> Realistic synthetic (Altman 2023), GFP, provably graph neural network (</w:t>
+      </w:r>
+      <w:proofErr w:type="spellStart"/>
+      <w:r>
+        <w:t>Egressy</w:t>
+      </w:r>
+      <w:proofErr w:type="spellEnd"/>
+      <w:r>
+        <w:t>)</w:t>
+      </w:r>
+    </w:p>
+    <w:p>
+      <w:r>
+        <w:t xml:space="preserve">Metric </w:t>
+      </w:r>
+      <w:proofErr w:type="spellStart"/>
+      <w:r>
+        <w:t>chính</w:t>
+      </w:r>
+      <w:proofErr w:type="spellEnd"/>
+      <w:r>
+        <w:t>: f1-minority</w:t>
+      </w:r>
+    </w:p>
+    <w:p>
+      <w:proofErr w:type="spellStart"/>
+      <w:r>
+        <w:t>Chỉ</w:t>
+      </w:r>
+      <w:proofErr w:type="spellEnd"/>
+      <w:r>
+        <w:t xml:space="preserve"> fit </w:t>
+      </w:r>
+      <w:proofErr w:type="spellStart"/>
+      <w:r>
+        <w:t>standardScaler</w:t>
+      </w:r>
+      <w:proofErr w:type="spellEnd"/>
+      <w:r>
+        <w:t xml:space="preserve"> </w:t>
+      </w:r>
+      <w:proofErr w:type="spellStart"/>
+      <w:r>
+        <w:t>trên</w:t>
+      </w:r>
+      <w:proofErr w:type="spellEnd"/>
+      <w:r>
+        <w:t xml:space="preserve"> </w:t>
+      </w:r>
+      <w:proofErr w:type="spellStart"/>
+      <w:r>
+        <w:t>tập</w:t>
+      </w:r>
+      <w:proofErr w:type="spellEnd"/>
+      <w:r>
+        <w:t xml:space="preserve"> train </w:t>
+      </w:r>
+      <w:proofErr w:type="spellStart"/>
+      <w:r>
+        <w:t>để</w:t>
+      </w:r>
+      <w:proofErr w:type="spellEnd"/>
+      <w:r>
+        <w:t xml:space="preserve"> </w:t>
+      </w:r>
+      <w:proofErr w:type="spellStart"/>
+      <w:r>
+        <w:t>đảm</w:t>
+      </w:r>
+      <w:proofErr w:type="spellEnd"/>
+      <w:r>
+        <w:t xml:space="preserve"> </w:t>
+      </w:r>
+      <w:proofErr w:type="spellStart"/>
+      <w:r>
+        <w:t>bảo</w:t>
+      </w:r>
+      <w:proofErr w:type="spellEnd"/>
+      <w:r>
+        <w:t xml:space="preserve"> </w:t>
+      </w:r>
+      <w:proofErr w:type="spellStart"/>
+      <w:r>
+        <w:t>khách</w:t>
+      </w:r>
+      <w:proofErr w:type="spellEnd"/>
+      <w:r>
+        <w:t xml:space="preserve"> </w:t>
+      </w:r>
+      <w:proofErr w:type="spellStart"/>
+      <w:r>
+        <w:t>quan</w:t>
+      </w:r>
+      <w:proofErr w:type="spellEnd"/>
+      <w:r>
+        <w:t xml:space="preserve"> </w:t>
+      </w:r>
+      <w:proofErr w:type="spellStart"/>
+      <w:r>
+        <w:t>trên</w:t>
+      </w:r>
+      <w:proofErr w:type="spellEnd"/>
+      <w:r>
+        <w:t xml:space="preserve"> </w:t>
+      </w:r>
+      <w:proofErr w:type="spellStart"/>
+      <w:r>
+        <w:t>tập</w:t>
+      </w:r>
+      <w:proofErr w:type="spellEnd"/>
+      <w:r>
+        <w:t xml:space="preserve"> test</w:t>
+      </w:r>
+    </w:p>
+    <w:p>
+      <w:proofErr w:type="spellStart"/>
+      <w:r>
+        <w:t>Chạy</w:t>
+      </w:r>
+      <w:proofErr w:type="spellEnd"/>
+      <w:r>
+        <w:t xml:space="preserve"> 5 </w:t>
+      </w:r>
+      <w:proofErr w:type="spellStart"/>
+      <w:r>
+        <w:t>lần</w:t>
+      </w:r>
+      <w:proofErr w:type="spellEnd"/>
+      <w:r>
+        <w:t xml:space="preserve"> </w:t>
+      </w:r>
+      <w:proofErr w:type="spellStart"/>
+      <w:r>
+        <w:t>để</w:t>
+      </w:r>
+      <w:proofErr w:type="spellEnd"/>
+      <w:r>
+        <w:t xml:space="preserve"> </w:t>
+      </w:r>
+      <w:proofErr w:type="spellStart"/>
+      <w:r>
+        <w:t>đo</w:t>
+      </w:r>
+      <w:proofErr w:type="spellEnd"/>
+      <w:r>
+        <w:t xml:space="preserve"> </w:t>
+      </w:r>
+      <w:proofErr w:type="spellStart"/>
+      <w:r>
+        <w:t>độ</w:t>
+      </w:r>
+      <w:proofErr w:type="spellEnd"/>
+      <w:r>
+        <w:t xml:space="preserve"> </w:t>
+      </w:r>
+      <w:proofErr w:type="spellStart"/>
+      <w:r>
+        <w:t>ổn</w:t>
+      </w:r>
+      <w:proofErr w:type="spellEnd"/>
+      <w:r>
+        <w:t xml:space="preserve"> </w:t>
+      </w:r>
+      <w:proofErr w:type="spellStart"/>
+      <w:r>
+        <w:t>định</w:t>
+      </w:r>
+      <w:proofErr w:type="spellEnd"/>
+      <w:r>
+        <w:t xml:space="preserve"> </w:t>
+      </w:r>
+      <w:proofErr w:type="spellStart"/>
+      <w:r>
+        <w:t>và</w:t>
+      </w:r>
+      <w:proofErr w:type="spellEnd"/>
+      <w:r>
+        <w:t xml:space="preserve"> mean, std </w:t>
+      </w:r>
+      <w:proofErr w:type="spellStart"/>
+      <w:r>
+        <w:t>kết</w:t>
+      </w:r>
+      <w:proofErr w:type="spellEnd"/>
+      <w:r>
+        <w:t xml:space="preserve"> </w:t>
+      </w:r>
+      <w:proofErr w:type="spellStart"/>
+      <w:r>
+        <w:t>quả</w:t>
+      </w:r>
+      <w:proofErr w:type="spellEnd"/>
+      <w:r>
+        <w:t xml:space="preserve"> </w:t>
+      </w:r>
+      <w:proofErr w:type="spellStart"/>
+      <w:r>
+        <w:t>đảm</w:t>
+      </w:r>
+      <w:proofErr w:type="spellEnd"/>
+      <w:r>
+        <w:t xml:space="preserve"> </w:t>
+      </w:r>
+      <w:proofErr w:type="spellStart"/>
+      <w:r>
+        <w:t>bảo</w:t>
+      </w:r>
+      <w:proofErr w:type="spellEnd"/>
+      <w:r>
+        <w:t xml:space="preserve"> </w:t>
+      </w:r>
+      <w:proofErr w:type="spellStart"/>
+      <w:r>
+        <w:t>đánh</w:t>
+      </w:r>
+      <w:proofErr w:type="spellEnd"/>
+      <w:r>
+        <w:t xml:space="preserve"> </w:t>
+      </w:r>
+      <w:proofErr w:type="spellStart"/>
+      <w:r>
+        <w:t>giá</w:t>
+      </w:r>
+      <w:proofErr w:type="spellEnd"/>
+      <w:r>
+        <w:t xml:space="preserve"> </w:t>
+      </w:r>
+      <w:proofErr w:type="spellStart"/>
+      <w:r>
+        <w:t>chính</w:t>
+      </w:r>
+      <w:proofErr w:type="spellEnd"/>
+      <w:r>
+        <w:t xml:space="preserve"> </w:t>
+      </w:r>
+      <w:proofErr w:type="spellStart"/>
+      <w:r>
+        <w:t>xác</w:t>
+      </w:r>
+      <w:proofErr w:type="spellEnd"/>
+      <w:r>
+        <w:t xml:space="preserve"> </w:t>
+      </w:r>
+      <w:proofErr w:type="spellStart"/>
+      <w:r>
+        <w:t>nhất</w:t>
+      </w:r>
+      <w:proofErr w:type="spellEnd"/>
+      <w:r>
+        <w:t xml:space="preserve"> </w:t>
+      </w:r>
+      <w:proofErr w:type="spellStart"/>
+      <w:r>
+        <w:t>có</w:t>
+      </w:r>
+      <w:proofErr w:type="spellEnd"/>
+      <w:r>
+        <w:t xml:space="preserve"> </w:t>
+      </w:r>
+      <w:proofErr w:type="spellStart"/>
+      <w:r>
+        <w:t>thể</w:t>
+      </w:r>
+      <w:proofErr w:type="spellEnd"/>
+    </w:p>
+    <w:p>
+      <w:r>
+        <w:t xml:space="preserve">Chia ra 3 </w:t>
+      </w:r>
+      <w:proofErr w:type="spellStart"/>
+      <w:r>
+        <w:t>tham</w:t>
+      </w:r>
+      <w:proofErr w:type="spellEnd"/>
+      <w:r>
+        <w:t xml:space="preserve"> </w:t>
+      </w:r>
+      <w:proofErr w:type="spellStart"/>
+      <w:r>
+        <w:t>số</w:t>
+      </w:r>
+      <w:proofErr w:type="spellEnd"/>
+      <w:r>
+        <w:t xml:space="preserve"> </w:t>
+      </w:r>
+      <w:proofErr w:type="spellStart"/>
+      <w:r>
+        <w:t>để</w:t>
+      </w:r>
+      <w:proofErr w:type="spellEnd"/>
+      <w:r>
+        <w:t xml:space="preserve"> </w:t>
+      </w:r>
+      <w:proofErr w:type="spellStart"/>
+      <w:r>
+        <w:t>chạy</w:t>
+      </w:r>
+      <w:proofErr w:type="spellEnd"/>
+      <w:r>
+        <w:t xml:space="preserve"> </w:t>
+      </w:r>
+      <w:proofErr w:type="spellStart"/>
+      <w:r>
+        <w:t>là</w:t>
+      </w:r>
+      <w:proofErr w:type="spellEnd"/>
+      <w:r>
+        <w:t xml:space="preserve">: X(feature </w:t>
+      </w:r>
+      <w:proofErr w:type="spellStart"/>
+      <w:r>
+        <w:t>thủ</w:t>
+      </w:r>
+      <w:proofErr w:type="spellEnd"/>
+      <w:r>
+        <w:t xml:space="preserve"> </w:t>
+      </w:r>
+      <w:proofErr w:type="spellStart"/>
+      <w:r>
+        <w:t>công</w:t>
+      </w:r>
+      <w:proofErr w:type="spellEnd"/>
+      <w:r>
+        <w:t>), y (</w:t>
+      </w:r>
+      <w:proofErr w:type="spellStart"/>
+      <w:r>
+        <w:t>kết</w:t>
+      </w:r>
+      <w:proofErr w:type="spellEnd"/>
+      <w:r>
+        <w:t xml:space="preserve"> </w:t>
+      </w:r>
+      <w:proofErr w:type="spellStart"/>
+      <w:r>
+        <w:t>quả</w:t>
+      </w:r>
+      <w:proofErr w:type="spellEnd"/>
+      <w:r>
+        <w:t xml:space="preserve">), </w:t>
+      </w:r>
+      <w:proofErr w:type="spellStart"/>
+      <w:r>
+        <w:t>feat_names</w:t>
+      </w:r>
+      <w:proofErr w:type="spellEnd"/>
+      <w:r>
+        <w:t xml:space="preserve"> (</w:t>
+      </w:r>
+      <w:proofErr w:type="spellStart"/>
+      <w:r>
+        <w:t>cột</w:t>
+      </w:r>
+      <w:proofErr w:type="spellEnd"/>
+      <w:r>
+        <w:t xml:space="preserve"> </w:t>
+      </w:r>
+      <w:proofErr w:type="spellStart"/>
+      <w:r>
+        <w:t>để</w:t>
+      </w:r>
+      <w:proofErr w:type="spellEnd"/>
+      <w:r>
+        <w:t xml:space="preserve"> </w:t>
+      </w:r>
+      <w:proofErr w:type="spellStart"/>
+      <w:r>
+        <w:t>gán</w:t>
+      </w:r>
+      <w:proofErr w:type="spellEnd"/>
+      <w:r>
+        <w:t xml:space="preserve"> </w:t>
+      </w:r>
+      <w:proofErr w:type="spellStart"/>
+      <w:r>
+        <w:t>trọng</w:t>
+      </w:r>
+      <w:proofErr w:type="spellEnd"/>
+      <w:r>
+        <w:t xml:space="preserve"> </w:t>
+      </w:r>
+      <w:proofErr w:type="spellStart"/>
+      <w:r>
+        <w:t>số</w:t>
+      </w:r>
+      <w:proofErr w:type="spellEnd"/>
+      <w:r>
+        <w:t xml:space="preserve"> </w:t>
+      </w:r>
+      <w:proofErr w:type="spellStart"/>
+      <w:r>
+        <w:t>từ</w:t>
+      </w:r>
+      <w:proofErr w:type="spellEnd"/>
+      <w:r>
+        <w:t xml:space="preserve"> X) </w:t>
+      </w:r>
+    </w:p>
+    <w:p>
+      <w:proofErr w:type="spellStart"/>
+      <w:r>
+        <w:lastRenderedPageBreak/>
+        <w:t>Đo</w:t>
+      </w:r>
+      <w:proofErr w:type="spellEnd"/>
+      <w:r>
+        <w:t xml:space="preserve"> threshold </w:t>
+      </w:r>
+      <w:proofErr w:type="spellStart"/>
+      <w:r>
+        <w:t>mức</w:t>
+      </w:r>
+      <w:proofErr w:type="spellEnd"/>
+      <w:r>
+        <w:t xml:space="preserve"> </w:t>
+      </w:r>
+      <w:proofErr w:type="spellStart"/>
+      <w:r>
+        <w:t>tốt</w:t>
+      </w:r>
+      <w:proofErr w:type="spellEnd"/>
+      <w:r>
+        <w:t xml:space="preserve"> </w:t>
+      </w:r>
+      <w:proofErr w:type="spellStart"/>
+      <w:r>
+        <w:t>nhất</w:t>
+      </w:r>
+      <w:proofErr w:type="spellEnd"/>
+      <w:r>
+        <w:t xml:space="preserve"> </w:t>
+      </w:r>
+      <w:proofErr w:type="spellStart"/>
+      <w:r>
+        <w:t>xong</w:t>
+      </w:r>
+      <w:proofErr w:type="spellEnd"/>
+      <w:r>
+        <w:t xml:space="preserve"> </w:t>
+      </w:r>
+      <w:proofErr w:type="spellStart"/>
+      <w:r>
+        <w:t>áp</w:t>
+      </w:r>
+      <w:proofErr w:type="spellEnd"/>
+      <w:r>
+        <w:t xml:space="preserve"> </w:t>
+      </w:r>
+      <w:proofErr w:type="spellStart"/>
+      <w:r>
+        <w:t>dụng</w:t>
+      </w:r>
+      <w:proofErr w:type="spellEnd"/>
+      <w:r>
+        <w:t xml:space="preserve"> </w:t>
+      </w:r>
+      <w:proofErr w:type="spellStart"/>
+      <w:r>
+        <w:t>lên</w:t>
+      </w:r>
+      <w:proofErr w:type="spellEnd"/>
+      <w:r>
+        <w:t xml:space="preserve"> </w:t>
+      </w:r>
+      <w:proofErr w:type="spellStart"/>
+      <w:r>
+        <w:t>tập</w:t>
+      </w:r>
+      <w:proofErr w:type="spellEnd"/>
+      <w:r>
+        <w:t xml:space="preserve"> test</w:t>
+      </w:r>
+    </w:p>
+    <w:p>
+      <w:proofErr w:type="spellStart"/>
+      <w:r>
+        <w:t>Các</w:t>
+      </w:r>
+      <w:proofErr w:type="spellEnd"/>
+      <w:r>
+        <w:t xml:space="preserve"> </w:t>
+      </w:r>
+      <w:proofErr w:type="spellStart"/>
+      <w:r>
+        <w:t>bài</w:t>
+      </w:r>
+      <w:proofErr w:type="spellEnd"/>
+      <w:r>
+        <w:t xml:space="preserve"> </w:t>
+      </w:r>
+      <w:proofErr w:type="spellStart"/>
+      <w:r>
+        <w:t>báo</w:t>
+      </w:r>
+      <w:proofErr w:type="spellEnd"/>
+      <w:r>
+        <w:t xml:space="preserve"> </w:t>
+      </w:r>
+      <w:proofErr w:type="spellStart"/>
+      <w:r>
+        <w:t>thực</w:t>
+      </w:r>
+      <w:proofErr w:type="spellEnd"/>
+      <w:r>
+        <w:t xml:space="preserve"> </w:t>
+      </w:r>
+      <w:proofErr w:type="spellStart"/>
+      <w:r>
+        <w:t>nghiệm</w:t>
+      </w:r>
+      <w:proofErr w:type="spellEnd"/>
+      <w:r>
+        <w:t xml:space="preserve"> </w:t>
+      </w:r>
+      <w:proofErr w:type="spellStart"/>
+      <w:r>
+        <w:t>mô</w:t>
+      </w:r>
+      <w:proofErr w:type="spellEnd"/>
+      <w:r>
+        <w:t xml:space="preserve"> </w:t>
+      </w:r>
+      <w:proofErr w:type="spellStart"/>
+      <w:r>
+        <w:t>hình</w:t>
+      </w:r>
+      <w:proofErr w:type="spellEnd"/>
+      <w:r>
+        <w:t xml:space="preserve"> </w:t>
+      </w:r>
+      <w:proofErr w:type="spellStart"/>
+      <w:r>
+        <w:t>cổ</w:t>
+      </w:r>
+      <w:proofErr w:type="spellEnd"/>
+      <w:r>
+        <w:t xml:space="preserve"> </w:t>
+      </w:r>
+      <w:proofErr w:type="spellStart"/>
+      <w:r>
+        <w:t>điển</w:t>
+      </w:r>
+      <w:proofErr w:type="spellEnd"/>
+      <w:r>
+        <w:t xml:space="preserve">: </w:t>
+      </w:r>
+    </w:p>
+    <w:p>
+      <w:pPr>
+        <w:pStyle w:val="ListParagraph"/>
+        <w:numPr>
+          <w:ilvl w:val="0"/>
+          <w:numId w:val="6"/>
+        </w:numPr>
+      </w:pPr>
+      <w:r>
+        <w:t xml:space="preserve">Application of Classical and Quantum-Hybrid...pdf — baseline: Logistic Regression, Decision Tree, Random Forest, </w:t>
+      </w:r>
+      <w:proofErr w:type="spellStart"/>
+      <w:r>
+        <w:t>XGBoost</w:t>
+      </w:r>
+      <w:proofErr w:type="spellEnd"/>
+      <w:r>
+        <w:t xml:space="preserve"> (so </w:t>
+      </w:r>
+      <w:proofErr w:type="spellStart"/>
+      <w:r>
+        <w:t>với</w:t>
+      </w:r>
+      <w:proofErr w:type="spellEnd"/>
+      <w:r>
+        <w:t xml:space="preserve"> QSVM/VQC).</w:t>
+      </w:r>
+    </w:p>
+    <w:p>
+      <w:pPr>
+        <w:pStyle w:val="ListParagraph"/>
+        <w:numPr>
+          <w:ilvl w:val="0"/>
+          <w:numId w:val="6"/>
+        </w:numPr>
+      </w:pPr>
+      <w:r>
+        <w:t xml:space="preserve">A Customer-Level Fraudulent Activity.pdf — Decision Tree, </w:t>
+      </w:r>
+      <w:proofErr w:type="spellStart"/>
+      <w:r>
+        <w:t>XGBoost</w:t>
+      </w:r>
+      <w:proofErr w:type="spellEnd"/>
+      <w:r>
+        <w:t>.</w:t>
+      </w:r>
+    </w:p>
+    <w:p>
+      <w:pPr>
+        <w:pStyle w:val="ListParagraph"/>
+        <w:numPr>
+          <w:ilvl w:val="0"/>
+          <w:numId w:val="6"/>
+        </w:numPr>
+      </w:pPr>
+      <w:r>
+        <w:t>NETWORK ANALYTICS FOR ANTI-MONEY LAUNDERING.pdf — Logistic Regression, SVM.</w:t>
+      </w:r>
+    </w:p>
+    <w:p>
+      <w:pPr>
+        <w:pStyle w:val="ListParagraph"/>
+        <w:numPr>
+          <w:ilvl w:val="0"/>
+          <w:numId w:val="6"/>
+        </w:numPr>
+      </w:pPr>
+      <w:r>
+        <w:t xml:space="preserve">Graph Neural Networks Applied to Money Laundering.pdf — Logistic Regression, Random Forest, MLP, </w:t>
+      </w:r>
+      <w:proofErr w:type="spellStart"/>
+      <w:r>
+        <w:t>XGBoost</w:t>
+      </w:r>
+      <w:proofErr w:type="spellEnd"/>
+      <w:r>
+        <w:t xml:space="preserve">, </w:t>
+      </w:r>
+      <w:proofErr w:type="spellStart"/>
+      <w:r>
+        <w:t>Softmax</w:t>
+      </w:r>
+      <w:proofErr w:type="spellEnd"/>
+      <w:r>
+        <w:t>.</w:t>
+      </w:r>
+    </w:p>
+    <w:p>
+      <w:pPr>
+        <w:pStyle w:val="ListParagraph"/>
+        <w:numPr>
+          <w:ilvl w:val="0"/>
+          <w:numId w:val="6"/>
+        </w:numPr>
+      </w:pPr>
+      <w:r>
+        <w:t xml:space="preserve">Money Laundering Detection with Multi-Aggregation Custom Edge GIN.pdf — </w:t>
+      </w:r>
+      <w:proofErr w:type="spellStart"/>
+      <w:r>
+        <w:t>XGBoost</w:t>
+      </w:r>
+      <w:proofErr w:type="spellEnd"/>
+      <w:r>
+        <w:t xml:space="preserve"> </w:t>
+      </w:r>
+      <w:proofErr w:type="spellStart"/>
+      <w:r>
+        <w:t>làm</w:t>
+      </w:r>
+      <w:proofErr w:type="spellEnd"/>
+      <w:r>
+        <w:t xml:space="preserve"> link predictor </w:t>
+      </w:r>
+      <w:proofErr w:type="spellStart"/>
+      <w:r>
+        <w:t>kết</w:t>
+      </w:r>
+      <w:proofErr w:type="spellEnd"/>
+      <w:r>
+        <w:t xml:space="preserve"> </w:t>
+      </w:r>
+      <w:proofErr w:type="spellStart"/>
+      <w:r>
+        <w:t>hợp</w:t>
+      </w:r>
+      <w:proofErr w:type="spellEnd"/>
+      <w:r>
+        <w:t xml:space="preserve"> GNN.</w:t>
+      </w:r>
+    </w:p>
+    <w:p>
+      <w:pPr>
+        <w:pStyle w:val="ListParagraph"/>
+        <w:numPr>
+          <w:ilvl w:val="0"/>
+          <w:numId w:val="6"/>
+        </w:numPr>
+      </w:pPr>
+      <w:r>
+        <w:t xml:space="preserve">Privacy-Preserving Graph-Based Machine.pdf — pipeline </w:t>
+      </w:r>
+      <w:proofErr w:type="spellStart"/>
+      <w:r>
+        <w:t>XGBoost</w:t>
+      </w:r>
+      <w:proofErr w:type="spellEnd"/>
+      <w:r>
+        <w:t xml:space="preserve"> (</w:t>
+      </w:r>
+      <w:proofErr w:type="spellStart"/>
+      <w:r>
+        <w:t>kết</w:t>
+      </w:r>
+      <w:proofErr w:type="spellEnd"/>
+      <w:r>
+        <w:t xml:space="preserve"> </w:t>
+      </w:r>
+      <w:proofErr w:type="spellStart"/>
+      <w:r>
+        <w:t>hợp</w:t>
+      </w:r>
+      <w:proofErr w:type="spellEnd"/>
+      <w:r>
+        <w:t xml:space="preserve"> GFP).</w:t>
+      </w:r>
+    </w:p>
+    <w:p>
+      <w:pPr>
+        <w:pStyle w:val="ListParagraph"/>
+        <w:numPr>
+          <w:ilvl w:val="0"/>
+          <w:numId w:val="6"/>
+        </w:numPr>
+      </w:pPr>
+      <w:r>
+        <w:t xml:space="preserve">Realistic Synthetic Financial Transactions for...pdf — </w:t>
+      </w:r>
+      <w:proofErr w:type="spellStart"/>
+      <w:r>
+        <w:t>LightGBM</w:t>
+      </w:r>
+      <w:proofErr w:type="spellEnd"/>
+      <w:r>
+        <w:t xml:space="preserve">, </w:t>
+      </w:r>
+      <w:proofErr w:type="spellStart"/>
+      <w:r>
+        <w:t>XGBoost</w:t>
+      </w:r>
+      <w:proofErr w:type="spellEnd"/>
+      <w:r>
+        <w:t xml:space="preserve"> </w:t>
+      </w:r>
+      <w:proofErr w:type="spellStart"/>
+      <w:r>
+        <w:t>làm</w:t>
+      </w:r>
+      <w:proofErr w:type="spellEnd"/>
+      <w:r>
+        <w:t xml:space="preserve"> GBT baseline.</w:t>
+      </w:r>
+    </w:p>
+    <w:p>
+      <w:pPr>
+        <w:pStyle w:val="ListParagraph"/>
+        <w:numPr>
+          <w:ilvl w:val="0"/>
+          <w:numId w:val="6"/>
+        </w:numPr>
+      </w:pPr>
+      <w:r>
+        <w:t xml:space="preserve">Graph Feature Preprocessor.pdf — </w:t>
+      </w:r>
+      <w:proofErr w:type="spellStart"/>
+      <w:r>
+        <w:t>LightGBM</w:t>
+      </w:r>
+      <w:proofErr w:type="spellEnd"/>
+      <w:r>
+        <w:t xml:space="preserve">, </w:t>
+      </w:r>
+      <w:proofErr w:type="spellStart"/>
+      <w:r>
+        <w:t>XGBoost</w:t>
+      </w:r>
+      <w:proofErr w:type="spellEnd"/>
+      <w:r>
+        <w:t xml:space="preserve"> baseline.</w:t>
+      </w:r>
+    </w:p>
+    <w:p>
+      <w:pPr>
+        <w:pStyle w:val="ListParagraph"/>
+        <w:numPr>
+          <w:ilvl w:val="0"/>
+          <w:numId w:val="6"/>
+        </w:numPr>
+      </w:pPr>
+      <w:r>
+        <w:t xml:space="preserve">Provably Powerful Graph Neural Networks for Directed Multigraphs.pdf — </w:t>
+      </w:r>
+      <w:proofErr w:type="spellStart"/>
+      <w:r>
+        <w:t>XGBoost+GFs</w:t>
+      </w:r>
+      <w:proofErr w:type="spellEnd"/>
+      <w:r>
+        <w:t xml:space="preserve"> baseline.</w:t>
+      </w:r>
+    </w:p>
+    <w:p>
+      <w:pPr>
+        <w:pStyle w:val="ListParagraph"/>
+        <w:numPr>
+          <w:ilvl w:val="0"/>
+          <w:numId w:val="6"/>
+        </w:numPr>
+      </w:pPr>
+      <w:r>
+        <w:t xml:space="preserve">fraudGT.pdf — </w:t>
+      </w:r>
+      <w:proofErr w:type="spellStart"/>
+      <w:r>
+        <w:t>XGBoost+GFs</w:t>
+      </w:r>
+      <w:proofErr w:type="spellEnd"/>
+      <w:r>
+        <w:t xml:space="preserve">, </w:t>
+      </w:r>
+      <w:proofErr w:type="spellStart"/>
+      <w:r>
+        <w:t>LightGBM</w:t>
+      </w:r>
+      <w:proofErr w:type="spellEnd"/>
+      <w:r>
+        <w:t xml:space="preserve"> baseline.</w:t>
+      </w:r>
+    </w:p>
+    <w:p>
+      <w:r>
+        <w:t xml:space="preserve">Feature </w:t>
+      </w:r>
+      <w:proofErr w:type="spellStart"/>
+      <w:r>
+        <w:t>node+edge</w:t>
+      </w:r>
+      <w:proofErr w:type="spellEnd"/>
+      <w:r>
+        <w:t xml:space="preserve"> ~60 aggerate </w:t>
+      </w:r>
+      <w:proofErr w:type="spellStart"/>
+      <w:r>
+        <w:t>nên</w:t>
+      </w:r>
+      <w:proofErr w:type="spellEnd"/>
+      <w:r>
+        <w:t xml:space="preserve"> </w:t>
+      </w:r>
+      <w:proofErr w:type="spellStart"/>
+      <w:r>
+        <w:t>kết</w:t>
+      </w:r>
+      <w:proofErr w:type="spellEnd"/>
+      <w:r>
+        <w:t xml:space="preserve"> </w:t>
+      </w:r>
+      <w:proofErr w:type="spellStart"/>
+      <w:r>
+        <w:t>quả</w:t>
+      </w:r>
+      <w:proofErr w:type="spellEnd"/>
+      <w:r>
+        <w:t xml:space="preserve"> </w:t>
+      </w:r>
+      <w:proofErr w:type="spellStart"/>
+      <w:r>
+        <w:t>cho</w:t>
+      </w:r>
+      <w:proofErr w:type="spellEnd"/>
+      <w:r>
+        <w:t xml:space="preserve"> ra f1-minority </w:t>
+      </w:r>
+      <w:proofErr w:type="spellStart"/>
+      <w:r>
+        <w:t>cao</w:t>
+      </w:r>
+      <w:proofErr w:type="spellEnd"/>
+      <w:r>
+        <w:t xml:space="preserve"> </w:t>
+      </w:r>
+      <w:proofErr w:type="spellStart"/>
+      <w:r>
+        <w:t>hơn</w:t>
+      </w:r>
+      <w:proofErr w:type="spellEnd"/>
+      <w:r>
+        <w:t xml:space="preserve"> </w:t>
+      </w:r>
+      <w:proofErr w:type="spellStart"/>
+      <w:r>
+        <w:t>các</w:t>
+      </w:r>
+      <w:proofErr w:type="spellEnd"/>
+      <w:r>
+        <w:t xml:space="preserve"> </w:t>
+      </w:r>
+      <w:proofErr w:type="spellStart"/>
+      <w:r>
+        <w:t>bài</w:t>
+      </w:r>
+      <w:proofErr w:type="spellEnd"/>
+      <w:r>
+        <w:t xml:space="preserve"> </w:t>
+      </w:r>
+      <w:proofErr w:type="spellStart"/>
+      <w:r>
+        <w:t>báo</w:t>
+      </w:r>
+      <w:proofErr w:type="spellEnd"/>
+      <w:r>
+        <w:t xml:space="preserve">. </w:t>
+      </w:r>
+    </w:p>
+    <w:p>
+      <w:proofErr w:type="spellStart"/>
+      <w:r>
+        <w:t>Điểm</w:t>
+      </w:r>
+      <w:proofErr w:type="spellEnd"/>
+      <w:r>
+        <w:t xml:space="preserve"> </w:t>
+      </w:r>
+      <w:proofErr w:type="spellStart"/>
+      <w:r>
+        <w:t>cần</w:t>
+      </w:r>
+      <w:proofErr w:type="spellEnd"/>
+      <w:r>
+        <w:t xml:space="preserve"> </w:t>
+      </w:r>
+      <w:proofErr w:type="spellStart"/>
+      <w:r>
+        <w:t>cải</w:t>
+      </w:r>
+      <w:proofErr w:type="spellEnd"/>
+      <w:r>
+        <w:t xml:space="preserve"> </w:t>
+      </w:r>
+      <w:proofErr w:type="spellStart"/>
+      <w:r>
+        <w:t>thiện</w:t>
+      </w:r>
+      <w:proofErr w:type="spellEnd"/>
+      <w:r>
+        <w:t xml:space="preserve"> </w:t>
+      </w:r>
+      <w:proofErr w:type="spellStart"/>
+      <w:r>
+        <w:t>của</w:t>
+      </w:r>
+      <w:proofErr w:type="spellEnd"/>
+      <w:r>
+        <w:t xml:space="preserve"> </w:t>
+      </w:r>
+      <w:proofErr w:type="spellStart"/>
+      <w:r>
+        <w:t>luận</w:t>
+      </w:r>
+      <w:proofErr w:type="spellEnd"/>
+      <w:r>
+        <w:t xml:space="preserve"> </w:t>
+      </w:r>
+      <w:proofErr w:type="spellStart"/>
+      <w:r>
+        <w:t>văn</w:t>
+      </w:r>
+      <w:proofErr w:type="spellEnd"/>
+      <w:r>
+        <w:t xml:space="preserve"> </w:t>
+      </w:r>
+      <w:proofErr w:type="spellStart"/>
+      <w:r>
+        <w:t>trong</w:t>
+      </w:r>
+      <w:proofErr w:type="spellEnd"/>
+      <w:r>
+        <w:t xml:space="preserve"> </w:t>
+      </w:r>
+      <w:proofErr w:type="spellStart"/>
+      <w:r>
+        <w:t>tương</w:t>
+      </w:r>
+      <w:proofErr w:type="spellEnd"/>
+      <w:r>
+        <w:t xml:space="preserve"> </w:t>
+      </w:r>
+      <w:proofErr w:type="spellStart"/>
+      <w:r>
+        <w:t>lai</w:t>
+      </w:r>
+      <w:proofErr w:type="spellEnd"/>
+      <w:r>
+        <w:t xml:space="preserve"> </w:t>
+      </w:r>
+      <w:proofErr w:type="spellStart"/>
+      <w:r>
+        <w:t>sẽ</w:t>
+      </w:r>
+      <w:proofErr w:type="spellEnd"/>
+      <w:r>
+        <w:t xml:space="preserve"> </w:t>
+      </w:r>
+      <w:proofErr w:type="spellStart"/>
+      <w:r>
+        <w:t>cải</w:t>
+      </w:r>
+      <w:proofErr w:type="spellEnd"/>
+      <w:r>
+        <w:t xml:space="preserve"> </w:t>
+      </w:r>
+      <w:proofErr w:type="spellStart"/>
+      <w:r>
+        <w:t>tiến</w:t>
+      </w:r>
+      <w:proofErr w:type="spellEnd"/>
+      <w:r>
+        <w:t xml:space="preserve"> </w:t>
+      </w:r>
+      <w:proofErr w:type="spellStart"/>
+      <w:r>
+        <w:t>nhưng</w:t>
+      </w:r>
+      <w:proofErr w:type="spellEnd"/>
+      <w:r>
+        <w:t xml:space="preserve"> </w:t>
+      </w:r>
+      <w:proofErr w:type="spellStart"/>
+      <w:r>
+        <w:t>bản</w:t>
+      </w:r>
+      <w:proofErr w:type="spellEnd"/>
+      <w:r>
+        <w:t xml:space="preserve"> </w:t>
+      </w:r>
+      <w:proofErr w:type="spellStart"/>
+      <w:r>
+        <w:t>hiện</w:t>
+      </w:r>
+      <w:proofErr w:type="spellEnd"/>
+      <w:r>
+        <w:t xml:space="preserve"> </w:t>
+      </w:r>
+      <w:proofErr w:type="spellStart"/>
+      <w:r>
+        <w:t>tại</w:t>
+      </w:r>
+      <w:proofErr w:type="spellEnd"/>
+      <w:r>
+        <w:t xml:space="preserve"> </w:t>
+      </w:r>
+      <w:proofErr w:type="spellStart"/>
+      <w:r>
+        <w:t>thì</w:t>
+      </w:r>
+      <w:proofErr w:type="spellEnd"/>
+      <w:r>
+        <w:t xml:space="preserve"> </w:t>
+      </w:r>
+      <w:proofErr w:type="spellStart"/>
+      <w:r>
+        <w:t>chưa</w:t>
+      </w:r>
+      <w:proofErr w:type="spellEnd"/>
+      <w:r>
+        <w:t xml:space="preserve">: temporal leakage </w:t>
+      </w:r>
+      <w:proofErr w:type="spellStart"/>
+      <w:r>
+        <w:t>cửa</w:t>
+      </w:r>
+      <w:proofErr w:type="spellEnd"/>
+      <w:r>
+        <w:t xml:space="preserve"> </w:t>
+      </w:r>
+      <w:proofErr w:type="spellStart"/>
+      <w:r>
+        <w:t>sổ</w:t>
+      </w:r>
+      <w:proofErr w:type="spellEnd"/>
+      <w:r>
+        <w:t xml:space="preserve">,  </w:t>
+      </w:r>
+    </w:p>
     <w:p>
       <w:pPr>
         <w:pStyle w:val="Heading2"/>
@@ -16278,17 +17806,12 @@
         <w:t xml:space="preserve"> </w:t>
       </w:r>
       <w:proofErr w:type="spellStart"/>
-      <w:proofErr w:type="gramStart"/>
       <w:r>
         <w:t>thật,v.v</w:t>
       </w:r>
       <w:proofErr w:type="spellEnd"/>
       <w:r>
-        <w:t>.</w:t>
-      </w:r>
-      <w:proofErr w:type="gramEnd"/>
-      <w:r>
-        <w:t xml:space="preserve"> Figure 1, 2 show </w:t>
+        <w:t xml:space="preserve">. Figure 1, 2 show </w:t>
       </w:r>
       <w:proofErr w:type="spellStart"/>
       <w:r>
@@ -23283,18 +24806,13 @@
       </w:r>
       <w:proofErr w:type="spellEnd"/>
       <w:r>
-        <w:t xml:space="preserve"> Graph Feature </w:t>
-      </w:r>
-      <w:proofErr w:type="gramStart"/>
-      <w:r>
-        <w:t xml:space="preserve">Preprocess  </w:t>
+        <w:t xml:space="preserve"> Graph Feature Preprocess  </w:t>
       </w:r>
       <w:proofErr w:type="spellStart"/>
       <w:r>
         <w:t>của</w:t>
       </w:r>
       <w:proofErr w:type="spellEnd"/>
-      <w:proofErr w:type="gramEnd"/>
       <w:r>
         <w:t xml:space="preserve"> IBM </w:t>
       </w:r>
@@ -23497,6 +25015,118 @@
 <file path=word/numbering.xml><?xml version="1.0" encoding="utf-8"?>
 <w:numbering xmlns:wpc="http://schemas.microsoft.com/office/word/2010/wordprocessingCanvas" xmlns:cx="http://schemas.microsoft.com/office/drawing/2014/chartex" xmlns:cx1="http://schemas.microsoft.com/office/drawing/2015/9/8/chartex" xmlns:cx2="http://schemas.microsoft.com/office/drawing/2015/10/21/chartex" xmlns:cx3="http://schemas.microsoft.com/office/drawing/2016/5/9/chartex" xmlns:cx4="http://schemas.microsoft.com/office/drawing/2016/5/10/chartex" xmlns:cx5="http://schemas.microsoft.com/office/drawing/2016/5/11/chartex" xmlns:cx6="http://schemas.microsoft.com/office/drawing/2016/5/12/chartex" xmlns:cx7="http://schemas.microsoft.com/office/drawing/2016/5/13/chartex" xmlns:cx8="http://schemas.microsoft.com/office/drawing/2016/5/14/chartex" xmlns:mc="http://schemas.openxmlformats.org/markup-compatibility/2006" xmlns:aink="http://schemas.microsoft.com/office/drawing/2016/ink" xmlns:am3d="http://schemas.microsoft.com/office/drawing/2017/model3d" xmlns:o="urn:schemas-microsoft-com:office:office" xmlns:r="http://schemas.openxmlformats.org/officeDocument/2006/relationships" xmlns:m="http://schemas.openxmlformats.org/officeDocument/2006/math" xmlns:v="urn:schemas-microsoft-com:vml" xmlns:wp14="http://schemas.microsoft.com/office/word/2010/wordprocessingDrawing" xmlns:wp="http://schemas.openxmlformats.org/drawingml/2006/wordprocessingDrawing" xmlns:w10="urn:schemas-microsoft-com:office:word" xmlns:w="http://schemas.openxmlformats.org/wordprocessingml/2006/main" xmlns:w14="http://schemas.microsoft.com/office/word/2010/wordml" xmlns:w15="http://schemas.microsoft.com/office/word/2012/wordml" xmlns:w16cex="http://schemas.microsoft.com/office/word/2018/wordml/cex" xmlns:w16cid="http://schemas.microsoft.com/office/word/2016/wordml/cid" xmlns:w16="http://schemas.microsoft.com/office/word/2018/wordml" xmlns:w16sdtdh="http://schemas.microsoft.com/office/word/2020/wordml/sdtdatahash" xmlns:w16se="http://schemas.microsoft.com/office/word/2015/wordml/symex" xmlns:wpg="http://schemas.microsoft.com/office/word/2010/wordprocessingGroup" xmlns:wpi="http://schemas.microsoft.com/office/word/2010/wordprocessingInk" xmlns:wne="http://schemas.microsoft.com/office/word/2006/wordml" xmlns:wps="http://schemas.microsoft.com/office/word/2010/wordprocessingShape" mc:Ignorable="w14 w15 w16se w16cid w16 w16cex w16sdtdh wp14">
   <w:abstractNum w:abstractNumId="0" w15:restartNumberingAfterBreak="0">
+    <w:nsid w:val="09E96E8B"/>
+    <w:multiLevelType w:val="hybridMultilevel"/>
+    <w:tmpl w:val="9DCADF54"/>
+    <w:lvl w:ilvl="0" w:tplc="C11255B6">
+      <w:numFmt w:val="bullet"/>
+      <w:lvlText w:val="-"/>
+      <w:lvlJc w:val="left"/>
+      <w:pPr>
+        <w:ind w:left="720" w:hanging="360"/>
+      </w:pPr>
+      <w:rPr>
+        <w:rFonts w:ascii="Times New Roman" w:eastAsiaTheme="minorEastAsia" w:hAnsi="Times New Roman" w:cs="Times New Roman" w:hint="default"/>
+      </w:rPr>
+    </w:lvl>
+    <w:lvl w:ilvl="1" w:tplc="04090003" w:tentative="1">
+      <w:start w:val="1"/>
+      <w:numFmt w:val="bullet"/>
+      <w:lvlText w:val="o"/>
+      <w:lvlJc w:val="left"/>
+      <w:pPr>
+        <w:ind w:left="1440" w:hanging="360"/>
+      </w:pPr>
+      <w:rPr>
+        <w:rFonts w:ascii="Courier New" w:hAnsi="Courier New" w:cs="Courier New" w:hint="default"/>
+      </w:rPr>
+    </w:lvl>
+    <w:lvl w:ilvl="2" w:tplc="04090005" w:tentative="1">
+      <w:start w:val="1"/>
+      <w:numFmt w:val="bullet"/>
+      <w:lvlText w:val=""/>
+      <w:lvlJc w:val="left"/>
+      <w:pPr>
+        <w:ind w:left="2160" w:hanging="360"/>
+      </w:pPr>
+      <w:rPr>
+        <w:rFonts w:ascii="Wingdings" w:hAnsi="Wingdings" w:hint="default"/>
+      </w:rPr>
+    </w:lvl>
+    <w:lvl w:ilvl="3" w:tplc="04090001" w:tentative="1">
+      <w:start w:val="1"/>
+      <w:numFmt w:val="bullet"/>
+      <w:lvlText w:val=""/>
+      <w:lvlJc w:val="left"/>
+      <w:pPr>
+        <w:ind w:left="2880" w:hanging="360"/>
+      </w:pPr>
+      <w:rPr>
+        <w:rFonts w:ascii="Symbol" w:hAnsi="Symbol" w:hint="default"/>
+      </w:rPr>
+    </w:lvl>
+    <w:lvl w:ilvl="4" w:tplc="04090003" w:tentative="1">
+      <w:start w:val="1"/>
+      <w:numFmt w:val="bullet"/>
+      <w:lvlText w:val="o"/>
+      <w:lvlJc w:val="left"/>
+      <w:pPr>
+        <w:ind w:left="3600" w:hanging="360"/>
+      </w:pPr>
+      <w:rPr>
+        <w:rFonts w:ascii="Courier New" w:hAnsi="Courier New" w:cs="Courier New" w:hint="default"/>
+      </w:rPr>
+    </w:lvl>
+    <w:lvl w:ilvl="5" w:tplc="04090005" w:tentative="1">
+      <w:start w:val="1"/>
+      <w:numFmt w:val="bullet"/>
+      <w:lvlText w:val=""/>
+      <w:lvlJc w:val="left"/>
+      <w:pPr>
+        <w:ind w:left="4320" w:hanging="360"/>
+      </w:pPr>
+      <w:rPr>
+        <w:rFonts w:ascii="Wingdings" w:hAnsi="Wingdings" w:hint="default"/>
+      </w:rPr>
+    </w:lvl>
+    <w:lvl w:ilvl="6" w:tplc="04090001" w:tentative="1">
+      <w:start w:val="1"/>
+      <w:numFmt w:val="bullet"/>
+      <w:lvlText w:val=""/>
+      <w:lvlJc w:val="left"/>
+      <w:pPr>
+        <w:ind w:left="5040" w:hanging="360"/>
+      </w:pPr>
+      <w:rPr>
+        <w:rFonts w:ascii="Symbol" w:hAnsi="Symbol" w:hint="default"/>
+      </w:rPr>
+    </w:lvl>
+    <w:lvl w:ilvl="7" w:tplc="04090003" w:tentative="1">
+      <w:start w:val="1"/>
+      <w:numFmt w:val="bullet"/>
+      <w:lvlText w:val="o"/>
+      <w:lvlJc w:val="left"/>
+      <w:pPr>
+        <w:ind w:left="5760" w:hanging="360"/>
+      </w:pPr>
+      <w:rPr>
+        <w:rFonts w:ascii="Courier New" w:hAnsi="Courier New" w:cs="Courier New" w:hint="default"/>
+      </w:rPr>
+    </w:lvl>
+    <w:lvl w:ilvl="8" w:tplc="04090005" w:tentative="1">
+      <w:start w:val="1"/>
+      <w:numFmt w:val="bullet"/>
+      <w:lvlText w:val=""/>
+      <w:lvlJc w:val="left"/>
+      <w:pPr>
+        <w:ind w:left="6480" w:hanging="360"/>
+      </w:pPr>
+      <w:rPr>
+        <w:rFonts w:ascii="Wingdings" w:hAnsi="Wingdings" w:hint="default"/>
+      </w:rPr>
+    </w:lvl>
+  </w:abstractNum>
+  <w:abstractNum w:abstractNumId="1" w15:restartNumberingAfterBreak="0">
     <w:nsid w:val="12E0532E"/>
     <w:multiLevelType w:val="hybridMultilevel"/>
     <w:tmpl w:val="98B4D5CC"/>
@@ -23585,7 +25215,7 @@
       </w:pPr>
     </w:lvl>
   </w:abstractNum>
-  <w:abstractNum w:abstractNumId="1" w15:restartNumberingAfterBreak="0">
+  <w:abstractNum w:abstractNumId="2" w15:restartNumberingAfterBreak="0">
     <w:nsid w:val="1A044ED8"/>
     <w:multiLevelType w:val="multilevel"/>
     <w:tmpl w:val="39A49002"/>
@@ -23706,7 +25336,7 @@
       </w:rPr>
     </w:lvl>
   </w:abstractNum>
-  <w:abstractNum w:abstractNumId="2" w15:restartNumberingAfterBreak="0">
+  <w:abstractNum w:abstractNumId="3" w15:restartNumberingAfterBreak="0">
     <w:nsid w:val="2F1C06E5"/>
     <w:multiLevelType w:val="hybridMultilevel"/>
     <w:tmpl w:val="C3FA07AC"/>
@@ -23818,7 +25448,7 @@
       </w:rPr>
     </w:lvl>
   </w:abstractNum>
-  <w:abstractNum w:abstractNumId="3" w15:restartNumberingAfterBreak="0">
+  <w:abstractNum w:abstractNumId="4" w15:restartNumberingAfterBreak="0">
     <w:nsid w:val="5986371A"/>
     <w:multiLevelType w:val="multilevel"/>
     <w:tmpl w:val="53B22BBC"/>
@@ -23967,7 +25597,7 @@
       </w:rPr>
     </w:lvl>
   </w:abstractNum>
-  <w:abstractNum w:abstractNumId="4" w15:restartNumberingAfterBreak="0">
+  <w:abstractNum w:abstractNumId="5" w15:restartNumberingAfterBreak="0">
     <w:nsid w:val="7BBD5C94"/>
     <w:multiLevelType w:val="multilevel"/>
     <w:tmpl w:val="ECEEF3B6"/>
@@ -24117,19 +25747,22 @@
     </w:lvl>
   </w:abstractNum>
   <w:num w:numId="1">
+    <w:abstractNumId w:val="2"/>
+  </w:num>
+  <w:num w:numId="2">
     <w:abstractNumId w:val="1"/>
   </w:num>
-  <w:num w:numId="2">
-    <w:abstractNumId w:val="0"/>
+  <w:num w:numId="3">
+    <w:abstractNumId w:val="5"/>
   </w:num>
-  <w:num w:numId="3">
+  <w:num w:numId="4">
+    <w:abstractNumId w:val="3"/>
+  </w:num>
+  <w:num w:numId="5">
     <w:abstractNumId w:val="4"/>
   </w:num>
-  <w:num w:numId="4">
-    <w:abstractNumId w:val="2"/>
-  </w:num>
-  <w:num w:numId="5">
-    <w:abstractNumId w:val="3"/>
+  <w:num w:numId="6">
+    <w:abstractNumId w:val="0"/>
   </w:num>
 </w:numbering>
 </file>

--- a/README.docx
+++ b/README.docx
@@ -22161,1243 +22161,7 @@
       </w:r>
       <w:proofErr w:type="spellEnd"/>
     </w:p>
-    <w:p>
-      <w:proofErr w:type="spellStart"/>
-      <w:r>
-        <w:t>đánh</w:t>
-      </w:r>
-      <w:proofErr w:type="spellEnd"/>
-      <w:r>
-        <w:t xml:space="preserve"> </w:t>
-      </w:r>
-      <w:proofErr w:type="spellStart"/>
-      <w:r>
-        <w:t>giá</w:t>
-      </w:r>
-      <w:proofErr w:type="spellEnd"/>
-      <w:r>
-        <w:t xml:space="preserve"> metric ở </w:t>
-      </w:r>
-      <w:proofErr w:type="spellStart"/>
-      <w:r>
-        <w:t>cấp</w:t>
-      </w:r>
-      <w:proofErr w:type="spellEnd"/>
-      <w:r>
-        <w:t xml:space="preserve"> </w:t>
-      </w:r>
-      <w:proofErr w:type="spellStart"/>
-      <w:r>
-        <w:t>giao</w:t>
-      </w:r>
-      <w:proofErr w:type="spellEnd"/>
-      <w:r>
-        <w:t xml:space="preserve"> </w:t>
-      </w:r>
-      <w:proofErr w:type="spellStart"/>
-      <w:r>
-        <w:t>dịch</w:t>
-      </w:r>
-      <w:proofErr w:type="spellEnd"/>
-      <w:r>
-        <w:t xml:space="preserve">, </w:t>
-      </w:r>
-      <w:proofErr w:type="spellStart"/>
-      <w:r>
-        <w:t>mượn</w:t>
-      </w:r>
-      <w:proofErr w:type="spellEnd"/>
-      <w:r>
-        <w:t xml:space="preserve"> </w:t>
-      </w:r>
-      <w:proofErr w:type="spellStart"/>
-      <w:r>
-        <w:t>cấu</w:t>
-      </w:r>
-      <w:proofErr w:type="spellEnd"/>
-      <w:r>
-        <w:t xml:space="preserve"> </w:t>
-      </w:r>
-      <w:proofErr w:type="spellStart"/>
-      <w:r>
-        <w:t>trúc</w:t>
-      </w:r>
-      <w:proofErr w:type="spellEnd"/>
-      <w:r>
-        <w:t xml:space="preserve"> </w:t>
-      </w:r>
-      <w:proofErr w:type="spellStart"/>
-      <w:r>
-        <w:t>cấp</w:t>
-      </w:r>
-      <w:proofErr w:type="spellEnd"/>
-      <w:r>
-        <w:t xml:space="preserve"> tài </w:t>
-      </w:r>
-      <w:proofErr w:type="spellStart"/>
-      <w:r>
-        <w:t>khoản</w:t>
-      </w:r>
-      <w:proofErr w:type="spellEnd"/>
-      <w:r>
-        <w:t xml:space="preserve"> </w:t>
-      </w:r>
-      <w:proofErr w:type="spellStart"/>
-      <w:r>
-        <w:t>để</w:t>
-      </w:r>
-      <w:proofErr w:type="spellEnd"/>
-      <w:r>
-        <w:t xml:space="preserve"> </w:t>
-      </w:r>
-      <w:proofErr w:type="spellStart"/>
-      <w:r>
-        <w:t>trích</w:t>
-      </w:r>
-      <w:proofErr w:type="spellEnd"/>
-      <w:r>
-        <w:t xml:space="preserve"> </w:t>
-      </w:r>
-      <w:proofErr w:type="spellStart"/>
-      <w:r>
-        <w:t>xuất</w:t>
-      </w:r>
-      <w:proofErr w:type="spellEnd"/>
-      <w:r>
-        <w:t xml:space="preserve"> </w:t>
-      </w:r>
-      <w:proofErr w:type="spellStart"/>
-      <w:r>
-        <w:t>đặc</w:t>
-      </w:r>
-      <w:proofErr w:type="spellEnd"/>
-      <w:r>
-        <w:t xml:space="preserve"> </w:t>
-      </w:r>
-      <w:proofErr w:type="spellStart"/>
-      <w:r>
-        <w:t>trưng</w:t>
-      </w:r>
-      <w:proofErr w:type="spellEnd"/>
-      <w:r>
-        <w:t xml:space="preserve"> </w:t>
-      </w:r>
-      <w:proofErr w:type="spellStart"/>
-      <w:r>
-        <w:t>sau</w:t>
-      </w:r>
-      <w:proofErr w:type="spellEnd"/>
-      <w:r>
-        <w:t xml:space="preserve"> </w:t>
-      </w:r>
-      <w:proofErr w:type="spellStart"/>
-      <w:r>
-        <w:t>đó</w:t>
-      </w:r>
-      <w:proofErr w:type="spellEnd"/>
-      <w:r>
-        <w:t xml:space="preserve"> </w:t>
-      </w:r>
-      <w:proofErr w:type="spellStart"/>
-      <w:r>
-        <w:t>truyền</w:t>
-      </w:r>
-      <w:proofErr w:type="spellEnd"/>
-      <w:r>
-        <w:t xml:space="preserve"> </w:t>
-      </w:r>
-      <w:proofErr w:type="spellStart"/>
-      <w:r>
-        <w:t>các</w:t>
-      </w:r>
-      <w:proofErr w:type="spellEnd"/>
-      <w:r>
-        <w:t xml:space="preserve"> </w:t>
-      </w:r>
-      <w:proofErr w:type="spellStart"/>
-      <w:r>
-        <w:t>đặc</w:t>
-      </w:r>
-      <w:proofErr w:type="spellEnd"/>
-      <w:r>
-        <w:t xml:space="preserve"> </w:t>
-      </w:r>
-      <w:proofErr w:type="spellStart"/>
-      <w:r>
-        <w:t>trưng</w:t>
-      </w:r>
-      <w:proofErr w:type="spellEnd"/>
-      <w:r>
-        <w:t xml:space="preserve"> </w:t>
-      </w:r>
-      <w:proofErr w:type="spellStart"/>
-      <w:r>
-        <w:t>này</w:t>
-      </w:r>
-      <w:proofErr w:type="spellEnd"/>
-      <w:r>
-        <w:t xml:space="preserve"> </w:t>
-      </w:r>
-      <w:proofErr w:type="spellStart"/>
-      <w:r>
-        <w:t>vào</w:t>
-      </w:r>
-      <w:proofErr w:type="spellEnd"/>
-      <w:r>
-        <w:t xml:space="preserve"> </w:t>
-      </w:r>
-      <w:proofErr w:type="spellStart"/>
-      <w:r>
-        <w:t>giao</w:t>
-      </w:r>
-      <w:proofErr w:type="spellEnd"/>
-      <w:r>
-        <w:t xml:space="preserve"> </w:t>
-      </w:r>
-      <w:proofErr w:type="spellStart"/>
-      <w:r>
-        <w:t>dịch</w:t>
-      </w:r>
-      <w:proofErr w:type="spellEnd"/>
-      <w:r>
-        <w:t xml:space="preserve"> </w:t>
-      </w:r>
-      <w:proofErr w:type="spellStart"/>
-      <w:r>
-        <w:t>để</w:t>
-      </w:r>
-      <w:proofErr w:type="spellEnd"/>
-      <w:r>
-        <w:t xml:space="preserve"> </w:t>
-      </w:r>
-      <w:proofErr w:type="spellStart"/>
-      <w:r>
-        <w:t>đánh</w:t>
-      </w:r>
-      <w:proofErr w:type="spellEnd"/>
-      <w:r>
-        <w:t xml:space="preserve"> </w:t>
-      </w:r>
-      <w:proofErr w:type="spellStart"/>
-      <w:r>
-        <w:t>giá</w:t>
-      </w:r>
-      <w:proofErr w:type="spellEnd"/>
-    </w:p>
-    <w:p>
-      <w:proofErr w:type="spellStart"/>
-      <w:r>
-        <w:t>sử</w:t>
-      </w:r>
-      <w:proofErr w:type="spellEnd"/>
-      <w:r>
-        <w:t xml:space="preserve"> </w:t>
-      </w:r>
-      <w:proofErr w:type="spellStart"/>
-      <w:r>
-        <w:t>dụng</w:t>
-      </w:r>
-      <w:proofErr w:type="spellEnd"/>
-      <w:r>
-        <w:t xml:space="preserve"> </w:t>
-      </w:r>
-      <w:proofErr w:type="spellStart"/>
-      <w:r>
-        <w:t>ít</w:t>
-      </w:r>
-      <w:proofErr w:type="spellEnd"/>
-      <w:r>
-        <w:t xml:space="preserve"> </w:t>
-      </w:r>
-      <w:proofErr w:type="spellStart"/>
-      <w:r>
-        <w:t>nhất</w:t>
-      </w:r>
-      <w:proofErr w:type="spellEnd"/>
-      <w:r>
-        <w:t xml:space="preserve"> 2 </w:t>
-      </w:r>
-      <w:proofErr w:type="spellStart"/>
-      <w:r>
-        <w:t>tập</w:t>
-      </w:r>
-      <w:proofErr w:type="spellEnd"/>
-      <w:r>
-        <w:t xml:space="preserve"> HI-Small </w:t>
-      </w:r>
-      <w:proofErr w:type="spellStart"/>
-      <w:r>
-        <w:t>và</w:t>
-      </w:r>
-      <w:proofErr w:type="spellEnd"/>
-      <w:r>
-        <w:t xml:space="preserve"> LI-Small</w:t>
-      </w:r>
-    </w:p>
-    <w:p>
-      <w:proofErr w:type="spellStart"/>
-      <w:r>
-        <w:t>Thước</w:t>
-      </w:r>
-      <w:proofErr w:type="spellEnd"/>
-      <w:r>
-        <w:t xml:space="preserve"> </w:t>
-      </w:r>
-      <w:proofErr w:type="spellStart"/>
-      <w:r>
-        <w:t>đo</w:t>
-      </w:r>
-      <w:proofErr w:type="spellEnd"/>
-      <w:r>
-        <w:t xml:space="preserve"> </w:t>
-      </w:r>
-      <w:proofErr w:type="spellStart"/>
-      <w:r>
-        <w:t>chính</w:t>
-      </w:r>
-      <w:proofErr w:type="spellEnd"/>
-      <w:r>
-        <w:t xml:space="preserve">: F1-minority (F1 </w:t>
-      </w:r>
-      <w:proofErr w:type="spellStart"/>
-      <w:r>
-        <w:t>cho</w:t>
-      </w:r>
-      <w:proofErr w:type="spellEnd"/>
-      <w:r>
-        <w:t xml:space="preserve"> </w:t>
-      </w:r>
-      <w:proofErr w:type="spellStart"/>
-      <w:r>
-        <w:t>lớp</w:t>
-      </w:r>
-      <w:proofErr w:type="spellEnd"/>
-      <w:r>
-        <w:t xml:space="preserve"> </w:t>
-      </w:r>
-      <w:proofErr w:type="spellStart"/>
-      <w:r>
-        <w:t>thiểu</w:t>
-      </w:r>
-      <w:proofErr w:type="spellEnd"/>
-      <w:r>
-        <w:t xml:space="preserve"> </w:t>
-      </w:r>
-      <w:proofErr w:type="spellStart"/>
-      <w:r>
-        <w:t>số</w:t>
-      </w:r>
-      <w:proofErr w:type="spellEnd"/>
-      <w:r>
-        <w:t xml:space="preserve">) </w:t>
-      </w:r>
-    </w:p>
-    <w:p>
-      <w:proofErr w:type="spellStart"/>
-      <w:r>
-        <w:t>Thống</w:t>
-      </w:r>
-      <w:proofErr w:type="spellEnd"/>
-      <w:r>
-        <w:t xml:space="preserve"> </w:t>
-      </w:r>
-      <w:proofErr w:type="spellStart"/>
-      <w:r>
-        <w:t>kê</w:t>
-      </w:r>
-      <w:proofErr w:type="spellEnd"/>
-      <w:r>
-        <w:t xml:space="preserve"> </w:t>
-      </w:r>
-      <w:proofErr w:type="spellStart"/>
-      <w:r>
-        <w:t>giao</w:t>
-      </w:r>
-      <w:proofErr w:type="spellEnd"/>
-      <w:r>
-        <w:t xml:space="preserve"> </w:t>
-      </w:r>
-      <w:proofErr w:type="spellStart"/>
-      <w:r>
-        <w:t>dịch</w:t>
-      </w:r>
-      <w:proofErr w:type="spellEnd"/>
-      <w:r>
-        <w:t xml:space="preserve">, </w:t>
-      </w:r>
-      <w:proofErr w:type="spellStart"/>
-      <w:r>
-        <w:t>tỉ</w:t>
-      </w:r>
-      <w:proofErr w:type="spellEnd"/>
-      <w:r>
-        <w:t xml:space="preserve"> </w:t>
-      </w:r>
-      <w:proofErr w:type="spellStart"/>
-      <w:r>
-        <w:t>lệ</w:t>
-      </w:r>
-      <w:proofErr w:type="spellEnd"/>
-      <w:r>
-        <w:t xml:space="preserve"> </w:t>
-      </w:r>
-      <w:proofErr w:type="spellStart"/>
-      <w:r>
-        <w:t>gian</w:t>
-      </w:r>
-      <w:proofErr w:type="spellEnd"/>
-      <w:r>
-        <w:t xml:space="preserve"> </w:t>
-      </w:r>
-      <w:proofErr w:type="spellStart"/>
-      <w:r>
-        <w:t>lận</w:t>
-      </w:r>
-      <w:proofErr w:type="spellEnd"/>
-      <w:r>
-        <w:t xml:space="preserve"> ở </w:t>
-      </w:r>
-      <w:proofErr w:type="spellStart"/>
-      <w:r>
-        <w:t>mỗi</w:t>
-      </w:r>
-      <w:proofErr w:type="spellEnd"/>
-      <w:r>
-        <w:t xml:space="preserve"> </w:t>
-      </w:r>
-      <w:proofErr w:type="spellStart"/>
-      <w:r>
-        <w:t>tập</w:t>
-      </w:r>
-      <w:proofErr w:type="spellEnd"/>
-      <w:r>
-        <w:t xml:space="preserve"> </w:t>
-      </w:r>
-      <w:proofErr w:type="spellStart"/>
-      <w:r>
-        <w:t>dữ</w:t>
-      </w:r>
-      <w:proofErr w:type="spellEnd"/>
-      <w:r>
-        <w:t xml:space="preserve"> </w:t>
-      </w:r>
-      <w:proofErr w:type="spellStart"/>
-      <w:r>
-        <w:t>liệu</w:t>
-      </w:r>
-      <w:proofErr w:type="spellEnd"/>
-    </w:p>
-    <w:p>
-      <w:r>
-        <w:rPr>
-          <w:noProof/>
-        </w:rPr>
-        <w:drawing>
-          <wp:inline distT="0" distB="0" distL="0" distR="0" wp14:anchorId="1476AB27" wp14:editId="49A84462">
-            <wp:extent cx="5943600" cy="3530600"/>
-            <wp:effectExtent l="0" t="0" r="0" b="0"/>
-            <wp:docPr id="7" name="Picture 7"/>
-            <wp:cNvGraphicFramePr>
-              <a:graphicFrameLocks xmlns:a="http://schemas.openxmlformats.org/drawingml/2006/main" noChangeAspect="1"/>
-            </wp:cNvGraphicFramePr>
-            <a:graphic xmlns:a="http://schemas.openxmlformats.org/drawingml/2006/main">
-              <a:graphicData uri="http://schemas.openxmlformats.org/drawingml/2006/picture">
-                <pic:pic xmlns:pic="http://schemas.openxmlformats.org/drawingml/2006/picture">
-                  <pic:nvPicPr>
-                    <pic:cNvPr id="1" name=""/>
-                    <pic:cNvPicPr/>
-                  </pic:nvPicPr>
-                  <pic:blipFill>
-                    <a:blip r:embed="rId12"/>
-                    <a:stretch>
-                      <a:fillRect/>
-                    </a:stretch>
-                  </pic:blipFill>
-                  <pic:spPr>
-                    <a:xfrm>
-                      <a:off x="0" y="0"/>
-                      <a:ext cx="5943600" cy="3530600"/>
-                    </a:xfrm>
-                    <a:prstGeom prst="rect">
-                      <a:avLst/>
-                    </a:prstGeom>
-                  </pic:spPr>
-                </pic:pic>
-              </a:graphicData>
-            </a:graphic>
-          </wp:inline>
-        </w:drawing>
-      </w:r>
-    </w:p>
-    <w:p>
-      <w:proofErr w:type="spellStart"/>
-      <w:r>
-        <w:t>Kết</w:t>
-      </w:r>
-      <w:proofErr w:type="spellEnd"/>
-      <w:r>
-        <w:t xml:space="preserve"> </w:t>
-      </w:r>
-      <w:proofErr w:type="spellStart"/>
-      <w:r>
-        <w:t>quả</w:t>
-      </w:r>
-      <w:proofErr w:type="spellEnd"/>
-      <w:r>
-        <w:t xml:space="preserve"> </w:t>
-      </w:r>
-      <w:proofErr w:type="spellStart"/>
-      <w:r>
-        <w:t>số</w:t>
-      </w:r>
-      <w:proofErr w:type="spellEnd"/>
-      <w:r>
-        <w:t xml:space="preserve"> </w:t>
-      </w:r>
-      <w:proofErr w:type="spellStart"/>
-      <w:r>
-        <w:t>lượng</w:t>
-      </w:r>
-      <w:proofErr w:type="spellEnd"/>
-      <w:r>
-        <w:t xml:space="preserve"> </w:t>
-      </w:r>
-      <w:proofErr w:type="spellStart"/>
-      <w:r>
-        <w:t>mẫu</w:t>
-      </w:r>
-      <w:proofErr w:type="spellEnd"/>
-      <w:r>
-        <w:t xml:space="preserve"> </w:t>
-      </w:r>
-      <w:proofErr w:type="spellStart"/>
-      <w:r>
-        <w:t>chuẩn</w:t>
-      </w:r>
-      <w:proofErr w:type="spellEnd"/>
-      <w:r>
-        <w:t xml:space="preserve"> </w:t>
-      </w:r>
-      <w:proofErr w:type="spellStart"/>
-      <w:r>
-        <w:t>sẽ</w:t>
-      </w:r>
-      <w:proofErr w:type="spellEnd"/>
-      <w:r>
-        <w:t xml:space="preserve"> </w:t>
-      </w:r>
-      <w:proofErr w:type="spellStart"/>
-      <w:r>
-        <w:t>quy</w:t>
-      </w:r>
-      <w:proofErr w:type="spellEnd"/>
-      <w:r>
-        <w:t xml:space="preserve"> </w:t>
-      </w:r>
-      <w:proofErr w:type="spellStart"/>
-      <w:r>
-        <w:t>về</w:t>
-      </w:r>
-      <w:proofErr w:type="spellEnd"/>
-      <w:r>
-        <w:t xml:space="preserve"> </w:t>
-      </w:r>
-      <w:proofErr w:type="spellStart"/>
-      <w:r>
-        <w:t>kết</w:t>
-      </w:r>
-      <w:proofErr w:type="spellEnd"/>
-      <w:r>
-        <w:t xml:space="preserve"> </w:t>
-      </w:r>
-      <w:proofErr w:type="spellStart"/>
-      <w:r>
-        <w:t>quả</w:t>
-      </w:r>
-      <w:proofErr w:type="spellEnd"/>
-      <w:r>
-        <w:t xml:space="preserve"> confusion matrix: </w:t>
-      </w:r>
-      <w:proofErr w:type="spellStart"/>
-      <w:proofErr w:type="gramStart"/>
-      <w:r>
-        <w:t>tp,fp</w:t>
-      </w:r>
-      <w:proofErr w:type="gramEnd"/>
-      <w:r>
-        <w:t>,tn,fn</w:t>
-      </w:r>
-      <w:proofErr w:type="spellEnd"/>
-      <w:r>
-        <w:t xml:space="preserve">  </w:t>
-      </w:r>
-      <w:proofErr w:type="spellStart"/>
-      <w:r>
-        <w:t>để</w:t>
-      </w:r>
-      <w:proofErr w:type="spellEnd"/>
-      <w:r>
-        <w:t xml:space="preserve"> </w:t>
-      </w:r>
-      <w:proofErr w:type="spellStart"/>
-      <w:r>
-        <w:t>đo</w:t>
-      </w:r>
-      <w:proofErr w:type="spellEnd"/>
-      <w:r>
-        <w:t xml:space="preserve"> </w:t>
-      </w:r>
-      <w:proofErr w:type="spellStart"/>
-      <w:r>
-        <w:t>lường</w:t>
-      </w:r>
-      <w:proofErr w:type="spellEnd"/>
-      <w:r>
-        <w:t xml:space="preserve"> </w:t>
-      </w:r>
-      <w:proofErr w:type="spellStart"/>
-      <w:r>
-        <w:t>mô</w:t>
-      </w:r>
-      <w:proofErr w:type="spellEnd"/>
-      <w:r>
-        <w:t xml:space="preserve"> </w:t>
-      </w:r>
-      <w:proofErr w:type="spellStart"/>
-      <w:r>
-        <w:t>hình</w:t>
-      </w:r>
-      <w:proofErr w:type="spellEnd"/>
-    </w:p>
-    <w:p>
-      <w:pPr>
-        <w:pStyle w:val="ListParagraph"/>
-        <w:numPr>
-          <w:ilvl w:val="0"/>
-          <w:numId w:val="7"/>
-        </w:numPr>
-      </w:pPr>
-      <w:proofErr w:type="spellStart"/>
-      <w:r>
-        <w:t>định</w:t>
-      </w:r>
-      <w:proofErr w:type="spellEnd"/>
-      <w:r>
-        <w:t xml:space="preserve"> </w:t>
-      </w:r>
-      <w:proofErr w:type="spellStart"/>
-      <w:r>
-        <w:t>vị</w:t>
-      </w:r>
-      <w:proofErr w:type="spellEnd"/>
-      <w:r>
-        <w:t xml:space="preserve"> </w:t>
-      </w:r>
-      <w:proofErr w:type="spellStart"/>
-      <w:r>
-        <w:t>và</w:t>
-      </w:r>
-      <w:proofErr w:type="spellEnd"/>
-      <w:r>
-        <w:t xml:space="preserve"> </w:t>
-      </w:r>
-      <w:proofErr w:type="spellStart"/>
-      <w:r>
-        <w:t>giải</w:t>
-      </w:r>
-      <w:proofErr w:type="spellEnd"/>
-      <w:r>
-        <w:t xml:space="preserve"> </w:t>
-      </w:r>
-      <w:proofErr w:type="spellStart"/>
-      <w:r>
-        <w:t>quyết</w:t>
-      </w:r>
-      <w:proofErr w:type="spellEnd"/>
-      <w:r>
-        <w:t xml:space="preserve"> </w:t>
-      </w:r>
-      <w:proofErr w:type="spellStart"/>
-      <w:r>
-        <w:t>khoảng</w:t>
-      </w:r>
-      <w:proofErr w:type="spellEnd"/>
-      <w:r>
-        <w:t xml:space="preserve"> </w:t>
-      </w:r>
-      <w:proofErr w:type="spellStart"/>
-      <w:r>
-        <w:t>trống</w:t>
-      </w:r>
-      <w:proofErr w:type="spellEnd"/>
-      <w:r>
-        <w:t xml:space="preserve"> </w:t>
-      </w:r>
-      <w:proofErr w:type="spellStart"/>
-      <w:r>
-        <w:t>nghiên</w:t>
-      </w:r>
-      <w:proofErr w:type="spellEnd"/>
-      <w:r>
-        <w:t xml:space="preserve"> </w:t>
-      </w:r>
-      <w:proofErr w:type="spellStart"/>
-      <w:r>
-        <w:t>cứu</w:t>
-      </w:r>
-      <w:proofErr w:type="spellEnd"/>
-      <w:r>
-        <w:t xml:space="preserve">: </w:t>
-      </w:r>
-      <w:proofErr w:type="spellStart"/>
-      <w:r>
-        <w:t>khám</w:t>
-      </w:r>
-      <w:proofErr w:type="spellEnd"/>
-      <w:r>
-        <w:t xml:space="preserve"> </w:t>
-      </w:r>
-      <w:proofErr w:type="spellStart"/>
-      <w:r>
-        <w:t>phá</w:t>
-      </w:r>
-      <w:proofErr w:type="spellEnd"/>
-      <w:r>
-        <w:t xml:space="preserve"> </w:t>
-      </w:r>
-      <w:proofErr w:type="spellStart"/>
-      <w:r>
-        <w:t>sự</w:t>
-      </w:r>
-      <w:proofErr w:type="spellEnd"/>
-      <w:r>
-        <w:t xml:space="preserve"> </w:t>
-      </w:r>
-      <w:proofErr w:type="spellStart"/>
-      <w:r>
-        <w:t>đánh</w:t>
-      </w:r>
-      <w:proofErr w:type="spellEnd"/>
-      <w:r>
-        <w:t xml:space="preserve"> </w:t>
-      </w:r>
-      <w:proofErr w:type="spellStart"/>
-      <w:r>
-        <w:t>đổi</w:t>
-      </w:r>
-      <w:proofErr w:type="spellEnd"/>
-      <w:r>
-        <w:t xml:space="preserve"> </w:t>
-      </w:r>
-      <w:proofErr w:type="spellStart"/>
-      <w:r>
-        <w:t>giữa</w:t>
-      </w:r>
-      <w:proofErr w:type="spellEnd"/>
-      <w:r>
-        <w:t xml:space="preserve"> </w:t>
-      </w:r>
-      <w:proofErr w:type="spellStart"/>
-      <w:r>
-        <w:t>độ</w:t>
-      </w:r>
-      <w:proofErr w:type="spellEnd"/>
-      <w:r>
-        <w:t xml:space="preserve"> </w:t>
-      </w:r>
-      <w:proofErr w:type="spellStart"/>
-      <w:r>
-        <w:t>trễ</w:t>
-      </w:r>
-      <w:proofErr w:type="spellEnd"/>
-      <w:r>
-        <w:t xml:space="preserve"> </w:t>
-      </w:r>
-      <w:proofErr w:type="spellStart"/>
-      <w:r>
-        <w:t>dữ</w:t>
-      </w:r>
-      <w:proofErr w:type="spellEnd"/>
-      <w:r>
-        <w:t xml:space="preserve"> </w:t>
-      </w:r>
-      <w:proofErr w:type="spellStart"/>
-      <w:r>
-        <w:t>liệu</w:t>
-      </w:r>
-      <w:proofErr w:type="spellEnd"/>
-      <w:r>
-        <w:t xml:space="preserve"> (Quasi temporal graph) </w:t>
-      </w:r>
-      <w:proofErr w:type="spellStart"/>
-      <w:r>
-        <w:t>và</w:t>
-      </w:r>
-      <w:proofErr w:type="spellEnd"/>
-      <w:r>
-        <w:t xml:space="preserve"> </w:t>
-      </w:r>
-      <w:proofErr w:type="spellStart"/>
-      <w:r>
-        <w:t>chỉ</w:t>
-      </w:r>
-      <w:proofErr w:type="spellEnd"/>
-      <w:r>
-        <w:t xml:space="preserve"> </w:t>
-      </w:r>
-      <w:proofErr w:type="spellStart"/>
-      <w:r>
-        <w:t>số</w:t>
-      </w:r>
-      <w:proofErr w:type="spellEnd"/>
-      <w:r>
-        <w:t xml:space="preserve"> Accuracy F1 (GFP) </w:t>
-      </w:r>
-      <w:proofErr w:type="spellStart"/>
-      <w:r>
-        <w:t>để</w:t>
-      </w:r>
-      <w:proofErr w:type="spellEnd"/>
-      <w:r>
-        <w:t xml:space="preserve"> </w:t>
-      </w:r>
-      <w:proofErr w:type="spellStart"/>
-      <w:r>
-        <w:t>tìm</w:t>
-      </w:r>
-      <w:proofErr w:type="spellEnd"/>
-      <w:r>
-        <w:t xml:space="preserve"> ra 1 </w:t>
-      </w:r>
-      <w:proofErr w:type="spellStart"/>
-      <w:r>
-        <w:t>cách</w:t>
-      </w:r>
-      <w:proofErr w:type="spellEnd"/>
-      <w:r>
-        <w:t xml:space="preserve"> </w:t>
-      </w:r>
-      <w:proofErr w:type="spellStart"/>
-      <w:r>
-        <w:t>cân</w:t>
-      </w:r>
-      <w:proofErr w:type="spellEnd"/>
-      <w:r>
-        <w:t xml:space="preserve"> </w:t>
-      </w:r>
-      <w:proofErr w:type="spellStart"/>
-      <w:r>
-        <w:t>bằng</w:t>
-      </w:r>
-      <w:proofErr w:type="spellEnd"/>
-      <w:r>
-        <w:t xml:space="preserve"> </w:t>
-      </w:r>
-      <w:proofErr w:type="spellStart"/>
-      <w:r>
-        <w:t>ngưỡng</w:t>
-      </w:r>
-      <w:proofErr w:type="spellEnd"/>
-      <w:r>
-        <w:t xml:space="preserve"> </w:t>
-      </w:r>
-      <w:proofErr w:type="spellStart"/>
-      <w:r>
-        <w:t>sao</w:t>
-      </w:r>
-      <w:proofErr w:type="spellEnd"/>
-      <w:r>
-        <w:t xml:space="preserve"> </w:t>
-      </w:r>
-      <w:proofErr w:type="spellStart"/>
-      <w:r>
-        <w:t>cho</w:t>
-      </w:r>
-      <w:proofErr w:type="spellEnd"/>
-      <w:r>
-        <w:t xml:space="preserve"> </w:t>
-      </w:r>
-      <w:proofErr w:type="spellStart"/>
-      <w:r>
-        <w:t>độ</w:t>
-      </w:r>
-      <w:proofErr w:type="spellEnd"/>
-      <w:r>
-        <w:t xml:space="preserve"> </w:t>
-      </w:r>
-      <w:proofErr w:type="spellStart"/>
-      <w:r>
-        <w:t>trễ</w:t>
-      </w:r>
-      <w:proofErr w:type="spellEnd"/>
-      <w:r>
-        <w:t xml:space="preserve"> </w:t>
-      </w:r>
-      <w:proofErr w:type="spellStart"/>
-      <w:r>
-        <w:t>dữ</w:t>
-      </w:r>
-      <w:proofErr w:type="spellEnd"/>
-      <w:r>
-        <w:t xml:space="preserve"> </w:t>
-      </w:r>
-      <w:proofErr w:type="spellStart"/>
-      <w:r>
-        <w:t>liệu</w:t>
-      </w:r>
-      <w:proofErr w:type="spellEnd"/>
-      <w:r>
-        <w:t xml:space="preserve"> </w:t>
-      </w:r>
-      <w:proofErr w:type="spellStart"/>
-      <w:r>
-        <w:t>vừa</w:t>
-      </w:r>
-      <w:proofErr w:type="spellEnd"/>
-      <w:r>
-        <w:t xml:space="preserve"> </w:t>
-      </w:r>
-      <w:proofErr w:type="spellStart"/>
-      <w:r>
-        <w:t>đủ</w:t>
-      </w:r>
-      <w:proofErr w:type="spellEnd"/>
-      <w:r>
-        <w:t xml:space="preserve"> </w:t>
-      </w:r>
-      <w:proofErr w:type="spellStart"/>
-      <w:r>
-        <w:t>để</w:t>
-      </w:r>
-      <w:proofErr w:type="spellEnd"/>
-      <w:r>
-        <w:t xml:space="preserve"> </w:t>
-      </w:r>
-      <w:proofErr w:type="spellStart"/>
-      <w:r>
-        <w:t>cho</w:t>
-      </w:r>
-      <w:proofErr w:type="spellEnd"/>
-      <w:r>
-        <w:t xml:space="preserve"> ra </w:t>
-      </w:r>
-      <w:proofErr w:type="spellStart"/>
-      <w:r>
-        <w:t>điểm</w:t>
-      </w:r>
-      <w:proofErr w:type="spellEnd"/>
-      <w:r>
-        <w:t xml:space="preserve"> F1-minority </w:t>
-      </w:r>
-      <w:proofErr w:type="spellStart"/>
-      <w:r>
-        <w:t>cao</w:t>
-      </w:r>
-      <w:proofErr w:type="spellEnd"/>
-      <w:r>
-        <w:t xml:space="preserve"> </w:t>
-      </w:r>
-      <w:proofErr w:type="spellStart"/>
-      <w:r>
-        <w:t>nhất</w:t>
-      </w:r>
-      <w:proofErr w:type="spellEnd"/>
-      <w:r>
-        <w:t xml:space="preserve"> </w:t>
-      </w:r>
-      <w:proofErr w:type="spellStart"/>
-      <w:r>
-        <w:t>có</w:t>
-      </w:r>
-      <w:proofErr w:type="spellEnd"/>
-      <w:r>
-        <w:t xml:space="preserve"> </w:t>
-      </w:r>
-      <w:proofErr w:type="spellStart"/>
-      <w:r>
-        <w:t>thể</w:t>
-      </w:r>
-      <w:proofErr w:type="spellEnd"/>
-    </w:p>
-    <w:p>
-      <w:pPr>
-        <w:pStyle w:val="ListParagraph"/>
-        <w:numPr>
-          <w:ilvl w:val="0"/>
-          <w:numId w:val="7"/>
-        </w:numPr>
-      </w:pPr>
-      <w:proofErr w:type="spellStart"/>
-      <w:r>
-        <w:t>tại</w:t>
-      </w:r>
-      <w:proofErr w:type="spellEnd"/>
-      <w:r>
-        <w:t xml:space="preserve"> </w:t>
-      </w:r>
-      <w:proofErr w:type="spellStart"/>
-      <w:r>
-        <w:t>sao</w:t>
-      </w:r>
-      <w:proofErr w:type="spellEnd"/>
-      <w:r>
-        <w:t xml:space="preserve"> </w:t>
-      </w:r>
-      <w:proofErr w:type="spellStart"/>
-      <w:r>
-        <w:t>sử</w:t>
-      </w:r>
-      <w:proofErr w:type="spellEnd"/>
-      <w:r>
-        <w:t xml:space="preserve"> </w:t>
-      </w:r>
-      <w:proofErr w:type="spellStart"/>
-      <w:r>
-        <w:t>dụng</w:t>
-      </w:r>
-      <w:proofErr w:type="spellEnd"/>
-      <w:r>
-        <w:t xml:space="preserve"> </w:t>
-      </w:r>
-      <w:proofErr w:type="spellStart"/>
-      <w:r>
-        <w:t>tầng</w:t>
-      </w:r>
-      <w:proofErr w:type="spellEnd"/>
-      <w:r>
-        <w:t xml:space="preserve"> </w:t>
-      </w:r>
-      <w:proofErr w:type="spellStart"/>
-      <w:r>
-        <w:t>nóng</w:t>
-      </w:r>
-      <w:proofErr w:type="spellEnd"/>
-      <w:r>
-        <w:t xml:space="preserve"> </w:t>
-      </w:r>
-      <w:proofErr w:type="spellStart"/>
-      <w:r>
-        <w:t>tầng</w:t>
-      </w:r>
-      <w:proofErr w:type="spellEnd"/>
-      <w:r>
-        <w:t xml:space="preserve"> </w:t>
-      </w:r>
-      <w:proofErr w:type="spellStart"/>
-      <w:r>
-        <w:t>nguội</w:t>
-      </w:r>
-      <w:proofErr w:type="spellEnd"/>
-      <w:r>
-        <w:t xml:space="preserve">, </w:t>
-      </w:r>
-      <w:proofErr w:type="spellStart"/>
-      <w:r>
-        <w:t>có</w:t>
-      </w:r>
-      <w:proofErr w:type="spellEnd"/>
-      <w:r>
-        <w:t xml:space="preserve"> </w:t>
-      </w:r>
-      <w:proofErr w:type="spellStart"/>
-      <w:r>
-        <w:t>bài</w:t>
-      </w:r>
-      <w:proofErr w:type="spellEnd"/>
-      <w:r>
-        <w:t xml:space="preserve"> </w:t>
-      </w:r>
-      <w:proofErr w:type="spellStart"/>
-      <w:r>
-        <w:t>báo</w:t>
-      </w:r>
-      <w:proofErr w:type="spellEnd"/>
-      <w:r>
-        <w:t xml:space="preserve"> </w:t>
-      </w:r>
-      <w:proofErr w:type="spellStart"/>
-      <w:r>
-        <w:t>nào</w:t>
-      </w:r>
-      <w:proofErr w:type="spellEnd"/>
-      <w:r>
-        <w:t xml:space="preserve"> </w:t>
-      </w:r>
-      <w:proofErr w:type="spellStart"/>
-      <w:r>
-        <w:t>dùng</w:t>
-      </w:r>
-      <w:proofErr w:type="spellEnd"/>
-      <w:r>
-        <w:t xml:space="preserve"> </w:t>
-      </w:r>
-      <w:proofErr w:type="spellStart"/>
-      <w:r>
-        <w:t>cái</w:t>
-      </w:r>
-      <w:proofErr w:type="spellEnd"/>
-      <w:r>
-        <w:t xml:space="preserve"> </w:t>
-      </w:r>
-      <w:proofErr w:type="spellStart"/>
-      <w:r>
-        <w:t>này</w:t>
-      </w:r>
-      <w:proofErr w:type="spellEnd"/>
-      <w:r>
-        <w:t xml:space="preserve"> </w:t>
-      </w:r>
-      <w:proofErr w:type="spellStart"/>
-      <w:r>
-        <w:t>chưa</w:t>
-      </w:r>
-      <w:proofErr w:type="spellEnd"/>
-      <w:r>
-        <w:t xml:space="preserve">, </w:t>
-      </w:r>
-      <w:proofErr w:type="spellStart"/>
-      <w:r>
-        <w:t>vì</w:t>
-      </w:r>
-      <w:proofErr w:type="spellEnd"/>
-      <w:r>
-        <w:t xml:space="preserve"> </w:t>
-      </w:r>
-      <w:proofErr w:type="spellStart"/>
-      <w:r>
-        <w:t>sao</w:t>
-      </w:r>
-      <w:proofErr w:type="spellEnd"/>
-      <w:r>
-        <w:t xml:space="preserve"> </w:t>
-      </w:r>
-      <w:proofErr w:type="spellStart"/>
-      <w:r>
-        <w:t>chọn</w:t>
-      </w:r>
-      <w:proofErr w:type="spellEnd"/>
-      <w:r>
-        <w:t xml:space="preserve"> </w:t>
-      </w:r>
-      <w:proofErr w:type="spellStart"/>
-      <w:r>
-        <w:t>phương</w:t>
-      </w:r>
-      <w:proofErr w:type="spellEnd"/>
-      <w:r>
-        <w:t xml:space="preserve"> </w:t>
-      </w:r>
-      <w:proofErr w:type="spellStart"/>
-      <w:r>
-        <w:t>pháp</w:t>
-      </w:r>
-      <w:proofErr w:type="spellEnd"/>
-      <w:r>
-        <w:t xml:space="preserve"> </w:t>
-      </w:r>
-      <w:proofErr w:type="spellStart"/>
-      <w:r>
-        <w:t>này</w:t>
-      </w:r>
-      <w:proofErr w:type="spellEnd"/>
-      <w:r>
-        <w:t xml:space="preserve"> </w:t>
-      </w:r>
-      <w:proofErr w:type="spellStart"/>
-      <w:r>
-        <w:t>không</w:t>
-      </w:r>
-      <w:proofErr w:type="spellEnd"/>
-      <w:r>
-        <w:t xml:space="preserve"> </w:t>
-      </w:r>
-      <w:proofErr w:type="spellStart"/>
-      <w:r>
-        <w:t>chọn</w:t>
-      </w:r>
-      <w:proofErr w:type="spellEnd"/>
-      <w:r>
-        <w:t xml:space="preserve"> </w:t>
-      </w:r>
-      <w:proofErr w:type="spellStart"/>
-      <w:r>
-        <w:t>phương</w:t>
-      </w:r>
-      <w:proofErr w:type="spellEnd"/>
-      <w:r>
-        <w:t xml:space="preserve"> </w:t>
-      </w:r>
-      <w:proofErr w:type="spellStart"/>
-      <w:r>
-        <w:t>pháp</w:t>
-      </w:r>
-      <w:proofErr w:type="spellEnd"/>
-      <w:r>
-        <w:t xml:space="preserve"> </w:t>
-      </w:r>
-      <w:proofErr w:type="spellStart"/>
-      <w:r>
-        <w:t>khác</w:t>
-      </w:r>
-      <w:proofErr w:type="spellEnd"/>
-      <w:r>
-        <w:t xml:space="preserve">, </w:t>
-      </w:r>
-      <w:proofErr w:type="spellStart"/>
-      <w:r>
-        <w:t>tham</w:t>
-      </w:r>
-      <w:proofErr w:type="spellEnd"/>
-      <w:r>
-        <w:t xml:space="preserve"> </w:t>
-      </w:r>
-      <w:proofErr w:type="spellStart"/>
-      <w:r>
-        <w:t>khảo</w:t>
-      </w:r>
-      <w:proofErr w:type="spellEnd"/>
-      <w:r>
-        <w:t xml:space="preserve"> </w:t>
-      </w:r>
-      <w:proofErr w:type="spellStart"/>
-      <w:r>
-        <w:t>được</w:t>
-      </w:r>
-      <w:proofErr w:type="spellEnd"/>
-      <w:r>
-        <w:t xml:space="preserve"> bao </w:t>
-      </w:r>
-      <w:proofErr w:type="spellStart"/>
-      <w:r>
-        <w:t>nhiêu</w:t>
-      </w:r>
-      <w:proofErr w:type="spellEnd"/>
-      <w:r>
-        <w:t xml:space="preserve"> </w:t>
-      </w:r>
-      <w:proofErr w:type="spellStart"/>
-      <w:r>
-        <w:t>phương</w:t>
-      </w:r>
-      <w:proofErr w:type="spellEnd"/>
-      <w:r>
-        <w:t xml:space="preserve"> </w:t>
-      </w:r>
-      <w:proofErr w:type="spellStart"/>
-      <w:r>
-        <w:t>pháp</w:t>
-      </w:r>
-      <w:proofErr w:type="spellEnd"/>
-    </w:p>
-    <w:p>
-      <w:pPr>
-        <w:pStyle w:val="ListParagraph"/>
-        <w:numPr>
-          <w:ilvl w:val="0"/>
-          <w:numId w:val="7"/>
-        </w:numPr>
-      </w:pPr>
-    </w:p>
+    <w:p/>
     <w:p>
       <w:pPr>
         <w:pStyle w:val="Heading2"/>
@@ -23408,7 +22172,6 @@
       </w:pPr>
       <w:proofErr w:type="spellStart"/>
       <w:r>
-        <w:lastRenderedPageBreak/>
         <w:t>khái</w:t>
       </w:r>
       <w:proofErr w:type="spellEnd"/>
@@ -23858,6 +22621,211 @@
       <w:r>
         <w:t xml:space="preserve"> neighborhood aggregation</w:t>
       </w:r>
+    </w:p>
+    <w:p>
+      <w:proofErr w:type="spellStart"/>
+      <w:r>
+        <w:t>Xgb.DataIter</w:t>
+      </w:r>
+      <w:proofErr w:type="spellEnd"/>
+      <w:r>
+        <w:t xml:space="preserve"> </w:t>
+      </w:r>
+      <w:proofErr w:type="spellStart"/>
+      <w:r>
+        <w:t>là</w:t>
+      </w:r>
+      <w:proofErr w:type="spellEnd"/>
+      <w:r>
+        <w:t xml:space="preserve"> </w:t>
+      </w:r>
+      <w:proofErr w:type="spellStart"/>
+      <w:r>
+        <w:t>một</w:t>
+      </w:r>
+      <w:proofErr w:type="spellEnd"/>
+      <w:r>
+        <w:t xml:space="preserve"> </w:t>
+      </w:r>
+      <w:proofErr w:type="spellStart"/>
+      <w:r>
+        <w:t>lớp</w:t>
+      </w:r>
+      <w:proofErr w:type="spellEnd"/>
+      <w:r>
+        <w:t xml:space="preserve"> </w:t>
+      </w:r>
+      <w:proofErr w:type="spellStart"/>
+      <w:r>
+        <w:t>có</w:t>
+      </w:r>
+      <w:proofErr w:type="spellEnd"/>
+      <w:r>
+        <w:t xml:space="preserve"> </w:t>
+      </w:r>
+      <w:proofErr w:type="spellStart"/>
+      <w:r>
+        <w:t>sẵn</w:t>
+      </w:r>
+      <w:proofErr w:type="spellEnd"/>
+      <w:r>
+        <w:t xml:space="preserve"> </w:t>
+      </w:r>
+      <w:proofErr w:type="spellStart"/>
+      <w:r>
+        <w:t>của</w:t>
+      </w:r>
+      <w:proofErr w:type="spellEnd"/>
+      <w:r>
+        <w:t xml:space="preserve"> </w:t>
+      </w:r>
+      <w:proofErr w:type="spellStart"/>
+      <w:r>
+        <w:t>thư</w:t>
+      </w:r>
+      <w:proofErr w:type="spellEnd"/>
+      <w:r>
+        <w:t xml:space="preserve"> </w:t>
+      </w:r>
+      <w:proofErr w:type="spellStart"/>
+      <w:r>
+        <w:t>viện</w:t>
+      </w:r>
+      <w:proofErr w:type="spellEnd"/>
+      <w:r>
+        <w:t xml:space="preserve"> </w:t>
+      </w:r>
+      <w:proofErr w:type="spellStart"/>
+      <w:r>
+        <w:t>xgboost</w:t>
+      </w:r>
+      <w:proofErr w:type="spellEnd"/>
+      <w:r>
+        <w:t xml:space="preserve">, </w:t>
+      </w:r>
+      <w:proofErr w:type="spellStart"/>
+      <w:r>
+        <w:t>chuyên</w:t>
+      </w:r>
+      <w:proofErr w:type="spellEnd"/>
+      <w:r>
+        <w:t xml:space="preserve"> </w:t>
+      </w:r>
+      <w:proofErr w:type="spellStart"/>
+      <w:r>
+        <w:t>dùng</w:t>
+      </w:r>
+      <w:proofErr w:type="spellEnd"/>
+      <w:r>
+        <w:t xml:space="preserve"> </w:t>
+      </w:r>
+      <w:proofErr w:type="spellStart"/>
+      <w:r>
+        <w:t>để</w:t>
+      </w:r>
+      <w:proofErr w:type="spellEnd"/>
+      <w:r>
+        <w:t xml:space="preserve"> </w:t>
+      </w:r>
+      <w:proofErr w:type="spellStart"/>
+      <w:r>
+        <w:t>lặp</w:t>
+      </w:r>
+      <w:proofErr w:type="spellEnd"/>
+      <w:r>
+        <w:t xml:space="preserve"> </w:t>
+      </w:r>
+      <w:proofErr w:type="spellStart"/>
+      <w:r>
+        <w:t>và</w:t>
+      </w:r>
+      <w:proofErr w:type="spellEnd"/>
+      <w:r>
+        <w:t xml:space="preserve"> </w:t>
+      </w:r>
+      <w:proofErr w:type="spellStart"/>
+      <w:r>
+        <w:t>nạp</w:t>
+      </w:r>
+      <w:proofErr w:type="spellEnd"/>
+      <w:r>
+        <w:t xml:space="preserve"> </w:t>
+      </w:r>
+      <w:proofErr w:type="spellStart"/>
+      <w:r>
+        <w:t>dữ</w:t>
+      </w:r>
+      <w:proofErr w:type="spellEnd"/>
+      <w:r>
+        <w:t xml:space="preserve"> </w:t>
+      </w:r>
+      <w:proofErr w:type="spellStart"/>
+      <w:r>
+        <w:t>liệu</w:t>
+      </w:r>
+      <w:proofErr w:type="spellEnd"/>
+    </w:p>
+    <w:p>
+      <w:proofErr w:type="spellStart"/>
+      <w:r>
+        <w:t>Atol</w:t>
+      </w:r>
+      <w:proofErr w:type="spellEnd"/>
+      <w:r>
+        <w:t xml:space="preserve">: absolute tolerance: dung </w:t>
+      </w:r>
+      <w:proofErr w:type="spellStart"/>
+      <w:r>
+        <w:t>sai</w:t>
+      </w:r>
+      <w:proofErr w:type="spellEnd"/>
+      <w:r>
+        <w:t xml:space="preserve"> </w:t>
+      </w:r>
+      <w:proofErr w:type="spellStart"/>
+      <w:r>
+        <w:t>tuyệt</w:t>
+      </w:r>
+      <w:proofErr w:type="spellEnd"/>
+      <w:r>
+        <w:t xml:space="preserve"> </w:t>
+      </w:r>
+      <w:proofErr w:type="spellStart"/>
+      <w:r>
+        <w:t>đối</w:t>
+      </w:r>
+      <w:proofErr w:type="spellEnd"/>
+    </w:p>
+    <w:p>
+      <w:proofErr w:type="spellStart"/>
+      <w:r>
+        <w:t>Rtol</w:t>
+      </w:r>
+      <w:proofErr w:type="spellEnd"/>
+      <w:r>
+        <w:t xml:space="preserve">: relative tolerance: dung </w:t>
+      </w:r>
+      <w:proofErr w:type="spellStart"/>
+      <w:r>
+        <w:t>sai</w:t>
+      </w:r>
+      <w:proofErr w:type="spellEnd"/>
+      <w:r>
+        <w:t xml:space="preserve"> </w:t>
+      </w:r>
+      <w:proofErr w:type="spellStart"/>
+      <w:r>
+        <w:t>tương</w:t>
+      </w:r>
+      <w:proofErr w:type="spellEnd"/>
+      <w:r>
+        <w:t xml:space="preserve"> </w:t>
+      </w:r>
+      <w:proofErr w:type="spellStart"/>
+      <w:r>
+        <w:t>đối</w:t>
+      </w:r>
+      <w:proofErr w:type="spellEnd"/>
     </w:p>
     <w:p>
       <w:r>
@@ -24734,6 +23702,7 @@
     <w:p>
       <w:proofErr w:type="spellStart"/>
       <w:r>
+        <w:lastRenderedPageBreak/>
         <w:t>Bách</w:t>
       </w:r>
       <w:proofErr w:type="spellEnd"/>
@@ -25520,7 +24489,6 @@
     </w:p>
     <w:p>
       <w:r>
-        <w:lastRenderedPageBreak/>
         <w:t xml:space="preserve">Learning-side: serving side + learning side, </w:t>
       </w:r>
       <w:proofErr w:type="spellStart"/>
@@ -27101,6 +26069,7 @@
     <w:p>
       <w:proofErr w:type="spellStart"/>
       <w:r>
+        <w:lastRenderedPageBreak/>
         <w:t>Bước</w:t>
       </w:r>
       <w:proofErr w:type="spellEnd"/>
@@ -27804,21 +26773,7 @@
         <w:rPr>
           <w:rFonts w:eastAsiaTheme="minorEastAsia"/>
         </w:rPr>
-        <w:t xml:space="preserve"> </w:t>
-      </w:r>
-      <w:proofErr w:type="spellStart"/>
-      <w:r>
-        <w:rPr>
-          <w:rFonts w:eastAsiaTheme="minorEastAsia"/>
-        </w:rPr>
-        <w:t>là</w:t>
-      </w:r>
-      <w:proofErr w:type="spellEnd"/>
-      <w:r>
-        <w:rPr>
-          <w:rFonts w:eastAsiaTheme="minorEastAsia"/>
-        </w:rPr>
-        <w:t xml:space="preserve"> </w:t>
+        <w:t xml:space="preserve"> là </w:t>
       </w:r>
       <w:proofErr w:type="spellStart"/>
       <w:r>
@@ -29920,6 +28875,7 @@
     <w:p>
       <w:proofErr w:type="gramStart"/>
       <w:r>
+        <w:lastRenderedPageBreak/>
         <w:t>Fit(</w:t>
       </w:r>
       <w:proofErr w:type="gramEnd"/>
@@ -30697,7 +29653,6 @@
       </w:pPr>
       <w:proofErr w:type="spellStart"/>
       <w:r>
-        <w:lastRenderedPageBreak/>
         <w:t>quy</w:t>
       </w:r>
       <w:proofErr w:type="spellEnd"/>
@@ -32733,7 +31688,6 @@
       </w:pPr>
       <w:proofErr w:type="spellStart"/>
       <w:r>
-        <w:lastRenderedPageBreak/>
         <w:t>Nhóm</w:t>
       </w:r>
       <w:proofErr w:type="spellEnd"/>
@@ -34208,6 +33162,7 @@
       </w:r>
       <w:proofErr w:type="spellStart"/>
       <w:r>
+        <w:lastRenderedPageBreak/>
         <w:t>ghi</w:t>
       </w:r>
       <w:proofErr w:type="spellEnd"/>
@@ -35002,7 +33957,6 @@
     <w:p>
       <w:proofErr w:type="spellStart"/>
       <w:r>
-        <w:lastRenderedPageBreak/>
         <w:t>Cơ</w:t>
       </w:r>
       <w:proofErr w:type="spellEnd"/>
@@ -36058,6 +35012,7 @@
     </w:p>
     <w:p>
       <w:r>
+        <w:lastRenderedPageBreak/>
         <w:t xml:space="preserve">F1-minority: metric </w:t>
       </w:r>
       <w:proofErr w:type="spellStart"/>
@@ -36293,7 +35248,6 @@
         </w:numPr>
       </w:pPr>
       <w:r>
-        <w:lastRenderedPageBreak/>
         <w:t>feature edge</w:t>
       </w:r>
     </w:p>

--- a/README.docx
+++ b/README.docx
@@ -22623,6 +22623,381 @@
       </w:r>
     </w:p>
     <w:p>
+      <w:r>
+        <w:t>λ</w:t>
+      </w:r>
+      <w:r>
+        <w:t xml:space="preserve">: </w:t>
+      </w:r>
+      <w:proofErr w:type="spellStart"/>
+      <w:r>
+        <w:t>tham</w:t>
+      </w:r>
+      <w:proofErr w:type="spellEnd"/>
+      <w:r>
+        <w:t xml:space="preserve"> </w:t>
+      </w:r>
+      <w:proofErr w:type="spellStart"/>
+      <w:r>
+        <w:t>số</w:t>
+      </w:r>
+      <w:proofErr w:type="spellEnd"/>
+      <w:r>
+        <w:t xml:space="preserve"> </w:t>
+      </w:r>
+      <w:proofErr w:type="spellStart"/>
+      <w:r>
+        <w:t>điều</w:t>
+      </w:r>
+      <w:proofErr w:type="spellEnd"/>
+      <w:r>
+        <w:t xml:space="preserve"> </w:t>
+      </w:r>
+      <w:proofErr w:type="spellStart"/>
+      <w:r>
+        <w:t>chuẩn</w:t>
+      </w:r>
+      <w:proofErr w:type="spellEnd"/>
+      <w:r>
+        <w:t xml:space="preserve">, </w:t>
+      </w:r>
+      <w:proofErr w:type="spellStart"/>
+      <w:r>
+        <w:t>kiểm</w:t>
+      </w:r>
+      <w:proofErr w:type="spellEnd"/>
+      <w:r>
+        <w:t xml:space="preserve"> </w:t>
+      </w:r>
+      <w:proofErr w:type="spellStart"/>
+      <w:r>
+        <w:t>tra</w:t>
+      </w:r>
+      <w:proofErr w:type="spellEnd"/>
+      <w:r>
+        <w:t xml:space="preserve"> </w:t>
+      </w:r>
+      <w:proofErr w:type="spellStart"/>
+      <w:r>
+        <w:t>mức</w:t>
+      </w:r>
+      <w:proofErr w:type="spellEnd"/>
+      <w:r>
+        <w:t xml:space="preserve"> </w:t>
+      </w:r>
+      <w:proofErr w:type="spellStart"/>
+      <w:r>
+        <w:t>độ</w:t>
+      </w:r>
+      <w:proofErr w:type="spellEnd"/>
+      <w:r>
+        <w:t xml:space="preserve"> </w:t>
+      </w:r>
+      <w:proofErr w:type="spellStart"/>
+      <w:r>
+        <w:t>trừng</w:t>
+      </w:r>
+      <w:proofErr w:type="spellEnd"/>
+      <w:r>
+        <w:t xml:space="preserve"> </w:t>
+      </w:r>
+      <w:proofErr w:type="spellStart"/>
+      <w:r>
+        <w:t>phạt</w:t>
+      </w:r>
+      <w:proofErr w:type="spellEnd"/>
+      <w:r>
+        <w:t xml:space="preserve"> </w:t>
+      </w:r>
+      <w:proofErr w:type="spellStart"/>
+      <w:r>
+        <w:t>đối</w:t>
+      </w:r>
+      <w:proofErr w:type="spellEnd"/>
+      <w:r>
+        <w:t xml:space="preserve"> </w:t>
+      </w:r>
+      <w:proofErr w:type="spellStart"/>
+      <w:r>
+        <w:t>với</w:t>
+      </w:r>
+      <w:proofErr w:type="spellEnd"/>
+      <w:r>
+        <w:t xml:space="preserve"> </w:t>
+      </w:r>
+      <w:proofErr w:type="spellStart"/>
+      <w:r>
+        <w:t>các</w:t>
+      </w:r>
+      <w:proofErr w:type="spellEnd"/>
+      <w:r>
+        <w:t xml:space="preserve"> </w:t>
+      </w:r>
+      <w:proofErr w:type="spellStart"/>
+      <w:r>
+        <w:t>trọng</w:t>
+      </w:r>
+      <w:proofErr w:type="spellEnd"/>
+      <w:r>
+        <w:t xml:space="preserve"> </w:t>
+      </w:r>
+      <w:proofErr w:type="spellStart"/>
+      <w:r>
+        <w:t>số</w:t>
+      </w:r>
+      <w:proofErr w:type="spellEnd"/>
+      <w:r>
+        <w:t xml:space="preserve"> </w:t>
+      </w:r>
+      <w:proofErr w:type="spellStart"/>
+      <w:r>
+        <w:t>của</w:t>
+      </w:r>
+      <w:proofErr w:type="spellEnd"/>
+      <w:r>
+        <w:t xml:space="preserve"> </w:t>
+      </w:r>
+      <w:proofErr w:type="spellStart"/>
+      <w:r>
+        <w:t>mô</w:t>
+      </w:r>
+      <w:proofErr w:type="spellEnd"/>
+      <w:r>
+        <w:t xml:space="preserve"> </w:t>
+      </w:r>
+      <w:proofErr w:type="spellStart"/>
+      <w:r>
+        <w:t>hình</w:t>
+      </w:r>
+      <w:proofErr w:type="spellEnd"/>
+      <w:r>
+        <w:t xml:space="preserve"> </w:t>
+      </w:r>
+      <w:proofErr w:type="spellStart"/>
+      <w:r>
+        <w:t>trong</w:t>
+      </w:r>
+      <w:proofErr w:type="spellEnd"/>
+      <w:r>
+        <w:t xml:space="preserve"> </w:t>
+      </w:r>
+      <w:proofErr w:type="spellStart"/>
+      <w:r>
+        <w:t>quá</w:t>
+      </w:r>
+      <w:proofErr w:type="spellEnd"/>
+      <w:r>
+        <w:t xml:space="preserve"> </w:t>
+      </w:r>
+      <w:proofErr w:type="spellStart"/>
+      <w:r>
+        <w:t>trình</w:t>
+      </w:r>
+      <w:proofErr w:type="spellEnd"/>
+      <w:r>
+        <w:t xml:space="preserve"> </w:t>
+      </w:r>
+      <w:proofErr w:type="spellStart"/>
+      <w:r>
+        <w:t>huấn</w:t>
+      </w:r>
+      <w:proofErr w:type="spellEnd"/>
+      <w:r>
+        <w:t xml:space="preserve"> </w:t>
+      </w:r>
+      <w:proofErr w:type="spellStart"/>
+      <w:r>
+        <w:t>luyện</w:t>
+      </w:r>
+      <w:proofErr w:type="spellEnd"/>
+      <w:r>
+        <w:t xml:space="preserve">. </w:t>
+      </w:r>
+      <w:proofErr w:type="spellStart"/>
+      <w:r>
+        <w:t>Khoản</w:t>
+      </w:r>
+      <w:proofErr w:type="spellEnd"/>
+      <w:r>
+        <w:t xml:space="preserve"> </w:t>
+      </w:r>
+      <w:proofErr w:type="spellStart"/>
+      <w:r>
+        <w:t>phạt</w:t>
+      </w:r>
+      <w:proofErr w:type="spellEnd"/>
+      <w:r>
+        <w:t xml:space="preserve"> </w:t>
+      </w:r>
+      <w:proofErr w:type="spellStart"/>
+      <w:r>
+        <w:t>của</w:t>
+      </w:r>
+      <w:proofErr w:type="spellEnd"/>
+      <w:r>
+        <w:t xml:space="preserve"> </w:t>
+      </w:r>
+      <w:r>
+        <w:t>λ</w:t>
+      </w:r>
+      <w:r>
+        <w:t xml:space="preserve"> </w:t>
+      </w:r>
+      <w:proofErr w:type="spellStart"/>
+      <w:r>
+        <w:t>tỷ</w:t>
+      </w:r>
+      <w:proofErr w:type="spellEnd"/>
+      <w:r>
+        <w:t xml:space="preserve"> </w:t>
+      </w:r>
+      <w:proofErr w:type="spellStart"/>
+      <w:r>
+        <w:t>lệ</w:t>
+      </w:r>
+      <w:proofErr w:type="spellEnd"/>
+      <w:r>
+        <w:t xml:space="preserve"> </w:t>
+      </w:r>
+      <w:proofErr w:type="spellStart"/>
+      <w:r>
+        <w:t>thuần</w:t>
+      </w:r>
+      <w:proofErr w:type="spellEnd"/>
+      <w:r>
+        <w:t xml:space="preserve"> </w:t>
+      </w:r>
+      <w:proofErr w:type="spellStart"/>
+      <w:r>
+        <w:t>bình</w:t>
+      </w:r>
+      <w:proofErr w:type="spellEnd"/>
+      <w:r>
+        <w:t xml:space="preserve"> </w:t>
+      </w:r>
+      <w:proofErr w:type="spellStart"/>
+      <w:r>
+        <w:t>phương</w:t>
+      </w:r>
+      <w:proofErr w:type="spellEnd"/>
+      <w:r>
+        <w:t xml:space="preserve"> </w:t>
+      </w:r>
+      <w:proofErr w:type="spellStart"/>
+      <w:r>
+        <w:t>của</w:t>
+      </w:r>
+      <w:proofErr w:type="spellEnd"/>
+      <w:r>
+        <w:t xml:space="preserve"> </w:t>
+      </w:r>
+      <w:proofErr w:type="spellStart"/>
+      <w:r>
+        <w:t>các</w:t>
+      </w:r>
+      <w:proofErr w:type="spellEnd"/>
+      <w:r>
+        <w:t xml:space="preserve"> </w:t>
+      </w:r>
+      <w:proofErr w:type="spellStart"/>
+      <w:r>
+        <w:t>giá</w:t>
+      </w:r>
+      <w:proofErr w:type="spellEnd"/>
+      <w:r>
+        <w:t xml:space="preserve"> </w:t>
+      </w:r>
+      <w:proofErr w:type="spellStart"/>
+      <w:r>
+        <w:t>trị</w:t>
+      </w:r>
+      <w:proofErr w:type="spellEnd"/>
+      <w:r>
+        <w:t xml:space="preserve"> </w:t>
+      </w:r>
+      <w:proofErr w:type="spellStart"/>
+      <w:r>
+        <w:t>tham</w:t>
+      </w:r>
+      <w:proofErr w:type="spellEnd"/>
+      <w:r>
+        <w:t xml:space="preserve"> </w:t>
+      </w:r>
+      <w:proofErr w:type="spellStart"/>
+      <w:r>
+        <w:t>số</w:t>
+      </w:r>
+      <w:proofErr w:type="spellEnd"/>
+      <w:r>
+        <w:t xml:space="preserve"> (</w:t>
+      </w:r>
+      <w:proofErr w:type="spellStart"/>
+      <w:r>
+        <w:t>trọng</w:t>
+      </w:r>
+      <w:proofErr w:type="spellEnd"/>
+      <w:r>
+        <w:t xml:space="preserve"> </w:t>
+      </w:r>
+      <w:proofErr w:type="spellStart"/>
+      <w:r>
+        <w:t>số</w:t>
+      </w:r>
+      <w:proofErr w:type="spellEnd"/>
+      <w:r>
+        <w:t xml:space="preserve">) </w:t>
+      </w:r>
+      <w:proofErr w:type="spellStart"/>
+      <w:r>
+        <w:t>trong</w:t>
+      </w:r>
+      <w:proofErr w:type="spellEnd"/>
+      <w:r>
+        <w:t xml:space="preserve"> </w:t>
+      </w:r>
+      <w:proofErr w:type="spellStart"/>
+      <w:r>
+        <w:t>mô</w:t>
+      </w:r>
+      <w:proofErr w:type="spellEnd"/>
+      <w:r>
+        <w:t xml:space="preserve"> </w:t>
+      </w:r>
+      <w:proofErr w:type="spellStart"/>
+      <w:r>
+        <w:t>hình</w:t>
+      </w:r>
+      <w:proofErr w:type="spellEnd"/>
+      <w:r>
+        <w:t xml:space="preserve">  </w:t>
+      </w:r>
+    </w:p>
+    <w:p>
+      <w:r>
+        <w:t xml:space="preserve">SE: </w:t>
+      </w:r>
+    </w:p>
+    <w:p>
+      <w:proofErr w:type="spellStart"/>
+      <w:proofErr w:type="gramStart"/>
+      <w:r>
+        <w:t>Spw</w:t>
+      </w:r>
+      <w:proofErr w:type="spellEnd"/>
+      <w:r>
+        <w:t>(</w:t>
+      </w:r>
+      <w:proofErr w:type="gramEnd"/>
+      <w:r>
+        <w:t xml:space="preserve">scale pos weight): </w:t>
+      </w:r>
+    </w:p>
+    <w:p>
+      <w:r>
+        <w:t xml:space="preserve">Leaf weight: </w:t>
+      </w:r>
+    </w:p>
+    <w:p>
       <w:proofErr w:type="spellStart"/>
       <w:r>
         <w:t>Xgb.DataIter</w:t>
@@ -23043,6 +23418,7 @@
     <w:p>
       <w:proofErr w:type="gramStart"/>
       <w:r>
+        <w:lastRenderedPageBreak/>
         <w:t>Δ</w:t>
       </w:r>
       <w:r>
@@ -23702,7 +24078,6 @@
     <w:p>
       <w:proofErr w:type="spellStart"/>
       <w:r>
-        <w:lastRenderedPageBreak/>
         <w:t>Bách</w:t>
       </w:r>
       <w:proofErr w:type="spellEnd"/>
@@ -25794,6 +26169,7 @@
     <w:p>
       <w:proofErr w:type="spellStart"/>
       <w:r>
+        <w:lastRenderedPageBreak/>
         <w:t>Cơ</w:t>
       </w:r>
       <w:proofErr w:type="spellEnd"/>
@@ -26069,7 +26445,6 @@
     <w:p>
       <w:proofErr w:type="spellStart"/>
       <w:r>
-        <w:lastRenderedPageBreak/>
         <w:t>Bước</w:t>
       </w:r>
       <w:proofErr w:type="spellEnd"/>
@@ -26773,7 +27148,21 @@
         <w:rPr>
           <w:rFonts w:eastAsiaTheme="minorEastAsia"/>
         </w:rPr>
-        <w:t xml:space="preserve"> là </w:t>
+        <w:t xml:space="preserve"> </w:t>
+      </w:r>
+      <w:proofErr w:type="spellStart"/>
+      <w:r>
+        <w:rPr>
+          <w:rFonts w:eastAsiaTheme="minorEastAsia"/>
+        </w:rPr>
+        <w:t>là</w:t>
+      </w:r>
+      <w:proofErr w:type="spellEnd"/>
+      <w:r>
+        <w:rPr>
+          <w:rFonts w:eastAsiaTheme="minorEastAsia"/>
+        </w:rPr>
+        <w:t xml:space="preserve"> </w:t>
       </w:r>
       <w:proofErr w:type="spellStart"/>
       <w:r>
@@ -28298,6 +28687,7 @@
         <w:rPr>
           <w:rFonts w:eastAsiaTheme="minorEastAsia"/>
         </w:rPr>
+        <w:lastRenderedPageBreak/>
         <w:t>Cộng</w:t>
       </w:r>
       <w:proofErr w:type="spellEnd"/>
@@ -28875,7 +29265,6 @@
     <w:p>
       <w:proofErr w:type="gramStart"/>
       <w:r>
-        <w:lastRenderedPageBreak/>
         <w:t>Fit(</w:t>
       </w:r>
       <w:proofErr w:type="gramEnd"/>
@@ -30498,6 +30887,7 @@
     <w:p>
       <w:proofErr w:type="spellStart"/>
       <w:r>
+        <w:lastRenderedPageBreak/>
         <w:t>Ngoài</w:t>
       </w:r>
       <w:proofErr w:type="spellEnd"/>
@@ -32497,7 +32887,14 @@
         <w:rPr>
           <w:rStyle w:val="Emphasis"/>
         </w:rPr>
-        <w:t>basic transaction features + graph-pattern-based features + account (node) features</w:t>
+        <w:t xml:space="preserve">basic transaction features + graph-pattern-based features + account (node) </w:t>
+      </w:r>
+      <w:r>
+        <w:rPr>
+          <w:rStyle w:val="Emphasis"/>
+        </w:rPr>
+        <w:lastRenderedPageBreak/>
+        <w:t>features</w:t>
       </w:r>
       <w:r>
         <w:t xml:space="preserve">. </w:t>
@@ -33162,7 +33559,6 @@
       </w:r>
       <w:proofErr w:type="spellStart"/>
       <w:r>
-        <w:lastRenderedPageBreak/>
         <w:t>ghi</w:t>
       </w:r>
       <w:proofErr w:type="spellEnd"/>
@@ -34340,6 +34736,7 @@
     <w:p>
       <w:proofErr w:type="spellStart"/>
       <w:r>
+        <w:lastRenderedPageBreak/>
         <w:t>Dựa</w:t>
       </w:r>
       <w:proofErr w:type="spellEnd"/>
@@ -35012,7 +35409,6 @@
     </w:p>
     <w:p>
       <w:r>
-        <w:lastRenderedPageBreak/>
         <w:t xml:space="preserve">F1-minority: metric </w:t>
       </w:r>
       <w:proofErr w:type="spellStart"/>
@@ -35365,6 +35761,7 @@
         <w:rPr>
           <w:noProof/>
         </w:rPr>
+        <w:lastRenderedPageBreak/>
         <w:drawing>
           <wp:inline distT="0" distB="0" distL="0" distR="0" wp14:anchorId="156BE601" wp14:editId="61F7CE4D">
             <wp:extent cx="5943600" cy="3855720"/>
